--- a/documents/word/16_Sales_Marketing_Commercialization.docx
+++ b/documents/word/16_Sales_Marketing_Commercialization.docx
@@ -4,6 +4,7 @@
   <w:body>
     <w:p>
       <w:pPr>
+        <w:shd w:val="clear" w:color="auto" w:fill="0E2841" w:themeFill="text2"/>
         <w:spacing w:before="100" w:beforeAutospacing="1" w:after="100" w:afterAutospacing="1" w:line="240" w:lineRule="auto"/>
         <w:outlineLvl w:val="0"/>
         <w:rPr>
@@ -815,54 +816,45 @@
     </w:p>
     <w:tbl>
       <w:tblPr>
+        <w:tblStyle w:val="PlainTable1"/>
         <w:tblW w:w="0" w:type="auto"/>
-        <w:tblCellSpacing w:w="15" w:type="dxa"/>
-        <w:tblCellMar>
-          <w:top w:w="15" w:type="dxa"/>
-          <w:left w:w="15" w:type="dxa"/>
-          <w:bottom w:w="15" w:type="dxa"/>
-          <w:right w:w="15" w:type="dxa"/>
-        </w:tblCellMar>
         <w:tblLook w:val="04A0" w:firstRow="1" w:lastRow="0" w:firstColumn="1" w:lastColumn="0" w:noHBand="0" w:noVBand="1"/>
       </w:tblPr>
       <w:tblGrid>
-        <w:gridCol w:w="1358"/>
-        <w:gridCol w:w="1440"/>
-        <w:gridCol w:w="2616"/>
-        <w:gridCol w:w="2316"/>
-        <w:gridCol w:w="1296"/>
+        <w:gridCol w:w="1517"/>
+        <w:gridCol w:w="1485"/>
+        <w:gridCol w:w="2444"/>
+        <w:gridCol w:w="2188"/>
+        <w:gridCol w:w="1382"/>
       </w:tblGrid>
       <w:tr>
         <w:trPr>
-          <w:tblHeader/>
-          <w:tblCellSpacing w:w="15" w:type="dxa"/>
+          <w:cnfStyle w:val="100000000000" w:firstRow="1" w:lastRow="0" w:firstColumn="0" w:lastColumn="0" w:oddVBand="0" w:evenVBand="0" w:oddHBand="0" w:evenHBand="0" w:firstRowFirstColumn="0" w:firstRowLastColumn="0" w:lastRowFirstColumn="0" w:lastRowLastColumn="0"/>
         </w:trPr>
         <w:tc>
           <w:tcPr>
+            <w:cnfStyle w:val="001000000000" w:firstRow="0" w:lastRow="0" w:firstColumn="1" w:lastColumn="0" w:oddVBand="0" w:evenVBand="0" w:oddHBand="0" w:evenHBand="0" w:firstRowFirstColumn="0" w:firstRowLastColumn="0" w:lastRowFirstColumn="0" w:lastRowLastColumn="0"/>
             <w:tcW w:w="0" w:type="auto"/>
-            <w:vAlign w:val="center"/>
-            <w:hideMark/>
-          </w:tcPr>
-          <w:p>
-            <w:pPr>
-              <w:spacing w:after="0" w:line="240" w:lineRule="auto"/>
+            <w:shd w:val="clear" w:color="auto" w:fill="0E2841" w:themeFill="text2"/>
+            <w:hideMark/>
+          </w:tcPr>
+          <w:p>
+            <w:pPr>
               <w:jc w:val="center"/>
               <w:rPr>
                 <w:rFonts w:ascii="Times New Roman" w:eastAsia="Times New Roman" w:hAnsi="Times New Roman" w:cs="Times New Roman"/>
-                <w:b/>
-                <w:bCs/>
-                <w:kern w:val="0"/>
-                <w:sz w:val="24"/>
-                <w:szCs w:val="24"/>
-                <w:lang w:val="en-GB" w:eastAsia="en-GB" w:bidi="ar-SA"/>
-                <w14:ligatures w14:val="none"/>
-              </w:rPr>
-            </w:pPr>
-            <w:r>
-              <w:rPr>
-                <w:rFonts w:ascii="Times New Roman" w:eastAsia="Times New Roman" w:hAnsi="Times New Roman" w:cs="Times New Roman"/>
-                <w:b/>
-                <w:bCs/>
+                <w:b w:val="0"/>
+                <w:bCs w:val="0"/>
+                <w:kern w:val="0"/>
+                <w:sz w:val="24"/>
+                <w:szCs w:val="24"/>
+                <w:lang w:val="en-GB" w:eastAsia="en-GB" w:bidi="ar-SA"/>
+                <w14:ligatures w14:val="none"/>
+              </w:rPr>
+            </w:pPr>
+            <w:r>
+              <w:rPr>
+                <w:rFonts w:ascii="Times New Roman" w:eastAsia="Times New Roman" w:hAnsi="Times New Roman" w:cs="Times New Roman"/>
                 <w:kern w:val="0"/>
                 <w:sz w:val="24"/>
                 <w:szCs w:val="24"/>
@@ -876,29 +868,27 @@
         <w:tc>
           <w:tcPr>
             <w:tcW w:w="0" w:type="auto"/>
-            <w:vAlign w:val="center"/>
-            <w:hideMark/>
-          </w:tcPr>
-          <w:p>
-            <w:pPr>
-              <w:spacing w:after="0" w:line="240" w:lineRule="auto"/>
+            <w:shd w:val="clear" w:color="auto" w:fill="0E2841" w:themeFill="text2"/>
+            <w:hideMark/>
+          </w:tcPr>
+          <w:p>
+            <w:pPr>
               <w:jc w:val="center"/>
-              <w:rPr>
-                <w:rFonts w:ascii="Times New Roman" w:eastAsia="Times New Roman" w:hAnsi="Times New Roman" w:cs="Times New Roman"/>
-                <w:b/>
-                <w:bCs/>
-                <w:kern w:val="0"/>
-                <w:sz w:val="24"/>
-                <w:szCs w:val="24"/>
-                <w:lang w:val="en-GB" w:eastAsia="en-GB" w:bidi="ar-SA"/>
-                <w14:ligatures w14:val="none"/>
-              </w:rPr>
-            </w:pPr>
-            <w:r>
-              <w:rPr>
-                <w:rFonts w:ascii="Times New Roman" w:eastAsia="Times New Roman" w:hAnsi="Times New Roman" w:cs="Times New Roman"/>
-                <w:b/>
-                <w:bCs/>
+              <w:cnfStyle w:val="100000000000" w:firstRow="1" w:lastRow="0" w:firstColumn="0" w:lastColumn="0" w:oddVBand="0" w:evenVBand="0" w:oddHBand="0" w:evenHBand="0" w:firstRowFirstColumn="0" w:firstRowLastColumn="0" w:lastRowFirstColumn="0" w:lastRowLastColumn="0"/>
+              <w:rPr>
+                <w:rFonts w:ascii="Times New Roman" w:eastAsia="Times New Roman" w:hAnsi="Times New Roman" w:cs="Times New Roman"/>
+                <w:b w:val="0"/>
+                <w:bCs w:val="0"/>
+                <w:kern w:val="0"/>
+                <w:sz w:val="24"/>
+                <w:szCs w:val="24"/>
+                <w:lang w:val="en-GB" w:eastAsia="en-GB" w:bidi="ar-SA"/>
+                <w14:ligatures w14:val="none"/>
+              </w:rPr>
+            </w:pPr>
+            <w:r>
+              <w:rPr>
+                <w:rFonts w:ascii="Times New Roman" w:eastAsia="Times New Roman" w:hAnsi="Times New Roman" w:cs="Times New Roman"/>
                 <w:kern w:val="0"/>
                 <w:sz w:val="24"/>
                 <w:szCs w:val="24"/>
@@ -912,29 +902,27 @@
         <w:tc>
           <w:tcPr>
             <w:tcW w:w="0" w:type="auto"/>
-            <w:vAlign w:val="center"/>
-            <w:hideMark/>
-          </w:tcPr>
-          <w:p>
-            <w:pPr>
-              <w:spacing w:after="0" w:line="240" w:lineRule="auto"/>
+            <w:shd w:val="clear" w:color="auto" w:fill="0E2841" w:themeFill="text2"/>
+            <w:hideMark/>
+          </w:tcPr>
+          <w:p>
+            <w:pPr>
               <w:jc w:val="center"/>
-              <w:rPr>
-                <w:rFonts w:ascii="Times New Roman" w:eastAsia="Times New Roman" w:hAnsi="Times New Roman" w:cs="Times New Roman"/>
-                <w:b/>
-                <w:bCs/>
-                <w:kern w:val="0"/>
-                <w:sz w:val="24"/>
-                <w:szCs w:val="24"/>
-                <w:lang w:val="en-GB" w:eastAsia="en-GB" w:bidi="ar-SA"/>
-                <w14:ligatures w14:val="none"/>
-              </w:rPr>
-            </w:pPr>
-            <w:r>
-              <w:rPr>
-                <w:rFonts w:ascii="Times New Roman" w:eastAsia="Times New Roman" w:hAnsi="Times New Roman" w:cs="Times New Roman"/>
-                <w:b/>
-                <w:bCs/>
+              <w:cnfStyle w:val="100000000000" w:firstRow="1" w:lastRow="0" w:firstColumn="0" w:lastColumn="0" w:oddVBand="0" w:evenVBand="0" w:oddHBand="0" w:evenHBand="0" w:firstRowFirstColumn="0" w:firstRowLastColumn="0" w:lastRowFirstColumn="0" w:lastRowLastColumn="0"/>
+              <w:rPr>
+                <w:rFonts w:ascii="Times New Roman" w:eastAsia="Times New Roman" w:hAnsi="Times New Roman" w:cs="Times New Roman"/>
+                <w:b w:val="0"/>
+                <w:bCs w:val="0"/>
+                <w:kern w:val="0"/>
+                <w:sz w:val="24"/>
+                <w:szCs w:val="24"/>
+                <w:lang w:val="en-GB" w:eastAsia="en-GB" w:bidi="ar-SA"/>
+                <w14:ligatures w14:val="none"/>
+              </w:rPr>
+            </w:pPr>
+            <w:r>
+              <w:rPr>
+                <w:rFonts w:ascii="Times New Roman" w:eastAsia="Times New Roman" w:hAnsi="Times New Roman" w:cs="Times New Roman"/>
                 <w:kern w:val="0"/>
                 <w:sz w:val="24"/>
                 <w:szCs w:val="24"/>
@@ -948,29 +936,27 @@
         <w:tc>
           <w:tcPr>
             <w:tcW w:w="0" w:type="auto"/>
-            <w:vAlign w:val="center"/>
-            <w:hideMark/>
-          </w:tcPr>
-          <w:p>
-            <w:pPr>
-              <w:spacing w:after="0" w:line="240" w:lineRule="auto"/>
+            <w:shd w:val="clear" w:color="auto" w:fill="0E2841" w:themeFill="text2"/>
+            <w:hideMark/>
+          </w:tcPr>
+          <w:p>
+            <w:pPr>
               <w:jc w:val="center"/>
-              <w:rPr>
-                <w:rFonts w:ascii="Times New Roman" w:eastAsia="Times New Roman" w:hAnsi="Times New Roman" w:cs="Times New Roman"/>
-                <w:b/>
-                <w:bCs/>
-                <w:kern w:val="0"/>
-                <w:sz w:val="24"/>
-                <w:szCs w:val="24"/>
-                <w:lang w:val="en-GB" w:eastAsia="en-GB" w:bidi="ar-SA"/>
-                <w14:ligatures w14:val="none"/>
-              </w:rPr>
-            </w:pPr>
-            <w:r>
-              <w:rPr>
-                <w:rFonts w:ascii="Times New Roman" w:eastAsia="Times New Roman" w:hAnsi="Times New Roman" w:cs="Times New Roman"/>
-                <w:b/>
-                <w:bCs/>
+              <w:cnfStyle w:val="100000000000" w:firstRow="1" w:lastRow="0" w:firstColumn="0" w:lastColumn="0" w:oddVBand="0" w:evenVBand="0" w:oddHBand="0" w:evenHBand="0" w:firstRowFirstColumn="0" w:firstRowLastColumn="0" w:lastRowFirstColumn="0" w:lastRowLastColumn="0"/>
+              <w:rPr>
+                <w:rFonts w:ascii="Times New Roman" w:eastAsia="Times New Roman" w:hAnsi="Times New Roman" w:cs="Times New Roman"/>
+                <w:b w:val="0"/>
+                <w:bCs w:val="0"/>
+                <w:kern w:val="0"/>
+                <w:sz w:val="24"/>
+                <w:szCs w:val="24"/>
+                <w:lang w:val="en-GB" w:eastAsia="en-GB" w:bidi="ar-SA"/>
+                <w14:ligatures w14:val="none"/>
+              </w:rPr>
+            </w:pPr>
+            <w:r>
+              <w:rPr>
+                <w:rFonts w:ascii="Times New Roman" w:eastAsia="Times New Roman" w:hAnsi="Times New Roman" w:cs="Times New Roman"/>
                 <w:kern w:val="0"/>
                 <w:sz w:val="24"/>
                 <w:szCs w:val="24"/>
@@ -984,29 +970,27 @@
         <w:tc>
           <w:tcPr>
             <w:tcW w:w="0" w:type="auto"/>
-            <w:vAlign w:val="center"/>
-            <w:hideMark/>
-          </w:tcPr>
-          <w:p>
-            <w:pPr>
-              <w:spacing w:after="0" w:line="240" w:lineRule="auto"/>
+            <w:shd w:val="clear" w:color="auto" w:fill="0E2841" w:themeFill="text2"/>
+            <w:hideMark/>
+          </w:tcPr>
+          <w:p>
+            <w:pPr>
               <w:jc w:val="center"/>
-              <w:rPr>
-                <w:rFonts w:ascii="Times New Roman" w:eastAsia="Times New Roman" w:hAnsi="Times New Roman" w:cs="Times New Roman"/>
-                <w:b/>
-                <w:bCs/>
-                <w:kern w:val="0"/>
-                <w:sz w:val="24"/>
-                <w:szCs w:val="24"/>
-                <w:lang w:val="en-GB" w:eastAsia="en-GB" w:bidi="ar-SA"/>
-                <w14:ligatures w14:val="none"/>
-              </w:rPr>
-            </w:pPr>
-            <w:r>
-              <w:rPr>
-                <w:rFonts w:ascii="Times New Roman" w:eastAsia="Times New Roman" w:hAnsi="Times New Roman" w:cs="Times New Roman"/>
-                <w:b/>
-                <w:bCs/>
+              <w:cnfStyle w:val="100000000000" w:firstRow="1" w:lastRow="0" w:firstColumn="0" w:lastColumn="0" w:oddVBand="0" w:evenVBand="0" w:oddHBand="0" w:evenHBand="0" w:firstRowFirstColumn="0" w:firstRowLastColumn="0" w:lastRowFirstColumn="0" w:lastRowLastColumn="0"/>
+              <w:rPr>
+                <w:rFonts w:ascii="Times New Roman" w:eastAsia="Times New Roman" w:hAnsi="Times New Roman" w:cs="Times New Roman"/>
+                <w:b w:val="0"/>
+                <w:bCs w:val="0"/>
+                <w:kern w:val="0"/>
+                <w:sz w:val="24"/>
+                <w:szCs w:val="24"/>
+                <w:lang w:val="en-GB" w:eastAsia="en-GB" w:bidi="ar-SA"/>
+                <w14:ligatures w14:val="none"/>
+              </w:rPr>
+            </w:pPr>
+            <w:r>
+              <w:rPr>
+                <w:rFonts w:ascii="Times New Roman" w:eastAsia="Times New Roman" w:hAnsi="Times New Roman" w:cs="Times New Roman"/>
                 <w:kern w:val="0"/>
                 <w:sz w:val="24"/>
                 <w:szCs w:val="24"/>
@@ -1020,17 +1004,16 @@
       </w:tr>
       <w:tr>
         <w:trPr>
-          <w:tblCellSpacing w:w="15" w:type="dxa"/>
+          <w:cnfStyle w:val="000000100000" w:firstRow="0" w:lastRow="0" w:firstColumn="0" w:lastColumn="0" w:oddVBand="0" w:evenVBand="0" w:oddHBand="1" w:evenHBand="0" w:firstRowFirstColumn="0" w:firstRowLastColumn="0" w:lastRowFirstColumn="0" w:lastRowLastColumn="0"/>
         </w:trPr>
         <w:tc>
           <w:tcPr>
+            <w:cnfStyle w:val="001000000000" w:firstRow="0" w:lastRow="0" w:firstColumn="1" w:lastColumn="0" w:oddVBand="0" w:evenVBand="0" w:oddHBand="0" w:evenHBand="0" w:firstRowFirstColumn="0" w:firstRowLastColumn="0" w:lastRowFirstColumn="0" w:lastRowLastColumn="0"/>
             <w:tcW w:w="0" w:type="auto"/>
-            <w:vAlign w:val="center"/>
-            <w:hideMark/>
-          </w:tcPr>
-          <w:p>
-            <w:pPr>
-              <w:spacing w:after="0" w:line="240" w:lineRule="auto"/>
+            <w:hideMark/>
+          </w:tcPr>
+          <w:p>
+            <w:pPr>
               <w:rPr>
                 <w:rFonts w:ascii="Times New Roman" w:eastAsia="Times New Roman" w:hAnsi="Times New Roman" w:cs="Times New Roman"/>
                 <w:kern w:val="0"/>
@@ -1056,12 +1039,11 @@
         <w:tc>
           <w:tcPr>
             <w:tcW w:w="0" w:type="auto"/>
-            <w:vAlign w:val="center"/>
-            <w:hideMark/>
-          </w:tcPr>
-          <w:p>
-            <w:pPr>
-              <w:spacing w:after="0" w:line="240" w:lineRule="auto"/>
+            <w:hideMark/>
+          </w:tcPr>
+          <w:p>
+            <w:pPr>
+              <w:cnfStyle w:val="000000100000" w:firstRow="0" w:lastRow="0" w:firstColumn="0" w:lastColumn="0" w:oddVBand="0" w:evenVBand="0" w:oddHBand="1" w:evenHBand="0" w:firstRowFirstColumn="0" w:firstRowLastColumn="0" w:lastRowFirstColumn="0" w:lastRowLastColumn="0"/>
               <w:rPr>
                 <w:rFonts w:ascii="Times New Roman" w:eastAsia="Times New Roman" w:hAnsi="Times New Roman" w:cs="Times New Roman"/>
                 <w:kern w:val="0"/>
@@ -1087,12 +1069,11 @@
         <w:tc>
           <w:tcPr>
             <w:tcW w:w="0" w:type="auto"/>
-            <w:vAlign w:val="center"/>
-            <w:hideMark/>
-          </w:tcPr>
-          <w:p>
-            <w:pPr>
-              <w:spacing w:after="0" w:line="240" w:lineRule="auto"/>
+            <w:hideMark/>
+          </w:tcPr>
+          <w:p>
+            <w:pPr>
+              <w:cnfStyle w:val="000000100000" w:firstRow="0" w:lastRow="0" w:firstColumn="0" w:lastColumn="0" w:oddVBand="0" w:evenVBand="0" w:oddHBand="1" w:evenHBand="0" w:firstRowFirstColumn="0" w:firstRowLastColumn="0" w:lastRowFirstColumn="0" w:lastRowLastColumn="0"/>
               <w:rPr>
                 <w:rFonts w:ascii="Times New Roman" w:eastAsia="Times New Roman" w:hAnsi="Times New Roman" w:cs="Times New Roman"/>
                 <w:kern w:val="0"/>
@@ -1118,12 +1099,11 @@
         <w:tc>
           <w:tcPr>
             <w:tcW w:w="0" w:type="auto"/>
-            <w:vAlign w:val="center"/>
-            <w:hideMark/>
-          </w:tcPr>
-          <w:p>
-            <w:pPr>
-              <w:spacing w:after="0" w:line="240" w:lineRule="auto"/>
+            <w:hideMark/>
+          </w:tcPr>
+          <w:p>
+            <w:pPr>
+              <w:cnfStyle w:val="000000100000" w:firstRow="0" w:lastRow="0" w:firstColumn="0" w:lastColumn="0" w:oddVBand="0" w:evenVBand="0" w:oddHBand="1" w:evenHBand="0" w:firstRowFirstColumn="0" w:firstRowLastColumn="0" w:lastRowFirstColumn="0" w:lastRowLastColumn="0"/>
               <w:rPr>
                 <w:rFonts w:ascii="Times New Roman" w:eastAsia="Times New Roman" w:hAnsi="Times New Roman" w:cs="Times New Roman"/>
                 <w:kern w:val="0"/>
@@ -1149,12 +1129,11 @@
         <w:tc>
           <w:tcPr>
             <w:tcW w:w="0" w:type="auto"/>
-            <w:vAlign w:val="center"/>
-            <w:hideMark/>
-          </w:tcPr>
-          <w:p>
-            <w:pPr>
-              <w:spacing w:after="0" w:line="240" w:lineRule="auto"/>
+            <w:hideMark/>
+          </w:tcPr>
+          <w:p>
+            <w:pPr>
+              <w:cnfStyle w:val="000000100000" w:firstRow="0" w:lastRow="0" w:firstColumn="0" w:lastColumn="0" w:oddVBand="0" w:evenVBand="0" w:oddHBand="1" w:evenHBand="0" w:firstRowFirstColumn="0" w:firstRowLastColumn="0" w:lastRowFirstColumn="0" w:lastRowLastColumn="0"/>
               <w:rPr>
                 <w:rFonts w:ascii="Times New Roman" w:eastAsia="Times New Roman" w:hAnsi="Times New Roman" w:cs="Times New Roman"/>
                 <w:kern w:val="0"/>
@@ -1174,307 +1153,294 @@
                 <w14:ligatures w14:val="none"/>
               </w:rPr>
               <w:t>CEO / Board</w:t>
+            </w:r>
+          </w:p>
+        </w:tc>
+      </w:tr>
+      <w:tr>
+        <w:tc>
+          <w:tcPr>
+            <w:cnfStyle w:val="001000000000" w:firstRow="0" w:lastRow="0" w:firstColumn="1" w:lastColumn="0" w:oddVBand="0" w:evenVBand="0" w:oddHBand="0" w:evenHBand="0" w:firstRowFirstColumn="0" w:firstRowLastColumn="0" w:lastRowFirstColumn="0" w:lastRowLastColumn="0"/>
+            <w:tcW w:w="0" w:type="auto"/>
+            <w:hideMark/>
+          </w:tcPr>
+          <w:p>
+            <w:pPr>
+              <w:rPr>
+                <w:rFonts w:ascii="Times New Roman" w:eastAsia="Times New Roman" w:hAnsi="Times New Roman" w:cs="Times New Roman"/>
+                <w:kern w:val="0"/>
+                <w:sz w:val="24"/>
+                <w:szCs w:val="24"/>
+                <w:lang w:val="en-GB" w:eastAsia="en-GB" w:bidi="ar-SA"/>
+                <w14:ligatures w14:val="none"/>
+              </w:rPr>
+            </w:pPr>
+            <w:r>
+              <w:rPr>
+                <w:rFonts w:ascii="Times New Roman" w:eastAsia="Times New Roman" w:hAnsi="Times New Roman" w:cs="Times New Roman"/>
+                <w:kern w:val="0"/>
+                <w:sz w:val="24"/>
+                <w:szCs w:val="24"/>
+                <w:lang w:val="en-GB" w:eastAsia="en-GB" w:bidi="ar-SA"/>
+                <w14:ligatures w14:val="none"/>
+              </w:rPr>
+              <w:t>Finance</w:t>
+            </w:r>
+          </w:p>
+        </w:tc>
+        <w:tc>
+          <w:tcPr>
+            <w:tcW w:w="0" w:type="auto"/>
+            <w:hideMark/>
+          </w:tcPr>
+          <w:p>
+            <w:pPr>
+              <w:cnfStyle w:val="000000000000" w:firstRow="0" w:lastRow="0" w:firstColumn="0" w:lastColumn="0" w:oddVBand="0" w:evenVBand="0" w:oddHBand="0" w:evenHBand="0" w:firstRowFirstColumn="0" w:firstRowLastColumn="0" w:lastRowFirstColumn="0" w:lastRowLastColumn="0"/>
+              <w:rPr>
+                <w:rFonts w:ascii="Times New Roman" w:eastAsia="Times New Roman" w:hAnsi="Times New Roman" w:cs="Times New Roman"/>
+                <w:kern w:val="0"/>
+                <w:sz w:val="24"/>
+                <w:szCs w:val="24"/>
+                <w:lang w:val="en-GB" w:eastAsia="en-GB" w:bidi="ar-SA"/>
+                <w14:ligatures w14:val="none"/>
+              </w:rPr>
+            </w:pPr>
+            <w:r>
+              <w:rPr>
+                <w:rFonts w:ascii="Times New Roman" w:eastAsia="Times New Roman" w:hAnsi="Times New Roman" w:cs="Times New Roman"/>
+                <w:kern w:val="0"/>
+                <w:sz w:val="24"/>
+                <w:szCs w:val="24"/>
+                <w:lang w:val="en-GB" w:eastAsia="en-GB" w:bidi="ar-SA"/>
+                <w14:ligatures w14:val="none"/>
+              </w:rPr>
+              <w:t>Cost Data</w:t>
+            </w:r>
+          </w:p>
+        </w:tc>
+        <w:tc>
+          <w:tcPr>
+            <w:tcW w:w="0" w:type="auto"/>
+            <w:hideMark/>
+          </w:tcPr>
+          <w:p>
+            <w:pPr>
+              <w:cnfStyle w:val="000000000000" w:firstRow="0" w:lastRow="0" w:firstColumn="0" w:lastColumn="0" w:oddVBand="0" w:evenVBand="0" w:oddHBand="0" w:evenHBand="0" w:firstRowFirstColumn="0" w:firstRowLastColumn="0" w:lastRowFirstColumn="0" w:lastRowLastColumn="0"/>
+              <w:rPr>
+                <w:rFonts w:ascii="Times New Roman" w:eastAsia="Times New Roman" w:hAnsi="Times New Roman" w:cs="Times New Roman"/>
+                <w:kern w:val="0"/>
+                <w:sz w:val="24"/>
+                <w:szCs w:val="24"/>
+                <w:lang w:val="en-GB" w:eastAsia="en-GB" w:bidi="ar-SA"/>
+                <w14:ligatures w14:val="none"/>
+              </w:rPr>
+            </w:pPr>
+            <w:r>
+              <w:rPr>
+                <w:rFonts w:ascii="Times New Roman" w:eastAsia="Times New Roman" w:hAnsi="Times New Roman" w:cs="Times New Roman"/>
+                <w:kern w:val="0"/>
+                <w:sz w:val="24"/>
+                <w:szCs w:val="24"/>
+                <w:lang w:val="en-GB" w:eastAsia="en-GB" w:bidi="ar-SA"/>
+                <w14:ligatures w14:val="none"/>
+              </w:rPr>
+              <w:t>Pricing Strategy</w:t>
+            </w:r>
+          </w:p>
+        </w:tc>
+        <w:tc>
+          <w:tcPr>
+            <w:tcW w:w="0" w:type="auto"/>
+            <w:hideMark/>
+          </w:tcPr>
+          <w:p>
+            <w:pPr>
+              <w:cnfStyle w:val="000000000000" w:firstRow="0" w:lastRow="0" w:firstColumn="0" w:lastColumn="0" w:oddVBand="0" w:evenVBand="0" w:oddHBand="0" w:evenHBand="0" w:firstRowFirstColumn="0" w:firstRowLastColumn="0" w:lastRowFirstColumn="0" w:lastRowLastColumn="0"/>
+              <w:rPr>
+                <w:rFonts w:ascii="Times New Roman" w:eastAsia="Times New Roman" w:hAnsi="Times New Roman" w:cs="Times New Roman"/>
+                <w:kern w:val="0"/>
+                <w:sz w:val="24"/>
+                <w:szCs w:val="24"/>
+                <w:lang w:val="en-GB" w:eastAsia="en-GB" w:bidi="ar-SA"/>
+                <w14:ligatures w14:val="none"/>
+              </w:rPr>
+            </w:pPr>
+            <w:r>
+              <w:rPr>
+                <w:rFonts w:ascii="Times New Roman" w:eastAsia="Times New Roman" w:hAnsi="Times New Roman" w:cs="Times New Roman"/>
+                <w:kern w:val="0"/>
+                <w:sz w:val="24"/>
+                <w:szCs w:val="24"/>
+                <w:lang w:val="en-GB" w:eastAsia="en-GB" w:bidi="ar-SA"/>
+                <w14:ligatures w14:val="none"/>
+              </w:rPr>
+              <w:t>Approved Price Book</w:t>
+            </w:r>
+          </w:p>
+        </w:tc>
+        <w:tc>
+          <w:tcPr>
+            <w:tcW w:w="0" w:type="auto"/>
+            <w:hideMark/>
+          </w:tcPr>
+          <w:p>
+            <w:pPr>
+              <w:cnfStyle w:val="000000000000" w:firstRow="0" w:lastRow="0" w:firstColumn="0" w:lastColumn="0" w:oddVBand="0" w:evenVBand="0" w:oddHBand="0" w:evenHBand="0" w:firstRowFirstColumn="0" w:firstRowLastColumn="0" w:lastRowFirstColumn="0" w:lastRowLastColumn="0"/>
+              <w:rPr>
+                <w:rFonts w:ascii="Times New Roman" w:eastAsia="Times New Roman" w:hAnsi="Times New Roman" w:cs="Times New Roman"/>
+                <w:kern w:val="0"/>
+                <w:sz w:val="24"/>
+                <w:szCs w:val="24"/>
+                <w:lang w:val="en-GB" w:eastAsia="en-GB" w:bidi="ar-SA"/>
+                <w14:ligatures w14:val="none"/>
+              </w:rPr>
+            </w:pPr>
+            <w:r>
+              <w:rPr>
+                <w:rFonts w:ascii="Times New Roman" w:eastAsia="Times New Roman" w:hAnsi="Times New Roman" w:cs="Times New Roman"/>
+                <w:kern w:val="0"/>
+                <w:sz w:val="24"/>
+                <w:szCs w:val="24"/>
+                <w:lang w:val="en-GB" w:eastAsia="en-GB" w:bidi="ar-SA"/>
+                <w14:ligatures w14:val="none"/>
+              </w:rPr>
+              <w:t>Sales</w:t>
             </w:r>
           </w:p>
         </w:tc>
       </w:tr>
       <w:tr>
         <w:trPr>
-          <w:tblCellSpacing w:w="15" w:type="dxa"/>
+          <w:cnfStyle w:val="000000100000" w:firstRow="0" w:lastRow="0" w:firstColumn="0" w:lastColumn="0" w:oddVBand="0" w:evenVBand="0" w:oddHBand="1" w:evenHBand="0" w:firstRowFirstColumn="0" w:firstRowLastColumn="0" w:lastRowFirstColumn="0" w:lastRowLastColumn="0"/>
         </w:trPr>
         <w:tc>
           <w:tcPr>
+            <w:cnfStyle w:val="001000000000" w:firstRow="0" w:lastRow="0" w:firstColumn="1" w:lastColumn="0" w:oddVBand="0" w:evenVBand="0" w:oddHBand="0" w:evenHBand="0" w:firstRowFirstColumn="0" w:firstRowLastColumn="0" w:lastRowFirstColumn="0" w:lastRowLastColumn="0"/>
             <w:tcW w:w="0" w:type="auto"/>
-            <w:vAlign w:val="center"/>
-            <w:hideMark/>
-          </w:tcPr>
-          <w:p>
-            <w:pPr>
-              <w:spacing w:after="0" w:line="240" w:lineRule="auto"/>
-              <w:rPr>
-                <w:rFonts w:ascii="Times New Roman" w:eastAsia="Times New Roman" w:hAnsi="Times New Roman" w:cs="Times New Roman"/>
-                <w:kern w:val="0"/>
-                <w:sz w:val="24"/>
-                <w:szCs w:val="24"/>
-                <w:lang w:val="en-GB" w:eastAsia="en-GB" w:bidi="ar-SA"/>
-                <w14:ligatures w14:val="none"/>
-              </w:rPr>
-            </w:pPr>
-            <w:r>
-              <w:rPr>
-                <w:rFonts w:ascii="Times New Roman" w:eastAsia="Times New Roman" w:hAnsi="Times New Roman" w:cs="Times New Roman"/>
-                <w:kern w:val="0"/>
-                <w:sz w:val="24"/>
-                <w:szCs w:val="24"/>
-                <w:lang w:val="en-GB" w:eastAsia="en-GB" w:bidi="ar-SA"/>
-                <w14:ligatures w14:val="none"/>
-              </w:rPr>
-              <w:t>Finance</w:t>
+            <w:hideMark/>
+          </w:tcPr>
+          <w:p>
+            <w:pPr>
+              <w:rPr>
+                <w:rFonts w:ascii="Times New Roman" w:eastAsia="Times New Roman" w:hAnsi="Times New Roman" w:cs="Times New Roman"/>
+                <w:kern w:val="0"/>
+                <w:sz w:val="24"/>
+                <w:szCs w:val="24"/>
+                <w:lang w:val="en-GB" w:eastAsia="en-GB" w:bidi="ar-SA"/>
+                <w14:ligatures w14:val="none"/>
+              </w:rPr>
+            </w:pPr>
+            <w:r>
+              <w:rPr>
+                <w:rFonts w:ascii="Times New Roman" w:eastAsia="Times New Roman" w:hAnsi="Times New Roman" w:cs="Times New Roman"/>
+                <w:kern w:val="0"/>
+                <w:sz w:val="24"/>
+                <w:szCs w:val="24"/>
+                <w:lang w:val="en-GB" w:eastAsia="en-GB" w:bidi="ar-SA"/>
+                <w14:ligatures w14:val="none"/>
+              </w:rPr>
+              <w:t>Marketing</w:t>
             </w:r>
           </w:p>
         </w:tc>
         <w:tc>
           <w:tcPr>
             <w:tcW w:w="0" w:type="auto"/>
-            <w:vAlign w:val="center"/>
-            <w:hideMark/>
-          </w:tcPr>
-          <w:p>
-            <w:pPr>
-              <w:spacing w:after="0" w:line="240" w:lineRule="auto"/>
-              <w:rPr>
-                <w:rFonts w:ascii="Times New Roman" w:eastAsia="Times New Roman" w:hAnsi="Times New Roman" w:cs="Times New Roman"/>
-                <w:kern w:val="0"/>
-                <w:sz w:val="24"/>
-                <w:szCs w:val="24"/>
-                <w:lang w:val="en-GB" w:eastAsia="en-GB" w:bidi="ar-SA"/>
-                <w14:ligatures w14:val="none"/>
-              </w:rPr>
-            </w:pPr>
-            <w:r>
-              <w:rPr>
-                <w:rFonts w:ascii="Times New Roman" w:eastAsia="Times New Roman" w:hAnsi="Times New Roman" w:cs="Times New Roman"/>
-                <w:kern w:val="0"/>
-                <w:sz w:val="24"/>
-                <w:szCs w:val="24"/>
-                <w:lang w:val="en-GB" w:eastAsia="en-GB" w:bidi="ar-SA"/>
-                <w14:ligatures w14:val="none"/>
-              </w:rPr>
-              <w:t>Cost Data</w:t>
+            <w:hideMark/>
+          </w:tcPr>
+          <w:p>
+            <w:pPr>
+              <w:cnfStyle w:val="000000100000" w:firstRow="0" w:lastRow="0" w:firstColumn="0" w:lastColumn="0" w:oddVBand="0" w:evenVBand="0" w:oddHBand="1" w:evenHBand="0" w:firstRowFirstColumn="0" w:firstRowLastColumn="0" w:lastRowFirstColumn="0" w:lastRowLastColumn="0"/>
+              <w:rPr>
+                <w:rFonts w:ascii="Times New Roman" w:eastAsia="Times New Roman" w:hAnsi="Times New Roman" w:cs="Times New Roman"/>
+                <w:kern w:val="0"/>
+                <w:sz w:val="24"/>
+                <w:szCs w:val="24"/>
+                <w:lang w:val="en-GB" w:eastAsia="en-GB" w:bidi="ar-SA"/>
+                <w14:ligatures w14:val="none"/>
+              </w:rPr>
+            </w:pPr>
+            <w:r>
+              <w:rPr>
+                <w:rFonts w:ascii="Times New Roman" w:eastAsia="Times New Roman" w:hAnsi="Times New Roman" w:cs="Times New Roman"/>
+                <w:kern w:val="0"/>
+                <w:sz w:val="24"/>
+                <w:szCs w:val="24"/>
+                <w:lang w:val="en-GB" w:eastAsia="en-GB" w:bidi="ar-SA"/>
+                <w14:ligatures w14:val="none"/>
+              </w:rPr>
+              <w:t>Market Data</w:t>
             </w:r>
           </w:p>
         </w:tc>
         <w:tc>
           <w:tcPr>
             <w:tcW w:w="0" w:type="auto"/>
-            <w:vAlign w:val="center"/>
-            <w:hideMark/>
-          </w:tcPr>
-          <w:p>
-            <w:pPr>
-              <w:spacing w:after="0" w:line="240" w:lineRule="auto"/>
-              <w:rPr>
-                <w:rFonts w:ascii="Times New Roman" w:eastAsia="Times New Roman" w:hAnsi="Times New Roman" w:cs="Times New Roman"/>
-                <w:kern w:val="0"/>
-                <w:sz w:val="24"/>
-                <w:szCs w:val="24"/>
-                <w:lang w:val="en-GB" w:eastAsia="en-GB" w:bidi="ar-SA"/>
-                <w14:ligatures w14:val="none"/>
-              </w:rPr>
-            </w:pPr>
-            <w:r>
-              <w:rPr>
-                <w:rFonts w:ascii="Times New Roman" w:eastAsia="Times New Roman" w:hAnsi="Times New Roman" w:cs="Times New Roman"/>
-                <w:kern w:val="0"/>
-                <w:sz w:val="24"/>
-                <w:szCs w:val="24"/>
-                <w:lang w:val="en-GB" w:eastAsia="en-GB" w:bidi="ar-SA"/>
-                <w14:ligatures w14:val="none"/>
-              </w:rPr>
-              <w:t>Pricing Strategy</w:t>
+            <w:hideMark/>
+          </w:tcPr>
+          <w:p>
+            <w:pPr>
+              <w:cnfStyle w:val="000000100000" w:firstRow="0" w:lastRow="0" w:firstColumn="0" w:lastColumn="0" w:oddVBand="0" w:evenVBand="0" w:oddHBand="1" w:evenHBand="0" w:firstRowFirstColumn="0" w:firstRowLastColumn="0" w:lastRowFirstColumn="0" w:lastRowLastColumn="0"/>
+              <w:rPr>
+                <w:rFonts w:ascii="Times New Roman" w:eastAsia="Times New Roman" w:hAnsi="Times New Roman" w:cs="Times New Roman"/>
+                <w:kern w:val="0"/>
+                <w:sz w:val="24"/>
+                <w:szCs w:val="24"/>
+                <w:lang w:val="en-GB" w:eastAsia="en-GB" w:bidi="ar-SA"/>
+                <w14:ligatures w14:val="none"/>
+              </w:rPr>
+            </w:pPr>
+            <w:r>
+              <w:rPr>
+                <w:rFonts w:ascii="Times New Roman" w:eastAsia="Times New Roman" w:hAnsi="Times New Roman" w:cs="Times New Roman"/>
+                <w:kern w:val="0"/>
+                <w:sz w:val="24"/>
+                <w:szCs w:val="24"/>
+                <w:lang w:val="en-GB" w:eastAsia="en-GB" w:bidi="ar-SA"/>
+                <w14:ligatures w14:val="none"/>
+              </w:rPr>
+              <w:t>Segmentation</w:t>
             </w:r>
           </w:p>
         </w:tc>
         <w:tc>
           <w:tcPr>
             <w:tcW w:w="0" w:type="auto"/>
-            <w:vAlign w:val="center"/>
-            <w:hideMark/>
-          </w:tcPr>
-          <w:p>
-            <w:pPr>
-              <w:spacing w:after="0" w:line="240" w:lineRule="auto"/>
-              <w:rPr>
-                <w:rFonts w:ascii="Times New Roman" w:eastAsia="Times New Roman" w:hAnsi="Times New Roman" w:cs="Times New Roman"/>
-                <w:kern w:val="0"/>
-                <w:sz w:val="24"/>
-                <w:szCs w:val="24"/>
-                <w:lang w:val="en-GB" w:eastAsia="en-GB" w:bidi="ar-SA"/>
-                <w14:ligatures w14:val="none"/>
-              </w:rPr>
-            </w:pPr>
-            <w:r>
-              <w:rPr>
-                <w:rFonts w:ascii="Times New Roman" w:eastAsia="Times New Roman" w:hAnsi="Times New Roman" w:cs="Times New Roman"/>
-                <w:kern w:val="0"/>
-                <w:sz w:val="24"/>
-                <w:szCs w:val="24"/>
-                <w:lang w:val="en-GB" w:eastAsia="en-GB" w:bidi="ar-SA"/>
-                <w14:ligatures w14:val="none"/>
-              </w:rPr>
-              <w:t>Approved Price Book</w:t>
+            <w:hideMark/>
+          </w:tcPr>
+          <w:p>
+            <w:pPr>
+              <w:cnfStyle w:val="000000100000" w:firstRow="0" w:lastRow="0" w:firstColumn="0" w:lastColumn="0" w:oddVBand="0" w:evenVBand="0" w:oddHBand="1" w:evenHBand="0" w:firstRowFirstColumn="0" w:firstRowLastColumn="0" w:lastRowFirstColumn="0" w:lastRowLastColumn="0"/>
+              <w:rPr>
+                <w:rFonts w:ascii="Times New Roman" w:eastAsia="Times New Roman" w:hAnsi="Times New Roman" w:cs="Times New Roman"/>
+                <w:kern w:val="0"/>
+                <w:sz w:val="24"/>
+                <w:szCs w:val="24"/>
+                <w:lang w:val="en-GB" w:eastAsia="en-GB" w:bidi="ar-SA"/>
+                <w14:ligatures w14:val="none"/>
+              </w:rPr>
+            </w:pPr>
+            <w:r>
+              <w:rPr>
+                <w:rFonts w:ascii="Times New Roman" w:eastAsia="Times New Roman" w:hAnsi="Times New Roman" w:cs="Times New Roman"/>
+                <w:kern w:val="0"/>
+                <w:sz w:val="24"/>
+                <w:szCs w:val="24"/>
+                <w:lang w:val="en-GB" w:eastAsia="en-GB" w:bidi="ar-SA"/>
+                <w14:ligatures w14:val="none"/>
+              </w:rPr>
+              <w:t>Target Market Definition</w:t>
             </w:r>
           </w:p>
         </w:tc>
         <w:tc>
           <w:tcPr>
             <w:tcW w:w="0" w:type="auto"/>
-            <w:vAlign w:val="center"/>
-            <w:hideMark/>
-          </w:tcPr>
-          <w:p>
-            <w:pPr>
-              <w:spacing w:after="0" w:line="240" w:lineRule="auto"/>
-              <w:rPr>
-                <w:rFonts w:ascii="Times New Roman" w:eastAsia="Times New Roman" w:hAnsi="Times New Roman" w:cs="Times New Roman"/>
-                <w:kern w:val="0"/>
-                <w:sz w:val="24"/>
-                <w:szCs w:val="24"/>
-                <w:lang w:val="en-GB" w:eastAsia="en-GB" w:bidi="ar-SA"/>
-                <w14:ligatures w14:val="none"/>
-              </w:rPr>
-            </w:pPr>
-            <w:r>
-              <w:rPr>
-                <w:rFonts w:ascii="Times New Roman" w:eastAsia="Times New Roman" w:hAnsi="Times New Roman" w:cs="Times New Roman"/>
-                <w:kern w:val="0"/>
-                <w:sz w:val="24"/>
-                <w:szCs w:val="24"/>
-                <w:lang w:val="en-GB" w:eastAsia="en-GB" w:bidi="ar-SA"/>
-                <w14:ligatures w14:val="none"/>
-              </w:rPr>
-              <w:t>Sales</w:t>
-            </w:r>
-          </w:p>
-        </w:tc>
-      </w:tr>
-      <w:tr>
-        <w:trPr>
-          <w:tblCellSpacing w:w="15" w:type="dxa"/>
-        </w:trPr>
-        <w:tc>
-          <w:tcPr>
-            <w:tcW w:w="0" w:type="auto"/>
-            <w:vAlign w:val="center"/>
-            <w:hideMark/>
-          </w:tcPr>
-          <w:p>
-            <w:pPr>
-              <w:spacing w:after="0" w:line="240" w:lineRule="auto"/>
-              <w:rPr>
-                <w:rFonts w:ascii="Times New Roman" w:eastAsia="Times New Roman" w:hAnsi="Times New Roman" w:cs="Times New Roman"/>
-                <w:kern w:val="0"/>
-                <w:sz w:val="24"/>
-                <w:szCs w:val="24"/>
-                <w:lang w:val="en-GB" w:eastAsia="en-GB" w:bidi="ar-SA"/>
-                <w14:ligatures w14:val="none"/>
-              </w:rPr>
-            </w:pPr>
-            <w:r>
-              <w:rPr>
-                <w:rFonts w:ascii="Times New Roman" w:eastAsia="Times New Roman" w:hAnsi="Times New Roman" w:cs="Times New Roman"/>
-                <w:kern w:val="0"/>
-                <w:sz w:val="24"/>
-                <w:szCs w:val="24"/>
-                <w:lang w:val="en-GB" w:eastAsia="en-GB" w:bidi="ar-SA"/>
-                <w14:ligatures w14:val="none"/>
-              </w:rPr>
-              <w:t>Marketing</w:t>
-            </w:r>
-          </w:p>
-        </w:tc>
-        <w:tc>
-          <w:tcPr>
-            <w:tcW w:w="0" w:type="auto"/>
-            <w:vAlign w:val="center"/>
-            <w:hideMark/>
-          </w:tcPr>
-          <w:p>
-            <w:pPr>
-              <w:spacing w:after="0" w:line="240" w:lineRule="auto"/>
-              <w:rPr>
-                <w:rFonts w:ascii="Times New Roman" w:eastAsia="Times New Roman" w:hAnsi="Times New Roman" w:cs="Times New Roman"/>
-                <w:kern w:val="0"/>
-                <w:sz w:val="24"/>
-                <w:szCs w:val="24"/>
-                <w:lang w:val="en-GB" w:eastAsia="en-GB" w:bidi="ar-SA"/>
-                <w14:ligatures w14:val="none"/>
-              </w:rPr>
-            </w:pPr>
-            <w:r>
-              <w:rPr>
-                <w:rFonts w:ascii="Times New Roman" w:eastAsia="Times New Roman" w:hAnsi="Times New Roman" w:cs="Times New Roman"/>
-                <w:kern w:val="0"/>
-                <w:sz w:val="24"/>
-                <w:szCs w:val="24"/>
-                <w:lang w:val="en-GB" w:eastAsia="en-GB" w:bidi="ar-SA"/>
-                <w14:ligatures w14:val="none"/>
-              </w:rPr>
-              <w:t>Market Data</w:t>
-            </w:r>
-          </w:p>
-        </w:tc>
-        <w:tc>
-          <w:tcPr>
-            <w:tcW w:w="0" w:type="auto"/>
-            <w:vAlign w:val="center"/>
-            <w:hideMark/>
-          </w:tcPr>
-          <w:p>
-            <w:pPr>
-              <w:spacing w:after="0" w:line="240" w:lineRule="auto"/>
-              <w:rPr>
-                <w:rFonts w:ascii="Times New Roman" w:eastAsia="Times New Roman" w:hAnsi="Times New Roman" w:cs="Times New Roman"/>
-                <w:kern w:val="0"/>
-                <w:sz w:val="24"/>
-                <w:szCs w:val="24"/>
-                <w:lang w:val="en-GB" w:eastAsia="en-GB" w:bidi="ar-SA"/>
-                <w14:ligatures w14:val="none"/>
-              </w:rPr>
-            </w:pPr>
-            <w:r>
-              <w:rPr>
-                <w:rFonts w:ascii="Times New Roman" w:eastAsia="Times New Roman" w:hAnsi="Times New Roman" w:cs="Times New Roman"/>
-                <w:kern w:val="0"/>
-                <w:sz w:val="24"/>
-                <w:szCs w:val="24"/>
-                <w:lang w:val="en-GB" w:eastAsia="en-GB" w:bidi="ar-SA"/>
-                <w14:ligatures w14:val="none"/>
-              </w:rPr>
-              <w:t>Segmentation</w:t>
-            </w:r>
-          </w:p>
-        </w:tc>
-        <w:tc>
-          <w:tcPr>
-            <w:tcW w:w="0" w:type="auto"/>
-            <w:vAlign w:val="center"/>
-            <w:hideMark/>
-          </w:tcPr>
-          <w:p>
-            <w:pPr>
-              <w:spacing w:after="0" w:line="240" w:lineRule="auto"/>
-              <w:rPr>
-                <w:rFonts w:ascii="Times New Roman" w:eastAsia="Times New Roman" w:hAnsi="Times New Roman" w:cs="Times New Roman"/>
-                <w:kern w:val="0"/>
-                <w:sz w:val="24"/>
-                <w:szCs w:val="24"/>
-                <w:lang w:val="en-GB" w:eastAsia="en-GB" w:bidi="ar-SA"/>
-                <w14:ligatures w14:val="none"/>
-              </w:rPr>
-            </w:pPr>
-            <w:r>
-              <w:rPr>
-                <w:rFonts w:ascii="Times New Roman" w:eastAsia="Times New Roman" w:hAnsi="Times New Roman" w:cs="Times New Roman"/>
-                <w:kern w:val="0"/>
-                <w:sz w:val="24"/>
-                <w:szCs w:val="24"/>
-                <w:lang w:val="en-GB" w:eastAsia="en-GB" w:bidi="ar-SA"/>
-                <w14:ligatures w14:val="none"/>
-              </w:rPr>
-              <w:t>Target Market Definition</w:t>
-            </w:r>
-          </w:p>
-        </w:tc>
-        <w:tc>
-          <w:tcPr>
-            <w:tcW w:w="0" w:type="auto"/>
-            <w:vAlign w:val="center"/>
-            <w:hideMark/>
-          </w:tcPr>
-          <w:p>
-            <w:pPr>
-              <w:spacing w:after="0" w:line="240" w:lineRule="auto"/>
+            <w:hideMark/>
+          </w:tcPr>
+          <w:p>
+            <w:pPr>
+              <w:cnfStyle w:val="000000100000" w:firstRow="0" w:lastRow="0" w:firstColumn="0" w:lastColumn="0" w:oddVBand="0" w:evenVBand="0" w:oddHBand="1" w:evenHBand="0" w:firstRowFirstColumn="0" w:firstRowLastColumn="0" w:lastRowFirstColumn="0" w:lastRowLastColumn="0"/>
               <w:rPr>
                 <w:rFonts w:ascii="Times New Roman" w:eastAsia="Times New Roman" w:hAnsi="Times New Roman" w:cs="Times New Roman"/>
                 <w:kern w:val="0"/>
@@ -1737,55 +1703,47 @@
     </w:p>
     <w:tbl>
       <w:tblPr>
+        <w:tblStyle w:val="PlainTable1"/>
         <w:tblW w:w="0" w:type="auto"/>
-        <w:tblCellSpacing w:w="15" w:type="dxa"/>
-        <w:tblCellMar>
-          <w:top w:w="15" w:type="dxa"/>
-          <w:left w:w="15" w:type="dxa"/>
-          <w:bottom w:w="15" w:type="dxa"/>
-          <w:right w:w="15" w:type="dxa"/>
-        </w:tblCellMar>
         <w:tblLook w:val="04A0" w:firstRow="1" w:lastRow="0" w:firstColumn="1" w:lastColumn="0" w:noHBand="0" w:noVBand="1"/>
       </w:tblPr>
       <w:tblGrid>
-        <w:gridCol w:w="1695"/>
-        <w:gridCol w:w="581"/>
-        <w:gridCol w:w="987"/>
-        <w:gridCol w:w="1154"/>
-        <w:gridCol w:w="874"/>
-        <w:gridCol w:w="716"/>
+        <w:gridCol w:w="1943"/>
+        <w:gridCol w:w="737"/>
+        <w:gridCol w:w="1143"/>
+        <w:gridCol w:w="1310"/>
+        <w:gridCol w:w="1030"/>
+        <w:gridCol w:w="857"/>
       </w:tblGrid>
       <w:tr>
         <w:trPr>
-          <w:tblHeader/>
-          <w:tblCellSpacing w:w="15" w:type="dxa"/>
+          <w:cnfStyle w:val="100000000000" w:firstRow="1" w:lastRow="0" w:firstColumn="0" w:lastColumn="0" w:oddVBand="0" w:evenVBand="0" w:oddHBand="0" w:evenHBand="0" w:firstRowFirstColumn="0" w:firstRowLastColumn="0" w:lastRowFirstColumn="0" w:lastRowLastColumn="0"/>
         </w:trPr>
         <w:tc>
           <w:tcPr>
+            <w:cnfStyle w:val="001000000000" w:firstRow="0" w:lastRow="0" w:firstColumn="1" w:lastColumn="0" w:oddVBand="0" w:evenVBand="0" w:oddHBand="0" w:evenHBand="0" w:firstRowFirstColumn="0" w:firstRowLastColumn="0" w:lastRowFirstColumn="0" w:lastRowLastColumn="0"/>
             <w:tcW w:w="0" w:type="auto"/>
+            <w:shd w:val="clear" w:color="auto" w:fill="0E2841" w:themeFill="text2"/>
             <w:vAlign w:val="center"/>
             <w:hideMark/>
           </w:tcPr>
           <w:p>
             <w:pPr>
-              <w:spacing w:after="0" w:line="240" w:lineRule="auto"/>
               <w:jc w:val="center"/>
               <w:rPr>
                 <w:rFonts w:ascii="Times New Roman" w:eastAsia="Times New Roman" w:hAnsi="Times New Roman" w:cs="Times New Roman"/>
-                <w:b/>
-                <w:bCs/>
-                <w:kern w:val="0"/>
-                <w:sz w:val="24"/>
-                <w:szCs w:val="24"/>
-                <w:lang w:val="en-GB" w:eastAsia="en-GB" w:bidi="ar-SA"/>
-                <w14:ligatures w14:val="none"/>
-              </w:rPr>
-            </w:pPr>
-            <w:r>
-              <w:rPr>
-                <w:rFonts w:ascii="Times New Roman" w:eastAsia="Times New Roman" w:hAnsi="Times New Roman" w:cs="Times New Roman"/>
-                <w:b/>
-                <w:bCs/>
+                <w:b w:val="0"/>
+                <w:bCs w:val="0"/>
+                <w:kern w:val="0"/>
+                <w:sz w:val="24"/>
+                <w:szCs w:val="24"/>
+                <w:lang w:val="en-GB" w:eastAsia="en-GB" w:bidi="ar-SA"/>
+                <w14:ligatures w14:val="none"/>
+              </w:rPr>
+            </w:pPr>
+            <w:r>
+              <w:rPr>
+                <w:rFonts w:ascii="Times New Roman" w:eastAsia="Times New Roman" w:hAnsi="Times New Roman" w:cs="Times New Roman"/>
                 <w:kern w:val="0"/>
                 <w:sz w:val="24"/>
                 <w:szCs w:val="24"/>
@@ -1799,29 +1757,28 @@
         <w:tc>
           <w:tcPr>
             <w:tcW w:w="0" w:type="auto"/>
+            <w:shd w:val="clear" w:color="auto" w:fill="0E2841" w:themeFill="text2"/>
             <w:vAlign w:val="center"/>
             <w:hideMark/>
           </w:tcPr>
           <w:p>
             <w:pPr>
-              <w:spacing w:after="0" w:line="240" w:lineRule="auto"/>
               <w:jc w:val="center"/>
-              <w:rPr>
-                <w:rFonts w:ascii="Times New Roman" w:eastAsia="Times New Roman" w:hAnsi="Times New Roman" w:cs="Times New Roman"/>
-                <w:b/>
-                <w:bCs/>
-                <w:kern w:val="0"/>
-                <w:sz w:val="24"/>
-                <w:szCs w:val="24"/>
-                <w:lang w:val="en-GB" w:eastAsia="en-GB" w:bidi="ar-SA"/>
-                <w14:ligatures w14:val="none"/>
-              </w:rPr>
-            </w:pPr>
-            <w:r>
-              <w:rPr>
-                <w:rFonts w:ascii="Times New Roman" w:eastAsia="Times New Roman" w:hAnsi="Times New Roman" w:cs="Times New Roman"/>
-                <w:b/>
-                <w:bCs/>
+              <w:cnfStyle w:val="100000000000" w:firstRow="1" w:lastRow="0" w:firstColumn="0" w:lastColumn="0" w:oddVBand="0" w:evenVBand="0" w:oddHBand="0" w:evenHBand="0" w:firstRowFirstColumn="0" w:firstRowLastColumn="0" w:lastRowFirstColumn="0" w:lastRowLastColumn="0"/>
+              <w:rPr>
+                <w:rFonts w:ascii="Times New Roman" w:eastAsia="Times New Roman" w:hAnsi="Times New Roman" w:cs="Times New Roman"/>
+                <w:b w:val="0"/>
+                <w:bCs w:val="0"/>
+                <w:kern w:val="0"/>
+                <w:sz w:val="24"/>
+                <w:szCs w:val="24"/>
+                <w:lang w:val="en-GB" w:eastAsia="en-GB" w:bidi="ar-SA"/>
+                <w14:ligatures w14:val="none"/>
+              </w:rPr>
+            </w:pPr>
+            <w:r>
+              <w:rPr>
+                <w:rFonts w:ascii="Times New Roman" w:eastAsia="Times New Roman" w:hAnsi="Times New Roman" w:cs="Times New Roman"/>
                 <w:kern w:val="0"/>
                 <w:sz w:val="24"/>
                 <w:szCs w:val="24"/>
@@ -1835,29 +1792,28 @@
         <w:tc>
           <w:tcPr>
             <w:tcW w:w="0" w:type="auto"/>
+            <w:shd w:val="clear" w:color="auto" w:fill="0E2841" w:themeFill="text2"/>
             <w:vAlign w:val="center"/>
             <w:hideMark/>
           </w:tcPr>
           <w:p>
             <w:pPr>
-              <w:spacing w:after="0" w:line="240" w:lineRule="auto"/>
               <w:jc w:val="center"/>
-              <w:rPr>
-                <w:rFonts w:ascii="Times New Roman" w:eastAsia="Times New Roman" w:hAnsi="Times New Roman" w:cs="Times New Roman"/>
-                <w:b/>
-                <w:bCs/>
-                <w:kern w:val="0"/>
-                <w:sz w:val="24"/>
-                <w:szCs w:val="24"/>
-                <w:lang w:val="en-GB" w:eastAsia="en-GB" w:bidi="ar-SA"/>
-                <w14:ligatures w14:val="none"/>
-              </w:rPr>
-            </w:pPr>
-            <w:r>
-              <w:rPr>
-                <w:rFonts w:ascii="Times New Roman" w:eastAsia="Times New Roman" w:hAnsi="Times New Roman" w:cs="Times New Roman"/>
-                <w:b/>
-                <w:bCs/>
+              <w:cnfStyle w:val="100000000000" w:firstRow="1" w:lastRow="0" w:firstColumn="0" w:lastColumn="0" w:oddVBand="0" w:evenVBand="0" w:oddHBand="0" w:evenHBand="0" w:firstRowFirstColumn="0" w:firstRowLastColumn="0" w:lastRowFirstColumn="0" w:lastRowLastColumn="0"/>
+              <w:rPr>
+                <w:rFonts w:ascii="Times New Roman" w:eastAsia="Times New Roman" w:hAnsi="Times New Roman" w:cs="Times New Roman"/>
+                <w:b w:val="0"/>
+                <w:bCs w:val="0"/>
+                <w:kern w:val="0"/>
+                <w:sz w:val="24"/>
+                <w:szCs w:val="24"/>
+                <w:lang w:val="en-GB" w:eastAsia="en-GB" w:bidi="ar-SA"/>
+                <w14:ligatures w14:val="none"/>
+              </w:rPr>
+            </w:pPr>
+            <w:r>
+              <w:rPr>
+                <w:rFonts w:ascii="Times New Roman" w:eastAsia="Times New Roman" w:hAnsi="Times New Roman" w:cs="Times New Roman"/>
                 <w:kern w:val="0"/>
                 <w:sz w:val="24"/>
                 <w:szCs w:val="24"/>
@@ -1871,29 +1827,28 @@
         <w:tc>
           <w:tcPr>
             <w:tcW w:w="0" w:type="auto"/>
+            <w:shd w:val="clear" w:color="auto" w:fill="0E2841" w:themeFill="text2"/>
             <w:vAlign w:val="center"/>
             <w:hideMark/>
           </w:tcPr>
           <w:p>
             <w:pPr>
-              <w:spacing w:after="0" w:line="240" w:lineRule="auto"/>
               <w:jc w:val="center"/>
-              <w:rPr>
-                <w:rFonts w:ascii="Times New Roman" w:eastAsia="Times New Roman" w:hAnsi="Times New Roman" w:cs="Times New Roman"/>
-                <w:b/>
-                <w:bCs/>
-                <w:kern w:val="0"/>
-                <w:sz w:val="24"/>
-                <w:szCs w:val="24"/>
-                <w:lang w:val="en-GB" w:eastAsia="en-GB" w:bidi="ar-SA"/>
-                <w14:ligatures w14:val="none"/>
-              </w:rPr>
-            </w:pPr>
-            <w:r>
-              <w:rPr>
-                <w:rFonts w:ascii="Times New Roman" w:eastAsia="Times New Roman" w:hAnsi="Times New Roman" w:cs="Times New Roman"/>
-                <w:b/>
-                <w:bCs/>
+              <w:cnfStyle w:val="100000000000" w:firstRow="1" w:lastRow="0" w:firstColumn="0" w:lastColumn="0" w:oddVBand="0" w:evenVBand="0" w:oddHBand="0" w:evenHBand="0" w:firstRowFirstColumn="0" w:firstRowLastColumn="0" w:lastRowFirstColumn="0" w:lastRowLastColumn="0"/>
+              <w:rPr>
+                <w:rFonts w:ascii="Times New Roman" w:eastAsia="Times New Roman" w:hAnsi="Times New Roman" w:cs="Times New Roman"/>
+                <w:b w:val="0"/>
+                <w:bCs w:val="0"/>
+                <w:kern w:val="0"/>
+                <w:sz w:val="24"/>
+                <w:szCs w:val="24"/>
+                <w:lang w:val="en-GB" w:eastAsia="en-GB" w:bidi="ar-SA"/>
+                <w14:ligatures w14:val="none"/>
+              </w:rPr>
+            </w:pPr>
+            <w:r>
+              <w:rPr>
+                <w:rFonts w:ascii="Times New Roman" w:eastAsia="Times New Roman" w:hAnsi="Times New Roman" w:cs="Times New Roman"/>
                 <w:kern w:val="0"/>
                 <w:sz w:val="24"/>
                 <w:szCs w:val="24"/>
@@ -1907,29 +1862,28 @@
         <w:tc>
           <w:tcPr>
             <w:tcW w:w="0" w:type="auto"/>
+            <w:shd w:val="clear" w:color="auto" w:fill="0E2841" w:themeFill="text2"/>
             <w:vAlign w:val="center"/>
             <w:hideMark/>
           </w:tcPr>
           <w:p>
             <w:pPr>
-              <w:spacing w:after="0" w:line="240" w:lineRule="auto"/>
               <w:jc w:val="center"/>
-              <w:rPr>
-                <w:rFonts w:ascii="Times New Roman" w:eastAsia="Times New Roman" w:hAnsi="Times New Roman" w:cs="Times New Roman"/>
-                <w:b/>
-                <w:bCs/>
-                <w:kern w:val="0"/>
-                <w:sz w:val="24"/>
-                <w:szCs w:val="24"/>
-                <w:lang w:val="en-GB" w:eastAsia="en-GB" w:bidi="ar-SA"/>
-                <w14:ligatures w14:val="none"/>
-              </w:rPr>
-            </w:pPr>
-            <w:r>
-              <w:rPr>
-                <w:rFonts w:ascii="Times New Roman" w:eastAsia="Times New Roman" w:hAnsi="Times New Roman" w:cs="Times New Roman"/>
-                <w:b/>
-                <w:bCs/>
+              <w:cnfStyle w:val="100000000000" w:firstRow="1" w:lastRow="0" w:firstColumn="0" w:lastColumn="0" w:oddVBand="0" w:evenVBand="0" w:oddHBand="0" w:evenHBand="0" w:firstRowFirstColumn="0" w:firstRowLastColumn="0" w:lastRowFirstColumn="0" w:lastRowLastColumn="0"/>
+              <w:rPr>
+                <w:rFonts w:ascii="Times New Roman" w:eastAsia="Times New Roman" w:hAnsi="Times New Roman" w:cs="Times New Roman"/>
+                <w:b w:val="0"/>
+                <w:bCs w:val="0"/>
+                <w:kern w:val="0"/>
+                <w:sz w:val="24"/>
+                <w:szCs w:val="24"/>
+                <w:lang w:val="en-GB" w:eastAsia="en-GB" w:bidi="ar-SA"/>
+                <w14:ligatures w14:val="none"/>
+              </w:rPr>
+            </w:pPr>
+            <w:r>
+              <w:rPr>
+                <w:rFonts w:ascii="Times New Roman" w:eastAsia="Times New Roman" w:hAnsi="Times New Roman" w:cs="Times New Roman"/>
                 <w:kern w:val="0"/>
                 <w:sz w:val="24"/>
                 <w:szCs w:val="24"/>
@@ -1943,29 +1897,28 @@
         <w:tc>
           <w:tcPr>
             <w:tcW w:w="0" w:type="auto"/>
+            <w:shd w:val="clear" w:color="auto" w:fill="0E2841" w:themeFill="text2"/>
             <w:vAlign w:val="center"/>
             <w:hideMark/>
           </w:tcPr>
           <w:p>
             <w:pPr>
-              <w:spacing w:after="0" w:line="240" w:lineRule="auto"/>
               <w:jc w:val="center"/>
-              <w:rPr>
-                <w:rFonts w:ascii="Times New Roman" w:eastAsia="Times New Roman" w:hAnsi="Times New Roman" w:cs="Times New Roman"/>
-                <w:b/>
-                <w:bCs/>
-                <w:kern w:val="0"/>
-                <w:sz w:val="24"/>
-                <w:szCs w:val="24"/>
-                <w:lang w:val="en-GB" w:eastAsia="en-GB" w:bidi="ar-SA"/>
-                <w14:ligatures w14:val="none"/>
-              </w:rPr>
-            </w:pPr>
-            <w:r>
-              <w:rPr>
-                <w:rFonts w:ascii="Times New Roman" w:eastAsia="Times New Roman" w:hAnsi="Times New Roman" w:cs="Times New Roman"/>
-                <w:b/>
-                <w:bCs/>
+              <w:cnfStyle w:val="100000000000" w:firstRow="1" w:lastRow="0" w:firstColumn="0" w:lastColumn="0" w:oddVBand="0" w:evenVBand="0" w:oddHBand="0" w:evenHBand="0" w:firstRowFirstColumn="0" w:firstRowLastColumn="0" w:lastRowFirstColumn="0" w:lastRowLastColumn="0"/>
+              <w:rPr>
+                <w:rFonts w:ascii="Times New Roman" w:eastAsia="Times New Roman" w:hAnsi="Times New Roman" w:cs="Times New Roman"/>
+                <w:b w:val="0"/>
+                <w:bCs w:val="0"/>
+                <w:kern w:val="0"/>
+                <w:sz w:val="24"/>
+                <w:szCs w:val="24"/>
+                <w:lang w:val="en-GB" w:eastAsia="en-GB" w:bidi="ar-SA"/>
+                <w14:ligatures w14:val="none"/>
+              </w:rPr>
+            </w:pPr>
+            <w:r>
+              <w:rPr>
+                <w:rFonts w:ascii="Times New Roman" w:eastAsia="Times New Roman" w:hAnsi="Times New Roman" w:cs="Times New Roman"/>
                 <w:kern w:val="0"/>
                 <w:sz w:val="24"/>
                 <w:szCs w:val="24"/>
@@ -1979,17 +1932,16 @@
       </w:tr>
       <w:tr>
         <w:trPr>
-          <w:tblCellSpacing w:w="15" w:type="dxa"/>
+          <w:cnfStyle w:val="000000100000" w:firstRow="0" w:lastRow="0" w:firstColumn="0" w:lastColumn="0" w:oddVBand="0" w:evenVBand="0" w:oddHBand="1" w:evenHBand="0" w:firstRowFirstColumn="0" w:firstRowLastColumn="0" w:lastRowFirstColumn="0" w:lastRowLastColumn="0"/>
         </w:trPr>
         <w:tc>
           <w:tcPr>
+            <w:cnfStyle w:val="001000000000" w:firstRow="0" w:lastRow="0" w:firstColumn="1" w:lastColumn="0" w:oddVBand="0" w:evenVBand="0" w:oddHBand="0" w:evenHBand="0" w:firstRowFirstColumn="0" w:firstRowLastColumn="0" w:lastRowFirstColumn="0" w:lastRowLastColumn="0"/>
             <w:tcW w:w="0" w:type="auto"/>
-            <w:vAlign w:val="center"/>
-            <w:hideMark/>
-          </w:tcPr>
-          <w:p>
-            <w:pPr>
-              <w:spacing w:after="0" w:line="240" w:lineRule="auto"/>
+            <w:hideMark/>
+          </w:tcPr>
+          <w:p>
+            <w:pPr>
               <w:rPr>
                 <w:rFonts w:ascii="Times New Roman" w:eastAsia="Times New Roman" w:hAnsi="Times New Roman" w:cs="Times New Roman"/>
                 <w:kern w:val="0"/>
@@ -2015,12 +1967,11 @@
         <w:tc>
           <w:tcPr>
             <w:tcW w:w="0" w:type="auto"/>
-            <w:vAlign w:val="center"/>
-            <w:hideMark/>
-          </w:tcPr>
-          <w:p>
-            <w:pPr>
-              <w:spacing w:after="0" w:line="240" w:lineRule="auto"/>
+            <w:hideMark/>
+          </w:tcPr>
+          <w:p>
+            <w:pPr>
+              <w:cnfStyle w:val="000000100000" w:firstRow="0" w:lastRow="0" w:firstColumn="0" w:lastColumn="0" w:oddVBand="0" w:evenVBand="0" w:oddHBand="1" w:evenHBand="0" w:firstRowFirstColumn="0" w:firstRowLastColumn="0" w:lastRowFirstColumn="0" w:lastRowLastColumn="0"/>
               <w:rPr>
                 <w:rFonts w:ascii="Times New Roman" w:eastAsia="Times New Roman" w:hAnsi="Times New Roman" w:cs="Times New Roman"/>
                 <w:kern w:val="0"/>
@@ -2046,12 +1997,11 @@
         <w:tc>
           <w:tcPr>
             <w:tcW w:w="0" w:type="auto"/>
-            <w:vAlign w:val="center"/>
-            <w:hideMark/>
-          </w:tcPr>
-          <w:p>
-            <w:pPr>
-              <w:spacing w:after="0" w:line="240" w:lineRule="auto"/>
+            <w:hideMark/>
+          </w:tcPr>
+          <w:p>
+            <w:pPr>
+              <w:cnfStyle w:val="000000100000" w:firstRow="0" w:lastRow="0" w:firstColumn="0" w:lastColumn="0" w:oddVBand="0" w:evenVBand="0" w:oddHBand="1" w:evenHBand="0" w:firstRowFirstColumn="0" w:firstRowLastColumn="0" w:lastRowFirstColumn="0" w:lastRowLastColumn="0"/>
               <w:rPr>
                 <w:rFonts w:ascii="Times New Roman" w:eastAsia="Times New Roman" w:hAnsi="Times New Roman" w:cs="Times New Roman"/>
                 <w:kern w:val="0"/>
@@ -2077,12 +2027,11 @@
         <w:tc>
           <w:tcPr>
             <w:tcW w:w="0" w:type="auto"/>
-            <w:vAlign w:val="center"/>
-            <w:hideMark/>
-          </w:tcPr>
-          <w:p>
-            <w:pPr>
-              <w:spacing w:after="0" w:line="240" w:lineRule="auto"/>
+            <w:hideMark/>
+          </w:tcPr>
+          <w:p>
+            <w:pPr>
+              <w:cnfStyle w:val="000000100000" w:firstRow="0" w:lastRow="0" w:firstColumn="0" w:lastColumn="0" w:oddVBand="0" w:evenVBand="0" w:oddHBand="1" w:evenHBand="0" w:firstRowFirstColumn="0" w:firstRowLastColumn="0" w:lastRowFirstColumn="0" w:lastRowLastColumn="0"/>
               <w:rPr>
                 <w:rFonts w:ascii="Times New Roman" w:eastAsia="Times New Roman" w:hAnsi="Times New Roman" w:cs="Times New Roman"/>
                 <w:kern w:val="0"/>
@@ -2108,12 +2057,11 @@
         <w:tc>
           <w:tcPr>
             <w:tcW w:w="0" w:type="auto"/>
-            <w:vAlign w:val="center"/>
-            <w:hideMark/>
-          </w:tcPr>
-          <w:p>
-            <w:pPr>
-              <w:spacing w:after="0" w:line="240" w:lineRule="auto"/>
+            <w:hideMark/>
+          </w:tcPr>
+          <w:p>
+            <w:pPr>
+              <w:cnfStyle w:val="000000100000" w:firstRow="0" w:lastRow="0" w:firstColumn="0" w:lastColumn="0" w:oddVBand="0" w:evenVBand="0" w:oddHBand="1" w:evenHBand="0" w:firstRowFirstColumn="0" w:firstRowLastColumn="0" w:lastRowFirstColumn="0" w:lastRowLastColumn="0"/>
               <w:rPr>
                 <w:rFonts w:ascii="Times New Roman" w:eastAsia="Times New Roman" w:hAnsi="Times New Roman" w:cs="Times New Roman"/>
                 <w:kern w:val="0"/>
@@ -2139,12 +2087,193 @@
         <w:tc>
           <w:tcPr>
             <w:tcW w:w="0" w:type="auto"/>
-            <w:vAlign w:val="center"/>
-            <w:hideMark/>
-          </w:tcPr>
-          <w:p>
-            <w:pPr>
-              <w:spacing w:after="0" w:line="240" w:lineRule="auto"/>
+            <w:hideMark/>
+          </w:tcPr>
+          <w:p>
+            <w:pPr>
+              <w:cnfStyle w:val="000000100000" w:firstRow="0" w:lastRow="0" w:firstColumn="0" w:lastColumn="0" w:oddVBand="0" w:evenVBand="0" w:oddHBand="1" w:evenHBand="0" w:firstRowFirstColumn="0" w:firstRowLastColumn="0" w:lastRowFirstColumn="0" w:lastRowLastColumn="0"/>
+              <w:rPr>
+                <w:rFonts w:ascii="Times New Roman" w:eastAsia="Times New Roman" w:hAnsi="Times New Roman" w:cs="Times New Roman"/>
+                <w:kern w:val="0"/>
+                <w:sz w:val="24"/>
+                <w:szCs w:val="24"/>
+                <w:lang w:val="en-GB" w:eastAsia="en-GB" w:bidi="ar-SA"/>
+                <w14:ligatures w14:val="none"/>
+              </w:rPr>
+            </w:pPr>
+            <w:r>
+              <w:rPr>
+                <w:rFonts w:ascii="Times New Roman" w:eastAsia="Times New Roman" w:hAnsi="Times New Roman" w:cs="Times New Roman"/>
+                <w:kern w:val="0"/>
+                <w:sz w:val="24"/>
+                <w:szCs w:val="24"/>
+                <w:lang w:val="en-GB" w:eastAsia="en-GB" w:bidi="ar-SA"/>
+                <w14:ligatures w14:val="none"/>
+              </w:rPr>
+              <w:t>I</w:t>
+            </w:r>
+          </w:p>
+        </w:tc>
+      </w:tr>
+      <w:tr>
+        <w:tc>
+          <w:tcPr>
+            <w:cnfStyle w:val="001000000000" w:firstRow="0" w:lastRow="0" w:firstColumn="1" w:lastColumn="0" w:oddVBand="0" w:evenVBand="0" w:oddHBand="0" w:evenHBand="0" w:firstRowFirstColumn="0" w:firstRowLastColumn="0" w:lastRowFirstColumn="0" w:lastRowLastColumn="0"/>
+            <w:tcW w:w="0" w:type="auto"/>
+            <w:hideMark/>
+          </w:tcPr>
+          <w:p>
+            <w:pPr>
+              <w:rPr>
+                <w:rFonts w:ascii="Times New Roman" w:eastAsia="Times New Roman" w:hAnsi="Times New Roman" w:cs="Times New Roman"/>
+                <w:kern w:val="0"/>
+                <w:sz w:val="24"/>
+                <w:szCs w:val="24"/>
+                <w:lang w:val="en-GB" w:eastAsia="en-GB" w:bidi="ar-SA"/>
+                <w14:ligatures w14:val="none"/>
+              </w:rPr>
+            </w:pPr>
+            <w:r>
+              <w:rPr>
+                <w:rFonts w:ascii="Times New Roman" w:eastAsia="Times New Roman" w:hAnsi="Times New Roman" w:cs="Times New Roman"/>
+                <w:kern w:val="0"/>
+                <w:sz w:val="24"/>
+                <w:szCs w:val="24"/>
+                <w:lang w:val="en-GB" w:eastAsia="en-GB" w:bidi="ar-SA"/>
+                <w14:ligatures w14:val="none"/>
+              </w:rPr>
+              <w:t>Pricing Strategy</w:t>
+            </w:r>
+          </w:p>
+        </w:tc>
+        <w:tc>
+          <w:tcPr>
+            <w:tcW w:w="0" w:type="auto"/>
+            <w:hideMark/>
+          </w:tcPr>
+          <w:p>
+            <w:pPr>
+              <w:cnfStyle w:val="000000000000" w:firstRow="0" w:lastRow="0" w:firstColumn="0" w:lastColumn="0" w:oddVBand="0" w:evenVBand="0" w:oddHBand="0" w:evenHBand="0" w:firstRowFirstColumn="0" w:firstRowLastColumn="0" w:lastRowFirstColumn="0" w:lastRowLastColumn="0"/>
+              <w:rPr>
+                <w:rFonts w:ascii="Times New Roman" w:eastAsia="Times New Roman" w:hAnsi="Times New Roman" w:cs="Times New Roman"/>
+                <w:kern w:val="0"/>
+                <w:sz w:val="24"/>
+                <w:szCs w:val="24"/>
+                <w:lang w:val="en-GB" w:eastAsia="en-GB" w:bidi="ar-SA"/>
+                <w14:ligatures w14:val="none"/>
+              </w:rPr>
+            </w:pPr>
+            <w:r>
+              <w:rPr>
+                <w:rFonts w:ascii="Times New Roman" w:eastAsia="Times New Roman" w:hAnsi="Times New Roman" w:cs="Times New Roman"/>
+                <w:kern w:val="0"/>
+                <w:sz w:val="24"/>
+                <w:szCs w:val="24"/>
+                <w:lang w:val="en-GB" w:eastAsia="en-GB" w:bidi="ar-SA"/>
+                <w14:ligatures w14:val="none"/>
+              </w:rPr>
+              <w:t>C</w:t>
+            </w:r>
+          </w:p>
+        </w:tc>
+        <w:tc>
+          <w:tcPr>
+            <w:tcW w:w="0" w:type="auto"/>
+            <w:hideMark/>
+          </w:tcPr>
+          <w:p>
+            <w:pPr>
+              <w:cnfStyle w:val="000000000000" w:firstRow="0" w:lastRow="0" w:firstColumn="0" w:lastColumn="0" w:oddVBand="0" w:evenVBand="0" w:oddHBand="0" w:evenHBand="0" w:firstRowFirstColumn="0" w:firstRowLastColumn="0" w:lastRowFirstColumn="0" w:lastRowLastColumn="0"/>
+              <w:rPr>
+                <w:rFonts w:ascii="Times New Roman" w:eastAsia="Times New Roman" w:hAnsi="Times New Roman" w:cs="Times New Roman"/>
+                <w:kern w:val="0"/>
+                <w:sz w:val="24"/>
+                <w:szCs w:val="24"/>
+                <w:lang w:val="en-GB" w:eastAsia="en-GB" w:bidi="ar-SA"/>
+                <w14:ligatures w14:val="none"/>
+              </w:rPr>
+            </w:pPr>
+            <w:r>
+              <w:rPr>
+                <w:rFonts w:ascii="Times New Roman" w:eastAsia="Times New Roman" w:hAnsi="Times New Roman" w:cs="Times New Roman"/>
+                <w:kern w:val="0"/>
+                <w:sz w:val="24"/>
+                <w:szCs w:val="24"/>
+                <w:lang w:val="en-GB" w:eastAsia="en-GB" w:bidi="ar-SA"/>
+                <w14:ligatures w14:val="none"/>
+              </w:rPr>
+              <w:t>R</w:t>
+            </w:r>
+          </w:p>
+        </w:tc>
+        <w:tc>
+          <w:tcPr>
+            <w:tcW w:w="0" w:type="auto"/>
+            <w:hideMark/>
+          </w:tcPr>
+          <w:p>
+            <w:pPr>
+              <w:cnfStyle w:val="000000000000" w:firstRow="0" w:lastRow="0" w:firstColumn="0" w:lastColumn="0" w:oddVBand="0" w:evenVBand="0" w:oddHBand="0" w:evenHBand="0" w:firstRowFirstColumn="0" w:firstRowLastColumn="0" w:lastRowFirstColumn="0" w:lastRowLastColumn="0"/>
+              <w:rPr>
+                <w:rFonts w:ascii="Times New Roman" w:eastAsia="Times New Roman" w:hAnsi="Times New Roman" w:cs="Times New Roman"/>
+                <w:kern w:val="0"/>
+                <w:sz w:val="24"/>
+                <w:szCs w:val="24"/>
+                <w:lang w:val="en-GB" w:eastAsia="en-GB" w:bidi="ar-SA"/>
+                <w14:ligatures w14:val="none"/>
+              </w:rPr>
+            </w:pPr>
+            <w:r>
+              <w:rPr>
+                <w:rFonts w:ascii="Times New Roman" w:eastAsia="Times New Roman" w:hAnsi="Times New Roman" w:cs="Times New Roman"/>
+                <w:kern w:val="0"/>
+                <w:sz w:val="24"/>
+                <w:szCs w:val="24"/>
+                <w:lang w:val="en-GB" w:eastAsia="en-GB" w:bidi="ar-SA"/>
+                <w14:ligatures w14:val="none"/>
+              </w:rPr>
+              <w:t>C</w:t>
+            </w:r>
+          </w:p>
+        </w:tc>
+        <w:tc>
+          <w:tcPr>
+            <w:tcW w:w="0" w:type="auto"/>
+            <w:hideMark/>
+          </w:tcPr>
+          <w:p>
+            <w:pPr>
+              <w:cnfStyle w:val="000000000000" w:firstRow="0" w:lastRow="0" w:firstColumn="0" w:lastColumn="0" w:oddVBand="0" w:evenVBand="0" w:oddHBand="0" w:evenHBand="0" w:firstRowFirstColumn="0" w:firstRowLastColumn="0" w:lastRowFirstColumn="0" w:lastRowLastColumn="0"/>
+              <w:rPr>
+                <w:rFonts w:ascii="Times New Roman" w:eastAsia="Times New Roman" w:hAnsi="Times New Roman" w:cs="Times New Roman"/>
+                <w:kern w:val="0"/>
+                <w:sz w:val="24"/>
+                <w:szCs w:val="24"/>
+                <w:lang w:val="en-GB" w:eastAsia="en-GB" w:bidi="ar-SA"/>
+                <w14:ligatures w14:val="none"/>
+              </w:rPr>
+            </w:pPr>
+            <w:r>
+              <w:rPr>
+                <w:rFonts w:ascii="Times New Roman" w:eastAsia="Times New Roman" w:hAnsi="Times New Roman" w:cs="Times New Roman"/>
+                <w:kern w:val="0"/>
+                <w:sz w:val="24"/>
+                <w:szCs w:val="24"/>
+                <w:lang w:val="en-GB" w:eastAsia="en-GB" w:bidi="ar-SA"/>
+                <w14:ligatures w14:val="none"/>
+              </w:rPr>
+              <w:t>A</w:t>
+            </w:r>
+          </w:p>
+        </w:tc>
+        <w:tc>
+          <w:tcPr>
+            <w:tcW w:w="0" w:type="auto"/>
+            <w:hideMark/>
+          </w:tcPr>
+          <w:p>
+            <w:pPr>
+              <w:cnfStyle w:val="000000000000" w:firstRow="0" w:lastRow="0" w:firstColumn="0" w:lastColumn="0" w:oddVBand="0" w:evenVBand="0" w:oddHBand="0" w:evenHBand="0" w:firstRowFirstColumn="0" w:firstRowLastColumn="0" w:lastRowFirstColumn="0" w:lastRowLastColumn="0"/>
               <w:rPr>
                 <w:rFonts w:ascii="Times New Roman" w:eastAsia="Times New Roman" w:hAnsi="Times New Roman" w:cs="Times New Roman"/>
                 <w:kern w:val="0"/>
@@ -2170,48 +2299,106 @@
       </w:tr>
       <w:tr>
         <w:trPr>
-          <w:tblCellSpacing w:w="15" w:type="dxa"/>
+          <w:cnfStyle w:val="000000100000" w:firstRow="0" w:lastRow="0" w:firstColumn="0" w:lastColumn="0" w:oddVBand="0" w:evenVBand="0" w:oddHBand="1" w:evenHBand="0" w:firstRowFirstColumn="0" w:firstRowLastColumn="0" w:lastRowFirstColumn="0" w:lastRowLastColumn="0"/>
         </w:trPr>
         <w:tc>
           <w:tcPr>
+            <w:cnfStyle w:val="001000000000" w:firstRow="0" w:lastRow="0" w:firstColumn="1" w:lastColumn="0" w:oddVBand="0" w:evenVBand="0" w:oddHBand="0" w:evenHBand="0" w:firstRowFirstColumn="0" w:firstRowLastColumn="0" w:lastRowFirstColumn="0" w:lastRowLastColumn="0"/>
             <w:tcW w:w="0" w:type="auto"/>
-            <w:vAlign w:val="center"/>
-            <w:hideMark/>
-          </w:tcPr>
-          <w:p>
-            <w:pPr>
-              <w:spacing w:after="0" w:line="240" w:lineRule="auto"/>
-              <w:rPr>
-                <w:rFonts w:ascii="Times New Roman" w:eastAsia="Times New Roman" w:hAnsi="Times New Roman" w:cs="Times New Roman"/>
-                <w:kern w:val="0"/>
-                <w:sz w:val="24"/>
-                <w:szCs w:val="24"/>
-                <w:lang w:val="en-GB" w:eastAsia="en-GB" w:bidi="ar-SA"/>
-                <w14:ligatures w14:val="none"/>
-              </w:rPr>
-            </w:pPr>
-            <w:r>
-              <w:rPr>
-                <w:rFonts w:ascii="Times New Roman" w:eastAsia="Times New Roman" w:hAnsi="Times New Roman" w:cs="Times New Roman"/>
-                <w:kern w:val="0"/>
-                <w:sz w:val="24"/>
-                <w:szCs w:val="24"/>
-                <w:lang w:val="en-GB" w:eastAsia="en-GB" w:bidi="ar-SA"/>
-                <w14:ligatures w14:val="none"/>
-              </w:rPr>
-              <w:t>Pricing Strategy</w:t>
+            <w:hideMark/>
+          </w:tcPr>
+          <w:p>
+            <w:pPr>
+              <w:rPr>
+                <w:rFonts w:ascii="Times New Roman" w:eastAsia="Times New Roman" w:hAnsi="Times New Roman" w:cs="Times New Roman"/>
+                <w:kern w:val="0"/>
+                <w:sz w:val="24"/>
+                <w:szCs w:val="24"/>
+                <w:lang w:val="en-GB" w:eastAsia="en-GB" w:bidi="ar-SA"/>
+                <w14:ligatures w14:val="none"/>
+              </w:rPr>
+            </w:pPr>
+            <w:r>
+              <w:rPr>
+                <w:rFonts w:ascii="Times New Roman" w:eastAsia="Times New Roman" w:hAnsi="Times New Roman" w:cs="Times New Roman"/>
+                <w:kern w:val="0"/>
+                <w:sz w:val="24"/>
+                <w:szCs w:val="24"/>
+                <w:lang w:val="en-GB" w:eastAsia="en-GB" w:bidi="ar-SA"/>
+                <w14:ligatures w14:val="none"/>
+              </w:rPr>
+              <w:t>Revenue Targets</w:t>
             </w:r>
           </w:p>
         </w:tc>
         <w:tc>
           <w:tcPr>
             <w:tcW w:w="0" w:type="auto"/>
-            <w:vAlign w:val="center"/>
-            <w:hideMark/>
-          </w:tcPr>
-          <w:p>
-            <w:pPr>
-              <w:spacing w:after="0" w:line="240" w:lineRule="auto"/>
+            <w:hideMark/>
+          </w:tcPr>
+          <w:p>
+            <w:pPr>
+              <w:cnfStyle w:val="000000100000" w:firstRow="0" w:lastRow="0" w:firstColumn="0" w:lastColumn="0" w:oddVBand="0" w:evenVBand="0" w:oddHBand="1" w:evenHBand="0" w:firstRowFirstColumn="0" w:firstRowLastColumn="0" w:lastRowFirstColumn="0" w:lastRowLastColumn="0"/>
+              <w:rPr>
+                <w:rFonts w:ascii="Times New Roman" w:eastAsia="Times New Roman" w:hAnsi="Times New Roman" w:cs="Times New Roman"/>
+                <w:kern w:val="0"/>
+                <w:sz w:val="24"/>
+                <w:szCs w:val="24"/>
+                <w:lang w:val="en-GB" w:eastAsia="en-GB" w:bidi="ar-SA"/>
+                <w14:ligatures w14:val="none"/>
+              </w:rPr>
+            </w:pPr>
+            <w:r>
+              <w:rPr>
+                <w:rFonts w:ascii="Times New Roman" w:eastAsia="Times New Roman" w:hAnsi="Times New Roman" w:cs="Times New Roman"/>
+                <w:kern w:val="0"/>
+                <w:sz w:val="24"/>
+                <w:szCs w:val="24"/>
+                <w:lang w:val="en-GB" w:eastAsia="en-GB" w:bidi="ar-SA"/>
+                <w14:ligatures w14:val="none"/>
+              </w:rPr>
+              <w:t>A</w:t>
+            </w:r>
+          </w:p>
+        </w:tc>
+        <w:tc>
+          <w:tcPr>
+            <w:tcW w:w="0" w:type="auto"/>
+            <w:hideMark/>
+          </w:tcPr>
+          <w:p>
+            <w:pPr>
+              <w:cnfStyle w:val="000000100000" w:firstRow="0" w:lastRow="0" w:firstColumn="0" w:lastColumn="0" w:oddVBand="0" w:evenVBand="0" w:oddHBand="1" w:evenHBand="0" w:firstRowFirstColumn="0" w:firstRowLastColumn="0" w:lastRowFirstColumn="0" w:lastRowLastColumn="0"/>
+              <w:rPr>
+                <w:rFonts w:ascii="Times New Roman" w:eastAsia="Times New Roman" w:hAnsi="Times New Roman" w:cs="Times New Roman"/>
+                <w:kern w:val="0"/>
+                <w:sz w:val="24"/>
+                <w:szCs w:val="24"/>
+                <w:lang w:val="en-GB" w:eastAsia="en-GB" w:bidi="ar-SA"/>
+                <w14:ligatures w14:val="none"/>
+              </w:rPr>
+            </w:pPr>
+            <w:r>
+              <w:rPr>
+                <w:rFonts w:ascii="Times New Roman" w:eastAsia="Times New Roman" w:hAnsi="Times New Roman" w:cs="Times New Roman"/>
+                <w:kern w:val="0"/>
+                <w:sz w:val="24"/>
+                <w:szCs w:val="24"/>
+                <w:lang w:val="en-GB" w:eastAsia="en-GB" w:bidi="ar-SA"/>
+                <w14:ligatures w14:val="none"/>
+              </w:rPr>
+              <w:t>R</w:t>
+            </w:r>
+          </w:p>
+        </w:tc>
+        <w:tc>
+          <w:tcPr>
+            <w:tcW w:w="0" w:type="auto"/>
+            <w:hideMark/>
+          </w:tcPr>
+          <w:p>
+            <w:pPr>
+              <w:cnfStyle w:val="000000100000" w:firstRow="0" w:lastRow="0" w:firstColumn="0" w:lastColumn="0" w:oddVBand="0" w:evenVBand="0" w:oddHBand="1" w:evenHBand="0" w:firstRowFirstColumn="0" w:firstRowLastColumn="0" w:lastRowFirstColumn="0" w:lastRowLastColumn="0"/>
               <w:rPr>
                 <w:rFonts w:ascii="Times New Roman" w:eastAsia="Times New Roman" w:hAnsi="Times New Roman" w:cs="Times New Roman"/>
                 <w:kern w:val="0"/>
@@ -2237,105 +2424,41 @@
         <w:tc>
           <w:tcPr>
             <w:tcW w:w="0" w:type="auto"/>
-            <w:vAlign w:val="center"/>
-            <w:hideMark/>
-          </w:tcPr>
-          <w:p>
-            <w:pPr>
-              <w:spacing w:after="0" w:line="240" w:lineRule="auto"/>
-              <w:rPr>
-                <w:rFonts w:ascii="Times New Roman" w:eastAsia="Times New Roman" w:hAnsi="Times New Roman" w:cs="Times New Roman"/>
-                <w:kern w:val="0"/>
-                <w:sz w:val="24"/>
-                <w:szCs w:val="24"/>
-                <w:lang w:val="en-GB" w:eastAsia="en-GB" w:bidi="ar-SA"/>
-                <w14:ligatures w14:val="none"/>
-              </w:rPr>
-            </w:pPr>
-            <w:r>
-              <w:rPr>
-                <w:rFonts w:ascii="Times New Roman" w:eastAsia="Times New Roman" w:hAnsi="Times New Roman" w:cs="Times New Roman"/>
-                <w:kern w:val="0"/>
-                <w:sz w:val="24"/>
-                <w:szCs w:val="24"/>
-                <w:lang w:val="en-GB" w:eastAsia="en-GB" w:bidi="ar-SA"/>
-                <w14:ligatures w14:val="none"/>
-              </w:rPr>
-              <w:t>R</w:t>
+            <w:hideMark/>
+          </w:tcPr>
+          <w:p>
+            <w:pPr>
+              <w:cnfStyle w:val="000000100000" w:firstRow="0" w:lastRow="0" w:firstColumn="0" w:lastColumn="0" w:oddVBand="0" w:evenVBand="0" w:oddHBand="1" w:evenHBand="0" w:firstRowFirstColumn="0" w:firstRowLastColumn="0" w:lastRowFirstColumn="0" w:lastRowLastColumn="0"/>
+              <w:rPr>
+                <w:rFonts w:ascii="Times New Roman" w:eastAsia="Times New Roman" w:hAnsi="Times New Roman" w:cs="Times New Roman"/>
+                <w:kern w:val="0"/>
+                <w:sz w:val="24"/>
+                <w:szCs w:val="24"/>
+                <w:lang w:val="en-GB" w:eastAsia="en-GB" w:bidi="ar-SA"/>
+                <w14:ligatures w14:val="none"/>
+              </w:rPr>
+            </w:pPr>
+            <w:r>
+              <w:rPr>
+                <w:rFonts w:ascii="Times New Roman" w:eastAsia="Times New Roman" w:hAnsi="Times New Roman" w:cs="Times New Roman"/>
+                <w:kern w:val="0"/>
+                <w:sz w:val="24"/>
+                <w:szCs w:val="24"/>
+                <w:lang w:val="en-GB" w:eastAsia="en-GB" w:bidi="ar-SA"/>
+                <w14:ligatures w14:val="none"/>
+              </w:rPr>
+              <w:t>C</w:t>
             </w:r>
           </w:p>
         </w:tc>
         <w:tc>
           <w:tcPr>
             <w:tcW w:w="0" w:type="auto"/>
-            <w:vAlign w:val="center"/>
-            <w:hideMark/>
-          </w:tcPr>
-          <w:p>
-            <w:pPr>
-              <w:spacing w:after="0" w:line="240" w:lineRule="auto"/>
-              <w:rPr>
-                <w:rFonts w:ascii="Times New Roman" w:eastAsia="Times New Roman" w:hAnsi="Times New Roman" w:cs="Times New Roman"/>
-                <w:kern w:val="0"/>
-                <w:sz w:val="24"/>
-                <w:szCs w:val="24"/>
-                <w:lang w:val="en-GB" w:eastAsia="en-GB" w:bidi="ar-SA"/>
-                <w14:ligatures w14:val="none"/>
-              </w:rPr>
-            </w:pPr>
-            <w:r>
-              <w:rPr>
-                <w:rFonts w:ascii="Times New Roman" w:eastAsia="Times New Roman" w:hAnsi="Times New Roman" w:cs="Times New Roman"/>
-                <w:kern w:val="0"/>
-                <w:sz w:val="24"/>
-                <w:szCs w:val="24"/>
-                <w:lang w:val="en-GB" w:eastAsia="en-GB" w:bidi="ar-SA"/>
-                <w14:ligatures w14:val="none"/>
-              </w:rPr>
-              <w:t>C</w:t>
-            </w:r>
-          </w:p>
-        </w:tc>
-        <w:tc>
-          <w:tcPr>
-            <w:tcW w:w="0" w:type="auto"/>
-            <w:vAlign w:val="center"/>
-            <w:hideMark/>
-          </w:tcPr>
-          <w:p>
-            <w:pPr>
-              <w:spacing w:after="0" w:line="240" w:lineRule="auto"/>
-              <w:rPr>
-                <w:rFonts w:ascii="Times New Roman" w:eastAsia="Times New Roman" w:hAnsi="Times New Roman" w:cs="Times New Roman"/>
-                <w:kern w:val="0"/>
-                <w:sz w:val="24"/>
-                <w:szCs w:val="24"/>
-                <w:lang w:val="en-GB" w:eastAsia="en-GB" w:bidi="ar-SA"/>
-                <w14:ligatures w14:val="none"/>
-              </w:rPr>
-            </w:pPr>
-            <w:r>
-              <w:rPr>
-                <w:rFonts w:ascii="Times New Roman" w:eastAsia="Times New Roman" w:hAnsi="Times New Roman" w:cs="Times New Roman"/>
-                <w:kern w:val="0"/>
-                <w:sz w:val="24"/>
-                <w:szCs w:val="24"/>
-                <w:lang w:val="en-GB" w:eastAsia="en-GB" w:bidi="ar-SA"/>
-                <w14:ligatures w14:val="none"/>
-              </w:rPr>
-              <w:t>A</w:t>
-            </w:r>
-          </w:p>
-        </w:tc>
-        <w:tc>
-          <w:tcPr>
-            <w:tcW w:w="0" w:type="auto"/>
-            <w:vAlign w:val="center"/>
-            <w:hideMark/>
-          </w:tcPr>
-          <w:p>
-            <w:pPr>
-              <w:spacing w:after="0" w:line="240" w:lineRule="auto"/>
+            <w:hideMark/>
+          </w:tcPr>
+          <w:p>
+            <w:pPr>
+              <w:cnfStyle w:val="000000100000" w:firstRow="0" w:lastRow="0" w:firstColumn="0" w:lastColumn="0" w:oddVBand="0" w:evenVBand="0" w:oddHBand="1" w:evenHBand="0" w:firstRowFirstColumn="0" w:firstRowLastColumn="0" w:lastRowFirstColumn="0" w:lastRowLastColumn="0"/>
               <w:rPr>
                 <w:rFonts w:ascii="Times New Roman" w:eastAsia="Times New Roman" w:hAnsi="Times New Roman" w:cs="Times New Roman"/>
                 <w:kern w:val="0"/>
@@ -2360,111 +2483,104 @@
         </w:tc>
       </w:tr>
       <w:tr>
-        <w:trPr>
-          <w:tblCellSpacing w:w="15" w:type="dxa"/>
-        </w:trPr>
-        <w:tc>
-          <w:tcPr>
+        <w:tc>
+          <w:tcPr>
+            <w:cnfStyle w:val="001000000000" w:firstRow="0" w:lastRow="0" w:firstColumn="1" w:lastColumn="0" w:oddVBand="0" w:evenVBand="0" w:oddHBand="0" w:evenHBand="0" w:firstRowFirstColumn="0" w:firstRowLastColumn="0" w:lastRowFirstColumn="0" w:lastRowLastColumn="0"/>
             <w:tcW w:w="0" w:type="auto"/>
-            <w:vAlign w:val="center"/>
-            <w:hideMark/>
-          </w:tcPr>
-          <w:p>
-            <w:pPr>
-              <w:spacing w:after="0" w:line="240" w:lineRule="auto"/>
-              <w:rPr>
-                <w:rFonts w:ascii="Times New Roman" w:eastAsia="Times New Roman" w:hAnsi="Times New Roman" w:cs="Times New Roman"/>
-                <w:kern w:val="0"/>
-                <w:sz w:val="24"/>
-                <w:szCs w:val="24"/>
-                <w:lang w:val="en-GB" w:eastAsia="en-GB" w:bidi="ar-SA"/>
-                <w14:ligatures w14:val="none"/>
-              </w:rPr>
-            </w:pPr>
-            <w:r>
-              <w:rPr>
-                <w:rFonts w:ascii="Times New Roman" w:eastAsia="Times New Roman" w:hAnsi="Times New Roman" w:cs="Times New Roman"/>
-                <w:kern w:val="0"/>
-                <w:sz w:val="24"/>
-                <w:szCs w:val="24"/>
-                <w:lang w:val="en-GB" w:eastAsia="en-GB" w:bidi="ar-SA"/>
-                <w14:ligatures w14:val="none"/>
-              </w:rPr>
-              <w:t>Revenue Targets</w:t>
+            <w:hideMark/>
+          </w:tcPr>
+          <w:p>
+            <w:pPr>
+              <w:rPr>
+                <w:rFonts w:ascii="Times New Roman" w:eastAsia="Times New Roman" w:hAnsi="Times New Roman" w:cs="Times New Roman"/>
+                <w:kern w:val="0"/>
+                <w:sz w:val="24"/>
+                <w:szCs w:val="24"/>
+                <w:lang w:val="en-GB" w:eastAsia="en-GB" w:bidi="ar-SA"/>
+                <w14:ligatures w14:val="none"/>
+              </w:rPr>
+            </w:pPr>
+            <w:r>
+              <w:rPr>
+                <w:rFonts w:ascii="Times New Roman" w:eastAsia="Times New Roman" w:hAnsi="Times New Roman" w:cs="Times New Roman"/>
+                <w:kern w:val="0"/>
+                <w:sz w:val="24"/>
+                <w:szCs w:val="24"/>
+                <w:lang w:val="en-GB" w:eastAsia="en-GB" w:bidi="ar-SA"/>
+                <w14:ligatures w14:val="none"/>
+              </w:rPr>
+              <w:t>Plan Approval</w:t>
             </w:r>
           </w:p>
         </w:tc>
         <w:tc>
           <w:tcPr>
             <w:tcW w:w="0" w:type="auto"/>
-            <w:vAlign w:val="center"/>
-            <w:hideMark/>
-          </w:tcPr>
-          <w:p>
-            <w:pPr>
-              <w:spacing w:after="0" w:line="240" w:lineRule="auto"/>
-              <w:rPr>
-                <w:rFonts w:ascii="Times New Roman" w:eastAsia="Times New Roman" w:hAnsi="Times New Roman" w:cs="Times New Roman"/>
-                <w:kern w:val="0"/>
-                <w:sz w:val="24"/>
-                <w:szCs w:val="24"/>
-                <w:lang w:val="en-GB" w:eastAsia="en-GB" w:bidi="ar-SA"/>
-                <w14:ligatures w14:val="none"/>
-              </w:rPr>
-            </w:pPr>
-            <w:r>
-              <w:rPr>
-                <w:rFonts w:ascii="Times New Roman" w:eastAsia="Times New Roman" w:hAnsi="Times New Roman" w:cs="Times New Roman"/>
-                <w:kern w:val="0"/>
-                <w:sz w:val="24"/>
-                <w:szCs w:val="24"/>
-                <w:lang w:val="en-GB" w:eastAsia="en-GB" w:bidi="ar-SA"/>
-                <w14:ligatures w14:val="none"/>
-              </w:rPr>
-              <w:t>A</w:t>
+            <w:hideMark/>
+          </w:tcPr>
+          <w:p>
+            <w:pPr>
+              <w:cnfStyle w:val="000000000000" w:firstRow="0" w:lastRow="0" w:firstColumn="0" w:lastColumn="0" w:oddVBand="0" w:evenVBand="0" w:oddHBand="0" w:evenHBand="0" w:firstRowFirstColumn="0" w:firstRowLastColumn="0" w:lastRowFirstColumn="0" w:lastRowLastColumn="0"/>
+              <w:rPr>
+                <w:rFonts w:ascii="Times New Roman" w:eastAsia="Times New Roman" w:hAnsi="Times New Roman" w:cs="Times New Roman"/>
+                <w:kern w:val="0"/>
+                <w:sz w:val="24"/>
+                <w:szCs w:val="24"/>
+                <w:lang w:val="en-GB" w:eastAsia="en-GB" w:bidi="ar-SA"/>
+                <w14:ligatures w14:val="none"/>
+              </w:rPr>
+            </w:pPr>
+            <w:r>
+              <w:rPr>
+                <w:rFonts w:ascii="Times New Roman" w:eastAsia="Times New Roman" w:hAnsi="Times New Roman" w:cs="Times New Roman"/>
+                <w:kern w:val="0"/>
+                <w:sz w:val="24"/>
+                <w:szCs w:val="24"/>
+                <w:lang w:val="en-GB" w:eastAsia="en-GB" w:bidi="ar-SA"/>
+                <w14:ligatures w14:val="none"/>
+              </w:rPr>
+              <w:t>C</w:t>
             </w:r>
           </w:p>
         </w:tc>
         <w:tc>
           <w:tcPr>
             <w:tcW w:w="0" w:type="auto"/>
-            <w:vAlign w:val="center"/>
-            <w:hideMark/>
-          </w:tcPr>
-          <w:p>
-            <w:pPr>
-              <w:spacing w:after="0" w:line="240" w:lineRule="auto"/>
-              <w:rPr>
-                <w:rFonts w:ascii="Times New Roman" w:eastAsia="Times New Roman" w:hAnsi="Times New Roman" w:cs="Times New Roman"/>
-                <w:kern w:val="0"/>
-                <w:sz w:val="24"/>
-                <w:szCs w:val="24"/>
-                <w:lang w:val="en-GB" w:eastAsia="en-GB" w:bidi="ar-SA"/>
-                <w14:ligatures w14:val="none"/>
-              </w:rPr>
-            </w:pPr>
-            <w:r>
-              <w:rPr>
-                <w:rFonts w:ascii="Times New Roman" w:eastAsia="Times New Roman" w:hAnsi="Times New Roman" w:cs="Times New Roman"/>
-                <w:kern w:val="0"/>
-                <w:sz w:val="24"/>
-                <w:szCs w:val="24"/>
-                <w:lang w:val="en-GB" w:eastAsia="en-GB" w:bidi="ar-SA"/>
-                <w14:ligatures w14:val="none"/>
-              </w:rPr>
-              <w:t>R</w:t>
+            <w:hideMark/>
+          </w:tcPr>
+          <w:p>
+            <w:pPr>
+              <w:cnfStyle w:val="000000000000" w:firstRow="0" w:lastRow="0" w:firstColumn="0" w:lastColumn="0" w:oddVBand="0" w:evenVBand="0" w:oddHBand="0" w:evenHBand="0" w:firstRowFirstColumn="0" w:firstRowLastColumn="0" w:lastRowFirstColumn="0" w:lastRowLastColumn="0"/>
+              <w:rPr>
+                <w:rFonts w:ascii="Times New Roman" w:eastAsia="Times New Roman" w:hAnsi="Times New Roman" w:cs="Times New Roman"/>
+                <w:kern w:val="0"/>
+                <w:sz w:val="24"/>
+                <w:szCs w:val="24"/>
+                <w:lang w:val="en-GB" w:eastAsia="en-GB" w:bidi="ar-SA"/>
+                <w14:ligatures w14:val="none"/>
+              </w:rPr>
+            </w:pPr>
+            <w:r>
+              <w:rPr>
+                <w:rFonts w:ascii="Times New Roman" w:eastAsia="Times New Roman" w:hAnsi="Times New Roman" w:cs="Times New Roman"/>
+                <w:kern w:val="0"/>
+                <w:sz w:val="24"/>
+                <w:szCs w:val="24"/>
+                <w:lang w:val="en-GB" w:eastAsia="en-GB" w:bidi="ar-SA"/>
+                <w14:ligatures w14:val="none"/>
+              </w:rPr>
+              <w:t>C</w:t>
             </w:r>
           </w:p>
         </w:tc>
         <w:tc>
           <w:tcPr>
             <w:tcW w:w="0" w:type="auto"/>
-            <w:vAlign w:val="center"/>
-            <w:hideMark/>
-          </w:tcPr>
-          <w:p>
-            <w:pPr>
-              <w:spacing w:after="0" w:line="240" w:lineRule="auto"/>
+            <w:hideMark/>
+          </w:tcPr>
+          <w:p>
+            <w:pPr>
+              <w:cnfStyle w:val="000000000000" w:firstRow="0" w:lastRow="0" w:firstColumn="0" w:lastColumn="0" w:oddVBand="0" w:evenVBand="0" w:oddHBand="0" w:evenHBand="0" w:firstRowFirstColumn="0" w:firstRowLastColumn="0" w:lastRowFirstColumn="0" w:lastRowLastColumn="0"/>
               <w:rPr>
                 <w:rFonts w:ascii="Times New Roman" w:eastAsia="Times New Roman" w:hAnsi="Times New Roman" w:cs="Times New Roman"/>
                 <w:kern w:val="0"/>
@@ -2490,12 +2606,11 @@
         <w:tc>
           <w:tcPr>
             <w:tcW w:w="0" w:type="auto"/>
-            <w:vAlign w:val="center"/>
-            <w:hideMark/>
-          </w:tcPr>
-          <w:p>
-            <w:pPr>
-              <w:spacing w:after="0" w:line="240" w:lineRule="auto"/>
+            <w:hideMark/>
+          </w:tcPr>
+          <w:p>
+            <w:pPr>
+              <w:cnfStyle w:val="000000000000" w:firstRow="0" w:lastRow="0" w:firstColumn="0" w:lastColumn="0" w:oddVBand="0" w:evenVBand="0" w:oddHBand="0" w:evenHBand="0" w:firstRowFirstColumn="0" w:firstRowLastColumn="0" w:lastRowFirstColumn="0" w:lastRowLastColumn="0"/>
               <w:rPr>
                 <w:rFonts w:ascii="Times New Roman" w:eastAsia="Times New Roman" w:hAnsi="Times New Roman" w:cs="Times New Roman"/>
                 <w:kern w:val="0"/>
@@ -2521,203 +2636,11 @@
         <w:tc>
           <w:tcPr>
             <w:tcW w:w="0" w:type="auto"/>
-            <w:vAlign w:val="center"/>
-            <w:hideMark/>
-          </w:tcPr>
-          <w:p>
-            <w:pPr>
-              <w:spacing w:after="0" w:line="240" w:lineRule="auto"/>
-              <w:rPr>
-                <w:rFonts w:ascii="Times New Roman" w:eastAsia="Times New Roman" w:hAnsi="Times New Roman" w:cs="Times New Roman"/>
-                <w:kern w:val="0"/>
-                <w:sz w:val="24"/>
-                <w:szCs w:val="24"/>
-                <w:lang w:val="en-GB" w:eastAsia="en-GB" w:bidi="ar-SA"/>
-                <w14:ligatures w14:val="none"/>
-              </w:rPr>
-            </w:pPr>
-            <w:r>
-              <w:rPr>
-                <w:rFonts w:ascii="Times New Roman" w:eastAsia="Times New Roman" w:hAnsi="Times New Roman" w:cs="Times New Roman"/>
-                <w:kern w:val="0"/>
-                <w:sz w:val="24"/>
-                <w:szCs w:val="24"/>
-                <w:lang w:val="en-GB" w:eastAsia="en-GB" w:bidi="ar-SA"/>
-                <w14:ligatures w14:val="none"/>
-              </w:rPr>
-              <w:t>I</w:t>
-            </w:r>
-          </w:p>
-        </w:tc>
-      </w:tr>
-      <w:tr>
-        <w:trPr>
-          <w:tblCellSpacing w:w="15" w:type="dxa"/>
-        </w:trPr>
-        <w:tc>
-          <w:tcPr>
-            <w:tcW w:w="0" w:type="auto"/>
-            <w:vAlign w:val="center"/>
-            <w:hideMark/>
-          </w:tcPr>
-          <w:p>
-            <w:pPr>
-              <w:spacing w:after="0" w:line="240" w:lineRule="auto"/>
-              <w:rPr>
-                <w:rFonts w:ascii="Times New Roman" w:eastAsia="Times New Roman" w:hAnsi="Times New Roman" w:cs="Times New Roman"/>
-                <w:kern w:val="0"/>
-                <w:sz w:val="24"/>
-                <w:szCs w:val="24"/>
-                <w:lang w:val="en-GB" w:eastAsia="en-GB" w:bidi="ar-SA"/>
-                <w14:ligatures w14:val="none"/>
-              </w:rPr>
-            </w:pPr>
-            <w:r>
-              <w:rPr>
-                <w:rFonts w:ascii="Times New Roman" w:eastAsia="Times New Roman" w:hAnsi="Times New Roman" w:cs="Times New Roman"/>
-                <w:kern w:val="0"/>
-                <w:sz w:val="24"/>
-                <w:szCs w:val="24"/>
-                <w:lang w:val="en-GB" w:eastAsia="en-GB" w:bidi="ar-SA"/>
-                <w14:ligatures w14:val="none"/>
-              </w:rPr>
-              <w:t>Plan Approval</w:t>
-            </w:r>
-          </w:p>
-        </w:tc>
-        <w:tc>
-          <w:tcPr>
-            <w:tcW w:w="0" w:type="auto"/>
-            <w:vAlign w:val="center"/>
-            <w:hideMark/>
-          </w:tcPr>
-          <w:p>
-            <w:pPr>
-              <w:spacing w:after="0" w:line="240" w:lineRule="auto"/>
-              <w:rPr>
-                <w:rFonts w:ascii="Times New Roman" w:eastAsia="Times New Roman" w:hAnsi="Times New Roman" w:cs="Times New Roman"/>
-                <w:kern w:val="0"/>
-                <w:sz w:val="24"/>
-                <w:szCs w:val="24"/>
-                <w:lang w:val="en-GB" w:eastAsia="en-GB" w:bidi="ar-SA"/>
-                <w14:ligatures w14:val="none"/>
-              </w:rPr>
-            </w:pPr>
-            <w:r>
-              <w:rPr>
-                <w:rFonts w:ascii="Times New Roman" w:eastAsia="Times New Roman" w:hAnsi="Times New Roman" w:cs="Times New Roman"/>
-                <w:kern w:val="0"/>
-                <w:sz w:val="24"/>
-                <w:szCs w:val="24"/>
-                <w:lang w:val="en-GB" w:eastAsia="en-GB" w:bidi="ar-SA"/>
-                <w14:ligatures w14:val="none"/>
-              </w:rPr>
-              <w:t>C</w:t>
-            </w:r>
-          </w:p>
-        </w:tc>
-        <w:tc>
-          <w:tcPr>
-            <w:tcW w:w="0" w:type="auto"/>
-            <w:vAlign w:val="center"/>
-            <w:hideMark/>
-          </w:tcPr>
-          <w:p>
-            <w:pPr>
-              <w:spacing w:after="0" w:line="240" w:lineRule="auto"/>
-              <w:rPr>
-                <w:rFonts w:ascii="Times New Roman" w:eastAsia="Times New Roman" w:hAnsi="Times New Roman" w:cs="Times New Roman"/>
-                <w:kern w:val="0"/>
-                <w:sz w:val="24"/>
-                <w:szCs w:val="24"/>
-                <w:lang w:val="en-GB" w:eastAsia="en-GB" w:bidi="ar-SA"/>
-                <w14:ligatures w14:val="none"/>
-              </w:rPr>
-            </w:pPr>
-            <w:r>
-              <w:rPr>
-                <w:rFonts w:ascii="Times New Roman" w:eastAsia="Times New Roman" w:hAnsi="Times New Roman" w:cs="Times New Roman"/>
-                <w:kern w:val="0"/>
-                <w:sz w:val="24"/>
-                <w:szCs w:val="24"/>
-                <w:lang w:val="en-GB" w:eastAsia="en-GB" w:bidi="ar-SA"/>
-                <w14:ligatures w14:val="none"/>
-              </w:rPr>
-              <w:t>C</w:t>
-            </w:r>
-          </w:p>
-        </w:tc>
-        <w:tc>
-          <w:tcPr>
-            <w:tcW w:w="0" w:type="auto"/>
-            <w:vAlign w:val="center"/>
-            <w:hideMark/>
-          </w:tcPr>
-          <w:p>
-            <w:pPr>
-              <w:spacing w:after="0" w:line="240" w:lineRule="auto"/>
-              <w:rPr>
-                <w:rFonts w:ascii="Times New Roman" w:eastAsia="Times New Roman" w:hAnsi="Times New Roman" w:cs="Times New Roman"/>
-                <w:kern w:val="0"/>
-                <w:sz w:val="24"/>
-                <w:szCs w:val="24"/>
-                <w:lang w:val="en-GB" w:eastAsia="en-GB" w:bidi="ar-SA"/>
-                <w14:ligatures w14:val="none"/>
-              </w:rPr>
-            </w:pPr>
-            <w:r>
-              <w:rPr>
-                <w:rFonts w:ascii="Times New Roman" w:eastAsia="Times New Roman" w:hAnsi="Times New Roman" w:cs="Times New Roman"/>
-                <w:kern w:val="0"/>
-                <w:sz w:val="24"/>
-                <w:szCs w:val="24"/>
-                <w:lang w:val="en-GB" w:eastAsia="en-GB" w:bidi="ar-SA"/>
-                <w14:ligatures w14:val="none"/>
-              </w:rPr>
-              <w:t>C</w:t>
-            </w:r>
-          </w:p>
-        </w:tc>
-        <w:tc>
-          <w:tcPr>
-            <w:tcW w:w="0" w:type="auto"/>
-            <w:vAlign w:val="center"/>
-            <w:hideMark/>
-          </w:tcPr>
-          <w:p>
-            <w:pPr>
-              <w:spacing w:after="0" w:line="240" w:lineRule="auto"/>
-              <w:rPr>
-                <w:rFonts w:ascii="Times New Roman" w:eastAsia="Times New Roman" w:hAnsi="Times New Roman" w:cs="Times New Roman"/>
-                <w:kern w:val="0"/>
-                <w:sz w:val="24"/>
-                <w:szCs w:val="24"/>
-                <w:lang w:val="en-GB" w:eastAsia="en-GB" w:bidi="ar-SA"/>
-                <w14:ligatures w14:val="none"/>
-              </w:rPr>
-            </w:pPr>
-            <w:r>
-              <w:rPr>
-                <w:rFonts w:ascii="Times New Roman" w:eastAsia="Times New Roman" w:hAnsi="Times New Roman" w:cs="Times New Roman"/>
-                <w:kern w:val="0"/>
-                <w:sz w:val="24"/>
-                <w:szCs w:val="24"/>
-                <w:lang w:val="en-GB" w:eastAsia="en-GB" w:bidi="ar-SA"/>
-                <w14:ligatures w14:val="none"/>
-              </w:rPr>
-              <w:t>C</w:t>
-            </w:r>
-          </w:p>
-        </w:tc>
-        <w:tc>
-          <w:tcPr>
-            <w:tcW w:w="0" w:type="auto"/>
-            <w:vAlign w:val="center"/>
-            <w:hideMark/>
-          </w:tcPr>
-          <w:p>
-            <w:pPr>
-              <w:spacing w:after="0" w:line="240" w:lineRule="auto"/>
+            <w:hideMark/>
+          </w:tcPr>
+          <w:p>
+            <w:pPr>
+              <w:cnfStyle w:val="000000000000" w:firstRow="0" w:lastRow="0" w:firstColumn="0" w:lastColumn="0" w:oddVBand="0" w:evenVBand="0" w:oddHBand="0" w:evenHBand="0" w:firstRowFirstColumn="0" w:firstRowLastColumn="0" w:lastRowFirstColumn="0" w:lastRowLastColumn="0"/>
               <w:rPr>
                 <w:rFonts w:ascii="Times New Roman" w:eastAsia="Times New Roman" w:hAnsi="Times New Roman" w:cs="Times New Roman"/>
                 <w:kern w:val="0"/>
@@ -2934,7 +2857,6 @@
           <w:lang w:val="en-GB" w:eastAsia="en-GB" w:bidi="ar-SA"/>
           <w14:ligatures w14:val="none"/>
         </w:rPr>
-        <w:lastRenderedPageBreak/>
         <w:t>Revenue per Segment</w:t>
       </w:r>
     </w:p>
@@ -2963,6 +2885,7 @@
           <w:lang w:val="en-GB" w:eastAsia="en-GB" w:bidi="ar-SA"/>
           <w14:ligatures w14:val="none"/>
         </w:rPr>
+        <w:lastRenderedPageBreak/>
         <w:t>Forecast Accuracy %</w:t>
       </w:r>
     </w:p>
@@ -3465,54 +3388,47 @@
     </w:p>
     <w:tbl>
       <w:tblPr>
+        <w:tblStyle w:val="PlainTable1"/>
         <w:tblW w:w="0" w:type="auto"/>
-        <w:tblCellSpacing w:w="15" w:type="dxa"/>
-        <w:tblCellMar>
-          <w:top w:w="15" w:type="dxa"/>
-          <w:left w:w="15" w:type="dxa"/>
-          <w:bottom w:w="15" w:type="dxa"/>
-          <w:right w:w="15" w:type="dxa"/>
-        </w:tblCellMar>
         <w:tblLook w:val="04A0" w:firstRow="1" w:lastRow="0" w:firstColumn="1" w:lastColumn="0" w:noHBand="0" w:noVBand="1"/>
       </w:tblPr>
       <w:tblGrid>
-        <w:gridCol w:w="956"/>
-        <w:gridCol w:w="1680"/>
-        <w:gridCol w:w="1827"/>
-        <w:gridCol w:w="1827"/>
-        <w:gridCol w:w="1089"/>
+        <w:gridCol w:w="1097"/>
+        <w:gridCol w:w="1836"/>
+        <w:gridCol w:w="1983"/>
+        <w:gridCol w:w="1983"/>
+        <w:gridCol w:w="1230"/>
       </w:tblGrid>
       <w:tr>
         <w:trPr>
+          <w:cnfStyle w:val="100000000000" w:firstRow="1" w:lastRow="0" w:firstColumn="0" w:lastColumn="0" w:oddVBand="0" w:evenVBand="0" w:oddHBand="0" w:evenHBand="0" w:firstRowFirstColumn="0" w:firstRowLastColumn="0" w:lastRowFirstColumn="0" w:lastRowLastColumn="0"/>
           <w:tblHeader/>
-          <w:tblCellSpacing w:w="15" w:type="dxa"/>
         </w:trPr>
         <w:tc>
           <w:tcPr>
+            <w:cnfStyle w:val="001000000000" w:firstRow="0" w:lastRow="0" w:firstColumn="1" w:lastColumn="0" w:oddVBand="0" w:evenVBand="0" w:oddHBand="0" w:evenHBand="0" w:firstRowFirstColumn="0" w:firstRowLastColumn="0" w:lastRowFirstColumn="0" w:lastRowLastColumn="0"/>
             <w:tcW w:w="0" w:type="auto"/>
+            <w:shd w:val="clear" w:color="auto" w:fill="0E2841" w:themeFill="text2"/>
             <w:vAlign w:val="center"/>
             <w:hideMark/>
           </w:tcPr>
           <w:p>
             <w:pPr>
-              <w:spacing w:after="0" w:line="240" w:lineRule="auto"/>
               <w:jc w:val="center"/>
               <w:rPr>
                 <w:rFonts w:ascii="Times New Roman" w:eastAsia="Times New Roman" w:hAnsi="Times New Roman" w:cs="Times New Roman"/>
-                <w:b/>
-                <w:bCs/>
-                <w:kern w:val="0"/>
-                <w:sz w:val="24"/>
-                <w:szCs w:val="24"/>
-                <w:lang w:val="en-GB" w:eastAsia="en-GB" w:bidi="ar-SA"/>
-                <w14:ligatures w14:val="none"/>
-              </w:rPr>
-            </w:pPr>
-            <w:r>
-              <w:rPr>
-                <w:rFonts w:ascii="Times New Roman" w:eastAsia="Times New Roman" w:hAnsi="Times New Roman" w:cs="Times New Roman"/>
-                <w:b/>
-                <w:bCs/>
+                <w:b w:val="0"/>
+                <w:bCs w:val="0"/>
+                <w:kern w:val="0"/>
+                <w:sz w:val="24"/>
+                <w:szCs w:val="24"/>
+                <w:lang w:val="en-GB" w:eastAsia="en-GB" w:bidi="ar-SA"/>
+                <w14:ligatures w14:val="none"/>
+              </w:rPr>
+            </w:pPr>
+            <w:r>
+              <w:rPr>
+                <w:rFonts w:ascii="Times New Roman" w:eastAsia="Times New Roman" w:hAnsi="Times New Roman" w:cs="Times New Roman"/>
                 <w:kern w:val="0"/>
                 <w:sz w:val="24"/>
                 <w:szCs w:val="24"/>
@@ -3526,29 +3442,28 @@
         <w:tc>
           <w:tcPr>
             <w:tcW w:w="0" w:type="auto"/>
+            <w:shd w:val="clear" w:color="auto" w:fill="0E2841" w:themeFill="text2"/>
             <w:vAlign w:val="center"/>
             <w:hideMark/>
           </w:tcPr>
           <w:p>
             <w:pPr>
-              <w:spacing w:after="0" w:line="240" w:lineRule="auto"/>
               <w:jc w:val="center"/>
-              <w:rPr>
-                <w:rFonts w:ascii="Times New Roman" w:eastAsia="Times New Roman" w:hAnsi="Times New Roman" w:cs="Times New Roman"/>
-                <w:b/>
-                <w:bCs/>
-                <w:kern w:val="0"/>
-                <w:sz w:val="24"/>
-                <w:szCs w:val="24"/>
-                <w:lang w:val="en-GB" w:eastAsia="en-GB" w:bidi="ar-SA"/>
-                <w14:ligatures w14:val="none"/>
-              </w:rPr>
-            </w:pPr>
-            <w:r>
-              <w:rPr>
-                <w:rFonts w:ascii="Times New Roman" w:eastAsia="Times New Roman" w:hAnsi="Times New Roman" w:cs="Times New Roman"/>
-                <w:b/>
-                <w:bCs/>
+              <w:cnfStyle w:val="100000000000" w:firstRow="1" w:lastRow="0" w:firstColumn="0" w:lastColumn="0" w:oddVBand="0" w:evenVBand="0" w:oddHBand="0" w:evenHBand="0" w:firstRowFirstColumn="0" w:firstRowLastColumn="0" w:lastRowFirstColumn="0" w:lastRowLastColumn="0"/>
+              <w:rPr>
+                <w:rFonts w:ascii="Times New Roman" w:eastAsia="Times New Roman" w:hAnsi="Times New Roman" w:cs="Times New Roman"/>
+                <w:b w:val="0"/>
+                <w:bCs w:val="0"/>
+                <w:kern w:val="0"/>
+                <w:sz w:val="24"/>
+                <w:szCs w:val="24"/>
+                <w:lang w:val="en-GB" w:eastAsia="en-GB" w:bidi="ar-SA"/>
+                <w14:ligatures w14:val="none"/>
+              </w:rPr>
+            </w:pPr>
+            <w:r>
+              <w:rPr>
+                <w:rFonts w:ascii="Times New Roman" w:eastAsia="Times New Roman" w:hAnsi="Times New Roman" w:cs="Times New Roman"/>
                 <w:kern w:val="0"/>
                 <w:sz w:val="24"/>
                 <w:szCs w:val="24"/>
@@ -3562,29 +3477,28 @@
         <w:tc>
           <w:tcPr>
             <w:tcW w:w="0" w:type="auto"/>
+            <w:shd w:val="clear" w:color="auto" w:fill="0E2841" w:themeFill="text2"/>
             <w:vAlign w:val="center"/>
             <w:hideMark/>
           </w:tcPr>
           <w:p>
             <w:pPr>
-              <w:spacing w:after="0" w:line="240" w:lineRule="auto"/>
               <w:jc w:val="center"/>
-              <w:rPr>
-                <w:rFonts w:ascii="Times New Roman" w:eastAsia="Times New Roman" w:hAnsi="Times New Roman" w:cs="Times New Roman"/>
-                <w:b/>
-                <w:bCs/>
-                <w:kern w:val="0"/>
-                <w:sz w:val="24"/>
-                <w:szCs w:val="24"/>
-                <w:lang w:val="en-GB" w:eastAsia="en-GB" w:bidi="ar-SA"/>
-                <w14:ligatures w14:val="none"/>
-              </w:rPr>
-            </w:pPr>
-            <w:r>
-              <w:rPr>
-                <w:rFonts w:ascii="Times New Roman" w:eastAsia="Times New Roman" w:hAnsi="Times New Roman" w:cs="Times New Roman"/>
-                <w:b/>
-                <w:bCs/>
+              <w:cnfStyle w:val="100000000000" w:firstRow="1" w:lastRow="0" w:firstColumn="0" w:lastColumn="0" w:oddVBand="0" w:evenVBand="0" w:oddHBand="0" w:evenHBand="0" w:firstRowFirstColumn="0" w:firstRowLastColumn="0" w:lastRowFirstColumn="0" w:lastRowLastColumn="0"/>
+              <w:rPr>
+                <w:rFonts w:ascii="Times New Roman" w:eastAsia="Times New Roman" w:hAnsi="Times New Roman" w:cs="Times New Roman"/>
+                <w:b w:val="0"/>
+                <w:bCs w:val="0"/>
+                <w:kern w:val="0"/>
+                <w:sz w:val="24"/>
+                <w:szCs w:val="24"/>
+                <w:lang w:val="en-GB" w:eastAsia="en-GB" w:bidi="ar-SA"/>
+                <w14:ligatures w14:val="none"/>
+              </w:rPr>
+            </w:pPr>
+            <w:r>
+              <w:rPr>
+                <w:rFonts w:ascii="Times New Roman" w:eastAsia="Times New Roman" w:hAnsi="Times New Roman" w:cs="Times New Roman"/>
                 <w:kern w:val="0"/>
                 <w:sz w:val="24"/>
                 <w:szCs w:val="24"/>
@@ -3598,29 +3512,28 @@
         <w:tc>
           <w:tcPr>
             <w:tcW w:w="0" w:type="auto"/>
+            <w:shd w:val="clear" w:color="auto" w:fill="0E2841" w:themeFill="text2"/>
             <w:vAlign w:val="center"/>
             <w:hideMark/>
           </w:tcPr>
           <w:p>
             <w:pPr>
-              <w:spacing w:after="0" w:line="240" w:lineRule="auto"/>
               <w:jc w:val="center"/>
-              <w:rPr>
-                <w:rFonts w:ascii="Times New Roman" w:eastAsia="Times New Roman" w:hAnsi="Times New Roman" w:cs="Times New Roman"/>
-                <w:b/>
-                <w:bCs/>
-                <w:kern w:val="0"/>
-                <w:sz w:val="24"/>
-                <w:szCs w:val="24"/>
-                <w:lang w:val="en-GB" w:eastAsia="en-GB" w:bidi="ar-SA"/>
-                <w14:ligatures w14:val="none"/>
-              </w:rPr>
-            </w:pPr>
-            <w:r>
-              <w:rPr>
-                <w:rFonts w:ascii="Times New Roman" w:eastAsia="Times New Roman" w:hAnsi="Times New Roman" w:cs="Times New Roman"/>
-                <w:b/>
-                <w:bCs/>
+              <w:cnfStyle w:val="100000000000" w:firstRow="1" w:lastRow="0" w:firstColumn="0" w:lastColumn="0" w:oddVBand="0" w:evenVBand="0" w:oddHBand="0" w:evenHBand="0" w:firstRowFirstColumn="0" w:firstRowLastColumn="0" w:lastRowFirstColumn="0" w:lastRowLastColumn="0"/>
+              <w:rPr>
+                <w:rFonts w:ascii="Times New Roman" w:eastAsia="Times New Roman" w:hAnsi="Times New Roman" w:cs="Times New Roman"/>
+                <w:b w:val="0"/>
+                <w:bCs w:val="0"/>
+                <w:kern w:val="0"/>
+                <w:sz w:val="24"/>
+                <w:szCs w:val="24"/>
+                <w:lang w:val="en-GB" w:eastAsia="en-GB" w:bidi="ar-SA"/>
+                <w14:ligatures w14:val="none"/>
+              </w:rPr>
+            </w:pPr>
+            <w:r>
+              <w:rPr>
+                <w:rFonts w:ascii="Times New Roman" w:eastAsia="Times New Roman" w:hAnsi="Times New Roman" w:cs="Times New Roman"/>
                 <w:kern w:val="0"/>
                 <w:sz w:val="24"/>
                 <w:szCs w:val="24"/>
@@ -3634,29 +3547,28 @@
         <w:tc>
           <w:tcPr>
             <w:tcW w:w="0" w:type="auto"/>
+            <w:shd w:val="clear" w:color="auto" w:fill="0E2841" w:themeFill="text2"/>
             <w:vAlign w:val="center"/>
             <w:hideMark/>
           </w:tcPr>
           <w:p>
             <w:pPr>
-              <w:spacing w:after="0" w:line="240" w:lineRule="auto"/>
               <w:jc w:val="center"/>
-              <w:rPr>
-                <w:rFonts w:ascii="Times New Roman" w:eastAsia="Times New Roman" w:hAnsi="Times New Roman" w:cs="Times New Roman"/>
-                <w:b/>
-                <w:bCs/>
-                <w:kern w:val="0"/>
-                <w:sz w:val="24"/>
-                <w:szCs w:val="24"/>
-                <w:lang w:val="en-GB" w:eastAsia="en-GB" w:bidi="ar-SA"/>
-                <w14:ligatures w14:val="none"/>
-              </w:rPr>
-            </w:pPr>
-            <w:r>
-              <w:rPr>
-                <w:rFonts w:ascii="Times New Roman" w:eastAsia="Times New Roman" w:hAnsi="Times New Roman" w:cs="Times New Roman"/>
-                <w:b/>
-                <w:bCs/>
+              <w:cnfStyle w:val="100000000000" w:firstRow="1" w:lastRow="0" w:firstColumn="0" w:lastColumn="0" w:oddVBand="0" w:evenVBand="0" w:oddHBand="0" w:evenHBand="0" w:firstRowFirstColumn="0" w:firstRowLastColumn="0" w:lastRowFirstColumn="0" w:lastRowLastColumn="0"/>
+              <w:rPr>
+                <w:rFonts w:ascii="Times New Roman" w:eastAsia="Times New Roman" w:hAnsi="Times New Roman" w:cs="Times New Roman"/>
+                <w:b w:val="0"/>
+                <w:bCs w:val="0"/>
+                <w:kern w:val="0"/>
+                <w:sz w:val="24"/>
+                <w:szCs w:val="24"/>
+                <w:lang w:val="en-GB" w:eastAsia="en-GB" w:bidi="ar-SA"/>
+                <w14:ligatures w14:val="none"/>
+              </w:rPr>
+            </w:pPr>
+            <w:r>
+              <w:rPr>
+                <w:rFonts w:ascii="Times New Roman" w:eastAsia="Times New Roman" w:hAnsi="Times New Roman" w:cs="Times New Roman"/>
                 <w:kern w:val="0"/>
                 <w:sz w:val="24"/>
                 <w:szCs w:val="24"/>
@@ -3670,17 +3582,16 @@
       </w:tr>
       <w:tr>
         <w:trPr>
-          <w:tblCellSpacing w:w="15" w:type="dxa"/>
+          <w:cnfStyle w:val="000000100000" w:firstRow="0" w:lastRow="0" w:firstColumn="0" w:lastColumn="0" w:oddVBand="0" w:evenVBand="0" w:oddHBand="1" w:evenHBand="0" w:firstRowFirstColumn="0" w:firstRowLastColumn="0" w:lastRowFirstColumn="0" w:lastRowLastColumn="0"/>
         </w:trPr>
         <w:tc>
           <w:tcPr>
+            <w:cnfStyle w:val="001000000000" w:firstRow="0" w:lastRow="0" w:firstColumn="1" w:lastColumn="0" w:oddVBand="0" w:evenVBand="0" w:oddHBand="0" w:evenHBand="0" w:firstRowFirstColumn="0" w:firstRowLastColumn="0" w:lastRowFirstColumn="0" w:lastRowLastColumn="0"/>
             <w:tcW w:w="0" w:type="auto"/>
-            <w:vAlign w:val="center"/>
-            <w:hideMark/>
-          </w:tcPr>
-          <w:p>
-            <w:pPr>
-              <w:spacing w:after="0" w:line="240" w:lineRule="auto"/>
+            <w:hideMark/>
+          </w:tcPr>
+          <w:p>
+            <w:pPr>
               <w:rPr>
                 <w:rFonts w:ascii="Times New Roman" w:eastAsia="Times New Roman" w:hAnsi="Times New Roman" w:cs="Times New Roman"/>
                 <w:kern w:val="0"/>
@@ -3706,12 +3617,11 @@
         <w:tc>
           <w:tcPr>
             <w:tcW w:w="0" w:type="auto"/>
-            <w:vAlign w:val="center"/>
-            <w:hideMark/>
-          </w:tcPr>
-          <w:p>
-            <w:pPr>
-              <w:spacing w:after="0" w:line="240" w:lineRule="auto"/>
+            <w:hideMark/>
+          </w:tcPr>
+          <w:p>
+            <w:pPr>
+              <w:cnfStyle w:val="000000100000" w:firstRow="0" w:lastRow="0" w:firstColumn="0" w:lastColumn="0" w:oddVBand="0" w:evenVBand="0" w:oddHBand="1" w:evenHBand="0" w:firstRowFirstColumn="0" w:firstRowLastColumn="0" w:lastRowFirstColumn="0" w:lastRowLastColumn="0"/>
               <w:rPr>
                 <w:rFonts w:ascii="Times New Roman" w:eastAsia="Times New Roman" w:hAnsi="Times New Roman" w:cs="Times New Roman"/>
                 <w:kern w:val="0"/>
@@ -3737,12 +3647,11 @@
         <w:tc>
           <w:tcPr>
             <w:tcW w:w="0" w:type="auto"/>
-            <w:vAlign w:val="center"/>
-            <w:hideMark/>
-          </w:tcPr>
-          <w:p>
-            <w:pPr>
-              <w:spacing w:after="0" w:line="240" w:lineRule="auto"/>
+            <w:hideMark/>
+          </w:tcPr>
+          <w:p>
+            <w:pPr>
+              <w:cnfStyle w:val="000000100000" w:firstRow="0" w:lastRow="0" w:firstColumn="0" w:lastColumn="0" w:oddVBand="0" w:evenVBand="0" w:oddHBand="1" w:evenHBand="0" w:firstRowFirstColumn="0" w:firstRowLastColumn="0" w:lastRowFirstColumn="0" w:lastRowLastColumn="0"/>
               <w:rPr>
                 <w:rFonts w:ascii="Times New Roman" w:eastAsia="Times New Roman" w:hAnsi="Times New Roman" w:cs="Times New Roman"/>
                 <w:kern w:val="0"/>
@@ -3768,12 +3677,11 @@
         <w:tc>
           <w:tcPr>
             <w:tcW w:w="0" w:type="auto"/>
-            <w:vAlign w:val="center"/>
-            <w:hideMark/>
-          </w:tcPr>
-          <w:p>
-            <w:pPr>
-              <w:spacing w:after="0" w:line="240" w:lineRule="auto"/>
+            <w:hideMark/>
+          </w:tcPr>
+          <w:p>
+            <w:pPr>
+              <w:cnfStyle w:val="000000100000" w:firstRow="0" w:lastRow="0" w:firstColumn="0" w:lastColumn="0" w:oddVBand="0" w:evenVBand="0" w:oddHBand="1" w:evenHBand="0" w:firstRowFirstColumn="0" w:firstRowLastColumn="0" w:lastRowFirstColumn="0" w:lastRowLastColumn="0"/>
               <w:rPr>
                 <w:rFonts w:ascii="Times New Roman" w:eastAsia="Times New Roman" w:hAnsi="Times New Roman" w:cs="Times New Roman"/>
                 <w:kern w:val="0"/>
@@ -3799,12 +3707,11 @@
         <w:tc>
           <w:tcPr>
             <w:tcW w:w="0" w:type="auto"/>
-            <w:vAlign w:val="center"/>
-            <w:hideMark/>
-          </w:tcPr>
-          <w:p>
-            <w:pPr>
-              <w:spacing w:after="0" w:line="240" w:lineRule="auto"/>
+            <w:hideMark/>
+          </w:tcPr>
+          <w:p>
+            <w:pPr>
+              <w:cnfStyle w:val="000000100000" w:firstRow="0" w:lastRow="0" w:firstColumn="0" w:lastColumn="0" w:oddVBand="0" w:evenVBand="0" w:oddHBand="1" w:evenHBand="0" w:firstRowFirstColumn="0" w:firstRowLastColumn="0" w:lastRowFirstColumn="0" w:lastRowLastColumn="0"/>
               <w:rPr>
                 <w:rFonts w:ascii="Times New Roman" w:eastAsia="Times New Roman" w:hAnsi="Times New Roman" w:cs="Times New Roman"/>
                 <w:kern w:val="0"/>
@@ -3824,307 +3731,294 @@
                 <w14:ligatures w14:val="none"/>
               </w:rPr>
               <w:t>Market</w:t>
+            </w:r>
+          </w:p>
+        </w:tc>
+      </w:tr>
+      <w:tr>
+        <w:tc>
+          <w:tcPr>
+            <w:cnfStyle w:val="001000000000" w:firstRow="0" w:lastRow="0" w:firstColumn="1" w:lastColumn="0" w:oddVBand="0" w:evenVBand="0" w:oddHBand="0" w:evenHBand="0" w:firstRowFirstColumn="0" w:firstRowLastColumn="0" w:lastRowFirstColumn="0" w:lastRowLastColumn="0"/>
+            <w:tcW w:w="0" w:type="auto"/>
+            <w:hideMark/>
+          </w:tcPr>
+          <w:p>
+            <w:pPr>
+              <w:rPr>
+                <w:rFonts w:ascii="Times New Roman" w:eastAsia="Times New Roman" w:hAnsi="Times New Roman" w:cs="Times New Roman"/>
+                <w:kern w:val="0"/>
+                <w:sz w:val="24"/>
+                <w:szCs w:val="24"/>
+                <w:lang w:val="en-GB" w:eastAsia="en-GB" w:bidi="ar-SA"/>
+                <w14:ligatures w14:val="none"/>
+              </w:rPr>
+            </w:pPr>
+            <w:r>
+              <w:rPr>
+                <w:rFonts w:ascii="Times New Roman" w:eastAsia="Times New Roman" w:hAnsi="Times New Roman" w:cs="Times New Roman"/>
+                <w:kern w:val="0"/>
+                <w:sz w:val="24"/>
+                <w:szCs w:val="24"/>
+                <w:lang w:val="en-GB" w:eastAsia="en-GB" w:bidi="ar-SA"/>
+                <w14:ligatures w14:val="none"/>
+              </w:rPr>
+              <w:t>Finance</w:t>
+            </w:r>
+          </w:p>
+        </w:tc>
+        <w:tc>
+          <w:tcPr>
+            <w:tcW w:w="0" w:type="auto"/>
+            <w:hideMark/>
+          </w:tcPr>
+          <w:p>
+            <w:pPr>
+              <w:cnfStyle w:val="000000000000" w:firstRow="0" w:lastRow="0" w:firstColumn="0" w:lastColumn="0" w:oddVBand="0" w:evenVBand="0" w:oddHBand="0" w:evenHBand="0" w:firstRowFirstColumn="0" w:firstRowLastColumn="0" w:lastRowFirstColumn="0" w:lastRowLastColumn="0"/>
+              <w:rPr>
+                <w:rFonts w:ascii="Times New Roman" w:eastAsia="Times New Roman" w:hAnsi="Times New Roman" w:cs="Times New Roman"/>
+                <w:kern w:val="0"/>
+                <w:sz w:val="24"/>
+                <w:szCs w:val="24"/>
+                <w:lang w:val="en-GB" w:eastAsia="en-GB" w:bidi="ar-SA"/>
+                <w14:ligatures w14:val="none"/>
+              </w:rPr>
+            </w:pPr>
+            <w:r>
+              <w:rPr>
+                <w:rFonts w:ascii="Times New Roman" w:eastAsia="Times New Roman" w:hAnsi="Times New Roman" w:cs="Times New Roman"/>
+                <w:kern w:val="0"/>
+                <w:sz w:val="24"/>
+                <w:szCs w:val="24"/>
+                <w:lang w:val="en-GB" w:eastAsia="en-GB" w:bidi="ar-SA"/>
+                <w14:ligatures w14:val="none"/>
+              </w:rPr>
+              <w:t>Budget</w:t>
+            </w:r>
+          </w:p>
+        </w:tc>
+        <w:tc>
+          <w:tcPr>
+            <w:tcW w:w="0" w:type="auto"/>
+            <w:hideMark/>
+          </w:tcPr>
+          <w:p>
+            <w:pPr>
+              <w:cnfStyle w:val="000000000000" w:firstRow="0" w:lastRow="0" w:firstColumn="0" w:lastColumn="0" w:oddVBand="0" w:evenVBand="0" w:oddHBand="0" w:evenHBand="0" w:firstRowFirstColumn="0" w:firstRowLastColumn="0" w:lastRowFirstColumn="0" w:lastRowLastColumn="0"/>
+              <w:rPr>
+                <w:rFonts w:ascii="Times New Roman" w:eastAsia="Times New Roman" w:hAnsi="Times New Roman" w:cs="Times New Roman"/>
+                <w:kern w:val="0"/>
+                <w:sz w:val="24"/>
+                <w:szCs w:val="24"/>
+                <w:lang w:val="en-GB" w:eastAsia="en-GB" w:bidi="ar-SA"/>
+                <w14:ligatures w14:val="none"/>
+              </w:rPr>
+            </w:pPr>
+            <w:r>
+              <w:rPr>
+                <w:rFonts w:ascii="Times New Roman" w:eastAsia="Times New Roman" w:hAnsi="Times New Roman" w:cs="Times New Roman"/>
+                <w:kern w:val="0"/>
+                <w:sz w:val="24"/>
+                <w:szCs w:val="24"/>
+                <w:lang w:val="en-GB" w:eastAsia="en-GB" w:bidi="ar-SA"/>
+                <w14:ligatures w14:val="none"/>
+              </w:rPr>
+              <w:t>Budget Allocation</w:t>
+            </w:r>
+          </w:p>
+        </w:tc>
+        <w:tc>
+          <w:tcPr>
+            <w:tcW w:w="0" w:type="auto"/>
+            <w:hideMark/>
+          </w:tcPr>
+          <w:p>
+            <w:pPr>
+              <w:cnfStyle w:val="000000000000" w:firstRow="0" w:lastRow="0" w:firstColumn="0" w:lastColumn="0" w:oddVBand="0" w:evenVBand="0" w:oddHBand="0" w:evenHBand="0" w:firstRowFirstColumn="0" w:firstRowLastColumn="0" w:lastRowFirstColumn="0" w:lastRowLastColumn="0"/>
+              <w:rPr>
+                <w:rFonts w:ascii="Times New Roman" w:eastAsia="Times New Roman" w:hAnsi="Times New Roman" w:cs="Times New Roman"/>
+                <w:kern w:val="0"/>
+                <w:sz w:val="24"/>
+                <w:szCs w:val="24"/>
+                <w:lang w:val="en-GB" w:eastAsia="en-GB" w:bidi="ar-SA"/>
+                <w14:ligatures w14:val="none"/>
+              </w:rPr>
+            </w:pPr>
+            <w:r>
+              <w:rPr>
+                <w:rFonts w:ascii="Times New Roman" w:eastAsia="Times New Roman" w:hAnsi="Times New Roman" w:cs="Times New Roman"/>
+                <w:kern w:val="0"/>
+                <w:sz w:val="24"/>
+                <w:szCs w:val="24"/>
+                <w:lang w:val="en-GB" w:eastAsia="en-GB" w:bidi="ar-SA"/>
+                <w14:ligatures w14:val="none"/>
+              </w:rPr>
+              <w:t>ROI Report</w:t>
+            </w:r>
+          </w:p>
+        </w:tc>
+        <w:tc>
+          <w:tcPr>
+            <w:tcW w:w="0" w:type="auto"/>
+            <w:hideMark/>
+          </w:tcPr>
+          <w:p>
+            <w:pPr>
+              <w:cnfStyle w:val="000000000000" w:firstRow="0" w:lastRow="0" w:firstColumn="0" w:lastColumn="0" w:oddVBand="0" w:evenVBand="0" w:oddHBand="0" w:evenHBand="0" w:firstRowFirstColumn="0" w:firstRowLastColumn="0" w:lastRowFirstColumn="0" w:lastRowLastColumn="0"/>
+              <w:rPr>
+                <w:rFonts w:ascii="Times New Roman" w:eastAsia="Times New Roman" w:hAnsi="Times New Roman" w:cs="Times New Roman"/>
+                <w:kern w:val="0"/>
+                <w:sz w:val="24"/>
+                <w:szCs w:val="24"/>
+                <w:lang w:val="en-GB" w:eastAsia="en-GB" w:bidi="ar-SA"/>
+                <w14:ligatures w14:val="none"/>
+              </w:rPr>
+            </w:pPr>
+            <w:r>
+              <w:rPr>
+                <w:rFonts w:ascii="Times New Roman" w:eastAsia="Times New Roman" w:hAnsi="Times New Roman" w:cs="Times New Roman"/>
+                <w:kern w:val="0"/>
+                <w:sz w:val="24"/>
+                <w:szCs w:val="24"/>
+                <w:lang w:val="en-GB" w:eastAsia="en-GB" w:bidi="ar-SA"/>
+                <w14:ligatures w14:val="none"/>
+              </w:rPr>
+              <w:t>CEO</w:t>
             </w:r>
           </w:p>
         </w:tc>
       </w:tr>
       <w:tr>
         <w:trPr>
-          <w:tblCellSpacing w:w="15" w:type="dxa"/>
+          <w:cnfStyle w:val="000000100000" w:firstRow="0" w:lastRow="0" w:firstColumn="0" w:lastColumn="0" w:oddVBand="0" w:evenVBand="0" w:oddHBand="1" w:evenHBand="0" w:firstRowFirstColumn="0" w:firstRowLastColumn="0" w:lastRowFirstColumn="0" w:lastRowLastColumn="0"/>
         </w:trPr>
         <w:tc>
           <w:tcPr>
+            <w:cnfStyle w:val="001000000000" w:firstRow="0" w:lastRow="0" w:firstColumn="1" w:lastColumn="0" w:oddVBand="0" w:evenVBand="0" w:oddHBand="0" w:evenHBand="0" w:firstRowFirstColumn="0" w:firstRowLastColumn="0" w:lastRowFirstColumn="0" w:lastRowLastColumn="0"/>
             <w:tcW w:w="0" w:type="auto"/>
-            <w:vAlign w:val="center"/>
-            <w:hideMark/>
-          </w:tcPr>
-          <w:p>
-            <w:pPr>
-              <w:spacing w:after="0" w:line="240" w:lineRule="auto"/>
-              <w:rPr>
-                <w:rFonts w:ascii="Times New Roman" w:eastAsia="Times New Roman" w:hAnsi="Times New Roman" w:cs="Times New Roman"/>
-                <w:kern w:val="0"/>
-                <w:sz w:val="24"/>
-                <w:szCs w:val="24"/>
-                <w:lang w:val="en-GB" w:eastAsia="en-GB" w:bidi="ar-SA"/>
-                <w14:ligatures w14:val="none"/>
-              </w:rPr>
-            </w:pPr>
-            <w:r>
-              <w:rPr>
-                <w:rFonts w:ascii="Times New Roman" w:eastAsia="Times New Roman" w:hAnsi="Times New Roman" w:cs="Times New Roman"/>
-                <w:kern w:val="0"/>
-                <w:sz w:val="24"/>
-                <w:szCs w:val="24"/>
-                <w:lang w:val="en-GB" w:eastAsia="en-GB" w:bidi="ar-SA"/>
-                <w14:ligatures w14:val="none"/>
-              </w:rPr>
-              <w:t>Finance</w:t>
+            <w:hideMark/>
+          </w:tcPr>
+          <w:p>
+            <w:pPr>
+              <w:rPr>
+                <w:rFonts w:ascii="Times New Roman" w:eastAsia="Times New Roman" w:hAnsi="Times New Roman" w:cs="Times New Roman"/>
+                <w:kern w:val="0"/>
+                <w:sz w:val="24"/>
+                <w:szCs w:val="24"/>
+                <w:lang w:val="en-GB" w:eastAsia="en-GB" w:bidi="ar-SA"/>
+                <w14:ligatures w14:val="none"/>
+              </w:rPr>
+            </w:pPr>
+            <w:r>
+              <w:rPr>
+                <w:rFonts w:ascii="Times New Roman" w:eastAsia="Times New Roman" w:hAnsi="Times New Roman" w:cs="Times New Roman"/>
+                <w:kern w:val="0"/>
+                <w:sz w:val="24"/>
+                <w:szCs w:val="24"/>
+                <w:lang w:val="en-GB" w:eastAsia="en-GB" w:bidi="ar-SA"/>
+                <w14:ligatures w14:val="none"/>
+              </w:rPr>
+              <w:t>Sales</w:t>
             </w:r>
           </w:p>
         </w:tc>
         <w:tc>
           <w:tcPr>
             <w:tcW w:w="0" w:type="auto"/>
-            <w:vAlign w:val="center"/>
-            <w:hideMark/>
-          </w:tcPr>
-          <w:p>
-            <w:pPr>
-              <w:spacing w:after="0" w:line="240" w:lineRule="auto"/>
-              <w:rPr>
-                <w:rFonts w:ascii="Times New Roman" w:eastAsia="Times New Roman" w:hAnsi="Times New Roman" w:cs="Times New Roman"/>
-                <w:kern w:val="0"/>
-                <w:sz w:val="24"/>
-                <w:szCs w:val="24"/>
-                <w:lang w:val="en-GB" w:eastAsia="en-GB" w:bidi="ar-SA"/>
-                <w14:ligatures w14:val="none"/>
-              </w:rPr>
-            </w:pPr>
-            <w:r>
-              <w:rPr>
-                <w:rFonts w:ascii="Times New Roman" w:eastAsia="Times New Roman" w:hAnsi="Times New Roman" w:cs="Times New Roman"/>
-                <w:kern w:val="0"/>
-                <w:sz w:val="24"/>
-                <w:szCs w:val="24"/>
-                <w:lang w:val="en-GB" w:eastAsia="en-GB" w:bidi="ar-SA"/>
-                <w14:ligatures w14:val="none"/>
-              </w:rPr>
-              <w:t>Budget</w:t>
+            <w:hideMark/>
+          </w:tcPr>
+          <w:p>
+            <w:pPr>
+              <w:cnfStyle w:val="000000100000" w:firstRow="0" w:lastRow="0" w:firstColumn="0" w:lastColumn="0" w:oddVBand="0" w:evenVBand="0" w:oddHBand="1" w:evenHBand="0" w:firstRowFirstColumn="0" w:firstRowLastColumn="0" w:lastRowFirstColumn="0" w:lastRowLastColumn="0"/>
+              <w:rPr>
+                <w:rFonts w:ascii="Times New Roman" w:eastAsia="Times New Roman" w:hAnsi="Times New Roman" w:cs="Times New Roman"/>
+                <w:kern w:val="0"/>
+                <w:sz w:val="24"/>
+                <w:szCs w:val="24"/>
+                <w:lang w:val="en-GB" w:eastAsia="en-GB" w:bidi="ar-SA"/>
+                <w14:ligatures w14:val="none"/>
+              </w:rPr>
+            </w:pPr>
+            <w:r>
+              <w:rPr>
+                <w:rFonts w:ascii="Times New Roman" w:eastAsia="Times New Roman" w:hAnsi="Times New Roman" w:cs="Times New Roman"/>
+                <w:kern w:val="0"/>
+                <w:sz w:val="24"/>
+                <w:szCs w:val="24"/>
+                <w:lang w:val="en-GB" w:eastAsia="en-GB" w:bidi="ar-SA"/>
+                <w14:ligatures w14:val="none"/>
+              </w:rPr>
+              <w:t>Lead Feedback</w:t>
             </w:r>
           </w:p>
         </w:tc>
         <w:tc>
           <w:tcPr>
             <w:tcW w:w="0" w:type="auto"/>
-            <w:vAlign w:val="center"/>
-            <w:hideMark/>
-          </w:tcPr>
-          <w:p>
-            <w:pPr>
-              <w:spacing w:after="0" w:line="240" w:lineRule="auto"/>
-              <w:rPr>
-                <w:rFonts w:ascii="Times New Roman" w:eastAsia="Times New Roman" w:hAnsi="Times New Roman" w:cs="Times New Roman"/>
-                <w:kern w:val="0"/>
-                <w:sz w:val="24"/>
-                <w:szCs w:val="24"/>
-                <w:lang w:val="en-GB" w:eastAsia="en-GB" w:bidi="ar-SA"/>
-                <w14:ligatures w14:val="none"/>
-              </w:rPr>
-            </w:pPr>
-            <w:r>
-              <w:rPr>
-                <w:rFonts w:ascii="Times New Roman" w:eastAsia="Times New Roman" w:hAnsi="Times New Roman" w:cs="Times New Roman"/>
-                <w:kern w:val="0"/>
-                <w:sz w:val="24"/>
-                <w:szCs w:val="24"/>
-                <w:lang w:val="en-GB" w:eastAsia="en-GB" w:bidi="ar-SA"/>
-                <w14:ligatures w14:val="none"/>
-              </w:rPr>
-              <w:t>Budget Allocation</w:t>
+            <w:hideMark/>
+          </w:tcPr>
+          <w:p>
+            <w:pPr>
+              <w:cnfStyle w:val="000000100000" w:firstRow="0" w:lastRow="0" w:firstColumn="0" w:lastColumn="0" w:oddVBand="0" w:evenVBand="0" w:oddHBand="1" w:evenHBand="0" w:firstRowFirstColumn="0" w:firstRowLastColumn="0" w:lastRowFirstColumn="0" w:lastRowLastColumn="0"/>
+              <w:rPr>
+                <w:rFonts w:ascii="Times New Roman" w:eastAsia="Times New Roman" w:hAnsi="Times New Roman" w:cs="Times New Roman"/>
+                <w:kern w:val="0"/>
+                <w:sz w:val="24"/>
+                <w:szCs w:val="24"/>
+                <w:lang w:val="en-GB" w:eastAsia="en-GB" w:bidi="ar-SA"/>
+                <w14:ligatures w14:val="none"/>
+              </w:rPr>
+            </w:pPr>
+            <w:r>
+              <w:rPr>
+                <w:rFonts w:ascii="Times New Roman" w:eastAsia="Times New Roman" w:hAnsi="Times New Roman" w:cs="Times New Roman"/>
+                <w:kern w:val="0"/>
+                <w:sz w:val="24"/>
+                <w:szCs w:val="24"/>
+                <w:lang w:val="en-GB" w:eastAsia="en-GB" w:bidi="ar-SA"/>
+                <w14:ligatures w14:val="none"/>
+              </w:rPr>
+              <w:t>Optimization</w:t>
             </w:r>
           </w:p>
         </w:tc>
         <w:tc>
           <w:tcPr>
             <w:tcW w:w="0" w:type="auto"/>
-            <w:vAlign w:val="center"/>
-            <w:hideMark/>
-          </w:tcPr>
-          <w:p>
-            <w:pPr>
-              <w:spacing w:after="0" w:line="240" w:lineRule="auto"/>
-              <w:rPr>
-                <w:rFonts w:ascii="Times New Roman" w:eastAsia="Times New Roman" w:hAnsi="Times New Roman" w:cs="Times New Roman"/>
-                <w:kern w:val="0"/>
-                <w:sz w:val="24"/>
-                <w:szCs w:val="24"/>
-                <w:lang w:val="en-GB" w:eastAsia="en-GB" w:bidi="ar-SA"/>
-                <w14:ligatures w14:val="none"/>
-              </w:rPr>
-            </w:pPr>
-            <w:r>
-              <w:rPr>
-                <w:rFonts w:ascii="Times New Roman" w:eastAsia="Times New Roman" w:hAnsi="Times New Roman" w:cs="Times New Roman"/>
-                <w:kern w:val="0"/>
-                <w:sz w:val="24"/>
-                <w:szCs w:val="24"/>
-                <w:lang w:val="en-GB" w:eastAsia="en-GB" w:bidi="ar-SA"/>
-                <w14:ligatures w14:val="none"/>
-              </w:rPr>
-              <w:t>ROI Report</w:t>
+            <w:hideMark/>
+          </w:tcPr>
+          <w:p>
+            <w:pPr>
+              <w:cnfStyle w:val="000000100000" w:firstRow="0" w:lastRow="0" w:firstColumn="0" w:lastColumn="0" w:oddVBand="0" w:evenVBand="0" w:oddHBand="1" w:evenHBand="0" w:firstRowFirstColumn="0" w:firstRowLastColumn="0" w:lastRowFirstColumn="0" w:lastRowLastColumn="0"/>
+              <w:rPr>
+                <w:rFonts w:ascii="Times New Roman" w:eastAsia="Times New Roman" w:hAnsi="Times New Roman" w:cs="Times New Roman"/>
+                <w:kern w:val="0"/>
+                <w:sz w:val="24"/>
+                <w:szCs w:val="24"/>
+                <w:lang w:val="en-GB" w:eastAsia="en-GB" w:bidi="ar-SA"/>
+                <w14:ligatures w14:val="none"/>
+              </w:rPr>
+            </w:pPr>
+            <w:r>
+              <w:rPr>
+                <w:rFonts w:ascii="Times New Roman" w:eastAsia="Times New Roman" w:hAnsi="Times New Roman" w:cs="Times New Roman"/>
+                <w:kern w:val="0"/>
+                <w:sz w:val="24"/>
+                <w:szCs w:val="24"/>
+                <w:lang w:val="en-GB" w:eastAsia="en-GB" w:bidi="ar-SA"/>
+                <w14:ligatures w14:val="none"/>
+              </w:rPr>
+              <w:t>Qualified Leads</w:t>
             </w:r>
           </w:p>
         </w:tc>
         <w:tc>
           <w:tcPr>
             <w:tcW w:w="0" w:type="auto"/>
-            <w:vAlign w:val="center"/>
-            <w:hideMark/>
-          </w:tcPr>
-          <w:p>
-            <w:pPr>
-              <w:spacing w:after="0" w:line="240" w:lineRule="auto"/>
-              <w:rPr>
-                <w:rFonts w:ascii="Times New Roman" w:eastAsia="Times New Roman" w:hAnsi="Times New Roman" w:cs="Times New Roman"/>
-                <w:kern w:val="0"/>
-                <w:sz w:val="24"/>
-                <w:szCs w:val="24"/>
-                <w:lang w:val="en-GB" w:eastAsia="en-GB" w:bidi="ar-SA"/>
-                <w14:ligatures w14:val="none"/>
-              </w:rPr>
-            </w:pPr>
-            <w:r>
-              <w:rPr>
-                <w:rFonts w:ascii="Times New Roman" w:eastAsia="Times New Roman" w:hAnsi="Times New Roman" w:cs="Times New Roman"/>
-                <w:kern w:val="0"/>
-                <w:sz w:val="24"/>
-                <w:szCs w:val="24"/>
-                <w:lang w:val="en-GB" w:eastAsia="en-GB" w:bidi="ar-SA"/>
-                <w14:ligatures w14:val="none"/>
-              </w:rPr>
-              <w:t>CEO</w:t>
-            </w:r>
-          </w:p>
-        </w:tc>
-      </w:tr>
-      <w:tr>
-        <w:trPr>
-          <w:tblCellSpacing w:w="15" w:type="dxa"/>
-        </w:trPr>
-        <w:tc>
-          <w:tcPr>
-            <w:tcW w:w="0" w:type="auto"/>
-            <w:vAlign w:val="center"/>
-            <w:hideMark/>
-          </w:tcPr>
-          <w:p>
-            <w:pPr>
-              <w:spacing w:after="0" w:line="240" w:lineRule="auto"/>
-              <w:rPr>
-                <w:rFonts w:ascii="Times New Roman" w:eastAsia="Times New Roman" w:hAnsi="Times New Roman" w:cs="Times New Roman"/>
-                <w:kern w:val="0"/>
-                <w:sz w:val="24"/>
-                <w:szCs w:val="24"/>
-                <w:lang w:val="en-GB" w:eastAsia="en-GB" w:bidi="ar-SA"/>
-                <w14:ligatures w14:val="none"/>
-              </w:rPr>
-            </w:pPr>
-            <w:r>
-              <w:rPr>
-                <w:rFonts w:ascii="Times New Roman" w:eastAsia="Times New Roman" w:hAnsi="Times New Roman" w:cs="Times New Roman"/>
-                <w:kern w:val="0"/>
-                <w:sz w:val="24"/>
-                <w:szCs w:val="24"/>
-                <w:lang w:val="en-GB" w:eastAsia="en-GB" w:bidi="ar-SA"/>
-                <w14:ligatures w14:val="none"/>
-              </w:rPr>
-              <w:t>Sales</w:t>
-            </w:r>
-          </w:p>
-        </w:tc>
-        <w:tc>
-          <w:tcPr>
-            <w:tcW w:w="0" w:type="auto"/>
-            <w:vAlign w:val="center"/>
-            <w:hideMark/>
-          </w:tcPr>
-          <w:p>
-            <w:pPr>
-              <w:spacing w:after="0" w:line="240" w:lineRule="auto"/>
-              <w:rPr>
-                <w:rFonts w:ascii="Times New Roman" w:eastAsia="Times New Roman" w:hAnsi="Times New Roman" w:cs="Times New Roman"/>
-                <w:kern w:val="0"/>
-                <w:sz w:val="24"/>
-                <w:szCs w:val="24"/>
-                <w:lang w:val="en-GB" w:eastAsia="en-GB" w:bidi="ar-SA"/>
-                <w14:ligatures w14:val="none"/>
-              </w:rPr>
-            </w:pPr>
-            <w:r>
-              <w:rPr>
-                <w:rFonts w:ascii="Times New Roman" w:eastAsia="Times New Roman" w:hAnsi="Times New Roman" w:cs="Times New Roman"/>
-                <w:kern w:val="0"/>
-                <w:sz w:val="24"/>
-                <w:szCs w:val="24"/>
-                <w:lang w:val="en-GB" w:eastAsia="en-GB" w:bidi="ar-SA"/>
-                <w14:ligatures w14:val="none"/>
-              </w:rPr>
-              <w:t>Lead Feedback</w:t>
-            </w:r>
-          </w:p>
-        </w:tc>
-        <w:tc>
-          <w:tcPr>
-            <w:tcW w:w="0" w:type="auto"/>
-            <w:vAlign w:val="center"/>
-            <w:hideMark/>
-          </w:tcPr>
-          <w:p>
-            <w:pPr>
-              <w:spacing w:after="0" w:line="240" w:lineRule="auto"/>
-              <w:rPr>
-                <w:rFonts w:ascii="Times New Roman" w:eastAsia="Times New Roman" w:hAnsi="Times New Roman" w:cs="Times New Roman"/>
-                <w:kern w:val="0"/>
-                <w:sz w:val="24"/>
-                <w:szCs w:val="24"/>
-                <w:lang w:val="en-GB" w:eastAsia="en-GB" w:bidi="ar-SA"/>
-                <w14:ligatures w14:val="none"/>
-              </w:rPr>
-            </w:pPr>
-            <w:r>
-              <w:rPr>
-                <w:rFonts w:ascii="Times New Roman" w:eastAsia="Times New Roman" w:hAnsi="Times New Roman" w:cs="Times New Roman"/>
-                <w:kern w:val="0"/>
-                <w:sz w:val="24"/>
-                <w:szCs w:val="24"/>
-                <w:lang w:val="en-GB" w:eastAsia="en-GB" w:bidi="ar-SA"/>
-                <w14:ligatures w14:val="none"/>
-              </w:rPr>
-              <w:t>Optimization</w:t>
-            </w:r>
-          </w:p>
-        </w:tc>
-        <w:tc>
-          <w:tcPr>
-            <w:tcW w:w="0" w:type="auto"/>
-            <w:vAlign w:val="center"/>
-            <w:hideMark/>
-          </w:tcPr>
-          <w:p>
-            <w:pPr>
-              <w:spacing w:after="0" w:line="240" w:lineRule="auto"/>
-              <w:rPr>
-                <w:rFonts w:ascii="Times New Roman" w:eastAsia="Times New Roman" w:hAnsi="Times New Roman" w:cs="Times New Roman"/>
-                <w:kern w:val="0"/>
-                <w:sz w:val="24"/>
-                <w:szCs w:val="24"/>
-                <w:lang w:val="en-GB" w:eastAsia="en-GB" w:bidi="ar-SA"/>
-                <w14:ligatures w14:val="none"/>
-              </w:rPr>
-            </w:pPr>
-            <w:r>
-              <w:rPr>
-                <w:rFonts w:ascii="Times New Roman" w:eastAsia="Times New Roman" w:hAnsi="Times New Roman" w:cs="Times New Roman"/>
-                <w:kern w:val="0"/>
-                <w:sz w:val="24"/>
-                <w:szCs w:val="24"/>
-                <w:lang w:val="en-GB" w:eastAsia="en-GB" w:bidi="ar-SA"/>
-                <w14:ligatures w14:val="none"/>
-              </w:rPr>
-              <w:t>Qualified Leads</w:t>
-            </w:r>
-          </w:p>
-        </w:tc>
-        <w:tc>
-          <w:tcPr>
-            <w:tcW w:w="0" w:type="auto"/>
-            <w:vAlign w:val="center"/>
-            <w:hideMark/>
-          </w:tcPr>
-          <w:p>
-            <w:pPr>
-              <w:spacing w:after="0" w:line="240" w:lineRule="auto"/>
+            <w:hideMark/>
+          </w:tcPr>
+          <w:p>
+            <w:pPr>
+              <w:cnfStyle w:val="000000100000" w:firstRow="0" w:lastRow="0" w:firstColumn="0" w:lastColumn="0" w:oddVBand="0" w:evenVBand="0" w:oddHBand="1" w:evenHBand="0" w:firstRowFirstColumn="0" w:firstRowLastColumn="0" w:lastRowFirstColumn="0" w:lastRowLastColumn="0"/>
               <w:rPr>
                 <w:rFonts w:ascii="Times New Roman" w:eastAsia="Times New Roman" w:hAnsi="Times New Roman" w:cs="Times New Roman"/>
                 <w:kern w:val="0"/>
@@ -4303,6 +4197,7 @@
           <w14:ligatures w14:val="none"/>
         </w:rPr>
         <w:br/>
+        <w:t>→ Performance Analysis</w:t>
       </w:r>
       <w:r>
         <w:rPr>
@@ -4313,18 +4208,6 @@
           <w:lang w:val="en-GB" w:eastAsia="en-GB" w:bidi="ar-SA"/>
           <w14:ligatures w14:val="none"/>
         </w:rPr>
-        <w:lastRenderedPageBreak/>
-        <w:t>→ Performance Analysis</w:t>
-      </w:r>
-      <w:r>
-        <w:rPr>
-          <w:rFonts w:ascii="Courier New" w:eastAsia="Times New Roman" w:hAnsi="Courier New" w:cs="Courier New"/>
-          <w:kern w:val="0"/>
-          <w:sz w:val="20"/>
-          <w:szCs w:val="20"/>
-          <w:lang w:val="en-GB" w:eastAsia="en-GB" w:bidi="ar-SA"/>
-          <w14:ligatures w14:val="none"/>
-        </w:rPr>
         <w:br/>
         <w:t>→ ROI Report</w:t>
       </w:r>
@@ -4350,6 +4233,7 @@
           <w:lang w:val="en-GB" w:eastAsia="en-GB" w:bidi="ar-SA"/>
           <w14:ligatures w14:val="none"/>
         </w:rPr>
+        <w:lastRenderedPageBreak/>
         <w:pict w14:anchorId="2EDF5C9E">
           <v:rect id="_x0000_i1035" style="width:0;height:1.5pt" o:hralign="center" o:hrstd="t" o:hr="t" fillcolor="#a0a0a0" stroked="f"/>
         </w:pict>
@@ -4970,54 +4854,47 @@
     </w:p>
     <w:tbl>
       <w:tblPr>
+        <w:tblStyle w:val="PlainTable1"/>
         <w:tblW w:w="0" w:type="auto"/>
-        <w:tblCellSpacing w:w="15" w:type="dxa"/>
-        <w:tblCellMar>
-          <w:top w:w="15" w:type="dxa"/>
-          <w:left w:w="15" w:type="dxa"/>
-          <w:bottom w:w="15" w:type="dxa"/>
-          <w:right w:w="15" w:type="dxa"/>
-        </w:tblCellMar>
         <w:tblLook w:val="04A0" w:firstRow="1" w:lastRow="0" w:firstColumn="1" w:lastColumn="0" w:noHBand="0" w:noVBand="1"/>
       </w:tblPr>
       <w:tblGrid>
-        <w:gridCol w:w="1075"/>
-        <w:gridCol w:w="1234"/>
-        <w:gridCol w:w="1327"/>
-        <w:gridCol w:w="1380"/>
-        <w:gridCol w:w="1089"/>
+        <w:gridCol w:w="1310"/>
+        <w:gridCol w:w="1390"/>
+        <w:gridCol w:w="1483"/>
+        <w:gridCol w:w="1536"/>
+        <w:gridCol w:w="3276"/>
       </w:tblGrid>
       <w:tr>
         <w:trPr>
+          <w:cnfStyle w:val="100000000000" w:firstRow="1" w:lastRow="0" w:firstColumn="0" w:lastColumn="0" w:oddVBand="0" w:evenVBand="0" w:oddHBand="0" w:evenHBand="0" w:firstRowFirstColumn="0" w:firstRowLastColumn="0" w:lastRowFirstColumn="0" w:lastRowLastColumn="0"/>
           <w:tblHeader/>
-          <w:tblCellSpacing w:w="15" w:type="dxa"/>
         </w:trPr>
         <w:tc>
           <w:tcPr>
+            <w:cnfStyle w:val="001000000000" w:firstRow="0" w:lastRow="0" w:firstColumn="1" w:lastColumn="0" w:oddVBand="0" w:evenVBand="0" w:oddHBand="0" w:evenHBand="0" w:firstRowFirstColumn="0" w:firstRowLastColumn="0" w:lastRowFirstColumn="0" w:lastRowLastColumn="0"/>
             <w:tcW w:w="0" w:type="auto"/>
+            <w:shd w:val="clear" w:color="auto" w:fill="0E2841" w:themeFill="text2"/>
             <w:vAlign w:val="center"/>
             <w:hideMark/>
           </w:tcPr>
           <w:p>
             <w:pPr>
-              <w:spacing w:after="0" w:line="240" w:lineRule="auto"/>
               <w:jc w:val="center"/>
               <w:rPr>
                 <w:rFonts w:ascii="Times New Roman" w:eastAsia="Times New Roman" w:hAnsi="Times New Roman" w:cs="Times New Roman"/>
-                <w:b/>
-                <w:bCs/>
-                <w:kern w:val="0"/>
-                <w:sz w:val="24"/>
-                <w:szCs w:val="24"/>
-                <w:lang w:val="en-GB" w:eastAsia="en-GB" w:bidi="ar-SA"/>
-                <w14:ligatures w14:val="none"/>
-              </w:rPr>
-            </w:pPr>
-            <w:r>
-              <w:rPr>
-                <w:rFonts w:ascii="Times New Roman" w:eastAsia="Times New Roman" w:hAnsi="Times New Roman" w:cs="Times New Roman"/>
-                <w:b/>
-                <w:bCs/>
+                <w:b w:val="0"/>
+                <w:bCs w:val="0"/>
+                <w:kern w:val="0"/>
+                <w:sz w:val="24"/>
+                <w:szCs w:val="24"/>
+                <w:lang w:val="en-GB" w:eastAsia="en-GB" w:bidi="ar-SA"/>
+                <w14:ligatures w14:val="none"/>
+              </w:rPr>
+            </w:pPr>
+            <w:r>
+              <w:rPr>
+                <w:rFonts w:ascii="Times New Roman" w:eastAsia="Times New Roman" w:hAnsi="Times New Roman" w:cs="Times New Roman"/>
                 <w:kern w:val="0"/>
                 <w:sz w:val="24"/>
                 <w:szCs w:val="24"/>
@@ -5031,29 +4908,28 @@
         <w:tc>
           <w:tcPr>
             <w:tcW w:w="0" w:type="auto"/>
+            <w:shd w:val="clear" w:color="auto" w:fill="0E2841" w:themeFill="text2"/>
             <w:vAlign w:val="center"/>
             <w:hideMark/>
           </w:tcPr>
           <w:p>
             <w:pPr>
-              <w:spacing w:after="0" w:line="240" w:lineRule="auto"/>
               <w:jc w:val="center"/>
-              <w:rPr>
-                <w:rFonts w:ascii="Times New Roman" w:eastAsia="Times New Roman" w:hAnsi="Times New Roman" w:cs="Times New Roman"/>
-                <w:b/>
-                <w:bCs/>
-                <w:kern w:val="0"/>
-                <w:sz w:val="24"/>
-                <w:szCs w:val="24"/>
-                <w:lang w:val="en-GB" w:eastAsia="en-GB" w:bidi="ar-SA"/>
-                <w14:ligatures w14:val="none"/>
-              </w:rPr>
-            </w:pPr>
-            <w:r>
-              <w:rPr>
-                <w:rFonts w:ascii="Times New Roman" w:eastAsia="Times New Roman" w:hAnsi="Times New Roman" w:cs="Times New Roman"/>
-                <w:b/>
-                <w:bCs/>
+              <w:cnfStyle w:val="100000000000" w:firstRow="1" w:lastRow="0" w:firstColumn="0" w:lastColumn="0" w:oddVBand="0" w:evenVBand="0" w:oddHBand="0" w:evenHBand="0" w:firstRowFirstColumn="0" w:firstRowLastColumn="0" w:lastRowFirstColumn="0" w:lastRowLastColumn="0"/>
+              <w:rPr>
+                <w:rFonts w:ascii="Times New Roman" w:eastAsia="Times New Roman" w:hAnsi="Times New Roman" w:cs="Times New Roman"/>
+                <w:b w:val="0"/>
+                <w:bCs w:val="0"/>
+                <w:kern w:val="0"/>
+                <w:sz w:val="24"/>
+                <w:szCs w:val="24"/>
+                <w:lang w:val="en-GB" w:eastAsia="en-GB" w:bidi="ar-SA"/>
+                <w14:ligatures w14:val="none"/>
+              </w:rPr>
+            </w:pPr>
+            <w:r>
+              <w:rPr>
+                <w:rFonts w:ascii="Times New Roman" w:eastAsia="Times New Roman" w:hAnsi="Times New Roman" w:cs="Times New Roman"/>
                 <w:kern w:val="0"/>
                 <w:sz w:val="24"/>
                 <w:szCs w:val="24"/>
@@ -5067,29 +4943,28 @@
         <w:tc>
           <w:tcPr>
             <w:tcW w:w="0" w:type="auto"/>
+            <w:shd w:val="clear" w:color="auto" w:fill="0E2841" w:themeFill="text2"/>
             <w:vAlign w:val="center"/>
             <w:hideMark/>
           </w:tcPr>
           <w:p>
             <w:pPr>
-              <w:spacing w:after="0" w:line="240" w:lineRule="auto"/>
               <w:jc w:val="center"/>
-              <w:rPr>
-                <w:rFonts w:ascii="Times New Roman" w:eastAsia="Times New Roman" w:hAnsi="Times New Roman" w:cs="Times New Roman"/>
-                <w:b/>
-                <w:bCs/>
-                <w:kern w:val="0"/>
-                <w:sz w:val="24"/>
-                <w:szCs w:val="24"/>
-                <w:lang w:val="en-GB" w:eastAsia="en-GB" w:bidi="ar-SA"/>
-                <w14:ligatures w14:val="none"/>
-              </w:rPr>
-            </w:pPr>
-            <w:r>
-              <w:rPr>
-                <w:rFonts w:ascii="Times New Roman" w:eastAsia="Times New Roman" w:hAnsi="Times New Roman" w:cs="Times New Roman"/>
-                <w:b/>
-                <w:bCs/>
+              <w:cnfStyle w:val="100000000000" w:firstRow="1" w:lastRow="0" w:firstColumn="0" w:lastColumn="0" w:oddVBand="0" w:evenVBand="0" w:oddHBand="0" w:evenHBand="0" w:firstRowFirstColumn="0" w:firstRowLastColumn="0" w:lastRowFirstColumn="0" w:lastRowLastColumn="0"/>
+              <w:rPr>
+                <w:rFonts w:ascii="Times New Roman" w:eastAsia="Times New Roman" w:hAnsi="Times New Roman" w:cs="Times New Roman"/>
+                <w:b w:val="0"/>
+                <w:bCs w:val="0"/>
+                <w:kern w:val="0"/>
+                <w:sz w:val="24"/>
+                <w:szCs w:val="24"/>
+                <w:lang w:val="en-GB" w:eastAsia="en-GB" w:bidi="ar-SA"/>
+                <w14:ligatures w14:val="none"/>
+              </w:rPr>
+            </w:pPr>
+            <w:r>
+              <w:rPr>
+                <w:rFonts w:ascii="Times New Roman" w:eastAsia="Times New Roman" w:hAnsi="Times New Roman" w:cs="Times New Roman"/>
                 <w:kern w:val="0"/>
                 <w:sz w:val="24"/>
                 <w:szCs w:val="24"/>
@@ -5103,29 +4978,28 @@
         <w:tc>
           <w:tcPr>
             <w:tcW w:w="0" w:type="auto"/>
+            <w:shd w:val="clear" w:color="auto" w:fill="0E2841" w:themeFill="text2"/>
             <w:vAlign w:val="center"/>
             <w:hideMark/>
           </w:tcPr>
           <w:p>
             <w:pPr>
-              <w:spacing w:after="0" w:line="240" w:lineRule="auto"/>
               <w:jc w:val="center"/>
-              <w:rPr>
-                <w:rFonts w:ascii="Times New Roman" w:eastAsia="Times New Roman" w:hAnsi="Times New Roman" w:cs="Times New Roman"/>
-                <w:b/>
-                <w:bCs/>
-                <w:kern w:val="0"/>
-                <w:sz w:val="24"/>
-                <w:szCs w:val="24"/>
-                <w:lang w:val="en-GB" w:eastAsia="en-GB" w:bidi="ar-SA"/>
-                <w14:ligatures w14:val="none"/>
-              </w:rPr>
-            </w:pPr>
-            <w:r>
-              <w:rPr>
-                <w:rFonts w:ascii="Times New Roman" w:eastAsia="Times New Roman" w:hAnsi="Times New Roman" w:cs="Times New Roman"/>
-                <w:b/>
-                <w:bCs/>
+              <w:cnfStyle w:val="100000000000" w:firstRow="1" w:lastRow="0" w:firstColumn="0" w:lastColumn="0" w:oddVBand="0" w:evenVBand="0" w:oddHBand="0" w:evenHBand="0" w:firstRowFirstColumn="0" w:firstRowLastColumn="0" w:lastRowFirstColumn="0" w:lastRowLastColumn="0"/>
+              <w:rPr>
+                <w:rFonts w:ascii="Times New Roman" w:eastAsia="Times New Roman" w:hAnsi="Times New Roman" w:cs="Times New Roman"/>
+                <w:b w:val="0"/>
+                <w:bCs w:val="0"/>
+                <w:kern w:val="0"/>
+                <w:sz w:val="24"/>
+                <w:szCs w:val="24"/>
+                <w:lang w:val="en-GB" w:eastAsia="en-GB" w:bidi="ar-SA"/>
+                <w14:ligatures w14:val="none"/>
+              </w:rPr>
+            </w:pPr>
+            <w:r>
+              <w:rPr>
+                <w:rFonts w:ascii="Times New Roman" w:eastAsia="Times New Roman" w:hAnsi="Times New Roman" w:cs="Times New Roman"/>
                 <w:kern w:val="0"/>
                 <w:sz w:val="24"/>
                 <w:szCs w:val="24"/>
@@ -5138,30 +5012,29 @@
         </w:tc>
         <w:tc>
           <w:tcPr>
-            <w:tcW w:w="0" w:type="auto"/>
+            <w:tcW w:w="3276" w:type="dxa"/>
+            <w:shd w:val="clear" w:color="auto" w:fill="0E2841" w:themeFill="text2"/>
             <w:vAlign w:val="center"/>
             <w:hideMark/>
           </w:tcPr>
           <w:p>
             <w:pPr>
-              <w:spacing w:after="0" w:line="240" w:lineRule="auto"/>
               <w:jc w:val="center"/>
-              <w:rPr>
-                <w:rFonts w:ascii="Times New Roman" w:eastAsia="Times New Roman" w:hAnsi="Times New Roman" w:cs="Times New Roman"/>
-                <w:b/>
-                <w:bCs/>
-                <w:kern w:val="0"/>
-                <w:sz w:val="24"/>
-                <w:szCs w:val="24"/>
-                <w:lang w:val="en-GB" w:eastAsia="en-GB" w:bidi="ar-SA"/>
-                <w14:ligatures w14:val="none"/>
-              </w:rPr>
-            </w:pPr>
-            <w:r>
-              <w:rPr>
-                <w:rFonts w:ascii="Times New Roman" w:eastAsia="Times New Roman" w:hAnsi="Times New Roman" w:cs="Times New Roman"/>
-                <w:b/>
-                <w:bCs/>
+              <w:cnfStyle w:val="100000000000" w:firstRow="1" w:lastRow="0" w:firstColumn="0" w:lastColumn="0" w:oddVBand="0" w:evenVBand="0" w:oddHBand="0" w:evenHBand="0" w:firstRowFirstColumn="0" w:firstRowLastColumn="0" w:lastRowFirstColumn="0" w:lastRowLastColumn="0"/>
+              <w:rPr>
+                <w:rFonts w:ascii="Times New Roman" w:eastAsia="Times New Roman" w:hAnsi="Times New Roman" w:cs="Times New Roman"/>
+                <w:b w:val="0"/>
+                <w:bCs w:val="0"/>
+                <w:kern w:val="0"/>
+                <w:sz w:val="24"/>
+                <w:szCs w:val="24"/>
+                <w:lang w:val="en-GB" w:eastAsia="en-GB" w:bidi="ar-SA"/>
+                <w14:ligatures w14:val="none"/>
+              </w:rPr>
+            </w:pPr>
+            <w:r>
+              <w:rPr>
+                <w:rFonts w:ascii="Times New Roman" w:eastAsia="Times New Roman" w:hAnsi="Times New Roman" w:cs="Times New Roman"/>
                 <w:kern w:val="0"/>
                 <w:sz w:val="24"/>
                 <w:szCs w:val="24"/>
@@ -5175,17 +5048,16 @@
       </w:tr>
       <w:tr>
         <w:trPr>
-          <w:tblCellSpacing w:w="15" w:type="dxa"/>
+          <w:cnfStyle w:val="000000100000" w:firstRow="0" w:lastRow="0" w:firstColumn="0" w:lastColumn="0" w:oddVBand="0" w:evenVBand="0" w:oddHBand="1" w:evenHBand="0" w:firstRowFirstColumn="0" w:firstRowLastColumn="0" w:lastRowFirstColumn="0" w:lastRowLastColumn="0"/>
         </w:trPr>
         <w:tc>
           <w:tcPr>
+            <w:cnfStyle w:val="001000000000" w:firstRow="0" w:lastRow="0" w:firstColumn="1" w:lastColumn="0" w:oddVBand="0" w:evenVBand="0" w:oddHBand="0" w:evenHBand="0" w:firstRowFirstColumn="0" w:firstRowLastColumn="0" w:lastRowFirstColumn="0" w:lastRowLastColumn="0"/>
             <w:tcW w:w="0" w:type="auto"/>
-            <w:vAlign w:val="center"/>
-            <w:hideMark/>
-          </w:tcPr>
-          <w:p>
-            <w:pPr>
-              <w:spacing w:after="0" w:line="240" w:lineRule="auto"/>
+            <w:hideMark/>
+          </w:tcPr>
+          <w:p>
+            <w:pPr>
               <w:rPr>
                 <w:rFonts w:ascii="Times New Roman" w:eastAsia="Times New Roman" w:hAnsi="Times New Roman" w:cs="Times New Roman"/>
                 <w:kern w:val="0"/>
@@ -5211,12 +5083,11 @@
         <w:tc>
           <w:tcPr>
             <w:tcW w:w="0" w:type="auto"/>
-            <w:vAlign w:val="center"/>
-            <w:hideMark/>
-          </w:tcPr>
-          <w:p>
-            <w:pPr>
-              <w:spacing w:after="0" w:line="240" w:lineRule="auto"/>
+            <w:hideMark/>
+          </w:tcPr>
+          <w:p>
+            <w:pPr>
+              <w:cnfStyle w:val="000000100000" w:firstRow="0" w:lastRow="0" w:firstColumn="0" w:lastColumn="0" w:oddVBand="0" w:evenVBand="0" w:oddHBand="1" w:evenHBand="0" w:firstRowFirstColumn="0" w:firstRowLastColumn="0" w:lastRowFirstColumn="0" w:lastRowLastColumn="0"/>
               <w:rPr>
                 <w:rFonts w:ascii="Times New Roman" w:eastAsia="Times New Roman" w:hAnsi="Times New Roman" w:cs="Times New Roman"/>
                 <w:kern w:val="0"/>
@@ -5242,12 +5113,11 @@
         <w:tc>
           <w:tcPr>
             <w:tcW w:w="0" w:type="auto"/>
-            <w:vAlign w:val="center"/>
-            <w:hideMark/>
-          </w:tcPr>
-          <w:p>
-            <w:pPr>
-              <w:spacing w:after="0" w:line="240" w:lineRule="auto"/>
+            <w:hideMark/>
+          </w:tcPr>
+          <w:p>
+            <w:pPr>
+              <w:cnfStyle w:val="000000100000" w:firstRow="0" w:lastRow="0" w:firstColumn="0" w:lastColumn="0" w:oddVBand="0" w:evenVBand="0" w:oddHBand="1" w:evenHBand="0" w:firstRowFirstColumn="0" w:firstRowLastColumn="0" w:lastRowFirstColumn="0" w:lastRowLastColumn="0"/>
               <w:rPr>
                 <w:rFonts w:ascii="Times New Roman" w:eastAsia="Times New Roman" w:hAnsi="Times New Roman" w:cs="Times New Roman"/>
                 <w:kern w:val="0"/>
@@ -5273,12 +5143,11 @@
         <w:tc>
           <w:tcPr>
             <w:tcW w:w="0" w:type="auto"/>
-            <w:vAlign w:val="center"/>
-            <w:hideMark/>
-          </w:tcPr>
-          <w:p>
-            <w:pPr>
-              <w:spacing w:after="0" w:line="240" w:lineRule="auto"/>
+            <w:hideMark/>
+          </w:tcPr>
+          <w:p>
+            <w:pPr>
+              <w:cnfStyle w:val="000000100000" w:firstRow="0" w:lastRow="0" w:firstColumn="0" w:lastColumn="0" w:oddVBand="0" w:evenVBand="0" w:oddHBand="1" w:evenHBand="0" w:firstRowFirstColumn="0" w:firstRowLastColumn="0" w:lastRowFirstColumn="0" w:lastRowLastColumn="0"/>
               <w:rPr>
                 <w:rFonts w:ascii="Times New Roman" w:eastAsia="Times New Roman" w:hAnsi="Times New Roman" w:cs="Times New Roman"/>
                 <w:kern w:val="0"/>
@@ -5303,13 +5172,44 @@
         </w:tc>
         <w:tc>
           <w:tcPr>
+            <w:tcW w:w="3276" w:type="dxa"/>
+            <w:hideMark/>
+          </w:tcPr>
+          <w:p>
+            <w:pPr>
+              <w:cnfStyle w:val="000000100000" w:firstRow="0" w:lastRow="0" w:firstColumn="0" w:lastColumn="0" w:oddVBand="0" w:evenVBand="0" w:oddHBand="1" w:evenHBand="0" w:firstRowFirstColumn="0" w:firstRowLastColumn="0" w:lastRowFirstColumn="0" w:lastRowLastColumn="0"/>
+              <w:rPr>
+                <w:rFonts w:ascii="Times New Roman" w:eastAsia="Times New Roman" w:hAnsi="Times New Roman" w:cs="Times New Roman"/>
+                <w:kern w:val="0"/>
+                <w:sz w:val="24"/>
+                <w:szCs w:val="24"/>
+                <w:lang w:val="en-GB" w:eastAsia="en-GB" w:bidi="ar-SA"/>
+                <w14:ligatures w14:val="none"/>
+              </w:rPr>
+            </w:pPr>
+            <w:r>
+              <w:rPr>
+                <w:rFonts w:ascii="Times New Roman" w:eastAsia="Times New Roman" w:hAnsi="Times New Roman" w:cs="Times New Roman"/>
+                <w:kern w:val="0"/>
+                <w:sz w:val="24"/>
+                <w:szCs w:val="24"/>
+                <w:lang w:val="en-GB" w:eastAsia="en-GB" w:bidi="ar-SA"/>
+                <w14:ligatures w14:val="none"/>
+              </w:rPr>
+              <w:t>Sales</w:t>
+            </w:r>
+          </w:p>
+        </w:tc>
+      </w:tr>
+      <w:tr>
+        <w:tc>
+          <w:tcPr>
+            <w:cnfStyle w:val="001000000000" w:firstRow="0" w:lastRow="0" w:firstColumn="1" w:lastColumn="0" w:oddVBand="0" w:evenVBand="0" w:oddHBand="0" w:evenHBand="0" w:firstRowFirstColumn="0" w:firstRowLastColumn="0" w:lastRowFirstColumn="0" w:lastRowLastColumn="0"/>
             <w:tcW w:w="0" w:type="auto"/>
-            <w:vAlign w:val="center"/>
-            <w:hideMark/>
-          </w:tcPr>
-          <w:p>
-            <w:pPr>
-              <w:spacing w:after="0" w:line="240" w:lineRule="auto"/>
+            <w:hideMark/>
+          </w:tcPr>
+          <w:p>
+            <w:pPr>
               <w:rPr>
                 <w:rFonts w:ascii="Times New Roman" w:eastAsia="Times New Roman" w:hAnsi="Times New Roman" w:cs="Times New Roman"/>
                 <w:kern w:val="0"/>
@@ -5329,437 +5229,791 @@
                 <w14:ligatures w14:val="none"/>
               </w:rPr>
               <w:t>Sales</w:t>
+            </w:r>
+          </w:p>
+        </w:tc>
+        <w:tc>
+          <w:tcPr>
+            <w:tcW w:w="0" w:type="auto"/>
+            <w:hideMark/>
+          </w:tcPr>
+          <w:p>
+            <w:pPr>
+              <w:cnfStyle w:val="000000000000" w:firstRow="0" w:lastRow="0" w:firstColumn="0" w:lastColumn="0" w:oddVBand="0" w:evenVBand="0" w:oddHBand="0" w:evenHBand="0" w:firstRowFirstColumn="0" w:firstRowLastColumn="0" w:lastRowFirstColumn="0" w:lastRowLastColumn="0"/>
+              <w:rPr>
+                <w:rFonts w:ascii="Times New Roman" w:eastAsia="Times New Roman" w:hAnsi="Times New Roman" w:cs="Times New Roman"/>
+                <w:kern w:val="0"/>
+                <w:sz w:val="24"/>
+                <w:szCs w:val="24"/>
+                <w:lang w:val="en-GB" w:eastAsia="en-GB" w:bidi="ar-SA"/>
+                <w14:ligatures w14:val="none"/>
+              </w:rPr>
+            </w:pPr>
+            <w:r>
+              <w:rPr>
+                <w:rFonts w:ascii="Times New Roman" w:eastAsia="Times New Roman" w:hAnsi="Times New Roman" w:cs="Times New Roman"/>
+                <w:kern w:val="0"/>
+                <w:sz w:val="24"/>
+                <w:szCs w:val="24"/>
+                <w:lang w:val="en-GB" w:eastAsia="en-GB" w:bidi="ar-SA"/>
+                <w14:ligatures w14:val="none"/>
+              </w:rPr>
+              <w:t>Opportunity</w:t>
+            </w:r>
+          </w:p>
+        </w:tc>
+        <w:tc>
+          <w:tcPr>
+            <w:tcW w:w="0" w:type="auto"/>
+            <w:hideMark/>
+          </w:tcPr>
+          <w:p>
+            <w:pPr>
+              <w:cnfStyle w:val="000000000000" w:firstRow="0" w:lastRow="0" w:firstColumn="0" w:lastColumn="0" w:oddVBand="0" w:evenVBand="0" w:oddHBand="0" w:evenHBand="0" w:firstRowFirstColumn="0" w:firstRowLastColumn="0" w:lastRowFirstColumn="0" w:lastRowLastColumn="0"/>
+              <w:rPr>
+                <w:rFonts w:ascii="Times New Roman" w:eastAsia="Times New Roman" w:hAnsi="Times New Roman" w:cs="Times New Roman"/>
+                <w:kern w:val="0"/>
+                <w:sz w:val="24"/>
+                <w:szCs w:val="24"/>
+                <w:lang w:val="en-GB" w:eastAsia="en-GB" w:bidi="ar-SA"/>
+                <w14:ligatures w14:val="none"/>
+              </w:rPr>
+            </w:pPr>
+            <w:r>
+              <w:rPr>
+                <w:rFonts w:ascii="Times New Roman" w:eastAsia="Times New Roman" w:hAnsi="Times New Roman" w:cs="Times New Roman"/>
+                <w:kern w:val="0"/>
+                <w:sz w:val="24"/>
+                <w:szCs w:val="24"/>
+                <w:lang w:val="en-GB" w:eastAsia="en-GB" w:bidi="ar-SA"/>
+                <w14:ligatures w14:val="none"/>
+              </w:rPr>
+              <w:t>Proposal</w:t>
+            </w:r>
+          </w:p>
+        </w:tc>
+        <w:tc>
+          <w:tcPr>
+            <w:tcW w:w="0" w:type="auto"/>
+            <w:hideMark/>
+          </w:tcPr>
+          <w:p>
+            <w:pPr>
+              <w:cnfStyle w:val="000000000000" w:firstRow="0" w:lastRow="0" w:firstColumn="0" w:lastColumn="0" w:oddVBand="0" w:evenVBand="0" w:oddHBand="0" w:evenHBand="0" w:firstRowFirstColumn="0" w:firstRowLastColumn="0" w:lastRowFirstColumn="0" w:lastRowLastColumn="0"/>
+              <w:rPr>
+                <w:rFonts w:ascii="Times New Roman" w:eastAsia="Times New Roman" w:hAnsi="Times New Roman" w:cs="Times New Roman"/>
+                <w:kern w:val="0"/>
+                <w:sz w:val="24"/>
+                <w:szCs w:val="24"/>
+                <w:lang w:val="en-GB" w:eastAsia="en-GB" w:bidi="ar-SA"/>
+                <w14:ligatures w14:val="none"/>
+              </w:rPr>
+            </w:pPr>
+            <w:r>
+              <w:rPr>
+                <w:rFonts w:ascii="Times New Roman" w:eastAsia="Times New Roman" w:hAnsi="Times New Roman" w:cs="Times New Roman"/>
+                <w:kern w:val="0"/>
+                <w:sz w:val="24"/>
+                <w:szCs w:val="24"/>
+                <w:lang w:val="en-GB" w:eastAsia="en-GB" w:bidi="ar-SA"/>
+                <w14:ligatures w14:val="none"/>
+              </w:rPr>
+              <w:t>Contract</w:t>
+            </w:r>
+          </w:p>
+        </w:tc>
+        <w:tc>
+          <w:tcPr>
+            <w:tcW w:w="3276" w:type="dxa"/>
+            <w:hideMark/>
+          </w:tcPr>
+          <w:p>
+            <w:pPr>
+              <w:cnfStyle w:val="000000000000" w:firstRow="0" w:lastRow="0" w:firstColumn="0" w:lastColumn="0" w:oddVBand="0" w:evenVBand="0" w:oddHBand="0" w:evenHBand="0" w:firstRowFirstColumn="0" w:firstRowLastColumn="0" w:lastRowFirstColumn="0" w:lastRowLastColumn="0"/>
+              <w:rPr>
+                <w:rFonts w:ascii="Times New Roman" w:eastAsia="Times New Roman" w:hAnsi="Times New Roman" w:cs="Times New Roman"/>
+                <w:kern w:val="0"/>
+                <w:sz w:val="24"/>
+                <w:szCs w:val="24"/>
+                <w:lang w:val="en-GB" w:eastAsia="en-GB" w:bidi="ar-SA"/>
+                <w14:ligatures w14:val="none"/>
+              </w:rPr>
+            </w:pPr>
+            <w:r>
+              <w:rPr>
+                <w:rFonts w:ascii="Times New Roman" w:eastAsia="Times New Roman" w:hAnsi="Times New Roman" w:cs="Times New Roman"/>
+                <w:kern w:val="0"/>
+                <w:sz w:val="24"/>
+                <w:szCs w:val="24"/>
+                <w:lang w:val="en-GB" w:eastAsia="en-GB" w:bidi="ar-SA"/>
+                <w14:ligatures w14:val="none"/>
+              </w:rPr>
+              <w:t>Customer</w:t>
             </w:r>
           </w:p>
         </w:tc>
       </w:tr>
       <w:tr>
         <w:trPr>
-          <w:tblCellSpacing w:w="15" w:type="dxa"/>
+          <w:cnfStyle w:val="000000100000" w:firstRow="0" w:lastRow="0" w:firstColumn="0" w:lastColumn="0" w:oddVBand="0" w:evenVBand="0" w:oddHBand="1" w:evenHBand="0" w:firstRowFirstColumn="0" w:firstRowLastColumn="0" w:lastRowFirstColumn="0" w:lastRowLastColumn="0"/>
         </w:trPr>
         <w:tc>
           <w:tcPr>
+            <w:cnfStyle w:val="001000000000" w:firstRow="0" w:lastRow="0" w:firstColumn="1" w:lastColumn="0" w:oddVBand="0" w:evenVBand="0" w:oddHBand="0" w:evenHBand="0" w:firstRowFirstColumn="0" w:firstRowLastColumn="0" w:lastRowFirstColumn="0" w:lastRowLastColumn="0"/>
             <w:tcW w:w="0" w:type="auto"/>
+            <w:hideMark/>
+          </w:tcPr>
+          <w:p>
+            <w:pPr>
+              <w:rPr>
+                <w:rFonts w:ascii="Times New Roman" w:eastAsia="Times New Roman" w:hAnsi="Times New Roman" w:cs="Times New Roman"/>
+                <w:kern w:val="0"/>
+                <w:sz w:val="24"/>
+                <w:szCs w:val="24"/>
+                <w:lang w:val="en-GB" w:eastAsia="en-GB" w:bidi="ar-SA"/>
+                <w14:ligatures w14:val="none"/>
+              </w:rPr>
+            </w:pPr>
+            <w:r>
+              <w:rPr>
+                <w:rFonts w:ascii="Times New Roman" w:eastAsia="Times New Roman" w:hAnsi="Times New Roman" w:cs="Times New Roman"/>
+                <w:kern w:val="0"/>
+                <w:sz w:val="24"/>
+                <w:szCs w:val="24"/>
+                <w:lang w:val="en-GB" w:eastAsia="en-GB" w:bidi="ar-SA"/>
+                <w14:ligatures w14:val="none"/>
+              </w:rPr>
+              <w:t>Finance</w:t>
+            </w:r>
+          </w:p>
+        </w:tc>
+        <w:tc>
+          <w:tcPr>
+            <w:tcW w:w="0" w:type="auto"/>
+            <w:hideMark/>
+          </w:tcPr>
+          <w:p>
+            <w:pPr>
+              <w:cnfStyle w:val="000000100000" w:firstRow="0" w:lastRow="0" w:firstColumn="0" w:lastColumn="0" w:oddVBand="0" w:evenVBand="0" w:oddHBand="1" w:evenHBand="0" w:firstRowFirstColumn="0" w:firstRowLastColumn="0" w:lastRowFirstColumn="0" w:lastRowLastColumn="0"/>
+              <w:rPr>
+                <w:rFonts w:ascii="Times New Roman" w:eastAsia="Times New Roman" w:hAnsi="Times New Roman" w:cs="Times New Roman"/>
+                <w:kern w:val="0"/>
+                <w:sz w:val="24"/>
+                <w:szCs w:val="24"/>
+                <w:lang w:val="en-GB" w:eastAsia="en-GB" w:bidi="ar-SA"/>
+                <w14:ligatures w14:val="none"/>
+              </w:rPr>
+            </w:pPr>
+            <w:r>
+              <w:rPr>
+                <w:rFonts w:ascii="Times New Roman" w:eastAsia="Times New Roman" w:hAnsi="Times New Roman" w:cs="Times New Roman"/>
+                <w:kern w:val="0"/>
+                <w:sz w:val="24"/>
+                <w:szCs w:val="24"/>
+                <w:lang w:val="en-GB" w:eastAsia="en-GB" w:bidi="ar-SA"/>
+                <w14:ligatures w14:val="none"/>
+              </w:rPr>
+              <w:t>Pricing</w:t>
+            </w:r>
+          </w:p>
+        </w:tc>
+        <w:tc>
+          <w:tcPr>
+            <w:tcW w:w="0" w:type="auto"/>
+            <w:hideMark/>
+          </w:tcPr>
+          <w:p>
+            <w:pPr>
+              <w:cnfStyle w:val="000000100000" w:firstRow="0" w:lastRow="0" w:firstColumn="0" w:lastColumn="0" w:oddVBand="0" w:evenVBand="0" w:oddHBand="1" w:evenHBand="0" w:firstRowFirstColumn="0" w:firstRowLastColumn="0" w:lastRowFirstColumn="0" w:lastRowLastColumn="0"/>
+              <w:rPr>
+                <w:rFonts w:ascii="Times New Roman" w:eastAsia="Times New Roman" w:hAnsi="Times New Roman" w:cs="Times New Roman"/>
+                <w:kern w:val="0"/>
+                <w:sz w:val="24"/>
+                <w:szCs w:val="24"/>
+                <w:lang w:val="en-GB" w:eastAsia="en-GB" w:bidi="ar-SA"/>
+                <w14:ligatures w14:val="none"/>
+              </w:rPr>
+            </w:pPr>
+            <w:r>
+              <w:rPr>
+                <w:rFonts w:ascii="Times New Roman" w:eastAsia="Times New Roman" w:hAnsi="Times New Roman" w:cs="Times New Roman"/>
+                <w:kern w:val="0"/>
+                <w:sz w:val="24"/>
+                <w:szCs w:val="24"/>
+                <w:lang w:val="en-GB" w:eastAsia="en-GB" w:bidi="ar-SA"/>
+                <w14:ligatures w14:val="none"/>
+              </w:rPr>
+              <w:t>Invoice</w:t>
+            </w:r>
+          </w:p>
+        </w:tc>
+        <w:tc>
+          <w:tcPr>
+            <w:tcW w:w="0" w:type="auto"/>
+            <w:hideMark/>
+          </w:tcPr>
+          <w:p>
+            <w:pPr>
+              <w:cnfStyle w:val="000000100000" w:firstRow="0" w:lastRow="0" w:firstColumn="0" w:lastColumn="0" w:oddVBand="0" w:evenVBand="0" w:oddHBand="1" w:evenHBand="0" w:firstRowFirstColumn="0" w:firstRowLastColumn="0" w:lastRowFirstColumn="0" w:lastRowLastColumn="0"/>
+              <w:rPr>
+                <w:rFonts w:ascii="Times New Roman" w:eastAsia="Times New Roman" w:hAnsi="Times New Roman" w:cs="Times New Roman"/>
+                <w:kern w:val="0"/>
+                <w:sz w:val="24"/>
+                <w:szCs w:val="24"/>
+                <w:lang w:val="en-GB" w:eastAsia="en-GB" w:bidi="ar-SA"/>
+                <w14:ligatures w14:val="none"/>
+              </w:rPr>
+            </w:pPr>
+            <w:r>
+              <w:rPr>
+                <w:rFonts w:ascii="Times New Roman" w:eastAsia="Times New Roman" w:hAnsi="Times New Roman" w:cs="Times New Roman"/>
+                <w:kern w:val="0"/>
+                <w:sz w:val="24"/>
+                <w:szCs w:val="24"/>
+                <w:lang w:val="en-GB" w:eastAsia="en-GB" w:bidi="ar-SA"/>
+                <w14:ligatures w14:val="none"/>
+              </w:rPr>
+              <w:t>Revenue</w:t>
+            </w:r>
+          </w:p>
+        </w:tc>
+        <w:tc>
+          <w:tcPr>
+            <w:tcW w:w="3276" w:type="dxa"/>
+            <w:hideMark/>
+          </w:tcPr>
+          <w:p>
+            <w:pPr>
+              <w:cnfStyle w:val="000000100000" w:firstRow="0" w:lastRow="0" w:firstColumn="0" w:lastColumn="0" w:oddVBand="0" w:evenVBand="0" w:oddHBand="1" w:evenHBand="0" w:firstRowFirstColumn="0" w:firstRowLastColumn="0" w:lastRowFirstColumn="0" w:lastRowLastColumn="0"/>
+              <w:rPr>
+                <w:rFonts w:ascii="Times New Roman" w:eastAsia="Times New Roman" w:hAnsi="Times New Roman" w:cs="Times New Roman"/>
+                <w:kern w:val="0"/>
+                <w:sz w:val="24"/>
+                <w:szCs w:val="24"/>
+                <w:lang w:val="en-GB" w:eastAsia="en-GB" w:bidi="ar-SA"/>
+                <w14:ligatures w14:val="none"/>
+              </w:rPr>
+            </w:pPr>
+            <w:r>
+              <w:rPr>
+                <w:rFonts w:ascii="Times New Roman" w:eastAsia="Times New Roman" w:hAnsi="Times New Roman" w:cs="Times New Roman"/>
+                <w:kern w:val="0"/>
+                <w:sz w:val="24"/>
+                <w:szCs w:val="24"/>
+                <w:lang w:val="en-GB" w:eastAsia="en-GB" w:bidi="ar-SA"/>
+                <w14:ligatures w14:val="none"/>
+              </w:rPr>
+              <w:t>Company</w:t>
+            </w:r>
+          </w:p>
+        </w:tc>
+      </w:tr>
+    </w:tbl>
+    <w:p>
+      <w:pPr>
+        <w:spacing w:after="0" w:line="240" w:lineRule="auto"/>
+        <w:rPr>
+          <w:rFonts w:ascii="Times New Roman" w:eastAsia="Times New Roman" w:hAnsi="Times New Roman" w:cs="Times New Roman"/>
+          <w:kern w:val="0"/>
+          <w:sz w:val="24"/>
+          <w:szCs w:val="24"/>
+          <w:lang w:val="en-GB" w:eastAsia="en-GB" w:bidi="ar-SA"/>
+          <w14:ligatures w14:val="none"/>
+        </w:rPr>
+      </w:pPr>
+      <w:r>
+        <w:rPr>
+          <w:rFonts w:ascii="Times New Roman" w:eastAsia="Times New Roman" w:hAnsi="Times New Roman" w:cs="Times New Roman"/>
+          <w:kern w:val="0"/>
+          <w:sz w:val="24"/>
+          <w:szCs w:val="24"/>
+          <w:lang w:val="en-GB" w:eastAsia="en-GB" w:bidi="ar-SA"/>
+          <w14:ligatures w14:val="none"/>
+        </w:rPr>
+        <w:pict w14:anchorId="5376EBD8">
+          <v:rect id="_x0000_i1039" style="width:0;height:1.5pt" o:hralign="center" o:hrstd="t" o:hr="t" fillcolor="#a0a0a0" stroked="f"/>
+        </w:pict>
+      </w:r>
+    </w:p>
+    <w:p>
+      <w:pPr>
+        <w:spacing w:before="100" w:beforeAutospacing="1" w:after="100" w:afterAutospacing="1" w:line="240" w:lineRule="auto"/>
+        <w:outlineLvl w:val="1"/>
+        <w:rPr>
+          <w:rFonts w:ascii="Times New Roman" w:eastAsia="Times New Roman" w:hAnsi="Times New Roman" w:cs="Times New Roman"/>
+          <w:b/>
+          <w:bCs/>
+          <w:kern w:val="0"/>
+          <w:sz w:val="36"/>
+          <w:szCs w:val="36"/>
+          <w:lang w:val="en-GB" w:eastAsia="en-GB" w:bidi="ar-SA"/>
+          <w14:ligatures w14:val="none"/>
+        </w:rPr>
+      </w:pPr>
+      <w:r>
+        <w:rPr>
+          <w:rFonts w:ascii="Times New Roman" w:eastAsia="Times New Roman" w:hAnsi="Times New Roman" w:cs="Times New Roman"/>
+          <w:b/>
+          <w:bCs/>
+          <w:kern w:val="0"/>
+          <w:sz w:val="36"/>
+          <w:szCs w:val="36"/>
+          <w:lang w:val="en-GB" w:eastAsia="en-GB" w:bidi="ar-SA"/>
+          <w14:ligatures w14:val="none"/>
+        </w:rPr>
+        <w:t>RACI – Sales Governance</w:t>
+      </w:r>
+    </w:p>
+    <w:tbl>
+      <w:tblPr>
+        <w:tblStyle w:val="PlainTable1"/>
+        <w:tblW w:w="0" w:type="auto"/>
+        <w:tblLook w:val="04A0" w:firstRow="1" w:lastRow="0" w:firstColumn="1" w:lastColumn="0" w:noHBand="0" w:noVBand="1"/>
+      </w:tblPr>
+      <w:tblGrid>
+        <w:gridCol w:w="2157"/>
+        <w:gridCol w:w="1210"/>
+        <w:gridCol w:w="1250"/>
+        <w:gridCol w:w="790"/>
+        <w:gridCol w:w="1030"/>
+        <w:gridCol w:w="2558"/>
+      </w:tblGrid>
+      <w:tr>
+        <w:trPr>
+          <w:cnfStyle w:val="100000000000" w:firstRow="1" w:lastRow="0" w:firstColumn="0" w:lastColumn="0" w:oddVBand="0" w:evenVBand="0" w:oddHBand="0" w:evenHBand="0" w:firstRowFirstColumn="0" w:firstRowLastColumn="0" w:lastRowFirstColumn="0" w:lastRowLastColumn="0"/>
+          <w:tblHeader/>
+        </w:trPr>
+        <w:tc>
+          <w:tcPr>
+            <w:cnfStyle w:val="001000000000" w:firstRow="0" w:lastRow="0" w:firstColumn="1" w:lastColumn="0" w:oddVBand="0" w:evenVBand="0" w:oddHBand="0" w:evenHBand="0" w:firstRowFirstColumn="0" w:firstRowLastColumn="0" w:lastRowFirstColumn="0" w:lastRowLastColumn="0"/>
+            <w:tcW w:w="0" w:type="auto"/>
+            <w:shd w:val="clear" w:color="auto" w:fill="0E2841" w:themeFill="text2"/>
             <w:vAlign w:val="center"/>
             <w:hideMark/>
           </w:tcPr>
           <w:p>
             <w:pPr>
-              <w:spacing w:after="0" w:line="240" w:lineRule="auto"/>
-              <w:rPr>
-                <w:rFonts w:ascii="Times New Roman" w:eastAsia="Times New Roman" w:hAnsi="Times New Roman" w:cs="Times New Roman"/>
-                <w:kern w:val="0"/>
-                <w:sz w:val="24"/>
-                <w:szCs w:val="24"/>
-                <w:lang w:val="en-GB" w:eastAsia="en-GB" w:bidi="ar-SA"/>
-                <w14:ligatures w14:val="none"/>
-              </w:rPr>
-            </w:pPr>
-            <w:r>
-              <w:rPr>
-                <w:rFonts w:ascii="Times New Roman" w:eastAsia="Times New Roman" w:hAnsi="Times New Roman" w:cs="Times New Roman"/>
-                <w:kern w:val="0"/>
-                <w:sz w:val="24"/>
-                <w:szCs w:val="24"/>
-                <w:lang w:val="en-GB" w:eastAsia="en-GB" w:bidi="ar-SA"/>
-                <w14:ligatures w14:val="none"/>
-              </w:rPr>
-              <w:t>Sales</w:t>
+              <w:jc w:val="center"/>
+              <w:rPr>
+                <w:rFonts w:ascii="Times New Roman" w:eastAsia="Times New Roman" w:hAnsi="Times New Roman" w:cs="Times New Roman"/>
+                <w:b w:val="0"/>
+                <w:bCs w:val="0"/>
+                <w:kern w:val="0"/>
+                <w:sz w:val="24"/>
+                <w:szCs w:val="24"/>
+                <w:lang w:val="en-GB" w:eastAsia="en-GB" w:bidi="ar-SA"/>
+                <w14:ligatures w14:val="none"/>
+              </w:rPr>
+            </w:pPr>
+            <w:r>
+              <w:rPr>
+                <w:rFonts w:ascii="Times New Roman" w:eastAsia="Times New Roman" w:hAnsi="Times New Roman" w:cs="Times New Roman"/>
+                <w:kern w:val="0"/>
+                <w:sz w:val="24"/>
+                <w:szCs w:val="24"/>
+                <w:lang w:val="en-GB" w:eastAsia="en-GB" w:bidi="ar-SA"/>
+                <w14:ligatures w14:val="none"/>
+              </w:rPr>
+              <w:t>Activity</w:t>
             </w:r>
           </w:p>
         </w:tc>
         <w:tc>
           <w:tcPr>
             <w:tcW w:w="0" w:type="auto"/>
+            <w:shd w:val="clear" w:color="auto" w:fill="0E2841" w:themeFill="text2"/>
             <w:vAlign w:val="center"/>
             <w:hideMark/>
           </w:tcPr>
           <w:p>
             <w:pPr>
-              <w:spacing w:after="0" w:line="240" w:lineRule="auto"/>
-              <w:rPr>
-                <w:rFonts w:ascii="Times New Roman" w:eastAsia="Times New Roman" w:hAnsi="Times New Roman" w:cs="Times New Roman"/>
-                <w:kern w:val="0"/>
-                <w:sz w:val="24"/>
-                <w:szCs w:val="24"/>
-                <w:lang w:val="en-GB" w:eastAsia="en-GB" w:bidi="ar-SA"/>
-                <w14:ligatures w14:val="none"/>
-              </w:rPr>
-            </w:pPr>
-            <w:r>
-              <w:rPr>
-                <w:rFonts w:ascii="Times New Roman" w:eastAsia="Times New Roman" w:hAnsi="Times New Roman" w:cs="Times New Roman"/>
-                <w:kern w:val="0"/>
-                <w:sz w:val="24"/>
-                <w:szCs w:val="24"/>
-                <w:lang w:val="en-GB" w:eastAsia="en-GB" w:bidi="ar-SA"/>
-                <w14:ligatures w14:val="none"/>
-              </w:rPr>
-              <w:t>Opportunity</w:t>
+              <w:jc w:val="center"/>
+              <w:cnfStyle w:val="100000000000" w:firstRow="1" w:lastRow="0" w:firstColumn="0" w:lastColumn="0" w:oddVBand="0" w:evenVBand="0" w:oddHBand="0" w:evenHBand="0" w:firstRowFirstColumn="0" w:firstRowLastColumn="0" w:lastRowFirstColumn="0" w:lastRowLastColumn="0"/>
+              <w:rPr>
+                <w:rFonts w:ascii="Times New Roman" w:eastAsia="Times New Roman" w:hAnsi="Times New Roman" w:cs="Times New Roman"/>
+                <w:b w:val="0"/>
+                <w:bCs w:val="0"/>
+                <w:kern w:val="0"/>
+                <w:sz w:val="24"/>
+                <w:szCs w:val="24"/>
+                <w:lang w:val="en-GB" w:eastAsia="en-GB" w:bidi="ar-SA"/>
+                <w14:ligatures w14:val="none"/>
+              </w:rPr>
+            </w:pPr>
+            <w:r>
+              <w:rPr>
+                <w:rFonts w:ascii="Times New Roman" w:eastAsia="Times New Roman" w:hAnsi="Times New Roman" w:cs="Times New Roman"/>
+                <w:kern w:val="0"/>
+                <w:sz w:val="24"/>
+                <w:szCs w:val="24"/>
+                <w:lang w:val="en-GB" w:eastAsia="en-GB" w:bidi="ar-SA"/>
+                <w14:ligatures w14:val="none"/>
+              </w:rPr>
+              <w:t>Sales Rep</w:t>
             </w:r>
           </w:p>
         </w:tc>
         <w:tc>
           <w:tcPr>
             <w:tcW w:w="0" w:type="auto"/>
+            <w:shd w:val="clear" w:color="auto" w:fill="0E2841" w:themeFill="text2"/>
             <w:vAlign w:val="center"/>
             <w:hideMark/>
           </w:tcPr>
           <w:p>
             <w:pPr>
-              <w:spacing w:after="0" w:line="240" w:lineRule="auto"/>
-              <w:rPr>
-                <w:rFonts w:ascii="Times New Roman" w:eastAsia="Times New Roman" w:hAnsi="Times New Roman" w:cs="Times New Roman"/>
-                <w:kern w:val="0"/>
-                <w:sz w:val="24"/>
-                <w:szCs w:val="24"/>
-                <w:lang w:val="en-GB" w:eastAsia="en-GB" w:bidi="ar-SA"/>
-                <w14:ligatures w14:val="none"/>
-              </w:rPr>
-            </w:pPr>
-            <w:r>
-              <w:rPr>
-                <w:rFonts w:ascii="Times New Roman" w:eastAsia="Times New Roman" w:hAnsi="Times New Roman" w:cs="Times New Roman"/>
-                <w:kern w:val="0"/>
-                <w:sz w:val="24"/>
-                <w:szCs w:val="24"/>
-                <w:lang w:val="en-GB" w:eastAsia="en-GB" w:bidi="ar-SA"/>
-                <w14:ligatures w14:val="none"/>
-              </w:rPr>
-              <w:t>Proposal</w:t>
-            </w:r>
+              <w:jc w:val="center"/>
+              <w:cnfStyle w:val="100000000000" w:firstRow="1" w:lastRow="0" w:firstColumn="0" w:lastColumn="0" w:oddVBand="0" w:evenVBand="0" w:oddHBand="0" w:evenHBand="0" w:firstRowFirstColumn="0" w:firstRowLastColumn="0" w:lastRowFirstColumn="0" w:lastRowLastColumn="0"/>
+              <w:rPr>
+                <w:rFonts w:ascii="Times New Roman" w:eastAsia="Times New Roman" w:hAnsi="Times New Roman" w:cs="Times New Roman"/>
+                <w:b w:val="0"/>
+                <w:bCs w:val="0"/>
+                <w:kern w:val="0"/>
+                <w:sz w:val="24"/>
+                <w:szCs w:val="24"/>
+                <w:lang w:val="en-GB" w:eastAsia="en-GB" w:bidi="ar-SA"/>
+                <w14:ligatures w14:val="none"/>
+              </w:rPr>
+            </w:pPr>
+            <w:r>
+              <w:rPr>
+                <w:rFonts w:ascii="Times New Roman" w:eastAsia="Times New Roman" w:hAnsi="Times New Roman" w:cs="Times New Roman"/>
+                <w:kern w:val="0"/>
+                <w:sz w:val="24"/>
+                <w:szCs w:val="24"/>
+                <w:lang w:val="en-GB" w:eastAsia="en-GB" w:bidi="ar-SA"/>
+                <w14:ligatures w14:val="none"/>
+              </w:rPr>
+              <w:t xml:space="preserve">Sales </w:t>
+            </w:r>
+            <w:proofErr w:type="spellStart"/>
+            <w:r>
+              <w:rPr>
+                <w:rFonts w:ascii="Times New Roman" w:eastAsia="Times New Roman" w:hAnsi="Times New Roman" w:cs="Times New Roman"/>
+                <w:kern w:val="0"/>
+                <w:sz w:val="24"/>
+                <w:szCs w:val="24"/>
+                <w:lang w:val="en-GB" w:eastAsia="en-GB" w:bidi="ar-SA"/>
+                <w14:ligatures w14:val="none"/>
+              </w:rPr>
+              <w:t>Mgr</w:t>
+            </w:r>
+            <w:proofErr w:type="spellEnd"/>
           </w:p>
         </w:tc>
         <w:tc>
           <w:tcPr>
             <w:tcW w:w="0" w:type="auto"/>
+            <w:shd w:val="clear" w:color="auto" w:fill="0E2841" w:themeFill="text2"/>
             <w:vAlign w:val="center"/>
             <w:hideMark/>
           </w:tcPr>
           <w:p>
             <w:pPr>
-              <w:spacing w:after="0" w:line="240" w:lineRule="auto"/>
-              <w:rPr>
-                <w:rFonts w:ascii="Times New Roman" w:eastAsia="Times New Roman" w:hAnsi="Times New Roman" w:cs="Times New Roman"/>
-                <w:kern w:val="0"/>
-                <w:sz w:val="24"/>
-                <w:szCs w:val="24"/>
-                <w:lang w:val="en-GB" w:eastAsia="en-GB" w:bidi="ar-SA"/>
-                <w14:ligatures w14:val="none"/>
-              </w:rPr>
-            </w:pPr>
-            <w:r>
-              <w:rPr>
-                <w:rFonts w:ascii="Times New Roman" w:eastAsia="Times New Roman" w:hAnsi="Times New Roman" w:cs="Times New Roman"/>
-                <w:kern w:val="0"/>
-                <w:sz w:val="24"/>
-                <w:szCs w:val="24"/>
-                <w:lang w:val="en-GB" w:eastAsia="en-GB" w:bidi="ar-SA"/>
-                <w14:ligatures w14:val="none"/>
-              </w:rPr>
-              <w:t>Contract</w:t>
+              <w:jc w:val="center"/>
+              <w:cnfStyle w:val="100000000000" w:firstRow="1" w:lastRow="0" w:firstColumn="0" w:lastColumn="0" w:oddVBand="0" w:evenVBand="0" w:oddHBand="0" w:evenHBand="0" w:firstRowFirstColumn="0" w:firstRowLastColumn="0" w:lastRowFirstColumn="0" w:lastRowLastColumn="0"/>
+              <w:rPr>
+                <w:rFonts w:ascii="Times New Roman" w:eastAsia="Times New Roman" w:hAnsi="Times New Roman" w:cs="Times New Roman"/>
+                <w:b w:val="0"/>
+                <w:bCs w:val="0"/>
+                <w:kern w:val="0"/>
+                <w:sz w:val="24"/>
+                <w:szCs w:val="24"/>
+                <w:lang w:val="en-GB" w:eastAsia="en-GB" w:bidi="ar-SA"/>
+                <w14:ligatures w14:val="none"/>
+              </w:rPr>
+            </w:pPr>
+            <w:r>
+              <w:rPr>
+                <w:rFonts w:ascii="Times New Roman" w:eastAsia="Times New Roman" w:hAnsi="Times New Roman" w:cs="Times New Roman"/>
+                <w:kern w:val="0"/>
+                <w:sz w:val="24"/>
+                <w:szCs w:val="24"/>
+                <w:lang w:val="en-GB" w:eastAsia="en-GB" w:bidi="ar-SA"/>
+                <w14:ligatures w14:val="none"/>
+              </w:rPr>
+              <w:t>Legal</w:t>
             </w:r>
           </w:p>
         </w:tc>
         <w:tc>
           <w:tcPr>
             <w:tcW w:w="0" w:type="auto"/>
+            <w:shd w:val="clear" w:color="auto" w:fill="0E2841" w:themeFill="text2"/>
             <w:vAlign w:val="center"/>
             <w:hideMark/>
           </w:tcPr>
           <w:p>
             <w:pPr>
-              <w:spacing w:after="0" w:line="240" w:lineRule="auto"/>
-              <w:rPr>
-                <w:rFonts w:ascii="Times New Roman" w:eastAsia="Times New Roman" w:hAnsi="Times New Roman" w:cs="Times New Roman"/>
-                <w:kern w:val="0"/>
-                <w:sz w:val="24"/>
-                <w:szCs w:val="24"/>
-                <w:lang w:val="en-GB" w:eastAsia="en-GB" w:bidi="ar-SA"/>
-                <w14:ligatures w14:val="none"/>
-              </w:rPr>
-            </w:pPr>
-            <w:r>
-              <w:rPr>
-                <w:rFonts w:ascii="Times New Roman" w:eastAsia="Times New Roman" w:hAnsi="Times New Roman" w:cs="Times New Roman"/>
-                <w:kern w:val="0"/>
-                <w:sz w:val="24"/>
-                <w:szCs w:val="24"/>
-                <w:lang w:val="en-GB" w:eastAsia="en-GB" w:bidi="ar-SA"/>
-                <w14:ligatures w14:val="none"/>
-              </w:rPr>
-              <w:t>Customer</w:t>
+              <w:jc w:val="center"/>
+              <w:cnfStyle w:val="100000000000" w:firstRow="1" w:lastRow="0" w:firstColumn="0" w:lastColumn="0" w:oddVBand="0" w:evenVBand="0" w:oddHBand="0" w:evenHBand="0" w:firstRowFirstColumn="0" w:firstRowLastColumn="0" w:lastRowFirstColumn="0" w:lastRowLastColumn="0"/>
+              <w:rPr>
+                <w:rFonts w:ascii="Times New Roman" w:eastAsia="Times New Roman" w:hAnsi="Times New Roman" w:cs="Times New Roman"/>
+                <w:b w:val="0"/>
+                <w:bCs w:val="0"/>
+                <w:kern w:val="0"/>
+                <w:sz w:val="24"/>
+                <w:szCs w:val="24"/>
+                <w:lang w:val="en-GB" w:eastAsia="en-GB" w:bidi="ar-SA"/>
+                <w14:ligatures w14:val="none"/>
+              </w:rPr>
+            </w:pPr>
+            <w:r>
+              <w:rPr>
+                <w:rFonts w:ascii="Times New Roman" w:eastAsia="Times New Roman" w:hAnsi="Times New Roman" w:cs="Times New Roman"/>
+                <w:kern w:val="0"/>
+                <w:sz w:val="24"/>
+                <w:szCs w:val="24"/>
+                <w:lang w:val="en-GB" w:eastAsia="en-GB" w:bidi="ar-SA"/>
+                <w14:ligatures w14:val="none"/>
+              </w:rPr>
+              <w:t>Finance</w:t>
+            </w:r>
+          </w:p>
+        </w:tc>
+        <w:tc>
+          <w:tcPr>
+            <w:tcW w:w="2558" w:type="dxa"/>
+            <w:shd w:val="clear" w:color="auto" w:fill="0E2841" w:themeFill="text2"/>
+            <w:vAlign w:val="center"/>
+            <w:hideMark/>
+          </w:tcPr>
+          <w:p>
+            <w:pPr>
+              <w:jc w:val="center"/>
+              <w:cnfStyle w:val="100000000000" w:firstRow="1" w:lastRow="0" w:firstColumn="0" w:lastColumn="0" w:oddVBand="0" w:evenVBand="0" w:oddHBand="0" w:evenHBand="0" w:firstRowFirstColumn="0" w:firstRowLastColumn="0" w:lastRowFirstColumn="0" w:lastRowLastColumn="0"/>
+              <w:rPr>
+                <w:rFonts w:ascii="Times New Roman" w:eastAsia="Times New Roman" w:hAnsi="Times New Roman" w:cs="Times New Roman"/>
+                <w:b w:val="0"/>
+                <w:bCs w:val="0"/>
+                <w:kern w:val="0"/>
+                <w:sz w:val="24"/>
+                <w:szCs w:val="24"/>
+                <w:lang w:val="en-GB" w:eastAsia="en-GB" w:bidi="ar-SA"/>
+                <w14:ligatures w14:val="none"/>
+              </w:rPr>
+            </w:pPr>
+            <w:r>
+              <w:rPr>
+                <w:rFonts w:ascii="Times New Roman" w:eastAsia="Times New Roman" w:hAnsi="Times New Roman" w:cs="Times New Roman"/>
+                <w:kern w:val="0"/>
+                <w:sz w:val="24"/>
+                <w:szCs w:val="24"/>
+                <w:lang w:val="en-GB" w:eastAsia="en-GB" w:bidi="ar-SA"/>
+                <w14:ligatures w14:val="none"/>
+              </w:rPr>
+              <w:t>CEO</w:t>
             </w:r>
           </w:p>
         </w:tc>
       </w:tr>
       <w:tr>
         <w:trPr>
-          <w:tblCellSpacing w:w="15" w:type="dxa"/>
+          <w:cnfStyle w:val="000000100000" w:firstRow="0" w:lastRow="0" w:firstColumn="0" w:lastColumn="0" w:oddVBand="0" w:evenVBand="0" w:oddHBand="1" w:evenHBand="0" w:firstRowFirstColumn="0" w:firstRowLastColumn="0" w:lastRowFirstColumn="0" w:lastRowLastColumn="0"/>
         </w:trPr>
         <w:tc>
           <w:tcPr>
+            <w:cnfStyle w:val="001000000000" w:firstRow="0" w:lastRow="0" w:firstColumn="1" w:lastColumn="0" w:oddVBand="0" w:evenVBand="0" w:oddHBand="0" w:evenHBand="0" w:firstRowFirstColumn="0" w:firstRowLastColumn="0" w:lastRowFirstColumn="0" w:lastRowLastColumn="0"/>
             <w:tcW w:w="0" w:type="auto"/>
-            <w:vAlign w:val="center"/>
-            <w:hideMark/>
-          </w:tcPr>
-          <w:p>
-            <w:pPr>
-              <w:spacing w:after="0" w:line="240" w:lineRule="auto"/>
-              <w:rPr>
-                <w:rFonts w:ascii="Times New Roman" w:eastAsia="Times New Roman" w:hAnsi="Times New Roman" w:cs="Times New Roman"/>
-                <w:kern w:val="0"/>
-                <w:sz w:val="24"/>
-                <w:szCs w:val="24"/>
-                <w:lang w:val="en-GB" w:eastAsia="en-GB" w:bidi="ar-SA"/>
-                <w14:ligatures w14:val="none"/>
-              </w:rPr>
-            </w:pPr>
-            <w:r>
-              <w:rPr>
-                <w:rFonts w:ascii="Times New Roman" w:eastAsia="Times New Roman" w:hAnsi="Times New Roman" w:cs="Times New Roman"/>
-                <w:kern w:val="0"/>
-                <w:sz w:val="24"/>
-                <w:szCs w:val="24"/>
-                <w:lang w:val="en-GB" w:eastAsia="en-GB" w:bidi="ar-SA"/>
-                <w14:ligatures w14:val="none"/>
-              </w:rPr>
-              <w:t>Finance</w:t>
+            <w:hideMark/>
+          </w:tcPr>
+          <w:p>
+            <w:pPr>
+              <w:rPr>
+                <w:rFonts w:ascii="Times New Roman" w:eastAsia="Times New Roman" w:hAnsi="Times New Roman" w:cs="Times New Roman"/>
+                <w:kern w:val="0"/>
+                <w:sz w:val="24"/>
+                <w:szCs w:val="24"/>
+                <w:lang w:val="en-GB" w:eastAsia="en-GB" w:bidi="ar-SA"/>
+                <w14:ligatures w14:val="none"/>
+              </w:rPr>
+            </w:pPr>
+            <w:r>
+              <w:rPr>
+                <w:rFonts w:ascii="Times New Roman" w:eastAsia="Times New Roman" w:hAnsi="Times New Roman" w:cs="Times New Roman"/>
+                <w:kern w:val="0"/>
+                <w:sz w:val="24"/>
+                <w:szCs w:val="24"/>
+                <w:lang w:val="en-GB" w:eastAsia="en-GB" w:bidi="ar-SA"/>
+                <w14:ligatures w14:val="none"/>
+              </w:rPr>
+              <w:t>Lead Qualification</w:t>
             </w:r>
           </w:p>
         </w:tc>
         <w:tc>
           <w:tcPr>
             <w:tcW w:w="0" w:type="auto"/>
-            <w:vAlign w:val="center"/>
-            <w:hideMark/>
-          </w:tcPr>
-          <w:p>
-            <w:pPr>
-              <w:spacing w:after="0" w:line="240" w:lineRule="auto"/>
-              <w:rPr>
-                <w:rFonts w:ascii="Times New Roman" w:eastAsia="Times New Roman" w:hAnsi="Times New Roman" w:cs="Times New Roman"/>
-                <w:kern w:val="0"/>
-                <w:sz w:val="24"/>
-                <w:szCs w:val="24"/>
-                <w:lang w:val="en-GB" w:eastAsia="en-GB" w:bidi="ar-SA"/>
-                <w14:ligatures w14:val="none"/>
-              </w:rPr>
-            </w:pPr>
-            <w:r>
-              <w:rPr>
-                <w:rFonts w:ascii="Times New Roman" w:eastAsia="Times New Roman" w:hAnsi="Times New Roman" w:cs="Times New Roman"/>
-                <w:kern w:val="0"/>
-                <w:sz w:val="24"/>
-                <w:szCs w:val="24"/>
-                <w:lang w:val="en-GB" w:eastAsia="en-GB" w:bidi="ar-SA"/>
-                <w14:ligatures w14:val="none"/>
-              </w:rPr>
-              <w:t>Pricing</w:t>
+            <w:hideMark/>
+          </w:tcPr>
+          <w:p>
+            <w:pPr>
+              <w:cnfStyle w:val="000000100000" w:firstRow="0" w:lastRow="0" w:firstColumn="0" w:lastColumn="0" w:oddVBand="0" w:evenVBand="0" w:oddHBand="1" w:evenHBand="0" w:firstRowFirstColumn="0" w:firstRowLastColumn="0" w:lastRowFirstColumn="0" w:lastRowLastColumn="0"/>
+              <w:rPr>
+                <w:rFonts w:ascii="Times New Roman" w:eastAsia="Times New Roman" w:hAnsi="Times New Roman" w:cs="Times New Roman"/>
+                <w:kern w:val="0"/>
+                <w:sz w:val="24"/>
+                <w:szCs w:val="24"/>
+                <w:lang w:val="en-GB" w:eastAsia="en-GB" w:bidi="ar-SA"/>
+                <w14:ligatures w14:val="none"/>
+              </w:rPr>
+            </w:pPr>
+            <w:r>
+              <w:rPr>
+                <w:rFonts w:ascii="Times New Roman" w:eastAsia="Times New Roman" w:hAnsi="Times New Roman" w:cs="Times New Roman"/>
+                <w:kern w:val="0"/>
+                <w:sz w:val="24"/>
+                <w:szCs w:val="24"/>
+                <w:lang w:val="en-GB" w:eastAsia="en-GB" w:bidi="ar-SA"/>
+                <w14:ligatures w14:val="none"/>
+              </w:rPr>
+              <w:t>R</w:t>
             </w:r>
           </w:p>
         </w:tc>
         <w:tc>
           <w:tcPr>
             <w:tcW w:w="0" w:type="auto"/>
-            <w:vAlign w:val="center"/>
-            <w:hideMark/>
-          </w:tcPr>
-          <w:p>
-            <w:pPr>
-              <w:spacing w:after="0" w:line="240" w:lineRule="auto"/>
-              <w:rPr>
-                <w:rFonts w:ascii="Times New Roman" w:eastAsia="Times New Roman" w:hAnsi="Times New Roman" w:cs="Times New Roman"/>
-                <w:kern w:val="0"/>
-                <w:sz w:val="24"/>
-                <w:szCs w:val="24"/>
-                <w:lang w:val="en-GB" w:eastAsia="en-GB" w:bidi="ar-SA"/>
-                <w14:ligatures w14:val="none"/>
-              </w:rPr>
-            </w:pPr>
-            <w:r>
-              <w:rPr>
-                <w:rFonts w:ascii="Times New Roman" w:eastAsia="Times New Roman" w:hAnsi="Times New Roman" w:cs="Times New Roman"/>
-                <w:kern w:val="0"/>
-                <w:sz w:val="24"/>
-                <w:szCs w:val="24"/>
-                <w:lang w:val="en-GB" w:eastAsia="en-GB" w:bidi="ar-SA"/>
-                <w14:ligatures w14:val="none"/>
-              </w:rPr>
-              <w:t>Invoice</w:t>
+            <w:hideMark/>
+          </w:tcPr>
+          <w:p>
+            <w:pPr>
+              <w:cnfStyle w:val="000000100000" w:firstRow="0" w:lastRow="0" w:firstColumn="0" w:lastColumn="0" w:oddVBand="0" w:evenVBand="0" w:oddHBand="1" w:evenHBand="0" w:firstRowFirstColumn="0" w:firstRowLastColumn="0" w:lastRowFirstColumn="0" w:lastRowLastColumn="0"/>
+              <w:rPr>
+                <w:rFonts w:ascii="Times New Roman" w:eastAsia="Times New Roman" w:hAnsi="Times New Roman" w:cs="Times New Roman"/>
+                <w:kern w:val="0"/>
+                <w:sz w:val="24"/>
+                <w:szCs w:val="24"/>
+                <w:lang w:val="en-GB" w:eastAsia="en-GB" w:bidi="ar-SA"/>
+                <w14:ligatures w14:val="none"/>
+              </w:rPr>
+            </w:pPr>
+            <w:r>
+              <w:rPr>
+                <w:rFonts w:ascii="Times New Roman" w:eastAsia="Times New Roman" w:hAnsi="Times New Roman" w:cs="Times New Roman"/>
+                <w:kern w:val="0"/>
+                <w:sz w:val="24"/>
+                <w:szCs w:val="24"/>
+                <w:lang w:val="en-GB" w:eastAsia="en-GB" w:bidi="ar-SA"/>
+                <w14:ligatures w14:val="none"/>
+              </w:rPr>
+              <w:t>A</w:t>
             </w:r>
           </w:p>
         </w:tc>
         <w:tc>
           <w:tcPr>
             <w:tcW w:w="0" w:type="auto"/>
-            <w:vAlign w:val="center"/>
-            <w:hideMark/>
-          </w:tcPr>
-          <w:p>
-            <w:pPr>
-              <w:spacing w:after="0" w:line="240" w:lineRule="auto"/>
-              <w:rPr>
-                <w:rFonts w:ascii="Times New Roman" w:eastAsia="Times New Roman" w:hAnsi="Times New Roman" w:cs="Times New Roman"/>
-                <w:kern w:val="0"/>
-                <w:sz w:val="24"/>
-                <w:szCs w:val="24"/>
-                <w:lang w:val="en-GB" w:eastAsia="en-GB" w:bidi="ar-SA"/>
-                <w14:ligatures w14:val="none"/>
-              </w:rPr>
-            </w:pPr>
-            <w:r>
-              <w:rPr>
-                <w:rFonts w:ascii="Times New Roman" w:eastAsia="Times New Roman" w:hAnsi="Times New Roman" w:cs="Times New Roman"/>
-                <w:kern w:val="0"/>
-                <w:sz w:val="24"/>
-                <w:szCs w:val="24"/>
-                <w:lang w:val="en-GB" w:eastAsia="en-GB" w:bidi="ar-SA"/>
-                <w14:ligatures w14:val="none"/>
-              </w:rPr>
-              <w:t>Revenue</w:t>
+            <w:hideMark/>
+          </w:tcPr>
+          <w:p>
+            <w:pPr>
+              <w:cnfStyle w:val="000000100000" w:firstRow="0" w:lastRow="0" w:firstColumn="0" w:lastColumn="0" w:oddVBand="0" w:evenVBand="0" w:oddHBand="1" w:evenHBand="0" w:firstRowFirstColumn="0" w:firstRowLastColumn="0" w:lastRowFirstColumn="0" w:lastRowLastColumn="0"/>
+              <w:rPr>
+                <w:rFonts w:ascii="Times New Roman" w:eastAsia="Times New Roman" w:hAnsi="Times New Roman" w:cs="Times New Roman"/>
+                <w:kern w:val="0"/>
+                <w:sz w:val="24"/>
+                <w:szCs w:val="24"/>
+                <w:lang w:val="en-GB" w:eastAsia="en-GB" w:bidi="ar-SA"/>
+                <w14:ligatures w14:val="none"/>
+              </w:rPr>
+            </w:pPr>
+            <w:r>
+              <w:rPr>
+                <w:rFonts w:ascii="Times New Roman" w:eastAsia="Times New Roman" w:hAnsi="Times New Roman" w:cs="Times New Roman"/>
+                <w:kern w:val="0"/>
+                <w:sz w:val="24"/>
+                <w:szCs w:val="24"/>
+                <w:lang w:val="en-GB" w:eastAsia="en-GB" w:bidi="ar-SA"/>
+                <w14:ligatures w14:val="none"/>
+              </w:rPr>
+              <w:t>I</w:t>
             </w:r>
           </w:p>
         </w:tc>
         <w:tc>
           <w:tcPr>
             <w:tcW w:w="0" w:type="auto"/>
-            <w:vAlign w:val="center"/>
-            <w:hideMark/>
-          </w:tcPr>
-          <w:p>
-            <w:pPr>
-              <w:spacing w:after="0" w:line="240" w:lineRule="auto"/>
-              <w:rPr>
-                <w:rFonts w:ascii="Times New Roman" w:eastAsia="Times New Roman" w:hAnsi="Times New Roman" w:cs="Times New Roman"/>
-                <w:kern w:val="0"/>
-                <w:sz w:val="24"/>
-                <w:szCs w:val="24"/>
-                <w:lang w:val="en-GB" w:eastAsia="en-GB" w:bidi="ar-SA"/>
-                <w14:ligatures w14:val="none"/>
-              </w:rPr>
-            </w:pPr>
-            <w:r>
-              <w:rPr>
-                <w:rFonts w:ascii="Times New Roman" w:eastAsia="Times New Roman" w:hAnsi="Times New Roman" w:cs="Times New Roman"/>
-                <w:kern w:val="0"/>
-                <w:sz w:val="24"/>
-                <w:szCs w:val="24"/>
-                <w:lang w:val="en-GB" w:eastAsia="en-GB" w:bidi="ar-SA"/>
-                <w14:ligatures w14:val="none"/>
-              </w:rPr>
-              <w:t>Company</w:t>
+            <w:hideMark/>
+          </w:tcPr>
+          <w:p>
+            <w:pPr>
+              <w:cnfStyle w:val="000000100000" w:firstRow="0" w:lastRow="0" w:firstColumn="0" w:lastColumn="0" w:oddVBand="0" w:evenVBand="0" w:oddHBand="1" w:evenHBand="0" w:firstRowFirstColumn="0" w:firstRowLastColumn="0" w:lastRowFirstColumn="0" w:lastRowLastColumn="0"/>
+              <w:rPr>
+                <w:rFonts w:ascii="Times New Roman" w:eastAsia="Times New Roman" w:hAnsi="Times New Roman" w:cs="Times New Roman"/>
+                <w:kern w:val="0"/>
+                <w:sz w:val="24"/>
+                <w:szCs w:val="24"/>
+                <w:lang w:val="en-GB" w:eastAsia="en-GB" w:bidi="ar-SA"/>
+                <w14:ligatures w14:val="none"/>
+              </w:rPr>
+            </w:pPr>
+            <w:r>
+              <w:rPr>
+                <w:rFonts w:ascii="Times New Roman" w:eastAsia="Times New Roman" w:hAnsi="Times New Roman" w:cs="Times New Roman"/>
+                <w:kern w:val="0"/>
+                <w:sz w:val="24"/>
+                <w:szCs w:val="24"/>
+                <w:lang w:val="en-GB" w:eastAsia="en-GB" w:bidi="ar-SA"/>
+                <w14:ligatures w14:val="none"/>
+              </w:rPr>
+              <w:t>I</w:t>
+            </w:r>
+          </w:p>
+        </w:tc>
+        <w:tc>
+          <w:tcPr>
+            <w:tcW w:w="2558" w:type="dxa"/>
+            <w:hideMark/>
+          </w:tcPr>
+          <w:p>
+            <w:pPr>
+              <w:jc w:val="center"/>
+              <w:cnfStyle w:val="000000100000" w:firstRow="0" w:lastRow="0" w:firstColumn="0" w:lastColumn="0" w:oddVBand="0" w:evenVBand="0" w:oddHBand="1" w:evenHBand="0" w:firstRowFirstColumn="0" w:firstRowLastColumn="0" w:lastRowFirstColumn="0" w:lastRowLastColumn="0"/>
+              <w:rPr>
+                <w:rFonts w:ascii="Times New Roman" w:eastAsia="Times New Roman" w:hAnsi="Times New Roman" w:cs="Times New Roman"/>
+                <w:kern w:val="0"/>
+                <w:sz w:val="24"/>
+                <w:szCs w:val="24"/>
+                <w:lang w:val="en-GB" w:eastAsia="en-GB" w:bidi="ar-SA"/>
+                <w14:ligatures w14:val="none"/>
+              </w:rPr>
+            </w:pPr>
+            <w:r>
+              <w:rPr>
+                <w:rFonts w:ascii="Times New Roman" w:eastAsia="Times New Roman" w:hAnsi="Times New Roman" w:cs="Times New Roman"/>
+                <w:kern w:val="0"/>
+                <w:sz w:val="24"/>
+                <w:szCs w:val="24"/>
+                <w:lang w:val="en-GB" w:eastAsia="en-GB" w:bidi="ar-SA"/>
+                <w14:ligatures w14:val="none"/>
+              </w:rPr>
+              <w:t>I</w:t>
             </w:r>
           </w:p>
         </w:tc>
       </w:tr>
-    </w:tbl>
-    <w:p>
-      <w:pPr>
-        <w:spacing w:after="0" w:line="240" w:lineRule="auto"/>
-        <w:rPr>
-          <w:rFonts w:ascii="Times New Roman" w:eastAsia="Times New Roman" w:hAnsi="Times New Roman" w:cs="Times New Roman"/>
-          <w:kern w:val="0"/>
-          <w:sz w:val="24"/>
-          <w:szCs w:val="24"/>
-          <w:lang w:val="en-GB" w:eastAsia="en-GB" w:bidi="ar-SA"/>
-          <w14:ligatures w14:val="none"/>
-        </w:rPr>
-      </w:pPr>
-      <w:r>
-        <w:rPr>
-          <w:rFonts w:ascii="Times New Roman" w:eastAsia="Times New Roman" w:hAnsi="Times New Roman" w:cs="Times New Roman"/>
-          <w:kern w:val="0"/>
-          <w:sz w:val="24"/>
-          <w:szCs w:val="24"/>
-          <w:lang w:val="en-GB" w:eastAsia="en-GB" w:bidi="ar-SA"/>
-          <w14:ligatures w14:val="none"/>
-        </w:rPr>
-        <w:pict w14:anchorId="5376EBD8">
-          <v:rect id="_x0000_i1039" style="width:0;height:1.5pt" o:hralign="center" o:hrstd="t" o:hr="t" fillcolor="#a0a0a0" stroked="f"/>
-        </w:pict>
-      </w:r>
-    </w:p>
-    <w:p>
-      <w:pPr>
-        <w:spacing w:before="100" w:beforeAutospacing="1" w:after="100" w:afterAutospacing="1" w:line="240" w:lineRule="auto"/>
-        <w:outlineLvl w:val="1"/>
-        <w:rPr>
-          <w:rFonts w:ascii="Times New Roman" w:eastAsia="Times New Roman" w:hAnsi="Times New Roman" w:cs="Times New Roman"/>
-          <w:b/>
-          <w:bCs/>
-          <w:kern w:val="0"/>
-          <w:sz w:val="36"/>
-          <w:szCs w:val="36"/>
-          <w:lang w:val="en-GB" w:eastAsia="en-GB" w:bidi="ar-SA"/>
-          <w14:ligatures w14:val="none"/>
-        </w:rPr>
-      </w:pPr>
-      <w:r>
-        <w:rPr>
-          <w:rFonts w:ascii="Times New Roman" w:eastAsia="Times New Roman" w:hAnsi="Times New Roman" w:cs="Times New Roman"/>
-          <w:b/>
-          <w:bCs/>
-          <w:kern w:val="0"/>
-          <w:sz w:val="36"/>
-          <w:szCs w:val="36"/>
-          <w:lang w:val="en-GB" w:eastAsia="en-GB" w:bidi="ar-SA"/>
-          <w14:ligatures w14:val="none"/>
-        </w:rPr>
-        <w:t>RACI – Sales Governance</w:t>
-      </w:r>
-    </w:p>
-    <w:tbl>
-      <w:tblPr>
-        <w:tblW w:w="0" w:type="auto"/>
-        <w:tblCellSpacing w:w="15" w:type="dxa"/>
-        <w:tblCellMar>
-          <w:top w:w="15" w:type="dxa"/>
-          <w:left w:w="15" w:type="dxa"/>
-          <w:bottom w:w="15" w:type="dxa"/>
-          <w:right w:w="15" w:type="dxa"/>
-        </w:tblCellMar>
-        <w:tblLook w:val="04A0" w:firstRow="1" w:lastRow="0" w:firstColumn="1" w:lastColumn="0" w:noHBand="0" w:noVBand="1"/>
-      </w:tblPr>
-      <w:tblGrid>
-        <w:gridCol w:w="1909"/>
-        <w:gridCol w:w="1054"/>
-        <w:gridCol w:w="1094"/>
-        <w:gridCol w:w="634"/>
-        <w:gridCol w:w="874"/>
-        <w:gridCol w:w="596"/>
-      </w:tblGrid>
       <w:tr>
-        <w:trPr>
-          <w:tblHeader/>
-          <w:tblCellSpacing w:w="15" w:type="dxa"/>
-        </w:trPr>
-        <w:tc>
-          <w:tcPr>
+        <w:tc>
+          <w:tcPr>
+            <w:cnfStyle w:val="001000000000" w:firstRow="0" w:lastRow="0" w:firstColumn="1" w:lastColumn="0" w:oddVBand="0" w:evenVBand="0" w:oddHBand="0" w:evenHBand="0" w:firstRowFirstColumn="0" w:firstRowLastColumn="0" w:lastRowFirstColumn="0" w:lastRowLastColumn="0"/>
             <w:tcW w:w="0" w:type="auto"/>
-            <w:vAlign w:val="center"/>
-            <w:hideMark/>
-          </w:tcPr>
-          <w:p>
-            <w:pPr>
-              <w:spacing w:after="0" w:line="240" w:lineRule="auto"/>
-              <w:jc w:val="center"/>
-              <w:rPr>
-                <w:rFonts w:ascii="Times New Roman" w:eastAsia="Times New Roman" w:hAnsi="Times New Roman" w:cs="Times New Roman"/>
-                <w:b/>
-                <w:bCs/>
-                <w:kern w:val="0"/>
-                <w:sz w:val="24"/>
-                <w:szCs w:val="24"/>
-                <w:lang w:val="en-GB" w:eastAsia="en-GB" w:bidi="ar-SA"/>
-                <w14:ligatures w14:val="none"/>
-              </w:rPr>
-            </w:pPr>
-            <w:r>
-              <w:rPr>
-                <w:rFonts w:ascii="Times New Roman" w:eastAsia="Times New Roman" w:hAnsi="Times New Roman" w:cs="Times New Roman"/>
-                <w:b/>
-                <w:bCs/>
+            <w:hideMark/>
+          </w:tcPr>
+          <w:p>
+            <w:pPr>
+              <w:rPr>
+                <w:rFonts w:ascii="Times New Roman" w:eastAsia="Times New Roman" w:hAnsi="Times New Roman" w:cs="Times New Roman"/>
+                <w:kern w:val="0"/>
+                <w:sz w:val="24"/>
+                <w:szCs w:val="24"/>
+                <w:lang w:val="en-GB" w:eastAsia="en-GB" w:bidi="ar-SA"/>
+                <w14:ligatures w14:val="none"/>
+              </w:rPr>
+            </w:pPr>
+            <w:r>
+              <w:rPr>
+                <w:rFonts w:ascii="Times New Roman" w:eastAsia="Times New Roman" w:hAnsi="Times New Roman" w:cs="Times New Roman"/>
                 <w:kern w:val="0"/>
                 <w:sz w:val="24"/>
                 <w:szCs w:val="24"/>
@@ -5767,250 +6021,293 @@
                 <w14:ligatures w14:val="none"/>
               </w:rPr>
               <w:lastRenderedPageBreak/>
-              <w:t>Activity</w:t>
+              <w:t>Proposal Approval</w:t>
             </w:r>
           </w:p>
         </w:tc>
         <w:tc>
           <w:tcPr>
             <w:tcW w:w="0" w:type="auto"/>
-            <w:vAlign w:val="center"/>
-            <w:hideMark/>
-          </w:tcPr>
-          <w:p>
-            <w:pPr>
-              <w:spacing w:after="0" w:line="240" w:lineRule="auto"/>
-              <w:jc w:val="center"/>
-              <w:rPr>
-                <w:rFonts w:ascii="Times New Roman" w:eastAsia="Times New Roman" w:hAnsi="Times New Roman" w:cs="Times New Roman"/>
-                <w:b/>
-                <w:bCs/>
-                <w:kern w:val="0"/>
-                <w:sz w:val="24"/>
-                <w:szCs w:val="24"/>
-                <w:lang w:val="en-GB" w:eastAsia="en-GB" w:bidi="ar-SA"/>
-                <w14:ligatures w14:val="none"/>
-              </w:rPr>
-            </w:pPr>
-            <w:r>
-              <w:rPr>
-                <w:rFonts w:ascii="Times New Roman" w:eastAsia="Times New Roman" w:hAnsi="Times New Roman" w:cs="Times New Roman"/>
-                <w:b/>
-                <w:bCs/>
-                <w:kern w:val="0"/>
-                <w:sz w:val="24"/>
-                <w:szCs w:val="24"/>
-                <w:lang w:val="en-GB" w:eastAsia="en-GB" w:bidi="ar-SA"/>
-                <w14:ligatures w14:val="none"/>
-              </w:rPr>
-              <w:t>Sales Rep</w:t>
+            <w:hideMark/>
+          </w:tcPr>
+          <w:p>
+            <w:pPr>
+              <w:cnfStyle w:val="000000000000" w:firstRow="0" w:lastRow="0" w:firstColumn="0" w:lastColumn="0" w:oddVBand="0" w:evenVBand="0" w:oddHBand="0" w:evenHBand="0" w:firstRowFirstColumn="0" w:firstRowLastColumn="0" w:lastRowFirstColumn="0" w:lastRowLastColumn="0"/>
+              <w:rPr>
+                <w:rFonts w:ascii="Times New Roman" w:eastAsia="Times New Roman" w:hAnsi="Times New Roman" w:cs="Times New Roman"/>
+                <w:kern w:val="0"/>
+                <w:sz w:val="24"/>
+                <w:szCs w:val="24"/>
+                <w:lang w:val="en-GB" w:eastAsia="en-GB" w:bidi="ar-SA"/>
+                <w14:ligatures w14:val="none"/>
+              </w:rPr>
+            </w:pPr>
+            <w:r>
+              <w:rPr>
+                <w:rFonts w:ascii="Times New Roman" w:eastAsia="Times New Roman" w:hAnsi="Times New Roman" w:cs="Times New Roman"/>
+                <w:kern w:val="0"/>
+                <w:sz w:val="24"/>
+                <w:szCs w:val="24"/>
+                <w:lang w:val="en-GB" w:eastAsia="en-GB" w:bidi="ar-SA"/>
+                <w14:ligatures w14:val="none"/>
+              </w:rPr>
+              <w:t>R</w:t>
             </w:r>
           </w:p>
         </w:tc>
         <w:tc>
           <w:tcPr>
             <w:tcW w:w="0" w:type="auto"/>
-            <w:vAlign w:val="center"/>
-            <w:hideMark/>
-          </w:tcPr>
-          <w:p>
-            <w:pPr>
-              <w:spacing w:after="0" w:line="240" w:lineRule="auto"/>
-              <w:jc w:val="center"/>
-              <w:rPr>
-                <w:rFonts w:ascii="Times New Roman" w:eastAsia="Times New Roman" w:hAnsi="Times New Roman" w:cs="Times New Roman"/>
-                <w:b/>
-                <w:bCs/>
-                <w:kern w:val="0"/>
-                <w:sz w:val="24"/>
-                <w:szCs w:val="24"/>
-                <w:lang w:val="en-GB" w:eastAsia="en-GB" w:bidi="ar-SA"/>
-                <w14:ligatures w14:val="none"/>
-              </w:rPr>
-            </w:pPr>
-            <w:r>
-              <w:rPr>
-                <w:rFonts w:ascii="Times New Roman" w:eastAsia="Times New Roman" w:hAnsi="Times New Roman" w:cs="Times New Roman"/>
-                <w:b/>
-                <w:bCs/>
-                <w:kern w:val="0"/>
-                <w:sz w:val="24"/>
-                <w:szCs w:val="24"/>
-                <w:lang w:val="en-GB" w:eastAsia="en-GB" w:bidi="ar-SA"/>
-                <w14:ligatures w14:val="none"/>
-              </w:rPr>
-              <w:t xml:space="preserve">Sales </w:t>
-            </w:r>
-            <w:proofErr w:type="spellStart"/>
-            <w:r>
-              <w:rPr>
-                <w:rFonts w:ascii="Times New Roman" w:eastAsia="Times New Roman" w:hAnsi="Times New Roman" w:cs="Times New Roman"/>
-                <w:b/>
-                <w:bCs/>
-                <w:kern w:val="0"/>
-                <w:sz w:val="24"/>
-                <w:szCs w:val="24"/>
-                <w:lang w:val="en-GB" w:eastAsia="en-GB" w:bidi="ar-SA"/>
-                <w14:ligatures w14:val="none"/>
-              </w:rPr>
-              <w:t>Mgr</w:t>
-            </w:r>
-            <w:proofErr w:type="spellEnd"/>
+            <w:hideMark/>
+          </w:tcPr>
+          <w:p>
+            <w:pPr>
+              <w:cnfStyle w:val="000000000000" w:firstRow="0" w:lastRow="0" w:firstColumn="0" w:lastColumn="0" w:oddVBand="0" w:evenVBand="0" w:oddHBand="0" w:evenHBand="0" w:firstRowFirstColumn="0" w:firstRowLastColumn="0" w:lastRowFirstColumn="0" w:lastRowLastColumn="0"/>
+              <w:rPr>
+                <w:rFonts w:ascii="Times New Roman" w:eastAsia="Times New Roman" w:hAnsi="Times New Roman" w:cs="Times New Roman"/>
+                <w:kern w:val="0"/>
+                <w:sz w:val="24"/>
+                <w:szCs w:val="24"/>
+                <w:lang w:val="en-GB" w:eastAsia="en-GB" w:bidi="ar-SA"/>
+                <w14:ligatures w14:val="none"/>
+              </w:rPr>
+            </w:pPr>
+            <w:r>
+              <w:rPr>
+                <w:rFonts w:ascii="Times New Roman" w:eastAsia="Times New Roman" w:hAnsi="Times New Roman" w:cs="Times New Roman"/>
+                <w:kern w:val="0"/>
+                <w:sz w:val="24"/>
+                <w:szCs w:val="24"/>
+                <w:lang w:val="en-GB" w:eastAsia="en-GB" w:bidi="ar-SA"/>
+                <w14:ligatures w14:val="none"/>
+              </w:rPr>
+              <w:t>A</w:t>
+            </w:r>
           </w:p>
         </w:tc>
         <w:tc>
           <w:tcPr>
             <w:tcW w:w="0" w:type="auto"/>
-            <w:vAlign w:val="center"/>
-            <w:hideMark/>
-          </w:tcPr>
-          <w:p>
-            <w:pPr>
-              <w:spacing w:after="0" w:line="240" w:lineRule="auto"/>
-              <w:jc w:val="center"/>
-              <w:rPr>
-                <w:rFonts w:ascii="Times New Roman" w:eastAsia="Times New Roman" w:hAnsi="Times New Roman" w:cs="Times New Roman"/>
-                <w:b/>
-                <w:bCs/>
-                <w:kern w:val="0"/>
-                <w:sz w:val="24"/>
-                <w:szCs w:val="24"/>
-                <w:lang w:val="en-GB" w:eastAsia="en-GB" w:bidi="ar-SA"/>
-                <w14:ligatures w14:val="none"/>
-              </w:rPr>
-            </w:pPr>
-            <w:r>
-              <w:rPr>
-                <w:rFonts w:ascii="Times New Roman" w:eastAsia="Times New Roman" w:hAnsi="Times New Roman" w:cs="Times New Roman"/>
-                <w:b/>
-                <w:bCs/>
-                <w:kern w:val="0"/>
-                <w:sz w:val="24"/>
-                <w:szCs w:val="24"/>
-                <w:lang w:val="en-GB" w:eastAsia="en-GB" w:bidi="ar-SA"/>
-                <w14:ligatures w14:val="none"/>
-              </w:rPr>
-              <w:t>Legal</w:t>
+            <w:hideMark/>
+          </w:tcPr>
+          <w:p>
+            <w:pPr>
+              <w:cnfStyle w:val="000000000000" w:firstRow="0" w:lastRow="0" w:firstColumn="0" w:lastColumn="0" w:oddVBand="0" w:evenVBand="0" w:oddHBand="0" w:evenHBand="0" w:firstRowFirstColumn="0" w:firstRowLastColumn="0" w:lastRowFirstColumn="0" w:lastRowLastColumn="0"/>
+              <w:rPr>
+                <w:rFonts w:ascii="Times New Roman" w:eastAsia="Times New Roman" w:hAnsi="Times New Roman" w:cs="Times New Roman"/>
+                <w:kern w:val="0"/>
+                <w:sz w:val="24"/>
+                <w:szCs w:val="24"/>
+                <w:lang w:val="en-GB" w:eastAsia="en-GB" w:bidi="ar-SA"/>
+                <w14:ligatures w14:val="none"/>
+              </w:rPr>
+            </w:pPr>
+            <w:r>
+              <w:rPr>
+                <w:rFonts w:ascii="Times New Roman" w:eastAsia="Times New Roman" w:hAnsi="Times New Roman" w:cs="Times New Roman"/>
+                <w:kern w:val="0"/>
+                <w:sz w:val="24"/>
+                <w:szCs w:val="24"/>
+                <w:lang w:val="en-GB" w:eastAsia="en-GB" w:bidi="ar-SA"/>
+                <w14:ligatures w14:val="none"/>
+              </w:rPr>
+              <w:t>C</w:t>
             </w:r>
           </w:p>
         </w:tc>
         <w:tc>
           <w:tcPr>
             <w:tcW w:w="0" w:type="auto"/>
-            <w:vAlign w:val="center"/>
-            <w:hideMark/>
-          </w:tcPr>
-          <w:p>
-            <w:pPr>
-              <w:spacing w:after="0" w:line="240" w:lineRule="auto"/>
-              <w:jc w:val="center"/>
-              <w:rPr>
-                <w:rFonts w:ascii="Times New Roman" w:eastAsia="Times New Roman" w:hAnsi="Times New Roman" w:cs="Times New Roman"/>
-                <w:b/>
-                <w:bCs/>
-                <w:kern w:val="0"/>
-                <w:sz w:val="24"/>
-                <w:szCs w:val="24"/>
-                <w:lang w:val="en-GB" w:eastAsia="en-GB" w:bidi="ar-SA"/>
-                <w14:ligatures w14:val="none"/>
-              </w:rPr>
-            </w:pPr>
-            <w:r>
-              <w:rPr>
-                <w:rFonts w:ascii="Times New Roman" w:eastAsia="Times New Roman" w:hAnsi="Times New Roman" w:cs="Times New Roman"/>
-                <w:b/>
-                <w:bCs/>
-                <w:kern w:val="0"/>
-                <w:sz w:val="24"/>
-                <w:szCs w:val="24"/>
-                <w:lang w:val="en-GB" w:eastAsia="en-GB" w:bidi="ar-SA"/>
-                <w14:ligatures w14:val="none"/>
-              </w:rPr>
-              <w:t>Finance</w:t>
-            </w:r>
-          </w:p>
-        </w:tc>
-        <w:tc>
-          <w:tcPr>
-            <w:tcW w:w="0" w:type="auto"/>
-            <w:vAlign w:val="center"/>
-            <w:hideMark/>
-          </w:tcPr>
-          <w:p>
-            <w:pPr>
-              <w:spacing w:after="0" w:line="240" w:lineRule="auto"/>
-              <w:jc w:val="center"/>
-              <w:rPr>
-                <w:rFonts w:ascii="Times New Roman" w:eastAsia="Times New Roman" w:hAnsi="Times New Roman" w:cs="Times New Roman"/>
-                <w:b/>
-                <w:bCs/>
-                <w:kern w:val="0"/>
-                <w:sz w:val="24"/>
-                <w:szCs w:val="24"/>
-                <w:lang w:val="en-GB" w:eastAsia="en-GB" w:bidi="ar-SA"/>
-                <w14:ligatures w14:val="none"/>
-              </w:rPr>
-            </w:pPr>
-            <w:r>
-              <w:rPr>
-                <w:rFonts w:ascii="Times New Roman" w:eastAsia="Times New Roman" w:hAnsi="Times New Roman" w:cs="Times New Roman"/>
-                <w:b/>
-                <w:bCs/>
-                <w:kern w:val="0"/>
-                <w:sz w:val="24"/>
-                <w:szCs w:val="24"/>
-                <w:lang w:val="en-GB" w:eastAsia="en-GB" w:bidi="ar-SA"/>
-                <w14:ligatures w14:val="none"/>
-              </w:rPr>
-              <w:t>CEO</w:t>
+            <w:hideMark/>
+          </w:tcPr>
+          <w:p>
+            <w:pPr>
+              <w:cnfStyle w:val="000000000000" w:firstRow="0" w:lastRow="0" w:firstColumn="0" w:lastColumn="0" w:oddVBand="0" w:evenVBand="0" w:oddHBand="0" w:evenHBand="0" w:firstRowFirstColumn="0" w:firstRowLastColumn="0" w:lastRowFirstColumn="0" w:lastRowLastColumn="0"/>
+              <w:rPr>
+                <w:rFonts w:ascii="Times New Roman" w:eastAsia="Times New Roman" w:hAnsi="Times New Roman" w:cs="Times New Roman"/>
+                <w:kern w:val="0"/>
+                <w:sz w:val="24"/>
+                <w:szCs w:val="24"/>
+                <w:lang w:val="en-GB" w:eastAsia="en-GB" w:bidi="ar-SA"/>
+                <w14:ligatures w14:val="none"/>
+              </w:rPr>
+            </w:pPr>
+            <w:r>
+              <w:rPr>
+                <w:rFonts w:ascii="Times New Roman" w:eastAsia="Times New Roman" w:hAnsi="Times New Roman" w:cs="Times New Roman"/>
+                <w:kern w:val="0"/>
+                <w:sz w:val="24"/>
+                <w:szCs w:val="24"/>
+                <w:lang w:val="en-GB" w:eastAsia="en-GB" w:bidi="ar-SA"/>
+                <w14:ligatures w14:val="none"/>
+              </w:rPr>
+              <w:t>C</w:t>
+            </w:r>
+          </w:p>
+        </w:tc>
+        <w:tc>
+          <w:tcPr>
+            <w:tcW w:w="2558" w:type="dxa"/>
+            <w:hideMark/>
+          </w:tcPr>
+          <w:p>
+            <w:pPr>
+              <w:cnfStyle w:val="000000000000" w:firstRow="0" w:lastRow="0" w:firstColumn="0" w:lastColumn="0" w:oddVBand="0" w:evenVBand="0" w:oddHBand="0" w:evenHBand="0" w:firstRowFirstColumn="0" w:firstRowLastColumn="0" w:lastRowFirstColumn="0" w:lastRowLastColumn="0"/>
+              <w:rPr>
+                <w:rFonts w:ascii="Times New Roman" w:eastAsia="Times New Roman" w:hAnsi="Times New Roman" w:cs="Times New Roman"/>
+                <w:kern w:val="0"/>
+                <w:sz w:val="24"/>
+                <w:szCs w:val="24"/>
+                <w:lang w:val="en-GB" w:eastAsia="en-GB" w:bidi="ar-SA"/>
+                <w14:ligatures w14:val="none"/>
+              </w:rPr>
+            </w:pPr>
+            <w:r>
+              <w:rPr>
+                <w:rFonts w:ascii="Times New Roman" w:eastAsia="Times New Roman" w:hAnsi="Times New Roman" w:cs="Times New Roman"/>
+                <w:kern w:val="0"/>
+                <w:sz w:val="24"/>
+                <w:szCs w:val="24"/>
+                <w:lang w:val="en-GB" w:eastAsia="en-GB" w:bidi="ar-SA"/>
+                <w14:ligatures w14:val="none"/>
+              </w:rPr>
+              <w:t>I</w:t>
             </w:r>
           </w:p>
         </w:tc>
       </w:tr>
       <w:tr>
         <w:trPr>
-          <w:tblCellSpacing w:w="15" w:type="dxa"/>
+          <w:cnfStyle w:val="000000100000" w:firstRow="0" w:lastRow="0" w:firstColumn="0" w:lastColumn="0" w:oddVBand="0" w:evenVBand="0" w:oddHBand="1" w:evenHBand="0" w:firstRowFirstColumn="0" w:firstRowLastColumn="0" w:lastRowFirstColumn="0" w:lastRowLastColumn="0"/>
         </w:trPr>
         <w:tc>
           <w:tcPr>
+            <w:cnfStyle w:val="001000000000" w:firstRow="0" w:lastRow="0" w:firstColumn="1" w:lastColumn="0" w:oddVBand="0" w:evenVBand="0" w:oddHBand="0" w:evenHBand="0" w:firstRowFirstColumn="0" w:firstRowLastColumn="0" w:lastRowFirstColumn="0" w:lastRowLastColumn="0"/>
             <w:tcW w:w="0" w:type="auto"/>
-            <w:vAlign w:val="center"/>
-            <w:hideMark/>
-          </w:tcPr>
-          <w:p>
-            <w:pPr>
-              <w:spacing w:after="0" w:line="240" w:lineRule="auto"/>
-              <w:rPr>
-                <w:rFonts w:ascii="Times New Roman" w:eastAsia="Times New Roman" w:hAnsi="Times New Roman" w:cs="Times New Roman"/>
-                <w:kern w:val="0"/>
-                <w:sz w:val="24"/>
-                <w:szCs w:val="24"/>
-                <w:lang w:val="en-GB" w:eastAsia="en-GB" w:bidi="ar-SA"/>
-                <w14:ligatures w14:val="none"/>
-              </w:rPr>
-            </w:pPr>
-            <w:r>
-              <w:rPr>
-                <w:rFonts w:ascii="Times New Roman" w:eastAsia="Times New Roman" w:hAnsi="Times New Roman" w:cs="Times New Roman"/>
-                <w:kern w:val="0"/>
-                <w:sz w:val="24"/>
-                <w:szCs w:val="24"/>
-                <w:lang w:val="en-GB" w:eastAsia="en-GB" w:bidi="ar-SA"/>
-                <w14:ligatures w14:val="none"/>
-              </w:rPr>
-              <w:t>Lead Qualification</w:t>
+            <w:hideMark/>
+          </w:tcPr>
+          <w:p>
+            <w:pPr>
+              <w:rPr>
+                <w:rFonts w:ascii="Times New Roman" w:eastAsia="Times New Roman" w:hAnsi="Times New Roman" w:cs="Times New Roman"/>
+                <w:kern w:val="0"/>
+                <w:sz w:val="24"/>
+                <w:szCs w:val="24"/>
+                <w:lang w:val="en-GB" w:eastAsia="en-GB" w:bidi="ar-SA"/>
+                <w14:ligatures w14:val="none"/>
+              </w:rPr>
+            </w:pPr>
+            <w:r>
+              <w:rPr>
+                <w:rFonts w:ascii="Times New Roman" w:eastAsia="Times New Roman" w:hAnsi="Times New Roman" w:cs="Times New Roman"/>
+                <w:kern w:val="0"/>
+                <w:sz w:val="24"/>
+                <w:szCs w:val="24"/>
+                <w:lang w:val="en-GB" w:eastAsia="en-GB" w:bidi="ar-SA"/>
+                <w14:ligatures w14:val="none"/>
+              </w:rPr>
+              <w:t>Discount Approval</w:t>
             </w:r>
           </w:p>
         </w:tc>
         <w:tc>
           <w:tcPr>
             <w:tcW w:w="0" w:type="auto"/>
-            <w:vAlign w:val="center"/>
-            <w:hideMark/>
-          </w:tcPr>
-          <w:p>
-            <w:pPr>
-              <w:spacing w:after="0" w:line="240" w:lineRule="auto"/>
+            <w:hideMark/>
+          </w:tcPr>
+          <w:p>
+            <w:pPr>
+              <w:cnfStyle w:val="000000100000" w:firstRow="0" w:lastRow="0" w:firstColumn="0" w:lastColumn="0" w:oddVBand="0" w:evenVBand="0" w:oddHBand="1" w:evenHBand="0" w:firstRowFirstColumn="0" w:firstRowLastColumn="0" w:lastRowFirstColumn="0" w:lastRowLastColumn="0"/>
+              <w:rPr>
+                <w:rFonts w:ascii="Times New Roman" w:eastAsia="Times New Roman" w:hAnsi="Times New Roman" w:cs="Times New Roman"/>
+                <w:kern w:val="0"/>
+                <w:sz w:val="24"/>
+                <w:szCs w:val="24"/>
+                <w:lang w:val="en-GB" w:eastAsia="en-GB" w:bidi="ar-SA"/>
+                <w14:ligatures w14:val="none"/>
+              </w:rPr>
+            </w:pPr>
+            <w:r>
+              <w:rPr>
+                <w:rFonts w:ascii="Times New Roman" w:eastAsia="Times New Roman" w:hAnsi="Times New Roman" w:cs="Times New Roman"/>
+                <w:kern w:val="0"/>
+                <w:sz w:val="24"/>
+                <w:szCs w:val="24"/>
+                <w:lang w:val="en-GB" w:eastAsia="en-GB" w:bidi="ar-SA"/>
+                <w14:ligatures w14:val="none"/>
+              </w:rPr>
+              <w:t>C</w:t>
+            </w:r>
+          </w:p>
+        </w:tc>
+        <w:tc>
+          <w:tcPr>
+            <w:tcW w:w="0" w:type="auto"/>
+            <w:hideMark/>
+          </w:tcPr>
+          <w:p>
+            <w:pPr>
+              <w:cnfStyle w:val="000000100000" w:firstRow="0" w:lastRow="0" w:firstColumn="0" w:lastColumn="0" w:oddVBand="0" w:evenVBand="0" w:oddHBand="1" w:evenHBand="0" w:firstRowFirstColumn="0" w:firstRowLastColumn="0" w:lastRowFirstColumn="0" w:lastRowLastColumn="0"/>
+              <w:rPr>
+                <w:rFonts w:ascii="Times New Roman" w:eastAsia="Times New Roman" w:hAnsi="Times New Roman" w:cs="Times New Roman"/>
+                <w:kern w:val="0"/>
+                <w:sz w:val="24"/>
+                <w:szCs w:val="24"/>
+                <w:lang w:val="en-GB" w:eastAsia="en-GB" w:bidi="ar-SA"/>
+                <w14:ligatures w14:val="none"/>
+              </w:rPr>
+            </w:pPr>
+            <w:r>
+              <w:rPr>
+                <w:rFonts w:ascii="Times New Roman" w:eastAsia="Times New Roman" w:hAnsi="Times New Roman" w:cs="Times New Roman"/>
+                <w:kern w:val="0"/>
+                <w:sz w:val="24"/>
+                <w:szCs w:val="24"/>
+                <w:lang w:val="en-GB" w:eastAsia="en-GB" w:bidi="ar-SA"/>
+                <w14:ligatures w14:val="none"/>
+              </w:rPr>
+              <w:t>A</w:t>
+            </w:r>
+          </w:p>
+        </w:tc>
+        <w:tc>
+          <w:tcPr>
+            <w:tcW w:w="0" w:type="auto"/>
+            <w:hideMark/>
+          </w:tcPr>
+          <w:p>
+            <w:pPr>
+              <w:cnfStyle w:val="000000100000" w:firstRow="0" w:lastRow="0" w:firstColumn="0" w:lastColumn="0" w:oddVBand="0" w:evenVBand="0" w:oddHBand="1" w:evenHBand="0" w:firstRowFirstColumn="0" w:firstRowLastColumn="0" w:lastRowFirstColumn="0" w:lastRowLastColumn="0"/>
+              <w:rPr>
+                <w:rFonts w:ascii="Times New Roman" w:eastAsia="Times New Roman" w:hAnsi="Times New Roman" w:cs="Times New Roman"/>
+                <w:kern w:val="0"/>
+                <w:sz w:val="24"/>
+                <w:szCs w:val="24"/>
+                <w:lang w:val="en-GB" w:eastAsia="en-GB" w:bidi="ar-SA"/>
+                <w14:ligatures w14:val="none"/>
+              </w:rPr>
+            </w:pPr>
+            <w:r>
+              <w:rPr>
+                <w:rFonts w:ascii="Times New Roman" w:eastAsia="Times New Roman" w:hAnsi="Times New Roman" w:cs="Times New Roman"/>
+                <w:kern w:val="0"/>
+                <w:sz w:val="24"/>
+                <w:szCs w:val="24"/>
+                <w:lang w:val="en-GB" w:eastAsia="en-GB" w:bidi="ar-SA"/>
+                <w14:ligatures w14:val="none"/>
+              </w:rPr>
+              <w:t>I</w:t>
+            </w:r>
+          </w:p>
+        </w:tc>
+        <w:tc>
+          <w:tcPr>
+            <w:tcW w:w="0" w:type="auto"/>
+            <w:hideMark/>
+          </w:tcPr>
+          <w:p>
+            <w:pPr>
+              <w:cnfStyle w:val="000000100000" w:firstRow="0" w:lastRow="0" w:firstColumn="0" w:lastColumn="0" w:oddVBand="0" w:evenVBand="0" w:oddHBand="1" w:evenHBand="0" w:firstRowFirstColumn="0" w:firstRowLastColumn="0" w:lastRowFirstColumn="0" w:lastRowLastColumn="0"/>
               <w:rPr>
                 <w:rFonts w:ascii="Times New Roman" w:eastAsia="Times New Roman" w:hAnsi="Times New Roman" w:cs="Times New Roman"/>
                 <w:kern w:val="0"/>
@@ -6035,173 +6332,74 @@
         </w:tc>
         <w:tc>
           <w:tcPr>
-            <w:tcW w:w="0" w:type="auto"/>
-            <w:vAlign w:val="center"/>
-            <w:hideMark/>
-          </w:tcPr>
-          <w:p>
-            <w:pPr>
-              <w:spacing w:after="0" w:line="240" w:lineRule="auto"/>
-              <w:rPr>
-                <w:rFonts w:ascii="Times New Roman" w:eastAsia="Times New Roman" w:hAnsi="Times New Roman" w:cs="Times New Roman"/>
-                <w:kern w:val="0"/>
-                <w:sz w:val="24"/>
-                <w:szCs w:val="24"/>
-                <w:lang w:val="en-GB" w:eastAsia="en-GB" w:bidi="ar-SA"/>
-                <w14:ligatures w14:val="none"/>
-              </w:rPr>
-            </w:pPr>
-            <w:r>
-              <w:rPr>
-                <w:rFonts w:ascii="Times New Roman" w:eastAsia="Times New Roman" w:hAnsi="Times New Roman" w:cs="Times New Roman"/>
-                <w:kern w:val="0"/>
-                <w:sz w:val="24"/>
-                <w:szCs w:val="24"/>
-                <w:lang w:val="en-GB" w:eastAsia="en-GB" w:bidi="ar-SA"/>
-                <w14:ligatures w14:val="none"/>
-              </w:rPr>
-              <w:t>A</w:t>
-            </w:r>
-          </w:p>
-        </w:tc>
-        <w:tc>
-          <w:tcPr>
-            <w:tcW w:w="0" w:type="auto"/>
-            <w:vAlign w:val="center"/>
-            <w:hideMark/>
-          </w:tcPr>
-          <w:p>
-            <w:pPr>
-              <w:spacing w:after="0" w:line="240" w:lineRule="auto"/>
-              <w:rPr>
-                <w:rFonts w:ascii="Times New Roman" w:eastAsia="Times New Roman" w:hAnsi="Times New Roman" w:cs="Times New Roman"/>
-                <w:kern w:val="0"/>
-                <w:sz w:val="24"/>
-                <w:szCs w:val="24"/>
-                <w:lang w:val="en-GB" w:eastAsia="en-GB" w:bidi="ar-SA"/>
-                <w14:ligatures w14:val="none"/>
-              </w:rPr>
-            </w:pPr>
-            <w:r>
-              <w:rPr>
-                <w:rFonts w:ascii="Times New Roman" w:eastAsia="Times New Roman" w:hAnsi="Times New Roman" w:cs="Times New Roman"/>
-                <w:kern w:val="0"/>
-                <w:sz w:val="24"/>
-                <w:szCs w:val="24"/>
-                <w:lang w:val="en-GB" w:eastAsia="en-GB" w:bidi="ar-SA"/>
-                <w14:ligatures w14:val="none"/>
-              </w:rPr>
-              <w:t>I</w:t>
-            </w:r>
-          </w:p>
-        </w:tc>
-        <w:tc>
-          <w:tcPr>
-            <w:tcW w:w="0" w:type="auto"/>
-            <w:vAlign w:val="center"/>
-            <w:hideMark/>
-          </w:tcPr>
-          <w:p>
-            <w:pPr>
-              <w:spacing w:after="0" w:line="240" w:lineRule="auto"/>
-              <w:rPr>
-                <w:rFonts w:ascii="Times New Roman" w:eastAsia="Times New Roman" w:hAnsi="Times New Roman" w:cs="Times New Roman"/>
-                <w:kern w:val="0"/>
-                <w:sz w:val="24"/>
-                <w:szCs w:val="24"/>
-                <w:lang w:val="en-GB" w:eastAsia="en-GB" w:bidi="ar-SA"/>
-                <w14:ligatures w14:val="none"/>
-              </w:rPr>
-            </w:pPr>
-            <w:r>
-              <w:rPr>
-                <w:rFonts w:ascii="Times New Roman" w:eastAsia="Times New Roman" w:hAnsi="Times New Roman" w:cs="Times New Roman"/>
-                <w:kern w:val="0"/>
-                <w:sz w:val="24"/>
-                <w:szCs w:val="24"/>
-                <w:lang w:val="en-GB" w:eastAsia="en-GB" w:bidi="ar-SA"/>
-                <w14:ligatures w14:val="none"/>
-              </w:rPr>
-              <w:t>I</w:t>
-            </w:r>
-          </w:p>
-        </w:tc>
-        <w:tc>
-          <w:tcPr>
-            <w:tcW w:w="0" w:type="auto"/>
-            <w:vAlign w:val="center"/>
-            <w:hideMark/>
-          </w:tcPr>
-          <w:p>
-            <w:pPr>
-              <w:spacing w:after="0" w:line="240" w:lineRule="auto"/>
-              <w:rPr>
-                <w:rFonts w:ascii="Times New Roman" w:eastAsia="Times New Roman" w:hAnsi="Times New Roman" w:cs="Times New Roman"/>
-                <w:kern w:val="0"/>
-                <w:sz w:val="24"/>
-                <w:szCs w:val="24"/>
-                <w:lang w:val="en-GB" w:eastAsia="en-GB" w:bidi="ar-SA"/>
-                <w14:ligatures w14:val="none"/>
-              </w:rPr>
-            </w:pPr>
-            <w:r>
-              <w:rPr>
-                <w:rFonts w:ascii="Times New Roman" w:eastAsia="Times New Roman" w:hAnsi="Times New Roman" w:cs="Times New Roman"/>
-                <w:kern w:val="0"/>
-                <w:sz w:val="24"/>
-                <w:szCs w:val="24"/>
-                <w:lang w:val="en-GB" w:eastAsia="en-GB" w:bidi="ar-SA"/>
-                <w14:ligatures w14:val="none"/>
-              </w:rPr>
-              <w:t>I</w:t>
+            <w:tcW w:w="2558" w:type="dxa"/>
+            <w:hideMark/>
+          </w:tcPr>
+          <w:p>
+            <w:pPr>
+              <w:cnfStyle w:val="000000100000" w:firstRow="0" w:lastRow="0" w:firstColumn="0" w:lastColumn="0" w:oddVBand="0" w:evenVBand="0" w:oddHBand="1" w:evenHBand="0" w:firstRowFirstColumn="0" w:firstRowLastColumn="0" w:lastRowFirstColumn="0" w:lastRowLastColumn="0"/>
+              <w:rPr>
+                <w:rFonts w:ascii="Times New Roman" w:eastAsia="Times New Roman" w:hAnsi="Times New Roman" w:cs="Times New Roman"/>
+                <w:kern w:val="0"/>
+                <w:sz w:val="24"/>
+                <w:szCs w:val="24"/>
+                <w:lang w:val="en-GB" w:eastAsia="en-GB" w:bidi="ar-SA"/>
+                <w14:ligatures w14:val="none"/>
+              </w:rPr>
+            </w:pPr>
+            <w:r>
+              <w:rPr>
+                <w:rFonts w:ascii="Times New Roman" w:eastAsia="Times New Roman" w:hAnsi="Times New Roman" w:cs="Times New Roman"/>
+                <w:kern w:val="0"/>
+                <w:sz w:val="24"/>
+                <w:szCs w:val="24"/>
+                <w:lang w:val="en-GB" w:eastAsia="en-GB" w:bidi="ar-SA"/>
+                <w14:ligatures w14:val="none"/>
+              </w:rPr>
+              <w:t>C</w:t>
             </w:r>
           </w:p>
         </w:tc>
       </w:tr>
       <w:tr>
-        <w:trPr>
-          <w:tblCellSpacing w:w="15" w:type="dxa"/>
-        </w:trPr>
-        <w:tc>
-          <w:tcPr>
+        <w:tc>
+          <w:tcPr>
+            <w:cnfStyle w:val="001000000000" w:firstRow="0" w:lastRow="0" w:firstColumn="1" w:lastColumn="0" w:oddVBand="0" w:evenVBand="0" w:oddHBand="0" w:evenHBand="0" w:firstRowFirstColumn="0" w:firstRowLastColumn="0" w:lastRowFirstColumn="0" w:lastRowLastColumn="0"/>
             <w:tcW w:w="0" w:type="auto"/>
-            <w:vAlign w:val="center"/>
-            <w:hideMark/>
-          </w:tcPr>
-          <w:p>
-            <w:pPr>
-              <w:spacing w:after="0" w:line="240" w:lineRule="auto"/>
-              <w:rPr>
-                <w:rFonts w:ascii="Times New Roman" w:eastAsia="Times New Roman" w:hAnsi="Times New Roman" w:cs="Times New Roman"/>
-                <w:kern w:val="0"/>
-                <w:sz w:val="24"/>
-                <w:szCs w:val="24"/>
-                <w:lang w:val="en-GB" w:eastAsia="en-GB" w:bidi="ar-SA"/>
-                <w14:ligatures w14:val="none"/>
-              </w:rPr>
-            </w:pPr>
-            <w:r>
-              <w:rPr>
-                <w:rFonts w:ascii="Times New Roman" w:eastAsia="Times New Roman" w:hAnsi="Times New Roman" w:cs="Times New Roman"/>
-                <w:kern w:val="0"/>
-                <w:sz w:val="24"/>
-                <w:szCs w:val="24"/>
-                <w:lang w:val="en-GB" w:eastAsia="en-GB" w:bidi="ar-SA"/>
-                <w14:ligatures w14:val="none"/>
-              </w:rPr>
-              <w:t>Proposal Approval</w:t>
+            <w:hideMark/>
+          </w:tcPr>
+          <w:p>
+            <w:pPr>
+              <w:rPr>
+                <w:rFonts w:ascii="Times New Roman" w:eastAsia="Times New Roman" w:hAnsi="Times New Roman" w:cs="Times New Roman"/>
+                <w:kern w:val="0"/>
+                <w:sz w:val="24"/>
+                <w:szCs w:val="24"/>
+                <w:lang w:val="en-GB" w:eastAsia="en-GB" w:bidi="ar-SA"/>
+                <w14:ligatures w14:val="none"/>
+              </w:rPr>
+            </w:pPr>
+            <w:r>
+              <w:rPr>
+                <w:rFonts w:ascii="Times New Roman" w:eastAsia="Times New Roman" w:hAnsi="Times New Roman" w:cs="Times New Roman"/>
+                <w:kern w:val="0"/>
+                <w:sz w:val="24"/>
+                <w:szCs w:val="24"/>
+                <w:lang w:val="en-GB" w:eastAsia="en-GB" w:bidi="ar-SA"/>
+                <w14:ligatures w14:val="none"/>
+              </w:rPr>
+              <w:t>Contract Signing</w:t>
             </w:r>
           </w:p>
         </w:tc>
         <w:tc>
           <w:tcPr>
             <w:tcW w:w="0" w:type="auto"/>
-            <w:vAlign w:val="center"/>
-            <w:hideMark/>
-          </w:tcPr>
-          <w:p>
-            <w:pPr>
-              <w:spacing w:after="0" w:line="240" w:lineRule="auto"/>
+            <w:hideMark/>
+          </w:tcPr>
+          <w:p>
+            <w:pPr>
+              <w:cnfStyle w:val="000000000000" w:firstRow="0" w:lastRow="0" w:firstColumn="0" w:lastColumn="0" w:oddVBand="0" w:evenVBand="0" w:oddHBand="0" w:evenHBand="0" w:firstRowFirstColumn="0" w:firstRowLastColumn="0" w:lastRowFirstColumn="0" w:lastRowLastColumn="0"/>
               <w:rPr>
                 <w:rFonts w:ascii="Times New Roman" w:eastAsia="Times New Roman" w:hAnsi="Times New Roman" w:cs="Times New Roman"/>
                 <w:kern w:val="0"/>
@@ -6227,12 +6425,11 @@
         <w:tc>
           <w:tcPr>
             <w:tcW w:w="0" w:type="auto"/>
-            <w:vAlign w:val="center"/>
-            <w:hideMark/>
-          </w:tcPr>
-          <w:p>
-            <w:pPr>
-              <w:spacing w:after="0" w:line="240" w:lineRule="auto"/>
+            <w:hideMark/>
+          </w:tcPr>
+          <w:p>
+            <w:pPr>
+              <w:cnfStyle w:val="000000000000" w:firstRow="0" w:lastRow="0" w:firstColumn="0" w:lastColumn="0" w:oddVBand="0" w:evenVBand="0" w:oddHBand="0" w:evenHBand="0" w:firstRowFirstColumn="0" w:firstRowLastColumn="0" w:lastRowFirstColumn="0" w:lastRowLastColumn="0"/>
               <w:rPr>
                 <w:rFonts w:ascii="Times New Roman" w:eastAsia="Times New Roman" w:hAnsi="Times New Roman" w:cs="Times New Roman"/>
                 <w:kern w:val="0"/>
@@ -6258,12 +6455,11 @@
         <w:tc>
           <w:tcPr>
             <w:tcW w:w="0" w:type="auto"/>
-            <w:vAlign w:val="center"/>
-            <w:hideMark/>
-          </w:tcPr>
-          <w:p>
-            <w:pPr>
-              <w:spacing w:after="0" w:line="240" w:lineRule="auto"/>
+            <w:hideMark/>
+          </w:tcPr>
+          <w:p>
+            <w:pPr>
+              <w:cnfStyle w:val="000000000000" w:firstRow="0" w:lastRow="0" w:firstColumn="0" w:lastColumn="0" w:oddVBand="0" w:evenVBand="0" w:oddHBand="0" w:evenHBand="0" w:firstRowFirstColumn="0" w:firstRowLastColumn="0" w:lastRowFirstColumn="0" w:lastRowLastColumn="0"/>
               <w:rPr>
                 <w:rFonts w:ascii="Times New Roman" w:eastAsia="Times New Roman" w:hAnsi="Times New Roman" w:cs="Times New Roman"/>
                 <w:kern w:val="0"/>
@@ -6289,12 +6485,11 @@
         <w:tc>
           <w:tcPr>
             <w:tcW w:w="0" w:type="auto"/>
-            <w:vAlign w:val="center"/>
-            <w:hideMark/>
-          </w:tcPr>
-          <w:p>
-            <w:pPr>
-              <w:spacing w:after="0" w:line="240" w:lineRule="auto"/>
+            <w:hideMark/>
+          </w:tcPr>
+          <w:p>
+            <w:pPr>
+              <w:cnfStyle w:val="000000000000" w:firstRow="0" w:lastRow="0" w:firstColumn="0" w:lastColumn="0" w:oddVBand="0" w:evenVBand="0" w:oddHBand="0" w:evenHBand="0" w:firstRowFirstColumn="0" w:firstRowLastColumn="0" w:lastRowFirstColumn="0" w:lastRowLastColumn="0"/>
               <w:rPr>
                 <w:rFonts w:ascii="Times New Roman" w:eastAsia="Times New Roman" w:hAnsi="Times New Roman" w:cs="Times New Roman"/>
                 <w:kern w:val="0"/>
@@ -6319,395 +6514,12 @@
         </w:tc>
         <w:tc>
           <w:tcPr>
-            <w:tcW w:w="0" w:type="auto"/>
-            <w:vAlign w:val="center"/>
-            <w:hideMark/>
-          </w:tcPr>
-          <w:p>
-            <w:pPr>
-              <w:spacing w:after="0" w:line="240" w:lineRule="auto"/>
-              <w:rPr>
-                <w:rFonts w:ascii="Times New Roman" w:eastAsia="Times New Roman" w:hAnsi="Times New Roman" w:cs="Times New Roman"/>
-                <w:kern w:val="0"/>
-                <w:sz w:val="24"/>
-                <w:szCs w:val="24"/>
-                <w:lang w:val="en-GB" w:eastAsia="en-GB" w:bidi="ar-SA"/>
-                <w14:ligatures w14:val="none"/>
-              </w:rPr>
-            </w:pPr>
-            <w:r>
-              <w:rPr>
-                <w:rFonts w:ascii="Times New Roman" w:eastAsia="Times New Roman" w:hAnsi="Times New Roman" w:cs="Times New Roman"/>
-                <w:kern w:val="0"/>
-                <w:sz w:val="24"/>
-                <w:szCs w:val="24"/>
-                <w:lang w:val="en-GB" w:eastAsia="en-GB" w:bidi="ar-SA"/>
-                <w14:ligatures w14:val="none"/>
-              </w:rPr>
-              <w:t>I</w:t>
-            </w:r>
-          </w:p>
-        </w:tc>
-      </w:tr>
-      <w:tr>
-        <w:trPr>
-          <w:tblCellSpacing w:w="15" w:type="dxa"/>
-        </w:trPr>
-        <w:tc>
-          <w:tcPr>
-            <w:tcW w:w="0" w:type="auto"/>
-            <w:vAlign w:val="center"/>
-            <w:hideMark/>
-          </w:tcPr>
-          <w:p>
-            <w:pPr>
-              <w:spacing w:after="0" w:line="240" w:lineRule="auto"/>
-              <w:rPr>
-                <w:rFonts w:ascii="Times New Roman" w:eastAsia="Times New Roman" w:hAnsi="Times New Roman" w:cs="Times New Roman"/>
-                <w:kern w:val="0"/>
-                <w:sz w:val="24"/>
-                <w:szCs w:val="24"/>
-                <w:lang w:val="en-GB" w:eastAsia="en-GB" w:bidi="ar-SA"/>
-                <w14:ligatures w14:val="none"/>
-              </w:rPr>
-            </w:pPr>
-            <w:r>
-              <w:rPr>
-                <w:rFonts w:ascii="Times New Roman" w:eastAsia="Times New Roman" w:hAnsi="Times New Roman" w:cs="Times New Roman"/>
-                <w:kern w:val="0"/>
-                <w:sz w:val="24"/>
-                <w:szCs w:val="24"/>
-                <w:lang w:val="en-GB" w:eastAsia="en-GB" w:bidi="ar-SA"/>
-                <w14:ligatures w14:val="none"/>
-              </w:rPr>
-              <w:t>Discount Approval</w:t>
-            </w:r>
-          </w:p>
-        </w:tc>
-        <w:tc>
-          <w:tcPr>
-            <w:tcW w:w="0" w:type="auto"/>
-            <w:vAlign w:val="center"/>
-            <w:hideMark/>
-          </w:tcPr>
-          <w:p>
-            <w:pPr>
-              <w:spacing w:after="0" w:line="240" w:lineRule="auto"/>
-              <w:rPr>
-                <w:rFonts w:ascii="Times New Roman" w:eastAsia="Times New Roman" w:hAnsi="Times New Roman" w:cs="Times New Roman"/>
-                <w:kern w:val="0"/>
-                <w:sz w:val="24"/>
-                <w:szCs w:val="24"/>
-                <w:lang w:val="en-GB" w:eastAsia="en-GB" w:bidi="ar-SA"/>
-                <w14:ligatures w14:val="none"/>
-              </w:rPr>
-            </w:pPr>
-            <w:r>
-              <w:rPr>
-                <w:rFonts w:ascii="Times New Roman" w:eastAsia="Times New Roman" w:hAnsi="Times New Roman" w:cs="Times New Roman"/>
-                <w:kern w:val="0"/>
-                <w:sz w:val="24"/>
-                <w:szCs w:val="24"/>
-                <w:lang w:val="en-GB" w:eastAsia="en-GB" w:bidi="ar-SA"/>
-                <w14:ligatures w14:val="none"/>
-              </w:rPr>
-              <w:t>C</w:t>
-            </w:r>
-          </w:p>
-        </w:tc>
-        <w:tc>
-          <w:tcPr>
-            <w:tcW w:w="0" w:type="auto"/>
-            <w:vAlign w:val="center"/>
-            <w:hideMark/>
-          </w:tcPr>
-          <w:p>
-            <w:pPr>
-              <w:spacing w:after="0" w:line="240" w:lineRule="auto"/>
-              <w:rPr>
-                <w:rFonts w:ascii="Times New Roman" w:eastAsia="Times New Roman" w:hAnsi="Times New Roman" w:cs="Times New Roman"/>
-                <w:kern w:val="0"/>
-                <w:sz w:val="24"/>
-                <w:szCs w:val="24"/>
-                <w:lang w:val="en-GB" w:eastAsia="en-GB" w:bidi="ar-SA"/>
-                <w14:ligatures w14:val="none"/>
-              </w:rPr>
-            </w:pPr>
-            <w:r>
-              <w:rPr>
-                <w:rFonts w:ascii="Times New Roman" w:eastAsia="Times New Roman" w:hAnsi="Times New Roman" w:cs="Times New Roman"/>
-                <w:kern w:val="0"/>
-                <w:sz w:val="24"/>
-                <w:szCs w:val="24"/>
-                <w:lang w:val="en-GB" w:eastAsia="en-GB" w:bidi="ar-SA"/>
-                <w14:ligatures w14:val="none"/>
-              </w:rPr>
-              <w:t>A</w:t>
-            </w:r>
-          </w:p>
-        </w:tc>
-        <w:tc>
-          <w:tcPr>
-            <w:tcW w:w="0" w:type="auto"/>
-            <w:vAlign w:val="center"/>
-            <w:hideMark/>
-          </w:tcPr>
-          <w:p>
-            <w:pPr>
-              <w:spacing w:after="0" w:line="240" w:lineRule="auto"/>
-              <w:rPr>
-                <w:rFonts w:ascii="Times New Roman" w:eastAsia="Times New Roman" w:hAnsi="Times New Roman" w:cs="Times New Roman"/>
-                <w:kern w:val="0"/>
-                <w:sz w:val="24"/>
-                <w:szCs w:val="24"/>
-                <w:lang w:val="en-GB" w:eastAsia="en-GB" w:bidi="ar-SA"/>
-                <w14:ligatures w14:val="none"/>
-              </w:rPr>
-            </w:pPr>
-            <w:r>
-              <w:rPr>
-                <w:rFonts w:ascii="Times New Roman" w:eastAsia="Times New Roman" w:hAnsi="Times New Roman" w:cs="Times New Roman"/>
-                <w:kern w:val="0"/>
-                <w:sz w:val="24"/>
-                <w:szCs w:val="24"/>
-                <w:lang w:val="en-GB" w:eastAsia="en-GB" w:bidi="ar-SA"/>
-                <w14:ligatures w14:val="none"/>
-              </w:rPr>
-              <w:t>I</w:t>
-            </w:r>
-          </w:p>
-        </w:tc>
-        <w:tc>
-          <w:tcPr>
-            <w:tcW w:w="0" w:type="auto"/>
-            <w:vAlign w:val="center"/>
-            <w:hideMark/>
-          </w:tcPr>
-          <w:p>
-            <w:pPr>
-              <w:spacing w:after="0" w:line="240" w:lineRule="auto"/>
-              <w:rPr>
-                <w:rFonts w:ascii="Times New Roman" w:eastAsia="Times New Roman" w:hAnsi="Times New Roman" w:cs="Times New Roman"/>
-                <w:kern w:val="0"/>
-                <w:sz w:val="24"/>
-                <w:szCs w:val="24"/>
-                <w:lang w:val="en-GB" w:eastAsia="en-GB" w:bidi="ar-SA"/>
-                <w14:ligatures w14:val="none"/>
-              </w:rPr>
-            </w:pPr>
-            <w:r>
-              <w:rPr>
-                <w:rFonts w:ascii="Times New Roman" w:eastAsia="Times New Roman" w:hAnsi="Times New Roman" w:cs="Times New Roman"/>
-                <w:kern w:val="0"/>
-                <w:sz w:val="24"/>
-                <w:szCs w:val="24"/>
-                <w:lang w:val="en-GB" w:eastAsia="en-GB" w:bidi="ar-SA"/>
-                <w14:ligatures w14:val="none"/>
-              </w:rPr>
-              <w:t>R</w:t>
-            </w:r>
-          </w:p>
-        </w:tc>
-        <w:tc>
-          <w:tcPr>
-            <w:tcW w:w="0" w:type="auto"/>
-            <w:vAlign w:val="center"/>
-            <w:hideMark/>
-          </w:tcPr>
-          <w:p>
-            <w:pPr>
-              <w:spacing w:after="0" w:line="240" w:lineRule="auto"/>
-              <w:rPr>
-                <w:rFonts w:ascii="Times New Roman" w:eastAsia="Times New Roman" w:hAnsi="Times New Roman" w:cs="Times New Roman"/>
-                <w:kern w:val="0"/>
-                <w:sz w:val="24"/>
-                <w:szCs w:val="24"/>
-                <w:lang w:val="en-GB" w:eastAsia="en-GB" w:bidi="ar-SA"/>
-                <w14:ligatures w14:val="none"/>
-              </w:rPr>
-            </w:pPr>
-            <w:r>
-              <w:rPr>
-                <w:rFonts w:ascii="Times New Roman" w:eastAsia="Times New Roman" w:hAnsi="Times New Roman" w:cs="Times New Roman"/>
-                <w:kern w:val="0"/>
-                <w:sz w:val="24"/>
-                <w:szCs w:val="24"/>
-                <w:lang w:val="en-GB" w:eastAsia="en-GB" w:bidi="ar-SA"/>
-                <w14:ligatures w14:val="none"/>
-              </w:rPr>
-              <w:t>C</w:t>
-            </w:r>
-          </w:p>
-        </w:tc>
-      </w:tr>
-      <w:tr>
-        <w:trPr>
-          <w:tblCellSpacing w:w="15" w:type="dxa"/>
-        </w:trPr>
-        <w:tc>
-          <w:tcPr>
-            <w:tcW w:w="0" w:type="auto"/>
-            <w:vAlign w:val="center"/>
-            <w:hideMark/>
-          </w:tcPr>
-          <w:p>
-            <w:pPr>
-              <w:spacing w:after="0" w:line="240" w:lineRule="auto"/>
-              <w:rPr>
-                <w:rFonts w:ascii="Times New Roman" w:eastAsia="Times New Roman" w:hAnsi="Times New Roman" w:cs="Times New Roman"/>
-                <w:kern w:val="0"/>
-                <w:sz w:val="24"/>
-                <w:szCs w:val="24"/>
-                <w:lang w:val="en-GB" w:eastAsia="en-GB" w:bidi="ar-SA"/>
-                <w14:ligatures w14:val="none"/>
-              </w:rPr>
-            </w:pPr>
-            <w:r>
-              <w:rPr>
-                <w:rFonts w:ascii="Times New Roman" w:eastAsia="Times New Roman" w:hAnsi="Times New Roman" w:cs="Times New Roman"/>
-                <w:kern w:val="0"/>
-                <w:sz w:val="24"/>
-                <w:szCs w:val="24"/>
-                <w:lang w:val="en-GB" w:eastAsia="en-GB" w:bidi="ar-SA"/>
-                <w14:ligatures w14:val="none"/>
-              </w:rPr>
-              <w:t>Contract Signing</w:t>
-            </w:r>
-          </w:p>
-        </w:tc>
-        <w:tc>
-          <w:tcPr>
-            <w:tcW w:w="0" w:type="auto"/>
-            <w:vAlign w:val="center"/>
-            <w:hideMark/>
-          </w:tcPr>
-          <w:p>
-            <w:pPr>
-              <w:spacing w:after="0" w:line="240" w:lineRule="auto"/>
-              <w:rPr>
-                <w:rFonts w:ascii="Times New Roman" w:eastAsia="Times New Roman" w:hAnsi="Times New Roman" w:cs="Times New Roman"/>
-                <w:kern w:val="0"/>
-                <w:sz w:val="24"/>
-                <w:szCs w:val="24"/>
-                <w:lang w:val="en-GB" w:eastAsia="en-GB" w:bidi="ar-SA"/>
-                <w14:ligatures w14:val="none"/>
-              </w:rPr>
-            </w:pPr>
-            <w:r>
-              <w:rPr>
-                <w:rFonts w:ascii="Times New Roman" w:eastAsia="Times New Roman" w:hAnsi="Times New Roman" w:cs="Times New Roman"/>
-                <w:kern w:val="0"/>
-                <w:sz w:val="24"/>
-                <w:szCs w:val="24"/>
-                <w:lang w:val="en-GB" w:eastAsia="en-GB" w:bidi="ar-SA"/>
-                <w14:ligatures w14:val="none"/>
-              </w:rPr>
-              <w:t>R</w:t>
-            </w:r>
-          </w:p>
-        </w:tc>
-        <w:tc>
-          <w:tcPr>
-            <w:tcW w:w="0" w:type="auto"/>
-            <w:vAlign w:val="center"/>
-            <w:hideMark/>
-          </w:tcPr>
-          <w:p>
-            <w:pPr>
-              <w:spacing w:after="0" w:line="240" w:lineRule="auto"/>
-              <w:rPr>
-                <w:rFonts w:ascii="Times New Roman" w:eastAsia="Times New Roman" w:hAnsi="Times New Roman" w:cs="Times New Roman"/>
-                <w:kern w:val="0"/>
-                <w:sz w:val="24"/>
-                <w:szCs w:val="24"/>
-                <w:lang w:val="en-GB" w:eastAsia="en-GB" w:bidi="ar-SA"/>
-                <w14:ligatures w14:val="none"/>
-              </w:rPr>
-            </w:pPr>
-            <w:r>
-              <w:rPr>
-                <w:rFonts w:ascii="Times New Roman" w:eastAsia="Times New Roman" w:hAnsi="Times New Roman" w:cs="Times New Roman"/>
-                <w:kern w:val="0"/>
-                <w:sz w:val="24"/>
-                <w:szCs w:val="24"/>
-                <w:lang w:val="en-GB" w:eastAsia="en-GB" w:bidi="ar-SA"/>
-                <w14:ligatures w14:val="none"/>
-              </w:rPr>
-              <w:t>A</w:t>
-            </w:r>
-          </w:p>
-        </w:tc>
-        <w:tc>
-          <w:tcPr>
-            <w:tcW w:w="0" w:type="auto"/>
-            <w:vAlign w:val="center"/>
-            <w:hideMark/>
-          </w:tcPr>
-          <w:p>
-            <w:pPr>
-              <w:spacing w:after="0" w:line="240" w:lineRule="auto"/>
-              <w:rPr>
-                <w:rFonts w:ascii="Times New Roman" w:eastAsia="Times New Roman" w:hAnsi="Times New Roman" w:cs="Times New Roman"/>
-                <w:kern w:val="0"/>
-                <w:sz w:val="24"/>
-                <w:szCs w:val="24"/>
-                <w:lang w:val="en-GB" w:eastAsia="en-GB" w:bidi="ar-SA"/>
-                <w14:ligatures w14:val="none"/>
-              </w:rPr>
-            </w:pPr>
-            <w:r>
-              <w:rPr>
-                <w:rFonts w:ascii="Times New Roman" w:eastAsia="Times New Roman" w:hAnsi="Times New Roman" w:cs="Times New Roman"/>
-                <w:kern w:val="0"/>
-                <w:sz w:val="24"/>
-                <w:szCs w:val="24"/>
-                <w:lang w:val="en-GB" w:eastAsia="en-GB" w:bidi="ar-SA"/>
-                <w14:ligatures w14:val="none"/>
-              </w:rPr>
-              <w:t>C</w:t>
-            </w:r>
-          </w:p>
-        </w:tc>
-        <w:tc>
-          <w:tcPr>
-            <w:tcW w:w="0" w:type="auto"/>
-            <w:vAlign w:val="center"/>
-            <w:hideMark/>
-          </w:tcPr>
-          <w:p>
-            <w:pPr>
-              <w:spacing w:after="0" w:line="240" w:lineRule="auto"/>
-              <w:rPr>
-                <w:rFonts w:ascii="Times New Roman" w:eastAsia="Times New Roman" w:hAnsi="Times New Roman" w:cs="Times New Roman"/>
-                <w:kern w:val="0"/>
-                <w:sz w:val="24"/>
-                <w:szCs w:val="24"/>
-                <w:lang w:val="en-GB" w:eastAsia="en-GB" w:bidi="ar-SA"/>
-                <w14:ligatures w14:val="none"/>
-              </w:rPr>
-            </w:pPr>
-            <w:r>
-              <w:rPr>
-                <w:rFonts w:ascii="Times New Roman" w:eastAsia="Times New Roman" w:hAnsi="Times New Roman" w:cs="Times New Roman"/>
-                <w:kern w:val="0"/>
-                <w:sz w:val="24"/>
-                <w:szCs w:val="24"/>
-                <w:lang w:val="en-GB" w:eastAsia="en-GB" w:bidi="ar-SA"/>
-                <w14:ligatures w14:val="none"/>
-              </w:rPr>
-              <w:t>C</w:t>
-            </w:r>
-          </w:p>
-        </w:tc>
-        <w:tc>
-          <w:tcPr>
-            <w:tcW w:w="0" w:type="auto"/>
-            <w:vAlign w:val="center"/>
-            <w:hideMark/>
-          </w:tcPr>
-          <w:p>
-            <w:pPr>
-              <w:spacing w:after="0" w:line="240" w:lineRule="auto"/>
+            <w:tcW w:w="2558" w:type="dxa"/>
+            <w:hideMark/>
+          </w:tcPr>
+          <w:p>
+            <w:pPr>
+              <w:cnfStyle w:val="000000000000" w:firstRow="0" w:lastRow="0" w:firstColumn="0" w:lastColumn="0" w:oddVBand="0" w:evenVBand="0" w:oddHBand="0" w:evenHBand="0" w:firstRowFirstColumn="0" w:firstRowLastColumn="0" w:lastRowFirstColumn="0" w:lastRowLastColumn="0"/>
               <w:rPr>
                 <w:rFonts w:ascii="Times New Roman" w:eastAsia="Times New Roman" w:hAnsi="Times New Roman" w:cs="Times New Roman"/>
                 <w:kern w:val="0"/>
@@ -7539,7 +7351,6 @@
           <w:lang w:val="en-GB" w:eastAsia="en-GB" w:bidi="ar-SA"/>
           <w14:ligatures w14:val="none"/>
         </w:rPr>
-        <w:lastRenderedPageBreak/>
         <w:t>16.5 Commercial Risk &amp; Compliance</w:t>
       </w:r>
     </w:p>
@@ -7569,6 +7380,7 @@
           <w:lang w:val="en-GB" w:eastAsia="en-GB" w:bidi="ar-SA"/>
           <w14:ligatures w14:val="none"/>
         </w:rPr>
+        <w:lastRenderedPageBreak/>
         <w:t>Key Controls</w:t>
       </w:r>
     </w:p>
@@ -7715,53 +7527,46 @@
     </w:p>
     <w:tbl>
       <w:tblPr>
-        <w:tblW w:w="0" w:type="auto"/>
-        <w:tblCellSpacing w:w="15" w:type="dxa"/>
-        <w:tblCellMar>
-          <w:top w:w="15" w:type="dxa"/>
-          <w:left w:w="15" w:type="dxa"/>
-          <w:bottom w:w="15" w:type="dxa"/>
-          <w:right w:w="15" w:type="dxa"/>
-        </w:tblCellMar>
+        <w:tblStyle w:val="PlainTable1"/>
+        <w:tblW w:w="9085" w:type="dxa"/>
         <w:tblLook w:val="04A0" w:firstRow="1" w:lastRow="0" w:firstColumn="1" w:lastColumn="0" w:noHBand="0" w:noVBand="1"/>
       </w:tblPr>
       <w:tblGrid>
-        <w:gridCol w:w="2375"/>
-        <w:gridCol w:w="1168"/>
-        <w:gridCol w:w="794"/>
-        <w:gridCol w:w="2262"/>
+        <w:gridCol w:w="2676"/>
+        <w:gridCol w:w="1324"/>
+        <w:gridCol w:w="950"/>
+        <w:gridCol w:w="4135"/>
       </w:tblGrid>
       <w:tr>
         <w:trPr>
+          <w:cnfStyle w:val="100000000000" w:firstRow="1" w:lastRow="0" w:firstColumn="0" w:lastColumn="0" w:oddVBand="0" w:evenVBand="0" w:oddHBand="0" w:evenHBand="0" w:firstRowFirstColumn="0" w:firstRowLastColumn="0" w:lastRowFirstColumn="0" w:lastRowLastColumn="0"/>
           <w:tblHeader/>
-          <w:tblCellSpacing w:w="15" w:type="dxa"/>
         </w:trPr>
         <w:tc>
           <w:tcPr>
+            <w:cnfStyle w:val="001000000000" w:firstRow="0" w:lastRow="0" w:firstColumn="1" w:lastColumn="0" w:oddVBand="0" w:evenVBand="0" w:oddHBand="0" w:evenHBand="0" w:firstRowFirstColumn="0" w:firstRowLastColumn="0" w:lastRowFirstColumn="0" w:lastRowLastColumn="0"/>
             <w:tcW w:w="0" w:type="auto"/>
+            <w:shd w:val="clear" w:color="auto" w:fill="0E2841" w:themeFill="text2"/>
             <w:vAlign w:val="center"/>
             <w:hideMark/>
           </w:tcPr>
           <w:p>
             <w:pPr>
-              <w:spacing w:after="0" w:line="240" w:lineRule="auto"/>
               <w:jc w:val="center"/>
               <w:rPr>
                 <w:rFonts w:ascii="Times New Roman" w:eastAsia="Times New Roman" w:hAnsi="Times New Roman" w:cs="Times New Roman"/>
-                <w:b/>
-                <w:bCs/>
-                <w:kern w:val="0"/>
-                <w:sz w:val="24"/>
-                <w:szCs w:val="24"/>
-                <w:lang w:val="en-GB" w:eastAsia="en-GB" w:bidi="ar-SA"/>
-                <w14:ligatures w14:val="none"/>
-              </w:rPr>
-            </w:pPr>
-            <w:r>
-              <w:rPr>
-                <w:rFonts w:ascii="Times New Roman" w:eastAsia="Times New Roman" w:hAnsi="Times New Roman" w:cs="Times New Roman"/>
-                <w:b/>
-                <w:bCs/>
+                <w:b w:val="0"/>
+                <w:bCs w:val="0"/>
+                <w:kern w:val="0"/>
+                <w:sz w:val="24"/>
+                <w:szCs w:val="24"/>
+                <w:lang w:val="en-GB" w:eastAsia="en-GB" w:bidi="ar-SA"/>
+                <w14:ligatures w14:val="none"/>
+              </w:rPr>
+            </w:pPr>
+            <w:r>
+              <w:rPr>
+                <w:rFonts w:ascii="Times New Roman" w:eastAsia="Times New Roman" w:hAnsi="Times New Roman" w:cs="Times New Roman"/>
                 <w:kern w:val="0"/>
                 <w:sz w:val="24"/>
                 <w:szCs w:val="24"/>
@@ -7775,29 +7580,28 @@
         <w:tc>
           <w:tcPr>
             <w:tcW w:w="0" w:type="auto"/>
+            <w:shd w:val="clear" w:color="auto" w:fill="0E2841" w:themeFill="text2"/>
             <w:vAlign w:val="center"/>
             <w:hideMark/>
           </w:tcPr>
           <w:p>
             <w:pPr>
-              <w:spacing w:after="0" w:line="240" w:lineRule="auto"/>
               <w:jc w:val="center"/>
-              <w:rPr>
-                <w:rFonts w:ascii="Times New Roman" w:eastAsia="Times New Roman" w:hAnsi="Times New Roman" w:cs="Times New Roman"/>
-                <w:b/>
-                <w:bCs/>
-                <w:kern w:val="0"/>
-                <w:sz w:val="24"/>
-                <w:szCs w:val="24"/>
-                <w:lang w:val="en-GB" w:eastAsia="en-GB" w:bidi="ar-SA"/>
-                <w14:ligatures w14:val="none"/>
-              </w:rPr>
-            </w:pPr>
-            <w:r>
-              <w:rPr>
-                <w:rFonts w:ascii="Times New Roman" w:eastAsia="Times New Roman" w:hAnsi="Times New Roman" w:cs="Times New Roman"/>
-                <w:b/>
-                <w:bCs/>
+              <w:cnfStyle w:val="100000000000" w:firstRow="1" w:lastRow="0" w:firstColumn="0" w:lastColumn="0" w:oddVBand="0" w:evenVBand="0" w:oddHBand="0" w:evenHBand="0" w:firstRowFirstColumn="0" w:firstRowLastColumn="0" w:lastRowFirstColumn="0" w:lastRowLastColumn="0"/>
+              <w:rPr>
+                <w:rFonts w:ascii="Times New Roman" w:eastAsia="Times New Roman" w:hAnsi="Times New Roman" w:cs="Times New Roman"/>
+                <w:b w:val="0"/>
+                <w:bCs w:val="0"/>
+                <w:kern w:val="0"/>
+                <w:sz w:val="24"/>
+                <w:szCs w:val="24"/>
+                <w:lang w:val="en-GB" w:eastAsia="en-GB" w:bidi="ar-SA"/>
+                <w14:ligatures w14:val="none"/>
+              </w:rPr>
+            </w:pPr>
+            <w:r>
+              <w:rPr>
+                <w:rFonts w:ascii="Times New Roman" w:eastAsia="Times New Roman" w:hAnsi="Times New Roman" w:cs="Times New Roman"/>
                 <w:kern w:val="0"/>
                 <w:sz w:val="24"/>
                 <w:szCs w:val="24"/>
@@ -7811,29 +7615,28 @@
         <w:tc>
           <w:tcPr>
             <w:tcW w:w="0" w:type="auto"/>
+            <w:shd w:val="clear" w:color="auto" w:fill="0E2841" w:themeFill="text2"/>
             <w:vAlign w:val="center"/>
             <w:hideMark/>
           </w:tcPr>
           <w:p>
             <w:pPr>
-              <w:spacing w:after="0" w:line="240" w:lineRule="auto"/>
               <w:jc w:val="center"/>
-              <w:rPr>
-                <w:rFonts w:ascii="Times New Roman" w:eastAsia="Times New Roman" w:hAnsi="Times New Roman" w:cs="Times New Roman"/>
-                <w:b/>
-                <w:bCs/>
-                <w:kern w:val="0"/>
-                <w:sz w:val="24"/>
-                <w:szCs w:val="24"/>
-                <w:lang w:val="en-GB" w:eastAsia="en-GB" w:bidi="ar-SA"/>
-                <w14:ligatures w14:val="none"/>
-              </w:rPr>
-            </w:pPr>
-            <w:r>
-              <w:rPr>
-                <w:rFonts w:ascii="Times New Roman" w:eastAsia="Times New Roman" w:hAnsi="Times New Roman" w:cs="Times New Roman"/>
-                <w:b/>
-                <w:bCs/>
+              <w:cnfStyle w:val="100000000000" w:firstRow="1" w:lastRow="0" w:firstColumn="0" w:lastColumn="0" w:oddVBand="0" w:evenVBand="0" w:oddHBand="0" w:evenHBand="0" w:firstRowFirstColumn="0" w:firstRowLastColumn="0" w:lastRowFirstColumn="0" w:lastRowLastColumn="0"/>
+              <w:rPr>
+                <w:rFonts w:ascii="Times New Roman" w:eastAsia="Times New Roman" w:hAnsi="Times New Roman" w:cs="Times New Roman"/>
+                <w:b w:val="0"/>
+                <w:bCs w:val="0"/>
+                <w:kern w:val="0"/>
+                <w:sz w:val="24"/>
+                <w:szCs w:val="24"/>
+                <w:lang w:val="en-GB" w:eastAsia="en-GB" w:bidi="ar-SA"/>
+                <w14:ligatures w14:val="none"/>
+              </w:rPr>
+            </w:pPr>
+            <w:r>
+              <w:rPr>
+                <w:rFonts w:ascii="Times New Roman" w:eastAsia="Times New Roman" w:hAnsi="Times New Roman" w:cs="Times New Roman"/>
                 <w:kern w:val="0"/>
                 <w:sz w:val="24"/>
                 <w:szCs w:val="24"/>
@@ -7846,30 +7649,29 @@
         </w:tc>
         <w:tc>
           <w:tcPr>
-            <w:tcW w:w="0" w:type="auto"/>
+            <w:tcW w:w="4135" w:type="dxa"/>
+            <w:shd w:val="clear" w:color="auto" w:fill="0E2841" w:themeFill="text2"/>
             <w:vAlign w:val="center"/>
             <w:hideMark/>
           </w:tcPr>
           <w:p>
             <w:pPr>
-              <w:spacing w:after="0" w:line="240" w:lineRule="auto"/>
               <w:jc w:val="center"/>
-              <w:rPr>
-                <w:rFonts w:ascii="Times New Roman" w:eastAsia="Times New Roman" w:hAnsi="Times New Roman" w:cs="Times New Roman"/>
-                <w:b/>
-                <w:bCs/>
-                <w:kern w:val="0"/>
-                <w:sz w:val="24"/>
-                <w:szCs w:val="24"/>
-                <w:lang w:val="en-GB" w:eastAsia="en-GB" w:bidi="ar-SA"/>
-                <w14:ligatures w14:val="none"/>
-              </w:rPr>
-            </w:pPr>
-            <w:r>
-              <w:rPr>
-                <w:rFonts w:ascii="Times New Roman" w:eastAsia="Times New Roman" w:hAnsi="Times New Roman" w:cs="Times New Roman"/>
-                <w:b/>
-                <w:bCs/>
+              <w:cnfStyle w:val="100000000000" w:firstRow="1" w:lastRow="0" w:firstColumn="0" w:lastColumn="0" w:oddVBand="0" w:evenVBand="0" w:oddHBand="0" w:evenHBand="0" w:firstRowFirstColumn="0" w:firstRowLastColumn="0" w:lastRowFirstColumn="0" w:lastRowLastColumn="0"/>
+              <w:rPr>
+                <w:rFonts w:ascii="Times New Roman" w:eastAsia="Times New Roman" w:hAnsi="Times New Roman" w:cs="Times New Roman"/>
+                <w:b w:val="0"/>
+                <w:bCs w:val="0"/>
+                <w:kern w:val="0"/>
+                <w:sz w:val="24"/>
+                <w:szCs w:val="24"/>
+                <w:lang w:val="en-GB" w:eastAsia="en-GB" w:bidi="ar-SA"/>
+                <w14:ligatures w14:val="none"/>
+              </w:rPr>
+            </w:pPr>
+            <w:r>
+              <w:rPr>
+                <w:rFonts w:ascii="Times New Roman" w:eastAsia="Times New Roman" w:hAnsi="Times New Roman" w:cs="Times New Roman"/>
                 <w:kern w:val="0"/>
                 <w:sz w:val="24"/>
                 <w:szCs w:val="24"/>
@@ -7883,17 +7685,16 @@
       </w:tr>
       <w:tr>
         <w:trPr>
-          <w:tblCellSpacing w:w="15" w:type="dxa"/>
+          <w:cnfStyle w:val="000000100000" w:firstRow="0" w:lastRow="0" w:firstColumn="0" w:lastColumn="0" w:oddVBand="0" w:evenVBand="0" w:oddHBand="1" w:evenHBand="0" w:firstRowFirstColumn="0" w:firstRowLastColumn="0" w:lastRowFirstColumn="0" w:lastRowLastColumn="0"/>
         </w:trPr>
         <w:tc>
           <w:tcPr>
+            <w:cnfStyle w:val="001000000000" w:firstRow="0" w:lastRow="0" w:firstColumn="1" w:lastColumn="0" w:oddVBand="0" w:evenVBand="0" w:oddHBand="0" w:evenHBand="0" w:firstRowFirstColumn="0" w:firstRowLastColumn="0" w:lastRowFirstColumn="0" w:lastRowLastColumn="0"/>
             <w:tcW w:w="0" w:type="auto"/>
-            <w:vAlign w:val="center"/>
-            <w:hideMark/>
-          </w:tcPr>
-          <w:p>
-            <w:pPr>
-              <w:spacing w:after="0" w:line="240" w:lineRule="auto"/>
+            <w:hideMark/>
+          </w:tcPr>
+          <w:p>
+            <w:pPr>
               <w:rPr>
                 <w:rFonts w:ascii="Times New Roman" w:eastAsia="Times New Roman" w:hAnsi="Times New Roman" w:cs="Times New Roman"/>
                 <w:kern w:val="0"/>
@@ -7919,12 +7720,11 @@
         <w:tc>
           <w:tcPr>
             <w:tcW w:w="0" w:type="auto"/>
-            <w:vAlign w:val="center"/>
-            <w:hideMark/>
-          </w:tcPr>
-          <w:p>
-            <w:pPr>
-              <w:spacing w:after="0" w:line="240" w:lineRule="auto"/>
+            <w:hideMark/>
+          </w:tcPr>
+          <w:p>
+            <w:pPr>
+              <w:cnfStyle w:val="000000100000" w:firstRow="0" w:lastRow="0" w:firstColumn="0" w:lastColumn="0" w:oddVBand="0" w:evenVBand="0" w:oddHBand="1" w:evenHBand="0" w:firstRowFirstColumn="0" w:firstRowLastColumn="0" w:lastRowFirstColumn="0" w:lastRowLastColumn="0"/>
               <w:rPr>
                 <w:rFonts w:ascii="Times New Roman" w:eastAsia="Times New Roman" w:hAnsi="Times New Roman" w:cs="Times New Roman"/>
                 <w:kern w:val="0"/>
@@ -7950,12 +7750,11 @@
         <w:tc>
           <w:tcPr>
             <w:tcW w:w="0" w:type="auto"/>
-            <w:vAlign w:val="center"/>
-            <w:hideMark/>
-          </w:tcPr>
-          <w:p>
-            <w:pPr>
-              <w:spacing w:after="0" w:line="240" w:lineRule="auto"/>
+            <w:hideMark/>
+          </w:tcPr>
+          <w:p>
+            <w:pPr>
+              <w:cnfStyle w:val="000000100000" w:firstRow="0" w:lastRow="0" w:firstColumn="0" w:lastColumn="0" w:oddVBand="0" w:evenVBand="0" w:oddHBand="1" w:evenHBand="0" w:firstRowFirstColumn="0" w:firstRowLastColumn="0" w:lastRowFirstColumn="0" w:lastRowLastColumn="0"/>
               <w:rPr>
                 <w:rFonts w:ascii="Times New Roman" w:eastAsia="Times New Roman" w:hAnsi="Times New Roman" w:cs="Times New Roman"/>
                 <w:kern w:val="0"/>
@@ -7980,111 +7779,229 @@
         </w:tc>
         <w:tc>
           <w:tcPr>
+            <w:tcW w:w="4135" w:type="dxa"/>
+            <w:hideMark/>
+          </w:tcPr>
+          <w:p>
+            <w:pPr>
+              <w:cnfStyle w:val="000000100000" w:firstRow="0" w:lastRow="0" w:firstColumn="0" w:lastColumn="0" w:oddVBand="0" w:evenVBand="0" w:oddHBand="1" w:evenHBand="0" w:firstRowFirstColumn="0" w:firstRowLastColumn="0" w:lastRowFirstColumn="0" w:lastRowLastColumn="0"/>
+              <w:rPr>
+                <w:rFonts w:ascii="Times New Roman" w:eastAsia="Times New Roman" w:hAnsi="Times New Roman" w:cs="Times New Roman"/>
+                <w:kern w:val="0"/>
+                <w:sz w:val="24"/>
+                <w:szCs w:val="24"/>
+                <w:lang w:val="en-GB" w:eastAsia="en-GB" w:bidi="ar-SA"/>
+                <w14:ligatures w14:val="none"/>
+              </w:rPr>
+            </w:pPr>
+            <w:r>
+              <w:rPr>
+                <w:rFonts w:ascii="Times New Roman" w:eastAsia="Times New Roman" w:hAnsi="Times New Roman" w:cs="Times New Roman"/>
+                <w:kern w:val="0"/>
+                <w:sz w:val="24"/>
+                <w:szCs w:val="24"/>
+                <w:lang w:val="en-GB" w:eastAsia="en-GB" w:bidi="ar-SA"/>
+                <w14:ligatures w14:val="none"/>
+              </w:rPr>
+              <w:t>System Approval Gate</w:t>
+            </w:r>
+          </w:p>
+        </w:tc>
+      </w:tr>
+      <w:tr>
+        <w:tc>
+          <w:tcPr>
+            <w:cnfStyle w:val="001000000000" w:firstRow="0" w:lastRow="0" w:firstColumn="1" w:lastColumn="0" w:oddVBand="0" w:evenVBand="0" w:oddHBand="0" w:evenHBand="0" w:firstRowFirstColumn="0" w:firstRowLastColumn="0" w:lastRowFirstColumn="0" w:lastRowLastColumn="0"/>
             <w:tcW w:w="0" w:type="auto"/>
-            <w:vAlign w:val="center"/>
-            <w:hideMark/>
-          </w:tcPr>
-          <w:p>
-            <w:pPr>
-              <w:spacing w:after="0" w:line="240" w:lineRule="auto"/>
-              <w:rPr>
-                <w:rFonts w:ascii="Times New Roman" w:eastAsia="Times New Roman" w:hAnsi="Times New Roman" w:cs="Times New Roman"/>
-                <w:kern w:val="0"/>
-                <w:sz w:val="24"/>
-                <w:szCs w:val="24"/>
-                <w:lang w:val="en-GB" w:eastAsia="en-GB" w:bidi="ar-SA"/>
-                <w14:ligatures w14:val="none"/>
-              </w:rPr>
-            </w:pPr>
-            <w:r>
-              <w:rPr>
-                <w:rFonts w:ascii="Times New Roman" w:eastAsia="Times New Roman" w:hAnsi="Times New Roman" w:cs="Times New Roman"/>
-                <w:kern w:val="0"/>
-                <w:sz w:val="24"/>
-                <w:szCs w:val="24"/>
-                <w:lang w:val="en-GB" w:eastAsia="en-GB" w:bidi="ar-SA"/>
-                <w14:ligatures w14:val="none"/>
-              </w:rPr>
-              <w:t>System Approval Gate</w:t>
+            <w:hideMark/>
+          </w:tcPr>
+          <w:p>
+            <w:pPr>
+              <w:rPr>
+                <w:rFonts w:ascii="Times New Roman" w:eastAsia="Times New Roman" w:hAnsi="Times New Roman" w:cs="Times New Roman"/>
+                <w:kern w:val="0"/>
+                <w:sz w:val="24"/>
+                <w:szCs w:val="24"/>
+                <w:lang w:val="en-GB" w:eastAsia="en-GB" w:bidi="ar-SA"/>
+                <w14:ligatures w14:val="none"/>
+              </w:rPr>
+            </w:pPr>
+            <w:r>
+              <w:rPr>
+                <w:rFonts w:ascii="Times New Roman" w:eastAsia="Times New Roman" w:hAnsi="Times New Roman" w:cs="Times New Roman"/>
+                <w:kern w:val="0"/>
+                <w:sz w:val="24"/>
+                <w:szCs w:val="24"/>
+                <w:lang w:val="en-GB" w:eastAsia="en-GB" w:bidi="ar-SA"/>
+                <w14:ligatures w14:val="none"/>
+              </w:rPr>
+              <w:t>Revenue Overstatement</w:t>
+            </w:r>
+          </w:p>
+        </w:tc>
+        <w:tc>
+          <w:tcPr>
+            <w:tcW w:w="0" w:type="auto"/>
+            <w:hideMark/>
+          </w:tcPr>
+          <w:p>
+            <w:pPr>
+              <w:cnfStyle w:val="000000000000" w:firstRow="0" w:lastRow="0" w:firstColumn="0" w:lastColumn="0" w:oddVBand="0" w:evenVBand="0" w:oddHBand="0" w:evenHBand="0" w:firstRowFirstColumn="0" w:firstRowLastColumn="0" w:lastRowFirstColumn="0" w:lastRowLastColumn="0"/>
+              <w:rPr>
+                <w:rFonts w:ascii="Times New Roman" w:eastAsia="Times New Roman" w:hAnsi="Times New Roman" w:cs="Times New Roman"/>
+                <w:kern w:val="0"/>
+                <w:sz w:val="24"/>
+                <w:szCs w:val="24"/>
+                <w:lang w:val="en-GB" w:eastAsia="en-GB" w:bidi="ar-SA"/>
+                <w14:ligatures w14:val="none"/>
+              </w:rPr>
+            </w:pPr>
+            <w:r>
+              <w:rPr>
+                <w:rFonts w:ascii="Times New Roman" w:eastAsia="Times New Roman" w:hAnsi="Times New Roman" w:cs="Times New Roman"/>
+                <w:kern w:val="0"/>
+                <w:sz w:val="24"/>
+                <w:szCs w:val="24"/>
+                <w:lang w:val="en-GB" w:eastAsia="en-GB" w:bidi="ar-SA"/>
+                <w14:ligatures w14:val="none"/>
+              </w:rPr>
+              <w:t>Low</w:t>
+            </w:r>
+          </w:p>
+        </w:tc>
+        <w:tc>
+          <w:tcPr>
+            <w:tcW w:w="0" w:type="auto"/>
+            <w:hideMark/>
+          </w:tcPr>
+          <w:p>
+            <w:pPr>
+              <w:cnfStyle w:val="000000000000" w:firstRow="0" w:lastRow="0" w:firstColumn="0" w:lastColumn="0" w:oddVBand="0" w:evenVBand="0" w:oddHBand="0" w:evenHBand="0" w:firstRowFirstColumn="0" w:firstRowLastColumn="0" w:lastRowFirstColumn="0" w:lastRowLastColumn="0"/>
+              <w:rPr>
+                <w:rFonts w:ascii="Times New Roman" w:eastAsia="Times New Roman" w:hAnsi="Times New Roman" w:cs="Times New Roman"/>
+                <w:kern w:val="0"/>
+                <w:sz w:val="24"/>
+                <w:szCs w:val="24"/>
+                <w:lang w:val="en-GB" w:eastAsia="en-GB" w:bidi="ar-SA"/>
+                <w14:ligatures w14:val="none"/>
+              </w:rPr>
+            </w:pPr>
+            <w:r>
+              <w:rPr>
+                <w:rFonts w:ascii="Times New Roman" w:eastAsia="Times New Roman" w:hAnsi="Times New Roman" w:cs="Times New Roman"/>
+                <w:kern w:val="0"/>
+                <w:sz w:val="24"/>
+                <w:szCs w:val="24"/>
+                <w:lang w:val="en-GB" w:eastAsia="en-GB" w:bidi="ar-SA"/>
+                <w14:ligatures w14:val="none"/>
+              </w:rPr>
+              <w:t>High</w:t>
+            </w:r>
+          </w:p>
+        </w:tc>
+        <w:tc>
+          <w:tcPr>
+            <w:tcW w:w="4135" w:type="dxa"/>
+            <w:hideMark/>
+          </w:tcPr>
+          <w:p>
+            <w:pPr>
+              <w:cnfStyle w:val="000000000000" w:firstRow="0" w:lastRow="0" w:firstColumn="0" w:lastColumn="0" w:oddVBand="0" w:evenVBand="0" w:oddHBand="0" w:evenHBand="0" w:firstRowFirstColumn="0" w:firstRowLastColumn="0" w:lastRowFirstColumn="0" w:lastRowLastColumn="0"/>
+              <w:rPr>
+                <w:rFonts w:ascii="Times New Roman" w:eastAsia="Times New Roman" w:hAnsi="Times New Roman" w:cs="Times New Roman"/>
+                <w:kern w:val="0"/>
+                <w:sz w:val="24"/>
+                <w:szCs w:val="24"/>
+                <w:lang w:val="en-GB" w:eastAsia="en-GB" w:bidi="ar-SA"/>
+                <w14:ligatures w14:val="none"/>
+              </w:rPr>
+            </w:pPr>
+            <w:r>
+              <w:rPr>
+                <w:rFonts w:ascii="Times New Roman" w:eastAsia="Times New Roman" w:hAnsi="Times New Roman" w:cs="Times New Roman"/>
+                <w:kern w:val="0"/>
+                <w:sz w:val="24"/>
+                <w:szCs w:val="24"/>
+                <w:lang w:val="en-GB" w:eastAsia="en-GB" w:bidi="ar-SA"/>
+                <w14:ligatures w14:val="none"/>
+              </w:rPr>
+              <w:t>Finance Validation</w:t>
             </w:r>
           </w:p>
         </w:tc>
       </w:tr>
       <w:tr>
         <w:trPr>
-          <w:tblCellSpacing w:w="15" w:type="dxa"/>
+          <w:cnfStyle w:val="000000100000" w:firstRow="0" w:lastRow="0" w:firstColumn="0" w:lastColumn="0" w:oddVBand="0" w:evenVBand="0" w:oddHBand="1" w:evenHBand="0" w:firstRowFirstColumn="0" w:firstRowLastColumn="0" w:lastRowFirstColumn="0" w:lastRowLastColumn="0"/>
         </w:trPr>
         <w:tc>
           <w:tcPr>
+            <w:cnfStyle w:val="001000000000" w:firstRow="0" w:lastRow="0" w:firstColumn="1" w:lastColumn="0" w:oddVBand="0" w:evenVBand="0" w:oddHBand="0" w:evenHBand="0" w:firstRowFirstColumn="0" w:firstRowLastColumn="0" w:lastRowFirstColumn="0" w:lastRowLastColumn="0"/>
             <w:tcW w:w="0" w:type="auto"/>
-            <w:vAlign w:val="center"/>
-            <w:hideMark/>
-          </w:tcPr>
-          <w:p>
-            <w:pPr>
-              <w:spacing w:after="0" w:line="240" w:lineRule="auto"/>
-              <w:rPr>
-                <w:rFonts w:ascii="Times New Roman" w:eastAsia="Times New Roman" w:hAnsi="Times New Roman" w:cs="Times New Roman"/>
-                <w:kern w:val="0"/>
-                <w:sz w:val="24"/>
-                <w:szCs w:val="24"/>
-                <w:lang w:val="en-GB" w:eastAsia="en-GB" w:bidi="ar-SA"/>
-                <w14:ligatures w14:val="none"/>
-              </w:rPr>
-            </w:pPr>
-            <w:r>
-              <w:rPr>
-                <w:rFonts w:ascii="Times New Roman" w:eastAsia="Times New Roman" w:hAnsi="Times New Roman" w:cs="Times New Roman"/>
-                <w:kern w:val="0"/>
-                <w:sz w:val="24"/>
-                <w:szCs w:val="24"/>
-                <w:lang w:val="en-GB" w:eastAsia="en-GB" w:bidi="ar-SA"/>
-                <w14:ligatures w14:val="none"/>
-              </w:rPr>
-              <w:t>Revenue Overstatement</w:t>
+            <w:hideMark/>
+          </w:tcPr>
+          <w:p>
+            <w:pPr>
+              <w:rPr>
+                <w:rFonts w:ascii="Times New Roman" w:eastAsia="Times New Roman" w:hAnsi="Times New Roman" w:cs="Times New Roman"/>
+                <w:kern w:val="0"/>
+                <w:sz w:val="24"/>
+                <w:szCs w:val="24"/>
+                <w:lang w:val="en-GB" w:eastAsia="en-GB" w:bidi="ar-SA"/>
+                <w14:ligatures w14:val="none"/>
+              </w:rPr>
+            </w:pPr>
+            <w:r>
+              <w:rPr>
+                <w:rFonts w:ascii="Times New Roman" w:eastAsia="Times New Roman" w:hAnsi="Times New Roman" w:cs="Times New Roman"/>
+                <w:kern w:val="0"/>
+                <w:sz w:val="24"/>
+                <w:szCs w:val="24"/>
+                <w:lang w:val="en-GB" w:eastAsia="en-GB" w:bidi="ar-SA"/>
+                <w14:ligatures w14:val="none"/>
+              </w:rPr>
+              <w:t>Contract Liability</w:t>
             </w:r>
           </w:p>
         </w:tc>
         <w:tc>
           <w:tcPr>
             <w:tcW w:w="0" w:type="auto"/>
-            <w:vAlign w:val="center"/>
-            <w:hideMark/>
-          </w:tcPr>
-          <w:p>
-            <w:pPr>
-              <w:spacing w:after="0" w:line="240" w:lineRule="auto"/>
-              <w:rPr>
-                <w:rFonts w:ascii="Times New Roman" w:eastAsia="Times New Roman" w:hAnsi="Times New Roman" w:cs="Times New Roman"/>
-                <w:kern w:val="0"/>
-                <w:sz w:val="24"/>
-                <w:szCs w:val="24"/>
-                <w:lang w:val="en-GB" w:eastAsia="en-GB" w:bidi="ar-SA"/>
-                <w14:ligatures w14:val="none"/>
-              </w:rPr>
-            </w:pPr>
-            <w:r>
-              <w:rPr>
-                <w:rFonts w:ascii="Times New Roman" w:eastAsia="Times New Roman" w:hAnsi="Times New Roman" w:cs="Times New Roman"/>
-                <w:kern w:val="0"/>
-                <w:sz w:val="24"/>
-                <w:szCs w:val="24"/>
-                <w:lang w:val="en-GB" w:eastAsia="en-GB" w:bidi="ar-SA"/>
-                <w14:ligatures w14:val="none"/>
-              </w:rPr>
-              <w:t>Low</w:t>
+            <w:hideMark/>
+          </w:tcPr>
+          <w:p>
+            <w:pPr>
+              <w:cnfStyle w:val="000000100000" w:firstRow="0" w:lastRow="0" w:firstColumn="0" w:lastColumn="0" w:oddVBand="0" w:evenVBand="0" w:oddHBand="1" w:evenHBand="0" w:firstRowFirstColumn="0" w:firstRowLastColumn="0" w:lastRowFirstColumn="0" w:lastRowLastColumn="0"/>
+              <w:rPr>
+                <w:rFonts w:ascii="Times New Roman" w:eastAsia="Times New Roman" w:hAnsi="Times New Roman" w:cs="Times New Roman"/>
+                <w:kern w:val="0"/>
+                <w:sz w:val="24"/>
+                <w:szCs w:val="24"/>
+                <w:lang w:val="en-GB" w:eastAsia="en-GB" w:bidi="ar-SA"/>
+                <w14:ligatures w14:val="none"/>
+              </w:rPr>
+            </w:pPr>
+            <w:r>
+              <w:rPr>
+                <w:rFonts w:ascii="Times New Roman" w:eastAsia="Times New Roman" w:hAnsi="Times New Roman" w:cs="Times New Roman"/>
+                <w:kern w:val="0"/>
+                <w:sz w:val="24"/>
+                <w:szCs w:val="24"/>
+                <w:lang w:val="en-GB" w:eastAsia="en-GB" w:bidi="ar-SA"/>
+                <w14:ligatures w14:val="none"/>
+              </w:rPr>
+              <w:t>Medium</w:t>
             </w:r>
           </w:p>
         </w:tc>
         <w:tc>
           <w:tcPr>
             <w:tcW w:w="0" w:type="auto"/>
-            <w:vAlign w:val="center"/>
-            <w:hideMark/>
-          </w:tcPr>
-          <w:p>
-            <w:pPr>
-              <w:spacing w:after="0" w:line="240" w:lineRule="auto"/>
+            <w:hideMark/>
+          </w:tcPr>
+          <w:p>
+            <w:pPr>
+              <w:cnfStyle w:val="000000100000" w:firstRow="0" w:lastRow="0" w:firstColumn="0" w:lastColumn="0" w:oddVBand="0" w:evenVBand="0" w:oddHBand="1" w:evenHBand="0" w:firstRowFirstColumn="0" w:firstRowLastColumn="0" w:lastRowFirstColumn="0" w:lastRowLastColumn="0"/>
               <w:rPr>
                 <w:rFonts w:ascii="Times New Roman" w:eastAsia="Times New Roman" w:hAnsi="Times New Roman" w:cs="Times New Roman"/>
                 <w:kern w:val="0"/>
@@ -8109,142 +8026,12 @@
         </w:tc>
         <w:tc>
           <w:tcPr>
-            <w:tcW w:w="0" w:type="auto"/>
-            <w:vAlign w:val="center"/>
-            <w:hideMark/>
-          </w:tcPr>
-          <w:p>
-            <w:pPr>
-              <w:spacing w:after="0" w:line="240" w:lineRule="auto"/>
-              <w:rPr>
-                <w:rFonts w:ascii="Times New Roman" w:eastAsia="Times New Roman" w:hAnsi="Times New Roman" w:cs="Times New Roman"/>
-                <w:kern w:val="0"/>
-                <w:sz w:val="24"/>
-                <w:szCs w:val="24"/>
-                <w:lang w:val="en-GB" w:eastAsia="en-GB" w:bidi="ar-SA"/>
-                <w14:ligatures w14:val="none"/>
-              </w:rPr>
-            </w:pPr>
-            <w:r>
-              <w:rPr>
-                <w:rFonts w:ascii="Times New Roman" w:eastAsia="Times New Roman" w:hAnsi="Times New Roman" w:cs="Times New Roman"/>
-                <w:kern w:val="0"/>
-                <w:sz w:val="24"/>
-                <w:szCs w:val="24"/>
-                <w:lang w:val="en-GB" w:eastAsia="en-GB" w:bidi="ar-SA"/>
-                <w14:ligatures w14:val="none"/>
-              </w:rPr>
-              <w:t>Finance Validation</w:t>
-            </w:r>
-          </w:p>
-        </w:tc>
-      </w:tr>
-      <w:tr>
-        <w:trPr>
-          <w:tblCellSpacing w:w="15" w:type="dxa"/>
-        </w:trPr>
-        <w:tc>
-          <w:tcPr>
-            <w:tcW w:w="0" w:type="auto"/>
-            <w:vAlign w:val="center"/>
-            <w:hideMark/>
-          </w:tcPr>
-          <w:p>
-            <w:pPr>
-              <w:spacing w:after="0" w:line="240" w:lineRule="auto"/>
-              <w:rPr>
-                <w:rFonts w:ascii="Times New Roman" w:eastAsia="Times New Roman" w:hAnsi="Times New Roman" w:cs="Times New Roman"/>
-                <w:kern w:val="0"/>
-                <w:sz w:val="24"/>
-                <w:szCs w:val="24"/>
-                <w:lang w:val="en-GB" w:eastAsia="en-GB" w:bidi="ar-SA"/>
-                <w14:ligatures w14:val="none"/>
-              </w:rPr>
-            </w:pPr>
-            <w:r>
-              <w:rPr>
-                <w:rFonts w:ascii="Times New Roman" w:eastAsia="Times New Roman" w:hAnsi="Times New Roman" w:cs="Times New Roman"/>
-                <w:kern w:val="0"/>
-                <w:sz w:val="24"/>
-                <w:szCs w:val="24"/>
-                <w:lang w:val="en-GB" w:eastAsia="en-GB" w:bidi="ar-SA"/>
-                <w14:ligatures w14:val="none"/>
-              </w:rPr>
-              <w:t>Contract Liability</w:t>
-            </w:r>
-          </w:p>
-        </w:tc>
-        <w:tc>
-          <w:tcPr>
-            <w:tcW w:w="0" w:type="auto"/>
-            <w:vAlign w:val="center"/>
-            <w:hideMark/>
-          </w:tcPr>
-          <w:p>
-            <w:pPr>
-              <w:spacing w:after="0" w:line="240" w:lineRule="auto"/>
-              <w:rPr>
-                <w:rFonts w:ascii="Times New Roman" w:eastAsia="Times New Roman" w:hAnsi="Times New Roman" w:cs="Times New Roman"/>
-                <w:kern w:val="0"/>
-                <w:sz w:val="24"/>
-                <w:szCs w:val="24"/>
-                <w:lang w:val="en-GB" w:eastAsia="en-GB" w:bidi="ar-SA"/>
-                <w14:ligatures w14:val="none"/>
-              </w:rPr>
-            </w:pPr>
-            <w:r>
-              <w:rPr>
-                <w:rFonts w:ascii="Times New Roman" w:eastAsia="Times New Roman" w:hAnsi="Times New Roman" w:cs="Times New Roman"/>
-                <w:kern w:val="0"/>
-                <w:sz w:val="24"/>
-                <w:szCs w:val="24"/>
-                <w:lang w:val="en-GB" w:eastAsia="en-GB" w:bidi="ar-SA"/>
-                <w14:ligatures w14:val="none"/>
-              </w:rPr>
-              <w:t>Medium</w:t>
-            </w:r>
-          </w:p>
-        </w:tc>
-        <w:tc>
-          <w:tcPr>
-            <w:tcW w:w="0" w:type="auto"/>
-            <w:vAlign w:val="center"/>
-            <w:hideMark/>
-          </w:tcPr>
-          <w:p>
-            <w:pPr>
-              <w:spacing w:after="0" w:line="240" w:lineRule="auto"/>
-              <w:rPr>
-                <w:rFonts w:ascii="Times New Roman" w:eastAsia="Times New Roman" w:hAnsi="Times New Roman" w:cs="Times New Roman"/>
-                <w:kern w:val="0"/>
-                <w:sz w:val="24"/>
-                <w:szCs w:val="24"/>
-                <w:lang w:val="en-GB" w:eastAsia="en-GB" w:bidi="ar-SA"/>
-                <w14:ligatures w14:val="none"/>
-              </w:rPr>
-            </w:pPr>
-            <w:r>
-              <w:rPr>
-                <w:rFonts w:ascii="Times New Roman" w:eastAsia="Times New Roman" w:hAnsi="Times New Roman" w:cs="Times New Roman"/>
-                <w:kern w:val="0"/>
-                <w:sz w:val="24"/>
-                <w:szCs w:val="24"/>
-                <w:lang w:val="en-GB" w:eastAsia="en-GB" w:bidi="ar-SA"/>
-                <w14:ligatures w14:val="none"/>
-              </w:rPr>
-              <w:t>High</w:t>
-            </w:r>
-          </w:p>
-        </w:tc>
-        <w:tc>
-          <w:tcPr>
-            <w:tcW w:w="0" w:type="auto"/>
-            <w:vAlign w:val="center"/>
-            <w:hideMark/>
-          </w:tcPr>
-          <w:p>
-            <w:pPr>
-              <w:spacing w:after="0" w:line="240" w:lineRule="auto"/>
+            <w:tcW w:w="4135" w:type="dxa"/>
+            <w:hideMark/>
+          </w:tcPr>
+          <w:p>
+            <w:pPr>
+              <w:cnfStyle w:val="000000100000" w:firstRow="0" w:lastRow="0" w:firstColumn="0" w:lastColumn="0" w:oddVBand="0" w:evenVBand="0" w:oddHBand="1" w:evenHBand="0" w:firstRowFirstColumn="0" w:firstRowLastColumn="0" w:lastRowFirstColumn="0" w:lastRowLastColumn="0"/>
               <w:rPr>
                 <w:rFonts w:ascii="Times New Roman" w:eastAsia="Times New Roman" w:hAnsi="Times New Roman" w:cs="Times New Roman"/>
                 <w:kern w:val="0"/>
@@ -8838,7 +8625,6 @@
           <w:lang w:val="en-GB" w:eastAsia="en-GB" w:bidi="ar-SA"/>
           <w14:ligatures w14:val="none"/>
         </w:rPr>
-        <w:lastRenderedPageBreak/>
         <w:pict w14:anchorId="7D62EE9B">
           <v:rect id="_x0000_i1047" style="width:0;height:1.5pt" o:hralign="center" o:hrstd="t" o:hr="t" fillcolor="#a0a0a0" stroked="f"/>
         </w:pict>
@@ -8898,6 +8684,7 @@
           <w:lang w:val="en-GB" w:eastAsia="en-GB" w:bidi="ar-SA"/>
           <w14:ligatures w14:val="none"/>
         </w:rPr>
+        <w:lastRenderedPageBreak/>
         <w:t>ISO 9001 (Customer Focus)</w:t>
       </w:r>
     </w:p>
@@ -9237,53 +9024,44 @@
     </w:p>
     <w:tbl>
       <w:tblPr>
+        <w:tblStyle w:val="PlainTable1"/>
         <w:tblW w:w="0" w:type="auto"/>
-        <w:tblCellSpacing w:w="15" w:type="dxa"/>
-        <w:tblCellMar>
-          <w:top w:w="15" w:type="dxa"/>
-          <w:left w:w="15" w:type="dxa"/>
-          <w:bottom w:w="15" w:type="dxa"/>
-          <w:right w:w="15" w:type="dxa"/>
-        </w:tblCellMar>
         <w:tblLook w:val="04A0" w:firstRow="1" w:lastRow="0" w:firstColumn="1" w:lastColumn="0" w:noHBand="0" w:noVBand="1"/>
       </w:tblPr>
       <w:tblGrid>
-        <w:gridCol w:w="1842"/>
-        <w:gridCol w:w="754"/>
-        <w:gridCol w:w="740"/>
-        <w:gridCol w:w="716"/>
+        <w:gridCol w:w="2076"/>
+        <w:gridCol w:w="910"/>
+        <w:gridCol w:w="896"/>
+        <w:gridCol w:w="4663"/>
       </w:tblGrid>
       <w:tr>
         <w:trPr>
-          <w:tblHeader/>
-          <w:tblCellSpacing w:w="15" w:type="dxa"/>
+          <w:cnfStyle w:val="100000000000" w:firstRow="1" w:lastRow="0" w:firstColumn="0" w:lastColumn="0" w:oddVBand="0" w:evenVBand="0" w:oddHBand="0" w:evenHBand="0" w:firstRowFirstColumn="0" w:firstRowLastColumn="0" w:lastRowFirstColumn="0" w:lastRowLastColumn="0"/>
         </w:trPr>
         <w:tc>
           <w:tcPr>
+            <w:cnfStyle w:val="001000000000" w:firstRow="0" w:lastRow="0" w:firstColumn="1" w:lastColumn="0" w:oddVBand="0" w:evenVBand="0" w:oddHBand="0" w:evenHBand="0" w:firstRowFirstColumn="0" w:firstRowLastColumn="0" w:lastRowFirstColumn="0" w:lastRowLastColumn="0"/>
             <w:tcW w:w="0" w:type="auto"/>
-            <w:vAlign w:val="center"/>
-            <w:hideMark/>
-          </w:tcPr>
-          <w:p>
-            <w:pPr>
-              <w:spacing w:after="0" w:line="240" w:lineRule="auto"/>
+            <w:shd w:val="clear" w:color="auto" w:fill="0E2841" w:themeFill="text2"/>
+            <w:hideMark/>
+          </w:tcPr>
+          <w:p>
+            <w:pPr>
               <w:jc w:val="center"/>
               <w:rPr>
                 <w:rFonts w:ascii="Times New Roman" w:eastAsia="Times New Roman" w:hAnsi="Times New Roman" w:cs="Times New Roman"/>
-                <w:b/>
-                <w:bCs/>
-                <w:kern w:val="0"/>
-                <w:sz w:val="24"/>
-                <w:szCs w:val="24"/>
-                <w:lang w:val="en-GB" w:eastAsia="en-GB" w:bidi="ar-SA"/>
-                <w14:ligatures w14:val="none"/>
-              </w:rPr>
-            </w:pPr>
-            <w:r>
-              <w:rPr>
-                <w:rFonts w:ascii="Times New Roman" w:eastAsia="Times New Roman" w:hAnsi="Times New Roman" w:cs="Times New Roman"/>
-                <w:b/>
-                <w:bCs/>
+                <w:b w:val="0"/>
+                <w:bCs w:val="0"/>
+                <w:kern w:val="0"/>
+                <w:sz w:val="24"/>
+                <w:szCs w:val="24"/>
+                <w:lang w:val="en-GB" w:eastAsia="en-GB" w:bidi="ar-SA"/>
+                <w14:ligatures w14:val="none"/>
+              </w:rPr>
+            </w:pPr>
+            <w:r>
+              <w:rPr>
+                <w:rFonts w:ascii="Times New Roman" w:eastAsia="Times New Roman" w:hAnsi="Times New Roman" w:cs="Times New Roman"/>
                 <w:kern w:val="0"/>
                 <w:sz w:val="24"/>
                 <w:szCs w:val="24"/>
@@ -9297,29 +9075,27 @@
         <w:tc>
           <w:tcPr>
             <w:tcW w:w="0" w:type="auto"/>
-            <w:vAlign w:val="center"/>
-            <w:hideMark/>
-          </w:tcPr>
-          <w:p>
-            <w:pPr>
-              <w:spacing w:after="0" w:line="240" w:lineRule="auto"/>
+            <w:shd w:val="clear" w:color="auto" w:fill="0E2841" w:themeFill="text2"/>
+            <w:hideMark/>
+          </w:tcPr>
+          <w:p>
+            <w:pPr>
               <w:jc w:val="center"/>
-              <w:rPr>
-                <w:rFonts w:ascii="Times New Roman" w:eastAsia="Times New Roman" w:hAnsi="Times New Roman" w:cs="Times New Roman"/>
-                <w:b/>
-                <w:bCs/>
-                <w:kern w:val="0"/>
-                <w:sz w:val="24"/>
-                <w:szCs w:val="24"/>
-                <w:lang w:val="en-GB" w:eastAsia="en-GB" w:bidi="ar-SA"/>
-                <w14:ligatures w14:val="none"/>
-              </w:rPr>
-            </w:pPr>
-            <w:r>
-              <w:rPr>
-                <w:rFonts w:ascii="Times New Roman" w:eastAsia="Times New Roman" w:hAnsi="Times New Roman" w:cs="Times New Roman"/>
-                <w:b/>
-                <w:bCs/>
+              <w:cnfStyle w:val="100000000000" w:firstRow="1" w:lastRow="0" w:firstColumn="0" w:lastColumn="0" w:oddVBand="0" w:evenVBand="0" w:oddHBand="0" w:evenHBand="0" w:firstRowFirstColumn="0" w:firstRowLastColumn="0" w:lastRowFirstColumn="0" w:lastRowLastColumn="0"/>
+              <w:rPr>
+                <w:rFonts w:ascii="Times New Roman" w:eastAsia="Times New Roman" w:hAnsi="Times New Roman" w:cs="Times New Roman"/>
+                <w:b w:val="0"/>
+                <w:bCs w:val="0"/>
+                <w:kern w:val="0"/>
+                <w:sz w:val="24"/>
+                <w:szCs w:val="24"/>
+                <w:lang w:val="en-GB" w:eastAsia="en-GB" w:bidi="ar-SA"/>
+                <w14:ligatures w14:val="none"/>
+              </w:rPr>
+            </w:pPr>
+            <w:r>
+              <w:rPr>
+                <w:rFonts w:ascii="Times New Roman" w:eastAsia="Times New Roman" w:hAnsi="Times New Roman" w:cs="Times New Roman"/>
                 <w:kern w:val="0"/>
                 <w:sz w:val="24"/>
                 <w:szCs w:val="24"/>
@@ -9333,29 +9109,27 @@
         <w:tc>
           <w:tcPr>
             <w:tcW w:w="0" w:type="auto"/>
-            <w:vAlign w:val="center"/>
-            <w:hideMark/>
-          </w:tcPr>
-          <w:p>
-            <w:pPr>
-              <w:spacing w:after="0" w:line="240" w:lineRule="auto"/>
+            <w:shd w:val="clear" w:color="auto" w:fill="0E2841" w:themeFill="text2"/>
+            <w:hideMark/>
+          </w:tcPr>
+          <w:p>
+            <w:pPr>
               <w:jc w:val="center"/>
-              <w:rPr>
-                <w:rFonts w:ascii="Times New Roman" w:eastAsia="Times New Roman" w:hAnsi="Times New Roman" w:cs="Times New Roman"/>
-                <w:b/>
-                <w:bCs/>
-                <w:kern w:val="0"/>
-                <w:sz w:val="24"/>
-                <w:szCs w:val="24"/>
-                <w:lang w:val="en-GB" w:eastAsia="en-GB" w:bidi="ar-SA"/>
-                <w14:ligatures w14:val="none"/>
-              </w:rPr>
-            </w:pPr>
-            <w:r>
-              <w:rPr>
-                <w:rFonts w:ascii="Times New Roman" w:eastAsia="Times New Roman" w:hAnsi="Times New Roman" w:cs="Times New Roman"/>
-                <w:b/>
-                <w:bCs/>
+              <w:cnfStyle w:val="100000000000" w:firstRow="1" w:lastRow="0" w:firstColumn="0" w:lastColumn="0" w:oddVBand="0" w:evenVBand="0" w:oddHBand="0" w:evenHBand="0" w:firstRowFirstColumn="0" w:firstRowLastColumn="0" w:lastRowFirstColumn="0" w:lastRowLastColumn="0"/>
+              <w:rPr>
+                <w:rFonts w:ascii="Times New Roman" w:eastAsia="Times New Roman" w:hAnsi="Times New Roman" w:cs="Times New Roman"/>
+                <w:b w:val="0"/>
+                <w:bCs w:val="0"/>
+                <w:kern w:val="0"/>
+                <w:sz w:val="24"/>
+                <w:szCs w:val="24"/>
+                <w:lang w:val="en-GB" w:eastAsia="en-GB" w:bidi="ar-SA"/>
+                <w14:ligatures w14:val="none"/>
+              </w:rPr>
+            </w:pPr>
+            <w:r>
+              <w:rPr>
+                <w:rFonts w:ascii="Times New Roman" w:eastAsia="Times New Roman" w:hAnsi="Times New Roman" w:cs="Times New Roman"/>
                 <w:kern w:val="0"/>
                 <w:sz w:val="24"/>
                 <w:szCs w:val="24"/>
@@ -9368,30 +9142,28 @@
         </w:tc>
         <w:tc>
           <w:tcPr>
-            <w:tcW w:w="0" w:type="auto"/>
-            <w:vAlign w:val="center"/>
-            <w:hideMark/>
-          </w:tcPr>
-          <w:p>
-            <w:pPr>
-              <w:spacing w:after="0" w:line="240" w:lineRule="auto"/>
+            <w:tcW w:w="4663" w:type="dxa"/>
+            <w:shd w:val="clear" w:color="auto" w:fill="0E2841" w:themeFill="text2"/>
+            <w:hideMark/>
+          </w:tcPr>
+          <w:p>
+            <w:pPr>
               <w:jc w:val="center"/>
-              <w:rPr>
-                <w:rFonts w:ascii="Times New Roman" w:eastAsia="Times New Roman" w:hAnsi="Times New Roman" w:cs="Times New Roman"/>
-                <w:b/>
-                <w:bCs/>
-                <w:kern w:val="0"/>
-                <w:sz w:val="24"/>
-                <w:szCs w:val="24"/>
-                <w:lang w:val="en-GB" w:eastAsia="en-GB" w:bidi="ar-SA"/>
-                <w14:ligatures w14:val="none"/>
-              </w:rPr>
-            </w:pPr>
-            <w:r>
-              <w:rPr>
-                <w:rFonts w:ascii="Times New Roman" w:eastAsia="Times New Roman" w:hAnsi="Times New Roman" w:cs="Times New Roman"/>
-                <w:b/>
-                <w:bCs/>
+              <w:cnfStyle w:val="100000000000" w:firstRow="1" w:lastRow="0" w:firstColumn="0" w:lastColumn="0" w:oddVBand="0" w:evenVBand="0" w:oddHBand="0" w:evenHBand="0" w:firstRowFirstColumn="0" w:firstRowLastColumn="0" w:lastRowFirstColumn="0" w:lastRowLastColumn="0"/>
+              <w:rPr>
+                <w:rFonts w:ascii="Times New Roman" w:eastAsia="Times New Roman" w:hAnsi="Times New Roman" w:cs="Times New Roman"/>
+                <w:b w:val="0"/>
+                <w:bCs w:val="0"/>
+                <w:kern w:val="0"/>
+                <w:sz w:val="24"/>
+                <w:szCs w:val="24"/>
+                <w:lang w:val="en-GB" w:eastAsia="en-GB" w:bidi="ar-SA"/>
+                <w14:ligatures w14:val="none"/>
+              </w:rPr>
+            </w:pPr>
+            <w:r>
+              <w:rPr>
+                <w:rFonts w:ascii="Times New Roman" w:eastAsia="Times New Roman" w:hAnsi="Times New Roman" w:cs="Times New Roman"/>
                 <w:kern w:val="0"/>
                 <w:sz w:val="24"/>
                 <w:szCs w:val="24"/>
@@ -9405,17 +9177,16 @@
       </w:tr>
       <w:tr>
         <w:trPr>
-          <w:tblCellSpacing w:w="15" w:type="dxa"/>
+          <w:cnfStyle w:val="000000100000" w:firstRow="0" w:lastRow="0" w:firstColumn="0" w:lastColumn="0" w:oddVBand="0" w:evenVBand="0" w:oddHBand="1" w:evenHBand="0" w:firstRowFirstColumn="0" w:firstRowLastColumn="0" w:lastRowFirstColumn="0" w:lastRowLastColumn="0"/>
         </w:trPr>
         <w:tc>
           <w:tcPr>
+            <w:cnfStyle w:val="001000000000" w:firstRow="0" w:lastRow="0" w:firstColumn="1" w:lastColumn="0" w:oddVBand="0" w:evenVBand="0" w:oddHBand="0" w:evenHBand="0" w:firstRowFirstColumn="0" w:firstRowLastColumn="0" w:lastRowFirstColumn="0" w:lastRowLastColumn="0"/>
             <w:tcW w:w="0" w:type="auto"/>
-            <w:vAlign w:val="center"/>
-            <w:hideMark/>
-          </w:tcPr>
-          <w:p>
-            <w:pPr>
-              <w:spacing w:after="0" w:line="240" w:lineRule="auto"/>
+            <w:hideMark/>
+          </w:tcPr>
+          <w:p>
+            <w:pPr>
               <w:rPr>
                 <w:rFonts w:ascii="Times New Roman" w:eastAsia="Times New Roman" w:hAnsi="Times New Roman" w:cs="Times New Roman"/>
                 <w:kern w:val="0"/>
@@ -9441,12 +9212,11 @@
         <w:tc>
           <w:tcPr>
             <w:tcW w:w="0" w:type="auto"/>
-            <w:vAlign w:val="center"/>
-            <w:hideMark/>
-          </w:tcPr>
-          <w:p>
-            <w:pPr>
-              <w:spacing w:after="0" w:line="240" w:lineRule="auto"/>
+            <w:hideMark/>
+          </w:tcPr>
+          <w:p>
+            <w:pPr>
+              <w:cnfStyle w:val="000000100000" w:firstRow="0" w:lastRow="0" w:firstColumn="0" w:lastColumn="0" w:oddVBand="0" w:evenVBand="0" w:oddHBand="1" w:evenHBand="0" w:firstRowFirstColumn="0" w:firstRowLastColumn="0" w:lastRowFirstColumn="0" w:lastRowLastColumn="0"/>
               <w:rPr>
                 <w:rFonts w:ascii="Times New Roman" w:eastAsia="Times New Roman" w:hAnsi="Times New Roman" w:cs="Times New Roman"/>
                 <w:kern w:val="0"/>
@@ -9472,12 +9242,11 @@
         <w:tc>
           <w:tcPr>
             <w:tcW w:w="0" w:type="auto"/>
-            <w:vAlign w:val="center"/>
-            <w:hideMark/>
-          </w:tcPr>
-          <w:p>
-            <w:pPr>
-              <w:spacing w:after="0" w:line="240" w:lineRule="auto"/>
+            <w:hideMark/>
+          </w:tcPr>
+          <w:p>
+            <w:pPr>
+              <w:cnfStyle w:val="000000100000" w:firstRow="0" w:lastRow="0" w:firstColumn="0" w:lastColumn="0" w:oddVBand="0" w:evenVBand="0" w:oddHBand="1" w:evenHBand="0" w:firstRowFirstColumn="0" w:firstRowLastColumn="0" w:lastRowFirstColumn="0" w:lastRowLastColumn="0"/>
               <w:rPr>
                 <w:rFonts w:ascii="Times New Roman" w:eastAsia="Times New Roman" w:hAnsi="Times New Roman" w:cs="Times New Roman"/>
                 <w:kern w:val="0"/>
@@ -9502,13 +9271,134 @@
         </w:tc>
         <w:tc>
           <w:tcPr>
+            <w:tcW w:w="4663" w:type="dxa"/>
+            <w:hideMark/>
+          </w:tcPr>
+          <w:p>
+            <w:pPr>
+              <w:cnfStyle w:val="000000100000" w:firstRow="0" w:lastRow="0" w:firstColumn="0" w:lastColumn="0" w:oddVBand="0" w:evenVBand="0" w:oddHBand="1" w:evenHBand="0" w:firstRowFirstColumn="0" w:firstRowLastColumn="0" w:lastRowFirstColumn="0" w:lastRowLastColumn="0"/>
+              <w:rPr>
+                <w:rFonts w:ascii="Times New Roman" w:eastAsia="Times New Roman" w:hAnsi="Times New Roman" w:cs="Times New Roman"/>
+                <w:kern w:val="0"/>
+                <w:sz w:val="24"/>
+                <w:szCs w:val="24"/>
+                <w:lang w:val="en-GB" w:eastAsia="en-GB" w:bidi="ar-SA"/>
+                <w14:ligatures w14:val="none"/>
+              </w:rPr>
+            </w:pPr>
+            <w:r>
+              <w:rPr>
+                <w:rFonts w:ascii="Segoe UI Symbol" w:eastAsia="Times New Roman" w:hAnsi="Segoe UI Symbol" w:cs="Segoe UI Symbol"/>
+                <w:kern w:val="0"/>
+                <w:sz w:val="24"/>
+                <w:szCs w:val="24"/>
+                <w:lang w:val="en-GB" w:eastAsia="en-GB" w:bidi="ar-SA"/>
+                <w14:ligatures w14:val="none"/>
+              </w:rPr>
+              <w:t>⚠</w:t>
+            </w:r>
+          </w:p>
+        </w:tc>
+      </w:tr>
+      <w:tr>
+        <w:tc>
+          <w:tcPr>
+            <w:cnfStyle w:val="001000000000" w:firstRow="0" w:lastRow="0" w:firstColumn="1" w:lastColumn="0" w:oddVBand="0" w:evenVBand="0" w:oddHBand="0" w:evenHBand="0" w:firstRowFirstColumn="0" w:firstRowLastColumn="0" w:lastRowFirstColumn="0" w:lastRowLastColumn="0"/>
             <w:tcW w:w="0" w:type="auto"/>
-            <w:vAlign w:val="center"/>
-            <w:hideMark/>
-          </w:tcPr>
-          <w:p>
-            <w:pPr>
-              <w:spacing w:after="0" w:line="240" w:lineRule="auto"/>
+            <w:hideMark/>
+          </w:tcPr>
+          <w:p>
+            <w:pPr>
+              <w:rPr>
+                <w:rFonts w:ascii="Times New Roman" w:eastAsia="Times New Roman" w:hAnsi="Times New Roman" w:cs="Times New Roman"/>
+                <w:kern w:val="0"/>
+                <w:sz w:val="24"/>
+                <w:szCs w:val="24"/>
+                <w:lang w:val="en-GB" w:eastAsia="en-GB" w:bidi="ar-SA"/>
+                <w14:ligatures w14:val="none"/>
+              </w:rPr>
+            </w:pPr>
+            <w:r>
+              <w:rPr>
+                <w:rFonts w:ascii="Times New Roman" w:eastAsia="Times New Roman" w:hAnsi="Times New Roman" w:cs="Times New Roman"/>
+                <w:kern w:val="0"/>
+                <w:sz w:val="24"/>
+                <w:szCs w:val="24"/>
+                <w:lang w:val="en-GB" w:eastAsia="en-GB" w:bidi="ar-SA"/>
+                <w14:ligatures w14:val="none"/>
+              </w:rPr>
+              <w:t>Gross Margin</w:t>
+            </w:r>
+          </w:p>
+        </w:tc>
+        <w:tc>
+          <w:tcPr>
+            <w:tcW w:w="0" w:type="auto"/>
+            <w:hideMark/>
+          </w:tcPr>
+          <w:p>
+            <w:pPr>
+              <w:cnfStyle w:val="000000000000" w:firstRow="0" w:lastRow="0" w:firstColumn="0" w:lastColumn="0" w:oddVBand="0" w:evenVBand="0" w:oddHBand="0" w:evenHBand="0" w:firstRowFirstColumn="0" w:firstRowLastColumn="0" w:lastRowFirstColumn="0" w:lastRowLastColumn="0"/>
+              <w:rPr>
+                <w:rFonts w:ascii="Times New Roman" w:eastAsia="Times New Roman" w:hAnsi="Times New Roman" w:cs="Times New Roman"/>
+                <w:kern w:val="0"/>
+                <w:sz w:val="24"/>
+                <w:szCs w:val="24"/>
+                <w:lang w:val="en-GB" w:eastAsia="en-GB" w:bidi="ar-SA"/>
+                <w14:ligatures w14:val="none"/>
+              </w:rPr>
+            </w:pPr>
+            <w:r>
+              <w:rPr>
+                <w:rFonts w:ascii="Times New Roman" w:eastAsia="Times New Roman" w:hAnsi="Times New Roman" w:cs="Times New Roman"/>
+                <w:kern w:val="0"/>
+                <w:sz w:val="24"/>
+                <w:szCs w:val="24"/>
+                <w:lang w:val="en-GB" w:eastAsia="en-GB" w:bidi="ar-SA"/>
+                <w14:ligatures w14:val="none"/>
+              </w:rPr>
+              <w:t>35%</w:t>
+            </w:r>
+          </w:p>
+        </w:tc>
+        <w:tc>
+          <w:tcPr>
+            <w:tcW w:w="0" w:type="auto"/>
+            <w:hideMark/>
+          </w:tcPr>
+          <w:p>
+            <w:pPr>
+              <w:cnfStyle w:val="000000000000" w:firstRow="0" w:lastRow="0" w:firstColumn="0" w:lastColumn="0" w:oddVBand="0" w:evenVBand="0" w:oddHBand="0" w:evenHBand="0" w:firstRowFirstColumn="0" w:firstRowLastColumn="0" w:lastRowFirstColumn="0" w:lastRowLastColumn="0"/>
+              <w:rPr>
+                <w:rFonts w:ascii="Times New Roman" w:eastAsia="Times New Roman" w:hAnsi="Times New Roman" w:cs="Times New Roman"/>
+                <w:kern w:val="0"/>
+                <w:sz w:val="24"/>
+                <w:szCs w:val="24"/>
+                <w:lang w:val="en-GB" w:eastAsia="en-GB" w:bidi="ar-SA"/>
+                <w14:ligatures w14:val="none"/>
+              </w:rPr>
+            </w:pPr>
+            <w:r>
+              <w:rPr>
+                <w:rFonts w:ascii="Times New Roman" w:eastAsia="Times New Roman" w:hAnsi="Times New Roman" w:cs="Times New Roman"/>
+                <w:kern w:val="0"/>
+                <w:sz w:val="24"/>
+                <w:szCs w:val="24"/>
+                <w:lang w:val="en-GB" w:eastAsia="en-GB" w:bidi="ar-SA"/>
+                <w14:ligatures w14:val="none"/>
+              </w:rPr>
+              <w:t>37%</w:t>
+            </w:r>
+          </w:p>
+        </w:tc>
+        <w:tc>
+          <w:tcPr>
+            <w:tcW w:w="4663" w:type="dxa"/>
+            <w:hideMark/>
+          </w:tcPr>
+          <w:p>
+            <w:pPr>
+              <w:cnfStyle w:val="000000000000" w:firstRow="0" w:lastRow="0" w:firstColumn="0" w:lastColumn="0" w:oddVBand="0" w:evenVBand="0" w:oddHBand="0" w:evenHBand="0" w:firstRowFirstColumn="0" w:firstRowLastColumn="0" w:lastRowFirstColumn="0" w:lastRowLastColumn="0"/>
               <w:rPr>
                 <w:rFonts w:ascii="Times New Roman" w:eastAsia="Times New Roman" w:hAnsi="Times New Roman" w:cs="Times New Roman"/>
                 <w:kern w:val="0"/>
@@ -9527,117 +9417,113 @@
                 <w:lang w:val="en-GB" w:eastAsia="en-GB" w:bidi="ar-SA"/>
                 <w14:ligatures w14:val="none"/>
               </w:rPr>
-              <w:t>⚠</w:t>
+              <w:t>✓</w:t>
             </w:r>
           </w:p>
         </w:tc>
       </w:tr>
       <w:tr>
         <w:trPr>
-          <w:tblCellSpacing w:w="15" w:type="dxa"/>
+          <w:cnfStyle w:val="000000100000" w:firstRow="0" w:lastRow="0" w:firstColumn="0" w:lastColumn="0" w:oddVBand="0" w:evenVBand="0" w:oddHBand="1" w:evenHBand="0" w:firstRowFirstColumn="0" w:firstRowLastColumn="0" w:lastRowFirstColumn="0" w:lastRowLastColumn="0"/>
         </w:trPr>
         <w:tc>
           <w:tcPr>
+            <w:cnfStyle w:val="001000000000" w:firstRow="0" w:lastRow="0" w:firstColumn="1" w:lastColumn="0" w:oddVBand="0" w:evenVBand="0" w:oddHBand="0" w:evenHBand="0" w:firstRowFirstColumn="0" w:firstRowLastColumn="0" w:lastRowFirstColumn="0" w:lastRowLastColumn="0"/>
             <w:tcW w:w="0" w:type="auto"/>
-            <w:vAlign w:val="center"/>
-            <w:hideMark/>
-          </w:tcPr>
-          <w:p>
-            <w:pPr>
-              <w:spacing w:after="0" w:line="240" w:lineRule="auto"/>
-              <w:rPr>
-                <w:rFonts w:ascii="Times New Roman" w:eastAsia="Times New Roman" w:hAnsi="Times New Roman" w:cs="Times New Roman"/>
-                <w:kern w:val="0"/>
-                <w:sz w:val="24"/>
-                <w:szCs w:val="24"/>
-                <w:lang w:val="en-GB" w:eastAsia="en-GB" w:bidi="ar-SA"/>
-                <w14:ligatures w14:val="none"/>
-              </w:rPr>
-            </w:pPr>
-            <w:r>
-              <w:rPr>
-                <w:rFonts w:ascii="Times New Roman" w:eastAsia="Times New Roman" w:hAnsi="Times New Roman" w:cs="Times New Roman"/>
-                <w:kern w:val="0"/>
-                <w:sz w:val="24"/>
-                <w:szCs w:val="24"/>
-                <w:lang w:val="en-GB" w:eastAsia="en-GB" w:bidi="ar-SA"/>
-                <w14:ligatures w14:val="none"/>
-              </w:rPr>
-              <w:t>Gross Margin</w:t>
+            <w:hideMark/>
+          </w:tcPr>
+          <w:p>
+            <w:pPr>
+              <w:rPr>
+                <w:rFonts w:ascii="Times New Roman" w:eastAsia="Times New Roman" w:hAnsi="Times New Roman" w:cs="Times New Roman"/>
+                <w:kern w:val="0"/>
+                <w:sz w:val="24"/>
+                <w:szCs w:val="24"/>
+                <w:lang w:val="en-GB" w:eastAsia="en-GB" w:bidi="ar-SA"/>
+                <w14:ligatures w14:val="none"/>
+              </w:rPr>
+            </w:pPr>
+            <w:r>
+              <w:rPr>
+                <w:rFonts w:ascii="Times New Roman" w:eastAsia="Times New Roman" w:hAnsi="Times New Roman" w:cs="Times New Roman"/>
+                <w:kern w:val="0"/>
+                <w:sz w:val="24"/>
+                <w:szCs w:val="24"/>
+                <w:lang w:val="en-GB" w:eastAsia="en-GB" w:bidi="ar-SA"/>
+                <w14:ligatures w14:val="none"/>
+              </w:rPr>
+              <w:t>Pipeline Coverage</w:t>
             </w:r>
           </w:p>
         </w:tc>
         <w:tc>
           <w:tcPr>
             <w:tcW w:w="0" w:type="auto"/>
-            <w:vAlign w:val="center"/>
-            <w:hideMark/>
-          </w:tcPr>
-          <w:p>
-            <w:pPr>
-              <w:spacing w:after="0" w:line="240" w:lineRule="auto"/>
-              <w:rPr>
-                <w:rFonts w:ascii="Times New Roman" w:eastAsia="Times New Roman" w:hAnsi="Times New Roman" w:cs="Times New Roman"/>
-                <w:kern w:val="0"/>
-                <w:sz w:val="24"/>
-                <w:szCs w:val="24"/>
-                <w:lang w:val="en-GB" w:eastAsia="en-GB" w:bidi="ar-SA"/>
-                <w14:ligatures w14:val="none"/>
-              </w:rPr>
-            </w:pPr>
-            <w:r>
-              <w:rPr>
-                <w:rFonts w:ascii="Times New Roman" w:eastAsia="Times New Roman" w:hAnsi="Times New Roman" w:cs="Times New Roman"/>
-                <w:kern w:val="0"/>
-                <w:sz w:val="24"/>
-                <w:szCs w:val="24"/>
-                <w:lang w:val="en-GB" w:eastAsia="en-GB" w:bidi="ar-SA"/>
-                <w14:ligatures w14:val="none"/>
-              </w:rPr>
-              <w:t>35%</w:t>
+            <w:hideMark/>
+          </w:tcPr>
+          <w:p>
+            <w:pPr>
+              <w:cnfStyle w:val="000000100000" w:firstRow="0" w:lastRow="0" w:firstColumn="0" w:lastColumn="0" w:oddVBand="0" w:evenVBand="0" w:oddHBand="1" w:evenHBand="0" w:firstRowFirstColumn="0" w:firstRowLastColumn="0" w:lastRowFirstColumn="0" w:lastRowLastColumn="0"/>
+              <w:rPr>
+                <w:rFonts w:ascii="Times New Roman" w:eastAsia="Times New Roman" w:hAnsi="Times New Roman" w:cs="Times New Roman"/>
+                <w:kern w:val="0"/>
+                <w:sz w:val="24"/>
+                <w:szCs w:val="24"/>
+                <w:lang w:val="en-GB" w:eastAsia="en-GB" w:bidi="ar-SA"/>
+                <w14:ligatures w14:val="none"/>
+              </w:rPr>
+            </w:pPr>
+            <w:r>
+              <w:rPr>
+                <w:rFonts w:ascii="Times New Roman" w:eastAsia="Times New Roman" w:hAnsi="Times New Roman" w:cs="Times New Roman"/>
+                <w:kern w:val="0"/>
+                <w:sz w:val="24"/>
+                <w:szCs w:val="24"/>
+                <w:lang w:val="en-GB" w:eastAsia="en-GB" w:bidi="ar-SA"/>
+                <w14:ligatures w14:val="none"/>
+              </w:rPr>
+              <w:t>3X</w:t>
             </w:r>
           </w:p>
         </w:tc>
         <w:tc>
           <w:tcPr>
             <w:tcW w:w="0" w:type="auto"/>
-            <w:vAlign w:val="center"/>
-            <w:hideMark/>
-          </w:tcPr>
-          <w:p>
-            <w:pPr>
-              <w:spacing w:after="0" w:line="240" w:lineRule="auto"/>
-              <w:rPr>
-                <w:rFonts w:ascii="Times New Roman" w:eastAsia="Times New Roman" w:hAnsi="Times New Roman" w:cs="Times New Roman"/>
-                <w:kern w:val="0"/>
-                <w:sz w:val="24"/>
-                <w:szCs w:val="24"/>
-                <w:lang w:val="en-GB" w:eastAsia="en-GB" w:bidi="ar-SA"/>
-                <w14:ligatures w14:val="none"/>
-              </w:rPr>
-            </w:pPr>
-            <w:r>
-              <w:rPr>
-                <w:rFonts w:ascii="Times New Roman" w:eastAsia="Times New Roman" w:hAnsi="Times New Roman" w:cs="Times New Roman"/>
-                <w:kern w:val="0"/>
-                <w:sz w:val="24"/>
-                <w:szCs w:val="24"/>
-                <w:lang w:val="en-GB" w:eastAsia="en-GB" w:bidi="ar-SA"/>
-                <w14:ligatures w14:val="none"/>
-              </w:rPr>
-              <w:t>37%</w:t>
-            </w:r>
-          </w:p>
-        </w:tc>
-        <w:tc>
-          <w:tcPr>
-            <w:tcW w:w="0" w:type="auto"/>
-            <w:vAlign w:val="center"/>
-            <w:hideMark/>
-          </w:tcPr>
-          <w:p>
-            <w:pPr>
-              <w:spacing w:after="0" w:line="240" w:lineRule="auto"/>
+            <w:hideMark/>
+          </w:tcPr>
+          <w:p>
+            <w:pPr>
+              <w:cnfStyle w:val="000000100000" w:firstRow="0" w:lastRow="0" w:firstColumn="0" w:lastColumn="0" w:oddVBand="0" w:evenVBand="0" w:oddHBand="1" w:evenHBand="0" w:firstRowFirstColumn="0" w:firstRowLastColumn="0" w:lastRowFirstColumn="0" w:lastRowLastColumn="0"/>
+              <w:rPr>
+                <w:rFonts w:ascii="Times New Roman" w:eastAsia="Times New Roman" w:hAnsi="Times New Roman" w:cs="Times New Roman"/>
+                <w:kern w:val="0"/>
+                <w:sz w:val="24"/>
+                <w:szCs w:val="24"/>
+                <w:lang w:val="en-GB" w:eastAsia="en-GB" w:bidi="ar-SA"/>
+                <w14:ligatures w14:val="none"/>
+              </w:rPr>
+            </w:pPr>
+            <w:r>
+              <w:rPr>
+                <w:rFonts w:ascii="Times New Roman" w:eastAsia="Times New Roman" w:hAnsi="Times New Roman" w:cs="Times New Roman"/>
+                <w:kern w:val="0"/>
+                <w:sz w:val="24"/>
+                <w:szCs w:val="24"/>
+                <w:lang w:val="en-GB" w:eastAsia="en-GB" w:bidi="ar-SA"/>
+                <w14:ligatures w14:val="none"/>
+              </w:rPr>
+              <w:t>2.8X</w:t>
+            </w:r>
+          </w:p>
+        </w:tc>
+        <w:tc>
+          <w:tcPr>
+            <w:tcW w:w="4663" w:type="dxa"/>
+            <w:hideMark/>
+          </w:tcPr>
+          <w:p>
+            <w:pPr>
+              <w:cnfStyle w:val="000000100000" w:firstRow="0" w:lastRow="0" w:firstColumn="0" w:lastColumn="0" w:oddVBand="0" w:evenVBand="0" w:oddHBand="1" w:evenHBand="0" w:firstRowFirstColumn="0" w:firstRowLastColumn="0" w:lastRowFirstColumn="0" w:lastRowLastColumn="0"/>
               <w:rPr>
                 <w:rFonts w:ascii="Times New Roman" w:eastAsia="Times New Roman" w:hAnsi="Times New Roman" w:cs="Times New Roman"/>
                 <w:kern w:val="0"/>
@@ -9656,215 +9542,80 @@
                 <w:lang w:val="en-GB" w:eastAsia="en-GB" w:bidi="ar-SA"/>
                 <w14:ligatures w14:val="none"/>
               </w:rPr>
-              <w:t>✓</w:t>
+              <w:t>⚠</w:t>
             </w:r>
           </w:p>
         </w:tc>
       </w:tr>
       <w:tr>
-        <w:trPr>
-          <w:tblCellSpacing w:w="15" w:type="dxa"/>
-        </w:trPr>
-        <w:tc>
-          <w:tcPr>
+        <w:tc>
+          <w:tcPr>
+            <w:cnfStyle w:val="001000000000" w:firstRow="0" w:lastRow="0" w:firstColumn="1" w:lastColumn="0" w:oddVBand="0" w:evenVBand="0" w:oddHBand="0" w:evenHBand="0" w:firstRowFirstColumn="0" w:firstRowLastColumn="0" w:lastRowFirstColumn="0" w:lastRowLastColumn="0"/>
             <w:tcW w:w="0" w:type="auto"/>
-            <w:vAlign w:val="center"/>
-            <w:hideMark/>
-          </w:tcPr>
-          <w:p>
-            <w:pPr>
-              <w:spacing w:after="0" w:line="240" w:lineRule="auto"/>
-              <w:rPr>
-                <w:rFonts w:ascii="Times New Roman" w:eastAsia="Times New Roman" w:hAnsi="Times New Roman" w:cs="Times New Roman"/>
-                <w:kern w:val="0"/>
-                <w:sz w:val="24"/>
-                <w:szCs w:val="24"/>
-                <w:lang w:val="en-GB" w:eastAsia="en-GB" w:bidi="ar-SA"/>
-                <w14:ligatures w14:val="none"/>
-              </w:rPr>
-            </w:pPr>
-            <w:r>
-              <w:rPr>
-                <w:rFonts w:ascii="Times New Roman" w:eastAsia="Times New Roman" w:hAnsi="Times New Roman" w:cs="Times New Roman"/>
-                <w:kern w:val="0"/>
-                <w:sz w:val="24"/>
-                <w:szCs w:val="24"/>
-                <w:lang w:val="en-GB" w:eastAsia="en-GB" w:bidi="ar-SA"/>
-                <w14:ligatures w14:val="none"/>
-              </w:rPr>
-              <w:t>Pipeline Coverage</w:t>
+            <w:hideMark/>
+          </w:tcPr>
+          <w:p>
+            <w:pPr>
+              <w:rPr>
+                <w:rFonts w:ascii="Times New Roman" w:eastAsia="Times New Roman" w:hAnsi="Times New Roman" w:cs="Times New Roman"/>
+                <w:kern w:val="0"/>
+                <w:sz w:val="24"/>
+                <w:szCs w:val="24"/>
+                <w:lang w:val="en-GB" w:eastAsia="en-GB" w:bidi="ar-SA"/>
+                <w14:ligatures w14:val="none"/>
+              </w:rPr>
+            </w:pPr>
+            <w:r>
+              <w:rPr>
+                <w:rFonts w:ascii="Times New Roman" w:eastAsia="Times New Roman" w:hAnsi="Times New Roman" w:cs="Times New Roman"/>
+                <w:kern w:val="0"/>
+                <w:sz w:val="24"/>
+                <w:szCs w:val="24"/>
+                <w:lang w:val="en-GB" w:eastAsia="en-GB" w:bidi="ar-SA"/>
+                <w14:ligatures w14:val="none"/>
+              </w:rPr>
+              <w:t>NPS</w:t>
             </w:r>
           </w:p>
         </w:tc>
         <w:tc>
           <w:tcPr>
             <w:tcW w:w="0" w:type="auto"/>
-            <w:vAlign w:val="center"/>
-            <w:hideMark/>
-          </w:tcPr>
-          <w:p>
-            <w:pPr>
-              <w:spacing w:after="0" w:line="240" w:lineRule="auto"/>
-              <w:rPr>
-                <w:rFonts w:ascii="Times New Roman" w:eastAsia="Times New Roman" w:hAnsi="Times New Roman" w:cs="Times New Roman"/>
-                <w:kern w:val="0"/>
-                <w:sz w:val="24"/>
-                <w:szCs w:val="24"/>
-                <w:lang w:val="en-GB" w:eastAsia="en-GB" w:bidi="ar-SA"/>
-                <w14:ligatures w14:val="none"/>
-              </w:rPr>
-            </w:pPr>
-            <w:r>
-              <w:rPr>
-                <w:rFonts w:ascii="Times New Roman" w:eastAsia="Times New Roman" w:hAnsi="Times New Roman" w:cs="Times New Roman"/>
-                <w:kern w:val="0"/>
-                <w:sz w:val="24"/>
-                <w:szCs w:val="24"/>
-                <w:lang w:val="en-GB" w:eastAsia="en-GB" w:bidi="ar-SA"/>
-                <w14:ligatures w14:val="none"/>
-              </w:rPr>
-              <w:t>3X</w:t>
+            <w:hideMark/>
+          </w:tcPr>
+          <w:p>
+            <w:pPr>
+              <w:cnfStyle w:val="000000000000" w:firstRow="0" w:lastRow="0" w:firstColumn="0" w:lastColumn="0" w:oddVBand="0" w:evenVBand="0" w:oddHBand="0" w:evenHBand="0" w:firstRowFirstColumn="0" w:firstRowLastColumn="0" w:lastRowFirstColumn="0" w:lastRowLastColumn="0"/>
+              <w:rPr>
+                <w:rFonts w:ascii="Times New Roman" w:eastAsia="Times New Roman" w:hAnsi="Times New Roman" w:cs="Times New Roman"/>
+                <w:kern w:val="0"/>
+                <w:sz w:val="24"/>
+                <w:szCs w:val="24"/>
+                <w:lang w:val="en-GB" w:eastAsia="en-GB" w:bidi="ar-SA"/>
+                <w14:ligatures w14:val="none"/>
+              </w:rPr>
+            </w:pPr>
+            <w:r>
+              <w:rPr>
+                <w:rFonts w:ascii="Times New Roman" w:eastAsia="Times New Roman" w:hAnsi="Times New Roman" w:cs="Times New Roman"/>
+                <w:kern w:val="0"/>
+                <w:sz w:val="24"/>
+                <w:szCs w:val="24"/>
+                <w:lang w:val="en-GB" w:eastAsia="en-GB" w:bidi="ar-SA"/>
+                <w14:ligatures w14:val="none"/>
+              </w:rPr>
+              <w:t>60</w:t>
             </w:r>
           </w:p>
         </w:tc>
         <w:tc>
           <w:tcPr>
             <w:tcW w:w="0" w:type="auto"/>
-            <w:vAlign w:val="center"/>
-            <w:hideMark/>
-          </w:tcPr>
-          <w:p>
-            <w:pPr>
-              <w:spacing w:after="0" w:line="240" w:lineRule="auto"/>
-              <w:rPr>
-                <w:rFonts w:ascii="Times New Roman" w:eastAsia="Times New Roman" w:hAnsi="Times New Roman" w:cs="Times New Roman"/>
-                <w:kern w:val="0"/>
-                <w:sz w:val="24"/>
-                <w:szCs w:val="24"/>
-                <w:lang w:val="en-GB" w:eastAsia="en-GB" w:bidi="ar-SA"/>
-                <w14:ligatures w14:val="none"/>
-              </w:rPr>
-            </w:pPr>
-            <w:r>
-              <w:rPr>
-                <w:rFonts w:ascii="Times New Roman" w:eastAsia="Times New Roman" w:hAnsi="Times New Roman" w:cs="Times New Roman"/>
-                <w:kern w:val="0"/>
-                <w:sz w:val="24"/>
-                <w:szCs w:val="24"/>
-                <w:lang w:val="en-GB" w:eastAsia="en-GB" w:bidi="ar-SA"/>
-                <w14:ligatures w14:val="none"/>
-              </w:rPr>
-              <w:t>2.8X</w:t>
-            </w:r>
-          </w:p>
-        </w:tc>
-        <w:tc>
-          <w:tcPr>
-            <w:tcW w:w="0" w:type="auto"/>
-            <w:vAlign w:val="center"/>
-            <w:hideMark/>
-          </w:tcPr>
-          <w:p>
-            <w:pPr>
-              <w:spacing w:after="0" w:line="240" w:lineRule="auto"/>
-              <w:rPr>
-                <w:rFonts w:ascii="Times New Roman" w:eastAsia="Times New Roman" w:hAnsi="Times New Roman" w:cs="Times New Roman"/>
-                <w:kern w:val="0"/>
-                <w:sz w:val="24"/>
-                <w:szCs w:val="24"/>
-                <w:lang w:val="en-GB" w:eastAsia="en-GB" w:bidi="ar-SA"/>
-                <w14:ligatures w14:val="none"/>
-              </w:rPr>
-            </w:pPr>
-            <w:r>
-              <w:rPr>
-                <w:rFonts w:ascii="Segoe UI Symbol" w:eastAsia="Times New Roman" w:hAnsi="Segoe UI Symbol" w:cs="Segoe UI Symbol"/>
-                <w:kern w:val="0"/>
-                <w:sz w:val="24"/>
-                <w:szCs w:val="24"/>
-                <w:lang w:val="en-GB" w:eastAsia="en-GB" w:bidi="ar-SA"/>
-                <w14:ligatures w14:val="none"/>
-              </w:rPr>
-              <w:t>⚠</w:t>
-            </w:r>
-          </w:p>
-        </w:tc>
-      </w:tr>
-      <w:tr>
-        <w:trPr>
-          <w:tblCellSpacing w:w="15" w:type="dxa"/>
-        </w:trPr>
-        <w:tc>
-          <w:tcPr>
-            <w:tcW w:w="0" w:type="auto"/>
-            <w:vAlign w:val="center"/>
-            <w:hideMark/>
-          </w:tcPr>
-          <w:p>
-            <w:pPr>
-              <w:spacing w:after="0" w:line="240" w:lineRule="auto"/>
-              <w:rPr>
-                <w:rFonts w:ascii="Times New Roman" w:eastAsia="Times New Roman" w:hAnsi="Times New Roman" w:cs="Times New Roman"/>
-                <w:kern w:val="0"/>
-                <w:sz w:val="24"/>
-                <w:szCs w:val="24"/>
-                <w:lang w:val="en-GB" w:eastAsia="en-GB" w:bidi="ar-SA"/>
-                <w14:ligatures w14:val="none"/>
-              </w:rPr>
-            </w:pPr>
-            <w:r>
-              <w:rPr>
-                <w:rFonts w:ascii="Times New Roman" w:eastAsia="Times New Roman" w:hAnsi="Times New Roman" w:cs="Times New Roman"/>
-                <w:kern w:val="0"/>
-                <w:sz w:val="24"/>
-                <w:szCs w:val="24"/>
-                <w:lang w:val="en-GB" w:eastAsia="en-GB" w:bidi="ar-SA"/>
-                <w14:ligatures w14:val="none"/>
-              </w:rPr>
-              <w:t>NPS</w:t>
-            </w:r>
-          </w:p>
-        </w:tc>
-        <w:tc>
-          <w:tcPr>
-            <w:tcW w:w="0" w:type="auto"/>
-            <w:vAlign w:val="center"/>
-            <w:hideMark/>
-          </w:tcPr>
-          <w:p>
-            <w:pPr>
-              <w:spacing w:after="0" w:line="240" w:lineRule="auto"/>
-              <w:rPr>
-                <w:rFonts w:ascii="Times New Roman" w:eastAsia="Times New Roman" w:hAnsi="Times New Roman" w:cs="Times New Roman"/>
-                <w:kern w:val="0"/>
-                <w:sz w:val="24"/>
-                <w:szCs w:val="24"/>
-                <w:lang w:val="en-GB" w:eastAsia="en-GB" w:bidi="ar-SA"/>
-                <w14:ligatures w14:val="none"/>
-              </w:rPr>
-            </w:pPr>
-            <w:r>
-              <w:rPr>
-                <w:rFonts w:ascii="Times New Roman" w:eastAsia="Times New Roman" w:hAnsi="Times New Roman" w:cs="Times New Roman"/>
-                <w:kern w:val="0"/>
-                <w:sz w:val="24"/>
-                <w:szCs w:val="24"/>
-                <w:lang w:val="en-GB" w:eastAsia="en-GB" w:bidi="ar-SA"/>
-                <w14:ligatures w14:val="none"/>
-              </w:rPr>
-              <w:t>60</w:t>
-            </w:r>
-          </w:p>
-        </w:tc>
-        <w:tc>
-          <w:tcPr>
-            <w:tcW w:w="0" w:type="auto"/>
-            <w:vAlign w:val="center"/>
-            <w:hideMark/>
-          </w:tcPr>
-          <w:p>
-            <w:pPr>
-              <w:spacing w:after="0" w:line="240" w:lineRule="auto"/>
+            <w:hideMark/>
+          </w:tcPr>
+          <w:p>
+            <w:pPr>
+              <w:cnfStyle w:val="000000000000" w:firstRow="0" w:lastRow="0" w:firstColumn="0" w:lastColumn="0" w:oddVBand="0" w:evenVBand="0" w:oddHBand="0" w:evenHBand="0" w:firstRowFirstColumn="0" w:firstRowLastColumn="0" w:lastRowFirstColumn="0" w:lastRowLastColumn="0"/>
               <w:rPr>
                 <w:rFonts w:ascii="Times New Roman" w:eastAsia="Times New Roman" w:hAnsi="Times New Roman" w:cs="Times New Roman"/>
                 <w:kern w:val="0"/>
@@ -9889,13 +9640,12 @@
         </w:tc>
         <w:tc>
           <w:tcPr>
-            <w:tcW w:w="0" w:type="auto"/>
-            <w:vAlign w:val="center"/>
-            <w:hideMark/>
-          </w:tcPr>
-          <w:p>
-            <w:pPr>
-              <w:spacing w:after="0" w:line="240" w:lineRule="auto"/>
+            <w:tcW w:w="4663" w:type="dxa"/>
+            <w:hideMark/>
+          </w:tcPr>
+          <w:p>
+            <w:pPr>
+              <w:cnfStyle w:val="000000000000" w:firstRow="0" w:lastRow="0" w:firstColumn="0" w:lastColumn="0" w:oddVBand="0" w:evenVBand="0" w:oddHBand="0" w:evenHBand="0" w:firstRowFirstColumn="0" w:firstRowLastColumn="0" w:lastRowFirstColumn="0" w:lastRowLastColumn="0"/>
               <w:rPr>
                 <w:rFonts w:ascii="Times New Roman" w:eastAsia="Times New Roman" w:hAnsi="Times New Roman" w:cs="Times New Roman"/>
                 <w:kern w:val="0"/>
@@ -9954,20 +9704,22 @@
           <w:kern w:val="0"/>
           <w:sz w:val="24"/>
           <w:szCs w:val="24"/>
-          <w:lang w:val="en-GB" w:eastAsia="en-GB" w:bidi="ar-SA"/>
-          <w14:ligatures w14:val="none"/>
-        </w:rPr>
-      </w:pPr>
-      <w:r>
-        <w:rPr>
-          <w:rFonts w:ascii="Times New Roman" w:eastAsia="Times New Roman" w:hAnsi="Times New Roman" w:cs="Times New Roman"/>
-          <w:kern w:val="0"/>
-          <w:sz w:val="24"/>
-          <w:szCs w:val="24"/>
-          <w:lang w:val="en-GB" w:eastAsia="en-GB" w:bidi="ar-SA"/>
-          <w14:ligatures w14:val="none"/>
-        </w:rPr>
-        <w:t>If you would like next level enhancement, I can now:</w:t>
+          <w:highlight w:val="yellow"/>
+          <w:lang w:val="en-GB" w:eastAsia="en-GB" w:bidi="ar-SA"/>
+          <w14:ligatures w14:val="none"/>
+        </w:rPr>
+      </w:pPr>
+      <w:r>
+        <w:rPr>
+          <w:rFonts w:ascii="Times New Roman" w:eastAsia="Times New Roman" w:hAnsi="Times New Roman" w:cs="Times New Roman"/>
+          <w:kern w:val="0"/>
+          <w:sz w:val="24"/>
+          <w:szCs w:val="24"/>
+          <w:highlight w:val="yellow"/>
+          <w:lang w:val="en-GB" w:eastAsia="en-GB" w:bidi="ar-SA"/>
+          <w14:ligatures w14:val="none"/>
+        </w:rPr>
+        <w:t xml:space="preserve">Check and complete </w:t>
       </w:r>
     </w:p>
     <w:p>
@@ -9982,16 +9734,18 @@
           <w:kern w:val="0"/>
           <w:sz w:val="24"/>
           <w:szCs w:val="24"/>
-          <w:lang w:val="en-GB" w:eastAsia="en-GB" w:bidi="ar-SA"/>
-          <w14:ligatures w14:val="none"/>
-        </w:rPr>
-      </w:pPr>
-      <w:r>
-        <w:rPr>
-          <w:rFonts w:ascii="Times New Roman" w:eastAsia="Times New Roman" w:hAnsi="Times New Roman" w:cs="Times New Roman"/>
-          <w:kern w:val="0"/>
-          <w:sz w:val="24"/>
-          <w:szCs w:val="24"/>
+          <w:highlight w:val="yellow"/>
+          <w:lang w:val="en-GB" w:eastAsia="en-GB" w:bidi="ar-SA"/>
+          <w14:ligatures w14:val="none"/>
+        </w:rPr>
+      </w:pPr>
+      <w:r>
+        <w:rPr>
+          <w:rFonts w:ascii="Times New Roman" w:eastAsia="Times New Roman" w:hAnsi="Times New Roman" w:cs="Times New Roman"/>
+          <w:kern w:val="0"/>
+          <w:sz w:val="24"/>
+          <w:szCs w:val="24"/>
+          <w:highlight w:val="yellow"/>
           <w:lang w:val="en-GB" w:eastAsia="en-GB" w:bidi="ar-SA"/>
           <w14:ligatures w14:val="none"/>
         </w:rPr>
@@ -10005,6 +9759,7 @@
           <w:kern w:val="0"/>
           <w:sz w:val="24"/>
           <w:szCs w:val="24"/>
+          <w:highlight w:val="yellow"/>
           <w:lang w:val="en-GB" w:eastAsia="en-GB" w:bidi="ar-SA"/>
           <w14:ligatures w14:val="none"/>
         </w:rPr>
@@ -10023,16 +9778,18 @@
           <w:kern w:val="0"/>
           <w:sz w:val="24"/>
           <w:szCs w:val="24"/>
-          <w:lang w:val="en-GB" w:eastAsia="en-GB" w:bidi="ar-SA"/>
-          <w14:ligatures w14:val="none"/>
-        </w:rPr>
-      </w:pPr>
-      <w:r>
-        <w:rPr>
-          <w:rFonts w:ascii="Times New Roman" w:eastAsia="Times New Roman" w:hAnsi="Times New Roman" w:cs="Times New Roman"/>
-          <w:kern w:val="0"/>
-          <w:sz w:val="24"/>
-          <w:szCs w:val="24"/>
+          <w:highlight w:val="yellow"/>
+          <w:lang w:val="en-GB" w:eastAsia="en-GB" w:bidi="ar-SA"/>
+          <w14:ligatures w14:val="none"/>
+        </w:rPr>
+      </w:pPr>
+      <w:r>
+        <w:rPr>
+          <w:rFonts w:ascii="Times New Roman" w:eastAsia="Times New Roman" w:hAnsi="Times New Roman" w:cs="Times New Roman"/>
+          <w:kern w:val="0"/>
+          <w:sz w:val="24"/>
+          <w:szCs w:val="24"/>
+          <w:highlight w:val="yellow"/>
           <w:lang w:val="en-GB" w:eastAsia="en-GB" w:bidi="ar-SA"/>
           <w14:ligatures w14:val="none"/>
         </w:rPr>
@@ -10046,6 +9803,7 @@
           <w:kern w:val="0"/>
           <w:sz w:val="24"/>
           <w:szCs w:val="24"/>
+          <w:highlight w:val="yellow"/>
           <w:lang w:val="en-GB" w:eastAsia="en-GB" w:bidi="ar-SA"/>
           <w14:ligatures w14:val="none"/>
         </w:rPr>
@@ -10064,16 +9822,18 @@
           <w:kern w:val="0"/>
           <w:sz w:val="24"/>
           <w:szCs w:val="24"/>
-          <w:lang w:val="en-GB" w:eastAsia="en-GB" w:bidi="ar-SA"/>
-          <w14:ligatures w14:val="none"/>
-        </w:rPr>
-      </w:pPr>
-      <w:r>
-        <w:rPr>
-          <w:rFonts w:ascii="Times New Roman" w:eastAsia="Times New Roman" w:hAnsi="Times New Roman" w:cs="Times New Roman"/>
-          <w:kern w:val="0"/>
-          <w:sz w:val="24"/>
-          <w:szCs w:val="24"/>
+          <w:highlight w:val="yellow"/>
+          <w:lang w:val="en-GB" w:eastAsia="en-GB" w:bidi="ar-SA"/>
+          <w14:ligatures w14:val="none"/>
+        </w:rPr>
+      </w:pPr>
+      <w:r>
+        <w:rPr>
+          <w:rFonts w:ascii="Times New Roman" w:eastAsia="Times New Roman" w:hAnsi="Times New Roman" w:cs="Times New Roman"/>
+          <w:kern w:val="0"/>
+          <w:sz w:val="24"/>
+          <w:szCs w:val="24"/>
+          <w:highlight w:val="yellow"/>
           <w:lang w:val="en-GB" w:eastAsia="en-GB" w:bidi="ar-SA"/>
           <w14:ligatures w14:val="none"/>
         </w:rPr>
@@ -10087,6 +9847,7 @@
           <w:kern w:val="0"/>
           <w:sz w:val="24"/>
           <w:szCs w:val="24"/>
+          <w:highlight w:val="yellow"/>
           <w:lang w:val="en-GB" w:eastAsia="en-GB" w:bidi="ar-SA"/>
           <w14:ligatures w14:val="none"/>
         </w:rPr>
@@ -10105,16 +9866,18 @@
           <w:kern w:val="0"/>
           <w:sz w:val="24"/>
           <w:szCs w:val="24"/>
-          <w:lang w:val="en-GB" w:eastAsia="en-GB" w:bidi="ar-SA"/>
-          <w14:ligatures w14:val="none"/>
-        </w:rPr>
-      </w:pPr>
-      <w:r>
-        <w:rPr>
-          <w:rFonts w:ascii="Times New Roman" w:eastAsia="Times New Roman" w:hAnsi="Times New Roman" w:cs="Times New Roman"/>
-          <w:kern w:val="0"/>
-          <w:sz w:val="24"/>
-          <w:szCs w:val="24"/>
+          <w:highlight w:val="yellow"/>
+          <w:lang w:val="en-GB" w:eastAsia="en-GB" w:bidi="ar-SA"/>
+          <w14:ligatures w14:val="none"/>
+        </w:rPr>
+      </w:pPr>
+      <w:r>
+        <w:rPr>
+          <w:rFonts w:ascii="Times New Roman" w:eastAsia="Times New Roman" w:hAnsi="Times New Roman" w:cs="Times New Roman"/>
+          <w:kern w:val="0"/>
+          <w:sz w:val="24"/>
+          <w:szCs w:val="24"/>
+          <w:highlight w:val="yellow"/>
           <w:lang w:val="en-GB" w:eastAsia="en-GB" w:bidi="ar-SA"/>
           <w14:ligatures w14:val="none"/>
         </w:rPr>
@@ -10128,6 +9891,7 @@
           <w:kern w:val="0"/>
           <w:sz w:val="24"/>
           <w:szCs w:val="24"/>
+          <w:highlight w:val="yellow"/>
           <w:lang w:val="en-GB" w:eastAsia="en-GB" w:bidi="ar-SA"/>
           <w14:ligatures w14:val="none"/>
         </w:rPr>
@@ -10146,16 +9910,18 @@
           <w:kern w:val="0"/>
           <w:sz w:val="24"/>
           <w:szCs w:val="24"/>
-          <w:lang w:val="en-GB" w:eastAsia="en-GB" w:bidi="ar-SA"/>
-          <w14:ligatures w14:val="none"/>
-        </w:rPr>
-      </w:pPr>
-      <w:r>
-        <w:rPr>
-          <w:rFonts w:ascii="Times New Roman" w:eastAsia="Times New Roman" w:hAnsi="Times New Roman" w:cs="Times New Roman"/>
-          <w:kern w:val="0"/>
-          <w:sz w:val="24"/>
-          <w:szCs w:val="24"/>
+          <w:highlight w:val="yellow"/>
+          <w:lang w:val="en-GB" w:eastAsia="en-GB" w:bidi="ar-SA"/>
+          <w14:ligatures w14:val="none"/>
+        </w:rPr>
+      </w:pPr>
+      <w:r>
+        <w:rPr>
+          <w:rFonts w:ascii="Times New Roman" w:eastAsia="Times New Roman" w:hAnsi="Times New Roman" w:cs="Times New Roman"/>
+          <w:kern w:val="0"/>
+          <w:sz w:val="24"/>
+          <w:szCs w:val="24"/>
+          <w:highlight w:val="yellow"/>
           <w:lang w:val="en-GB" w:eastAsia="en-GB" w:bidi="ar-SA"/>
           <w14:ligatures w14:val="none"/>
         </w:rPr>
@@ -10169,6 +9935,7 @@
           <w:kern w:val="0"/>
           <w:sz w:val="24"/>
           <w:szCs w:val="24"/>
+          <w:highlight w:val="yellow"/>
           <w:lang w:val="en-GB" w:eastAsia="en-GB" w:bidi="ar-SA"/>
           <w14:ligatures w14:val="none"/>
         </w:rPr>
@@ -10187,16 +9954,18 @@
           <w:kern w:val="0"/>
           <w:sz w:val="24"/>
           <w:szCs w:val="24"/>
-          <w:lang w:val="en-GB" w:eastAsia="en-GB" w:bidi="ar-SA"/>
-          <w14:ligatures w14:val="none"/>
-        </w:rPr>
-      </w:pPr>
-      <w:r>
-        <w:rPr>
-          <w:rFonts w:ascii="Times New Roman" w:eastAsia="Times New Roman" w:hAnsi="Times New Roman" w:cs="Times New Roman"/>
-          <w:kern w:val="0"/>
-          <w:sz w:val="24"/>
-          <w:szCs w:val="24"/>
+          <w:highlight w:val="yellow"/>
+          <w:lang w:val="en-GB" w:eastAsia="en-GB" w:bidi="ar-SA"/>
+          <w14:ligatures w14:val="none"/>
+        </w:rPr>
+      </w:pPr>
+      <w:r>
+        <w:rPr>
+          <w:rFonts w:ascii="Times New Roman" w:eastAsia="Times New Roman" w:hAnsi="Times New Roman" w:cs="Times New Roman"/>
+          <w:kern w:val="0"/>
+          <w:sz w:val="24"/>
+          <w:szCs w:val="24"/>
+          <w:highlight w:val="yellow"/>
           <w:lang w:val="en-GB" w:eastAsia="en-GB" w:bidi="ar-SA"/>
           <w14:ligatures w14:val="none"/>
         </w:rPr>
@@ -10210,6 +9979,7 @@
           <w:kern w:val="0"/>
           <w:sz w:val="24"/>
           <w:szCs w:val="24"/>
+          <w:highlight w:val="yellow"/>
           <w:lang w:val="en-GB" w:eastAsia="en-GB" w:bidi="ar-SA"/>
           <w14:ligatures w14:val="none"/>
         </w:rPr>
@@ -10228,16 +9998,18 @@
           <w:kern w:val="0"/>
           <w:sz w:val="24"/>
           <w:szCs w:val="24"/>
-          <w:lang w:val="en-GB" w:eastAsia="en-GB" w:bidi="ar-SA"/>
-          <w14:ligatures w14:val="none"/>
-        </w:rPr>
-      </w:pPr>
-      <w:r>
-        <w:rPr>
-          <w:rFonts w:ascii="Times New Roman" w:eastAsia="Times New Roman" w:hAnsi="Times New Roman" w:cs="Times New Roman"/>
-          <w:kern w:val="0"/>
-          <w:sz w:val="24"/>
-          <w:szCs w:val="24"/>
+          <w:highlight w:val="yellow"/>
+          <w:lang w:val="en-GB" w:eastAsia="en-GB" w:bidi="ar-SA"/>
+          <w14:ligatures w14:val="none"/>
+        </w:rPr>
+      </w:pPr>
+      <w:r>
+        <w:rPr>
+          <w:rFonts w:ascii="Times New Roman" w:eastAsia="Times New Roman" w:hAnsi="Times New Roman" w:cs="Times New Roman"/>
+          <w:kern w:val="0"/>
+          <w:sz w:val="24"/>
+          <w:szCs w:val="24"/>
+          <w:highlight w:val="yellow"/>
           <w:lang w:val="en-GB" w:eastAsia="en-GB" w:bidi="ar-SA"/>
           <w14:ligatures w14:val="none"/>
         </w:rPr>
@@ -10251,6 +10023,7 @@
           <w:kern w:val="0"/>
           <w:sz w:val="24"/>
           <w:szCs w:val="24"/>
+          <w:highlight w:val="yellow"/>
           <w:lang w:val="en-GB" w:eastAsia="en-GB" w:bidi="ar-SA"/>
           <w14:ligatures w14:val="none"/>
         </w:rPr>
@@ -10258,32 +10031,21 @@
       </w:r>
     </w:p>
     <w:p>
-      <w:pPr>
-        <w:spacing w:before="100" w:beforeAutospacing="1" w:after="100" w:afterAutospacing="1" w:line="240" w:lineRule="auto"/>
-        <w:rPr>
-          <w:rFonts w:ascii="Times New Roman" w:eastAsia="Times New Roman" w:hAnsi="Times New Roman" w:cs="Times New Roman"/>
-          <w:kern w:val="0"/>
-          <w:sz w:val="24"/>
-          <w:szCs w:val="24"/>
-          <w:lang w:val="en-GB" w:eastAsia="en-GB" w:bidi="ar-SA"/>
-          <w14:ligatures w14:val="none"/>
-        </w:rPr>
-      </w:pPr>
-      <w:r>
-        <w:rPr>
-          <w:rFonts w:ascii="Times New Roman" w:eastAsia="Times New Roman" w:hAnsi="Times New Roman" w:cs="Times New Roman"/>
-          <w:kern w:val="0"/>
-          <w:sz w:val="24"/>
-          <w:szCs w:val="24"/>
-          <w:lang w:val="en-GB" w:eastAsia="en-GB" w:bidi="ar-SA"/>
-          <w14:ligatures w14:val="none"/>
-        </w:rPr>
-        <w:t>Tell me the next module you want to deepen.</w:t>
-      </w:r>
-    </w:p>
-    <w:p/>
+      <w:r>
+        <w:rPr>
+          <w:rFonts w:ascii="Times New Roman" w:eastAsia="Times New Roman" w:hAnsi="Times New Roman" w:cs="Times New Roman"/>
+          <w:kern w:val="0"/>
+          <w:sz w:val="24"/>
+          <w:szCs w:val="24"/>
+          <w:lang w:val="en-GB" w:eastAsia="en-GB" w:bidi="ar-SA"/>
+          <w14:ligatures w14:val="none"/>
+        </w:rPr>
+        <w:t xml:space="preserve"> </w:t>
+      </w:r>
+    </w:p>
     <w:sectPr>
       <w:headerReference w:type="default" r:id="rId7"/>
+      <w:footerReference w:type="default" r:id="rId8"/>
       <w:pgSz w:w="11906" w:h="16838"/>
       <w:pgMar w:top="1440" w:right="1440" w:bottom="1440" w:left="1440" w:header="720" w:footer="720" w:gutter="0"/>
       <w:pgBorders w:offsetFrom="page">
@@ -10322,6 +10084,90 @@
     </w:p>
   </w:endnote>
 </w:endnotes>
+</file>
+
+<file path=word/footer1.xml><?xml version="1.0" encoding="utf-8"?>
+<w:ftr xmlns:wpc="http://schemas.microsoft.com/office/word/2010/wordprocessingCanvas" xmlns:cx="http://schemas.microsoft.com/office/drawing/2014/chartex" xmlns:cx1="http://schemas.microsoft.com/office/drawing/2015/9/8/chartex" xmlns:cx2="http://schemas.microsoft.com/office/drawing/2015/10/21/chartex" xmlns:cx3="http://schemas.microsoft.com/office/drawing/2016/5/9/chartex" xmlns:cx4="http://schemas.microsoft.com/office/drawing/2016/5/10/chartex" xmlns:cx5="http://schemas.microsoft.com/office/drawing/2016/5/11/chartex" xmlns:cx6="http://schemas.microsoft.com/office/drawing/2016/5/12/chartex" xmlns:cx7="http://schemas.microsoft.com/office/drawing/2016/5/13/chartex" xmlns:cx8="http://schemas.microsoft.com/office/drawing/2016/5/14/chartex" xmlns:mc="http://schemas.openxmlformats.org/markup-compatibility/2006" xmlns:aink="http://schemas.microsoft.com/office/drawing/2016/ink" xmlns:am3d="http://schemas.microsoft.com/office/drawing/2017/model3d" xmlns:o="urn:schemas-microsoft-com:office:office" xmlns:oel="http://schemas.microsoft.com/office/2019/extlst" xmlns:r="http://schemas.openxmlformats.org/officeDocument/2006/relationships" xmlns:m="http://schemas.openxmlformats.org/officeDocument/2006/math" xmlns:v="urn:schemas-microsoft-com:vml" xmlns:wp14="http://schemas.microsoft.com/office/word/2010/wordprocessingDrawing" xmlns:wp="http://schemas.openxmlformats.org/drawingml/2006/wordprocessingDrawing" xmlns:w10="urn:schemas-microsoft-com:office:word" xmlns:w="http://schemas.openxmlformats.org/wordprocessingml/2006/main" xmlns:w14="http://schemas.microsoft.com/office/word/2010/wordml" xmlns:w15="http://schemas.microsoft.com/office/word/2012/wordml" xmlns:w16cex="http://schemas.microsoft.com/office/word/2018/wordml/cex" xmlns:w16cid="http://schemas.microsoft.com/office/word/2016/wordml/cid" xmlns:w16="http://schemas.microsoft.com/office/word/2018/wordml" xmlns:w16du="http://schemas.microsoft.com/office/word/2023/wordml/word16du" xmlns:w16sdtdh="http://schemas.microsoft.com/office/word/2020/wordml/sdtdatahash" xmlns:w16sdtfl="http://schemas.microsoft.com/office/word/2024/wordml/sdtformatlock" xmlns:w16se="http://schemas.microsoft.com/office/word/2015/wordml/symex" xmlns:wpg="http://schemas.microsoft.com/office/word/2010/wordprocessingGroup" xmlns:wpi="http://schemas.microsoft.com/office/word/2010/wordprocessingInk" xmlns:wne="http://schemas.microsoft.com/office/word/2006/wordml" xmlns:wps="http://schemas.microsoft.com/office/word/2010/wordprocessingShape" mc:Ignorable="w14 w15 w16se w16cid w16 w16cex w16sdtdh w16sdtfl w16du wp14">
+  <w:sdt>
+    <w:sdtPr>
+      <w:rPr>
+        <w:rFonts w:asciiTheme="majorHAnsi" w:eastAsiaTheme="majorEastAsia" w:hAnsiTheme="majorHAnsi" w:cstheme="majorBidi"/>
+        <w:sz w:val="28"/>
+        <w:szCs w:val="28"/>
+        <w:lang w:val="en-GB"/>
+      </w:rPr>
+      <w:id w:val="-1222906516"/>
+      <w:docPartObj>
+        <w:docPartGallery w:val="Page Numbers (Bottom of Page)"/>
+        <w:docPartUnique/>
+      </w:docPartObj>
+    </w:sdtPr>
+    <w:sdtEndPr>
+      <w:rPr>
+        <w:lang w:val="en-US"/>
+      </w:rPr>
+    </w:sdtEndPr>
+    <w:sdtContent>
+      <w:p>
+        <w:pPr>
+          <w:pStyle w:val="Footer"/>
+          <w:jc w:val="right"/>
+          <w:rPr>
+            <w:rFonts w:asciiTheme="majorHAnsi" w:eastAsiaTheme="majorEastAsia" w:hAnsiTheme="majorHAnsi" w:cstheme="majorBidi"/>
+            <w:sz w:val="28"/>
+            <w:szCs w:val="28"/>
+          </w:rPr>
+        </w:pPr>
+        <w:r>
+          <w:rPr>
+            <w:rFonts w:asciiTheme="majorHAnsi" w:eastAsiaTheme="majorEastAsia" w:hAnsiTheme="majorHAnsi" w:cstheme="majorBidi"/>
+            <w:sz w:val="28"/>
+            <w:szCs w:val="28"/>
+            <w:lang w:val="en-GB"/>
+          </w:rPr>
+          <w:t xml:space="preserve">pg. </w:t>
+        </w:r>
+        <w:r>
+          <w:rPr>
+            <w:rFonts w:eastAsiaTheme="minorEastAsia" w:cs="Times New Roman"/>
+          </w:rPr>
+          <w:fldChar w:fldCharType="begin"/>
+        </w:r>
+        <w:r>
+          <w:instrText>PAGE    \* MERGEFORMAT</w:instrText>
+        </w:r>
+        <w:r>
+          <w:rPr>
+            <w:rFonts w:eastAsiaTheme="minorEastAsia" w:cs="Times New Roman"/>
+          </w:rPr>
+          <w:fldChar w:fldCharType="separate"/>
+        </w:r>
+        <w:r>
+          <w:rPr>
+            <w:rFonts w:asciiTheme="majorHAnsi" w:eastAsiaTheme="majorEastAsia" w:hAnsiTheme="majorHAnsi" w:cstheme="majorBidi"/>
+            <w:sz w:val="28"/>
+            <w:szCs w:val="28"/>
+            <w:lang w:val="en-GB"/>
+          </w:rPr>
+          <w:t>2</w:t>
+        </w:r>
+        <w:r>
+          <w:rPr>
+            <w:rFonts w:asciiTheme="majorHAnsi" w:eastAsiaTheme="majorEastAsia" w:hAnsiTheme="majorHAnsi" w:cstheme="majorBidi"/>
+            <w:sz w:val="28"/>
+            <w:szCs w:val="28"/>
+          </w:rPr>
+          <w:fldChar w:fldCharType="end"/>
+        </w:r>
+      </w:p>
+    </w:sdtContent>
+  </w:sdt>
+  <w:p>
+    <w:pPr>
+      <w:pStyle w:val="Footer"/>
+    </w:pPr>
+  </w:p>
+</w:ftr>
 </file>
 
 <file path=word/footnotes.xml><?xml version="1.0" encoding="utf-8"?>
@@ -13594,6 +13440,69 @@
       <w:lang w:val="en-US" w:bidi="ar-EG"/>
     </w:rPr>
   </w:style>
+  <w:style w:type="table" w:styleId="PlainTable1">
+    <w:name w:val="Plain Table 1"/>
+    <w:basedOn w:val="TableNormal"/>
+    <w:uiPriority w:val="41"/>
+    <w:rsid w:val="006A2C67"/>
+    <w:pPr>
+      <w:spacing w:after="0" w:line="240" w:lineRule="auto"/>
+    </w:pPr>
+    <w:tblPr>
+      <w:tblStyleRowBandSize w:val="1"/>
+      <w:tblStyleColBandSize w:val="1"/>
+      <w:tblBorders>
+        <w:top w:val="single" w:sz="4" w:space="0" w:color="BFBFBF" w:themeColor="background1" w:themeShade="BF"/>
+        <w:left w:val="single" w:sz="4" w:space="0" w:color="BFBFBF" w:themeColor="background1" w:themeShade="BF"/>
+        <w:bottom w:val="single" w:sz="4" w:space="0" w:color="BFBFBF" w:themeColor="background1" w:themeShade="BF"/>
+        <w:right w:val="single" w:sz="4" w:space="0" w:color="BFBFBF" w:themeColor="background1" w:themeShade="BF"/>
+        <w:insideH w:val="single" w:sz="4" w:space="0" w:color="BFBFBF" w:themeColor="background1" w:themeShade="BF"/>
+        <w:insideV w:val="single" w:sz="4" w:space="0" w:color="BFBFBF" w:themeColor="background1" w:themeShade="BF"/>
+      </w:tblBorders>
+    </w:tblPr>
+    <w:tblStylePr w:type="firstRow">
+      <w:rPr>
+        <w:b/>
+        <w:bCs/>
+      </w:rPr>
+    </w:tblStylePr>
+    <w:tblStylePr w:type="lastRow">
+      <w:rPr>
+        <w:b/>
+        <w:bCs/>
+      </w:rPr>
+      <w:tblPr/>
+      <w:tcPr>
+        <w:tcBorders>
+          <w:top w:val="double" w:sz="4" w:space="0" w:color="BFBFBF" w:themeColor="background1" w:themeShade="BF"/>
+        </w:tcBorders>
+      </w:tcPr>
+    </w:tblStylePr>
+    <w:tblStylePr w:type="firstCol">
+      <w:rPr>
+        <w:b/>
+        <w:bCs/>
+      </w:rPr>
+    </w:tblStylePr>
+    <w:tblStylePr w:type="lastCol">
+      <w:rPr>
+        <w:b/>
+        <w:bCs/>
+      </w:rPr>
+    </w:tblStylePr>
+    <w:tblStylePr w:type="band1Vert">
+      <w:tblPr/>
+      <w:tcPr>
+        <w:shd w:val="clear" w:color="auto" w:fill="F2F2F2" w:themeFill="background1" w:themeFillShade="F2"/>
+      </w:tcPr>
+    </w:tblStylePr>
+    <w:tblStylePr w:type="band1Horz">
+      <w:tblPr/>
+      <w:tcPr>
+        <w:shd w:val="clear" w:color="auto" w:fill="F2F2F2" w:themeFill="background1" w:themeFillShade="F2"/>
+      </w:tcPr>
+    </w:tblStylePr>
+  </w:style>
 </w:styles>
 </file>
 

--- a/documents/word/16_Sales_Marketing_Commercialization.docx
+++ b/documents/word/16_Sales_Marketing_Commercialization.docx
@@ -12,39 +12,1683 @@
           <w:b/>
           <w:bCs/>
           <w:kern w:val="36"/>
-          <w:sz w:val="48"/>
-          <w:szCs w:val="48"/>
-          <w:lang w:val="en-GB" w:eastAsia="en-GB" w:bidi="ar-SA"/>
-          <w14:ligatures w14:val="none"/>
-        </w:rPr>
-      </w:pPr>
+          <w:sz w:val="44"/>
+          <w:szCs w:val="44"/>
+          <w:lang w:val="en-GB" w:eastAsia="en-GB" w:bidi="ar-SA"/>
+          <w14:ligatures w14:val="none"/>
+        </w:rPr>
+      </w:pPr>
+      <w:bookmarkStart w:id="0" w:name="_Toc224467491"/>
       <w:r>
         <w:rPr>
           <w:rFonts w:ascii="Times New Roman" w:eastAsia="Times New Roman" w:hAnsi="Times New Roman" w:cs="Times New Roman"/>
           <w:b/>
           <w:bCs/>
           <w:kern w:val="36"/>
-          <w:sz w:val="48"/>
-          <w:szCs w:val="48"/>
+          <w:sz w:val="44"/>
+          <w:szCs w:val="44"/>
           <w:lang w:val="en-GB" w:eastAsia="en-GB" w:bidi="ar-SA"/>
           <w14:ligatures w14:val="none"/>
         </w:rPr>
         <w:t>L_0_16_Sales_Marketing_Commercialization</w:t>
       </w:r>
+      <w:bookmarkEnd w:id="0"/>
     </w:p>
     <w:p>
       <w:pPr>
-        <w:spacing w:before="100" w:beforeAutospacing="1" w:after="100" w:afterAutospacing="1" w:line="240" w:lineRule="auto"/>
-        <w:rPr>
-          <w:rFonts w:ascii="Times New Roman" w:eastAsia="Times New Roman" w:hAnsi="Times New Roman" w:cs="Times New Roman"/>
-          <w:kern w:val="0"/>
-          <w:sz w:val="24"/>
-          <w:szCs w:val="24"/>
-          <w:lang w:val="en-GB" w:eastAsia="en-GB" w:bidi="ar-SA"/>
-          <w14:ligatures w14:val="none"/>
-        </w:rPr>
-      </w:pPr>
-      <w:r>
+        <w:rPr>
+          <w:rFonts w:ascii="Times New Roman" w:eastAsia="Times New Roman" w:hAnsi="Times New Roman" w:cs="Times New Roman"/>
+          <w:b/>
+          <w:bCs/>
+          <w:kern w:val="0"/>
+          <w:sz w:val="27"/>
+          <w:szCs w:val="27"/>
+          <w:lang w:val="en-GB" w:eastAsia="en-GB" w:bidi="ar-SA"/>
+          <w14:ligatures w14:val="none"/>
+        </w:rPr>
+      </w:pPr>
+      <w:r>
+        <w:rPr>
+          <w:rFonts w:ascii="Times New Roman" w:eastAsia="Times New Roman" w:hAnsi="Times New Roman" w:cs="Times New Roman"/>
+          <w:b/>
+          <w:bCs/>
+          <w:kern w:val="0"/>
+          <w:sz w:val="27"/>
+          <w:szCs w:val="27"/>
+          <w:lang w:val="en-GB" w:eastAsia="en-GB" w:bidi="ar-SA"/>
+          <w14:ligatures w14:val="none"/>
+        </w:rPr>
+        <w:t xml:space="preserve">Document quality </w:t>
+      </w:r>
+    </w:p>
+    <w:tbl>
+      <w:tblPr>
+        <w:tblStyle w:val="PlainTable1"/>
+        <w:tblW w:w="9085" w:type="dxa"/>
+        <w:tblLook w:val="04A0" w:firstRow="1" w:lastRow="0" w:firstColumn="1" w:lastColumn="0" w:noHBand="0" w:noVBand="1"/>
+      </w:tblPr>
+      <w:tblGrid>
+        <w:gridCol w:w="2605"/>
+        <w:gridCol w:w="6480"/>
+      </w:tblGrid>
+      <w:tr>
+        <w:trPr>
+          <w:cnfStyle w:val="100000000000" w:firstRow="1" w:lastRow="0" w:firstColumn="0" w:lastColumn="0" w:oddVBand="0" w:evenVBand="0" w:oddHBand="0" w:evenHBand="0" w:firstRowFirstColumn="0" w:firstRowLastColumn="0" w:lastRowFirstColumn="0" w:lastRowLastColumn="0"/>
+        </w:trPr>
+        <w:tc>
+          <w:tcPr>
+            <w:cnfStyle w:val="001000000000" w:firstRow="0" w:lastRow="0" w:firstColumn="1" w:lastColumn="0" w:oddVBand="0" w:evenVBand="0" w:oddHBand="0" w:evenHBand="0" w:firstRowFirstColumn="0" w:firstRowLastColumn="0" w:lastRowFirstColumn="0" w:lastRowLastColumn="0"/>
+            <w:tcW w:w="2605" w:type="dxa"/>
+            <w:shd w:val="clear" w:color="auto" w:fill="0A2F41" w:themeFill="accent1" w:themeFillShade="80"/>
+          </w:tcPr>
+          <w:p>
+            <w:pPr>
+              <w:jc w:val="center"/>
+              <w:rPr>
+                <w:rFonts w:ascii="Times New Roman" w:eastAsia="Times New Roman" w:hAnsi="Times New Roman" w:cs="Times New Roman"/>
+                <w:kern w:val="0"/>
+                <w:sz w:val="24"/>
+                <w:szCs w:val="24"/>
+                <w:lang w:val="en-GB" w:eastAsia="en-GB" w:bidi="ar-SA"/>
+                <w14:ligatures w14:val="none"/>
+              </w:rPr>
+            </w:pPr>
+            <w:r>
+              <w:rPr>
+                <w:rFonts w:ascii="Times New Roman" w:eastAsia="Times New Roman" w:hAnsi="Times New Roman" w:cs="Times New Roman"/>
+                <w:kern w:val="0"/>
+                <w:sz w:val="24"/>
+                <w:szCs w:val="24"/>
+                <w:lang w:val="en-GB" w:eastAsia="en-GB" w:bidi="ar-SA"/>
+                <w14:ligatures w14:val="none"/>
+              </w:rPr>
+              <w:t>Item</w:t>
+            </w:r>
+          </w:p>
+        </w:tc>
+        <w:tc>
+          <w:tcPr>
+            <w:tcW w:w="6480" w:type="dxa"/>
+            <w:shd w:val="clear" w:color="auto" w:fill="0A2F41" w:themeFill="accent1" w:themeFillShade="80"/>
+          </w:tcPr>
+          <w:p>
+            <w:pPr>
+              <w:jc w:val="center"/>
+              <w:cnfStyle w:val="100000000000" w:firstRow="1" w:lastRow="0" w:firstColumn="0" w:lastColumn="0" w:oddVBand="0" w:evenVBand="0" w:oddHBand="0" w:evenHBand="0" w:firstRowFirstColumn="0" w:firstRowLastColumn="0" w:lastRowFirstColumn="0" w:lastRowLastColumn="0"/>
+              <w:rPr>
+                <w:rFonts w:ascii="Times New Roman" w:eastAsia="Times New Roman" w:hAnsi="Times New Roman" w:cs="Times New Roman"/>
+                <w:kern w:val="0"/>
+                <w:sz w:val="24"/>
+                <w:szCs w:val="24"/>
+                <w:lang w:val="en-GB" w:eastAsia="en-GB" w:bidi="ar-SA"/>
+                <w14:ligatures w14:val="none"/>
+              </w:rPr>
+            </w:pPr>
+            <w:r>
+              <w:rPr>
+                <w:rFonts w:ascii="Times New Roman" w:eastAsia="Times New Roman" w:hAnsi="Times New Roman" w:cs="Times New Roman"/>
+                <w:kern w:val="0"/>
+                <w:sz w:val="24"/>
+                <w:szCs w:val="24"/>
+                <w:lang w:val="en-GB" w:eastAsia="en-GB" w:bidi="ar-SA"/>
+                <w14:ligatures w14:val="none"/>
+              </w:rPr>
+              <w:t>Details</w:t>
+            </w:r>
+          </w:p>
+        </w:tc>
+      </w:tr>
+      <w:tr>
+        <w:trPr>
+          <w:cnfStyle w:val="000000100000" w:firstRow="0" w:lastRow="0" w:firstColumn="0" w:lastColumn="0" w:oddVBand="0" w:evenVBand="0" w:oddHBand="1" w:evenHBand="0" w:firstRowFirstColumn="0" w:firstRowLastColumn="0" w:lastRowFirstColumn="0" w:lastRowLastColumn="0"/>
+        </w:trPr>
+        <w:tc>
+          <w:tcPr>
+            <w:cnfStyle w:val="001000000000" w:firstRow="0" w:lastRow="0" w:firstColumn="1" w:lastColumn="0" w:oddVBand="0" w:evenVBand="0" w:oddHBand="0" w:evenHBand="0" w:firstRowFirstColumn="0" w:firstRowLastColumn="0" w:lastRowFirstColumn="0" w:lastRowLastColumn="0"/>
+            <w:tcW w:w="2605" w:type="dxa"/>
+            <w:hideMark/>
+          </w:tcPr>
+          <w:p>
+            <w:pPr>
+              <w:rPr>
+                <w:rFonts w:ascii="Times New Roman" w:eastAsia="Times New Roman" w:hAnsi="Times New Roman" w:cs="Times New Roman"/>
+                <w:kern w:val="0"/>
+                <w:sz w:val="24"/>
+                <w:szCs w:val="24"/>
+                <w:lang w:val="en-GB" w:eastAsia="en-GB" w:bidi="ar-SA"/>
+                <w14:ligatures w14:val="none"/>
+              </w:rPr>
+            </w:pPr>
+            <w:r>
+              <w:rPr>
+                <w:rFonts w:ascii="Times New Roman" w:eastAsia="Times New Roman" w:hAnsi="Times New Roman" w:cs="Times New Roman"/>
+                <w:kern w:val="0"/>
+                <w:sz w:val="24"/>
+                <w:szCs w:val="24"/>
+                <w:lang w:val="en-GB" w:eastAsia="en-GB" w:bidi="ar-SA"/>
+                <w14:ligatures w14:val="none"/>
+              </w:rPr>
+              <w:t>Organization</w:t>
+            </w:r>
+          </w:p>
+        </w:tc>
+        <w:tc>
+          <w:tcPr>
+            <w:tcW w:w="6480" w:type="dxa"/>
+            <w:hideMark/>
+          </w:tcPr>
+          <w:p>
+            <w:pPr>
+              <w:cnfStyle w:val="000000100000" w:firstRow="0" w:lastRow="0" w:firstColumn="0" w:lastColumn="0" w:oddVBand="0" w:evenVBand="0" w:oddHBand="1" w:evenHBand="0" w:firstRowFirstColumn="0" w:firstRowLastColumn="0" w:lastRowFirstColumn="0" w:lastRowLastColumn="0"/>
+              <w:rPr>
+                <w:rFonts w:ascii="Times New Roman" w:eastAsia="Times New Roman" w:hAnsi="Times New Roman" w:cs="Times New Roman"/>
+                <w:kern w:val="0"/>
+                <w:sz w:val="24"/>
+                <w:szCs w:val="24"/>
+                <w:lang w:val="en-GB" w:eastAsia="en-GB" w:bidi="ar-SA"/>
+                <w14:ligatures w14:val="none"/>
+              </w:rPr>
+            </w:pPr>
+            <w:r>
+              <w:rPr>
+                <w:rFonts w:ascii="Times New Roman" w:eastAsia="Times New Roman" w:hAnsi="Times New Roman" w:cs="Times New Roman"/>
+                <w:kern w:val="0"/>
+                <w:sz w:val="24"/>
+                <w:szCs w:val="24"/>
+                <w:lang w:val="en-GB" w:eastAsia="en-GB" w:bidi="ar-SA"/>
+                <w14:ligatures w14:val="none"/>
+              </w:rPr>
+              <w:t>RAM Governance Portal</w:t>
+            </w:r>
+          </w:p>
+        </w:tc>
+      </w:tr>
+      <w:tr>
+        <w:tc>
+          <w:tcPr>
+            <w:cnfStyle w:val="001000000000" w:firstRow="0" w:lastRow="0" w:firstColumn="1" w:lastColumn="0" w:oddVBand="0" w:evenVBand="0" w:oddHBand="0" w:evenHBand="0" w:firstRowFirstColumn="0" w:firstRowLastColumn="0" w:lastRowFirstColumn="0" w:lastRowLastColumn="0"/>
+            <w:tcW w:w="2605" w:type="dxa"/>
+            <w:hideMark/>
+          </w:tcPr>
+          <w:p>
+            <w:pPr>
+              <w:rPr>
+                <w:rFonts w:ascii="Times New Roman" w:eastAsia="Times New Roman" w:hAnsi="Times New Roman" w:cs="Times New Roman"/>
+                <w:kern w:val="0"/>
+                <w:sz w:val="24"/>
+                <w:szCs w:val="24"/>
+                <w:lang w:val="en-GB" w:eastAsia="en-GB" w:bidi="ar-SA"/>
+                <w14:ligatures w14:val="none"/>
+              </w:rPr>
+            </w:pPr>
+            <w:r>
+              <w:rPr>
+                <w:rFonts w:ascii="Times New Roman" w:eastAsia="Times New Roman" w:hAnsi="Times New Roman" w:cs="Times New Roman"/>
+                <w:kern w:val="0"/>
+                <w:sz w:val="24"/>
+                <w:szCs w:val="24"/>
+                <w:lang w:val="en-GB" w:eastAsia="en-GB" w:bidi="ar-SA"/>
+                <w14:ligatures w14:val="none"/>
+              </w:rPr>
+              <w:t>Document Title</w:t>
+            </w:r>
+          </w:p>
+        </w:tc>
+        <w:tc>
+          <w:tcPr>
+            <w:tcW w:w="6480" w:type="dxa"/>
+            <w:hideMark/>
+          </w:tcPr>
+          <w:p>
+            <w:pPr>
+              <w:cnfStyle w:val="000000000000" w:firstRow="0" w:lastRow="0" w:firstColumn="0" w:lastColumn="0" w:oddVBand="0" w:evenVBand="0" w:oddHBand="0" w:evenHBand="0" w:firstRowFirstColumn="0" w:firstRowLastColumn="0" w:lastRowFirstColumn="0" w:lastRowLastColumn="0"/>
+              <w:rPr>
+                <w:rFonts w:ascii="Times New Roman" w:eastAsia="Times New Roman" w:hAnsi="Times New Roman" w:cs="Times New Roman"/>
+                <w:kern w:val="0"/>
+                <w:sz w:val="24"/>
+                <w:szCs w:val="24"/>
+                <w:lang w:val="en-GB" w:eastAsia="en-GB" w:bidi="ar-SA"/>
+                <w14:ligatures w14:val="none"/>
+              </w:rPr>
+            </w:pPr>
+            <w:r>
+              <w:t>Sales_Marketing_Commercialization</w:t>
+            </w:r>
+          </w:p>
+        </w:tc>
+      </w:tr>
+      <w:tr>
+        <w:trPr>
+          <w:cnfStyle w:val="000000100000" w:firstRow="0" w:lastRow="0" w:firstColumn="0" w:lastColumn="0" w:oddVBand="0" w:evenVBand="0" w:oddHBand="1" w:evenHBand="0" w:firstRowFirstColumn="0" w:firstRowLastColumn="0" w:lastRowFirstColumn="0" w:lastRowLastColumn="0"/>
+        </w:trPr>
+        <w:tc>
+          <w:tcPr>
+            <w:cnfStyle w:val="001000000000" w:firstRow="0" w:lastRow="0" w:firstColumn="1" w:lastColumn="0" w:oddVBand="0" w:evenVBand="0" w:oddHBand="0" w:evenHBand="0" w:firstRowFirstColumn="0" w:firstRowLastColumn="0" w:lastRowFirstColumn="0" w:lastRowLastColumn="0"/>
+            <w:tcW w:w="2605" w:type="dxa"/>
+            <w:hideMark/>
+          </w:tcPr>
+          <w:p>
+            <w:pPr>
+              <w:rPr>
+                <w:rFonts w:ascii="Times New Roman" w:eastAsia="Times New Roman" w:hAnsi="Times New Roman" w:cs="Times New Roman"/>
+                <w:kern w:val="0"/>
+                <w:sz w:val="24"/>
+                <w:szCs w:val="24"/>
+                <w:lang w:val="en-GB" w:eastAsia="en-GB" w:bidi="ar-SA"/>
+                <w14:ligatures w14:val="none"/>
+              </w:rPr>
+            </w:pPr>
+            <w:r>
+              <w:rPr>
+                <w:rFonts w:ascii="Times New Roman" w:eastAsia="Times New Roman" w:hAnsi="Times New Roman" w:cs="Times New Roman"/>
+                <w:kern w:val="0"/>
+                <w:sz w:val="24"/>
+                <w:szCs w:val="24"/>
+                <w:lang w:val="en-GB" w:eastAsia="en-GB" w:bidi="ar-SA"/>
+                <w14:ligatures w14:val="none"/>
+              </w:rPr>
+              <w:t>Document Code</w:t>
+            </w:r>
+          </w:p>
+        </w:tc>
+        <w:tc>
+          <w:tcPr>
+            <w:tcW w:w="6480" w:type="dxa"/>
+            <w:hideMark/>
+          </w:tcPr>
+          <w:p>
+            <w:pPr>
+              <w:cnfStyle w:val="000000100000" w:firstRow="0" w:lastRow="0" w:firstColumn="0" w:lastColumn="0" w:oddVBand="0" w:evenVBand="0" w:oddHBand="1" w:evenHBand="0" w:firstRowFirstColumn="0" w:firstRowLastColumn="0" w:lastRowFirstColumn="0" w:lastRowLastColumn="0"/>
+              <w:rPr>
+                <w:rFonts w:ascii="Times New Roman" w:eastAsia="Times New Roman" w:hAnsi="Times New Roman" w:cs="Times New Roman"/>
+                <w:kern w:val="0"/>
+                <w:sz w:val="24"/>
+                <w:szCs w:val="24"/>
+                <w:lang w:val="en-GB" w:eastAsia="en-GB" w:bidi="ar-SA"/>
+                <w14:ligatures w14:val="none"/>
+              </w:rPr>
+            </w:pPr>
+            <w:r>
+              <w:rPr>
+                <w:rFonts w:ascii="Times New Roman" w:eastAsia="Times New Roman" w:hAnsi="Times New Roman" w:cs="Times New Roman"/>
+                <w:kern w:val="0"/>
+                <w:sz w:val="24"/>
+                <w:szCs w:val="24"/>
+                <w:lang w:val="en-GB" w:eastAsia="en-GB" w:bidi="ar-SA"/>
+                <w14:ligatures w14:val="none"/>
+              </w:rPr>
+              <w:t>RAM-PROC-</w:t>
+            </w:r>
+            <w:r>
+              <w:rPr>
+                <w:rFonts w:ascii="Times New Roman" w:eastAsia="Times New Roman" w:hAnsi="Times New Roman" w:cs="Times New Roman"/>
+                <w:kern w:val="0"/>
+                <w:sz w:val="24"/>
+                <w:szCs w:val="24"/>
+                <w:lang w:val="en-GB" w:eastAsia="en-GB" w:bidi="ar-SA"/>
+                <w14:ligatures w14:val="none"/>
+              </w:rPr>
+              <w:t>16</w:t>
+            </w:r>
+          </w:p>
+        </w:tc>
+      </w:tr>
+      <w:tr>
+        <w:tc>
+          <w:tcPr>
+            <w:cnfStyle w:val="001000000000" w:firstRow="0" w:lastRow="0" w:firstColumn="1" w:lastColumn="0" w:oddVBand="0" w:evenVBand="0" w:oddHBand="0" w:evenHBand="0" w:firstRowFirstColumn="0" w:firstRowLastColumn="0" w:lastRowFirstColumn="0" w:lastRowLastColumn="0"/>
+            <w:tcW w:w="2605" w:type="dxa"/>
+            <w:hideMark/>
+          </w:tcPr>
+          <w:p>
+            <w:pPr>
+              <w:rPr>
+                <w:rFonts w:ascii="Times New Roman" w:eastAsia="Times New Roman" w:hAnsi="Times New Roman" w:cs="Times New Roman"/>
+                <w:kern w:val="0"/>
+                <w:sz w:val="24"/>
+                <w:szCs w:val="24"/>
+                <w:lang w:val="en-GB" w:eastAsia="en-GB" w:bidi="ar-SA"/>
+                <w14:ligatures w14:val="none"/>
+              </w:rPr>
+            </w:pPr>
+            <w:r>
+              <w:rPr>
+                <w:rFonts w:ascii="Times New Roman" w:eastAsia="Times New Roman" w:hAnsi="Times New Roman" w:cs="Times New Roman"/>
+                <w:kern w:val="0"/>
+                <w:sz w:val="24"/>
+                <w:szCs w:val="24"/>
+                <w:lang w:val="en-GB" w:eastAsia="en-GB" w:bidi="ar-SA"/>
+                <w14:ligatures w14:val="none"/>
+              </w:rPr>
+              <w:t>Process Area</w:t>
+            </w:r>
+          </w:p>
+        </w:tc>
+        <w:tc>
+          <w:tcPr>
+            <w:tcW w:w="6480" w:type="dxa"/>
+            <w:hideMark/>
+          </w:tcPr>
+          <w:p>
+            <w:pPr>
+              <w:cnfStyle w:val="000000000000" w:firstRow="0" w:lastRow="0" w:firstColumn="0" w:lastColumn="0" w:oddVBand="0" w:evenVBand="0" w:oddHBand="0" w:evenHBand="0" w:firstRowFirstColumn="0" w:firstRowLastColumn="0" w:lastRowFirstColumn="0" w:lastRowLastColumn="0"/>
+              <w:rPr>
+                <w:rFonts w:ascii="Times New Roman" w:eastAsia="Times New Roman" w:hAnsi="Times New Roman" w:cs="Times New Roman"/>
+                <w:kern w:val="0"/>
+                <w:sz w:val="24"/>
+                <w:szCs w:val="24"/>
+                <w:lang w:val="en-GB" w:eastAsia="en-GB" w:bidi="ar-SA"/>
+                <w14:ligatures w14:val="none"/>
+              </w:rPr>
+            </w:pPr>
+            <w:r>
+              <w:t>Sales_Marketing_Commercialization</w:t>
+            </w:r>
+          </w:p>
+        </w:tc>
+      </w:tr>
+      <w:tr>
+        <w:trPr>
+          <w:cnfStyle w:val="000000100000" w:firstRow="0" w:lastRow="0" w:firstColumn="0" w:lastColumn="0" w:oddVBand="0" w:evenVBand="0" w:oddHBand="1" w:evenHBand="0" w:firstRowFirstColumn="0" w:firstRowLastColumn="0" w:lastRowFirstColumn="0" w:lastRowLastColumn="0"/>
+        </w:trPr>
+        <w:tc>
+          <w:tcPr>
+            <w:cnfStyle w:val="001000000000" w:firstRow="0" w:lastRow="0" w:firstColumn="1" w:lastColumn="0" w:oddVBand="0" w:evenVBand="0" w:oddHBand="0" w:evenHBand="0" w:firstRowFirstColumn="0" w:firstRowLastColumn="0" w:lastRowFirstColumn="0" w:lastRowLastColumn="0"/>
+            <w:tcW w:w="2605" w:type="dxa"/>
+            <w:hideMark/>
+          </w:tcPr>
+          <w:p>
+            <w:pPr>
+              <w:rPr>
+                <w:rFonts w:ascii="Times New Roman" w:eastAsia="Times New Roman" w:hAnsi="Times New Roman" w:cs="Times New Roman"/>
+                <w:kern w:val="0"/>
+                <w:sz w:val="24"/>
+                <w:szCs w:val="24"/>
+                <w:lang w:val="en-GB" w:eastAsia="en-GB" w:bidi="ar-SA"/>
+                <w14:ligatures w14:val="none"/>
+              </w:rPr>
+            </w:pPr>
+            <w:r>
+              <w:rPr>
+                <w:rFonts w:ascii="Times New Roman" w:eastAsia="Times New Roman" w:hAnsi="Times New Roman" w:cs="Times New Roman"/>
+                <w:kern w:val="0"/>
+                <w:sz w:val="24"/>
+                <w:szCs w:val="24"/>
+                <w:lang w:val="en-GB" w:eastAsia="en-GB" w:bidi="ar-SA"/>
+                <w14:ligatures w14:val="none"/>
+              </w:rPr>
+              <w:t>Document Type</w:t>
+            </w:r>
+          </w:p>
+        </w:tc>
+        <w:tc>
+          <w:tcPr>
+            <w:tcW w:w="6480" w:type="dxa"/>
+            <w:hideMark/>
+          </w:tcPr>
+          <w:p>
+            <w:pPr>
+              <w:cnfStyle w:val="000000100000" w:firstRow="0" w:lastRow="0" w:firstColumn="0" w:lastColumn="0" w:oddVBand="0" w:evenVBand="0" w:oddHBand="1" w:evenHBand="0" w:firstRowFirstColumn="0" w:firstRowLastColumn="0" w:lastRowFirstColumn="0" w:lastRowLastColumn="0"/>
+              <w:rPr>
+                <w:rFonts w:ascii="Times New Roman" w:eastAsia="Times New Roman" w:hAnsi="Times New Roman" w:cs="Times New Roman"/>
+                <w:kern w:val="0"/>
+                <w:sz w:val="24"/>
+                <w:szCs w:val="24"/>
+                <w:lang w:val="en-GB" w:eastAsia="en-GB" w:bidi="ar-SA"/>
+                <w14:ligatures w14:val="none"/>
+              </w:rPr>
+            </w:pPr>
+            <w:r>
+              <w:rPr>
+                <w:rFonts w:ascii="Times New Roman" w:eastAsia="Times New Roman" w:hAnsi="Times New Roman" w:cs="Times New Roman"/>
+                <w:kern w:val="0"/>
+                <w:sz w:val="24"/>
+                <w:szCs w:val="24"/>
+                <w:lang w:val="en-GB" w:eastAsia="en-GB" w:bidi="ar-SA"/>
+                <w14:ligatures w14:val="none"/>
+              </w:rPr>
+              <w:t>Procedure</w:t>
+            </w:r>
+          </w:p>
+        </w:tc>
+      </w:tr>
+      <w:tr>
+        <w:tc>
+          <w:tcPr>
+            <w:cnfStyle w:val="001000000000" w:firstRow="0" w:lastRow="0" w:firstColumn="1" w:lastColumn="0" w:oddVBand="0" w:evenVBand="0" w:oddHBand="0" w:evenHBand="0" w:firstRowFirstColumn="0" w:firstRowLastColumn="0" w:lastRowFirstColumn="0" w:lastRowLastColumn="0"/>
+            <w:tcW w:w="2605" w:type="dxa"/>
+            <w:hideMark/>
+          </w:tcPr>
+          <w:p>
+            <w:pPr>
+              <w:rPr>
+                <w:rFonts w:ascii="Times New Roman" w:eastAsia="Times New Roman" w:hAnsi="Times New Roman" w:cs="Times New Roman"/>
+                <w:kern w:val="0"/>
+                <w:sz w:val="24"/>
+                <w:szCs w:val="24"/>
+                <w:lang w:val="en-GB" w:eastAsia="en-GB" w:bidi="ar-SA"/>
+                <w14:ligatures w14:val="none"/>
+              </w:rPr>
+            </w:pPr>
+            <w:r>
+              <w:rPr>
+                <w:rFonts w:ascii="Times New Roman" w:eastAsia="Times New Roman" w:hAnsi="Times New Roman" w:cs="Times New Roman"/>
+                <w:kern w:val="0"/>
+                <w:sz w:val="24"/>
+                <w:szCs w:val="24"/>
+                <w:lang w:val="en-GB" w:eastAsia="en-GB" w:bidi="ar-SA"/>
+                <w14:ligatures w14:val="none"/>
+              </w:rPr>
+              <w:t>Version</w:t>
+            </w:r>
+          </w:p>
+        </w:tc>
+        <w:tc>
+          <w:tcPr>
+            <w:tcW w:w="6480" w:type="dxa"/>
+            <w:hideMark/>
+          </w:tcPr>
+          <w:p>
+            <w:pPr>
+              <w:cnfStyle w:val="000000000000" w:firstRow="0" w:lastRow="0" w:firstColumn="0" w:lastColumn="0" w:oddVBand="0" w:evenVBand="0" w:oddHBand="0" w:evenHBand="0" w:firstRowFirstColumn="0" w:firstRowLastColumn="0" w:lastRowFirstColumn="0" w:lastRowLastColumn="0"/>
+              <w:rPr>
+                <w:rFonts w:ascii="Times New Roman" w:eastAsia="Times New Roman" w:hAnsi="Times New Roman" w:cs="Times New Roman"/>
+                <w:kern w:val="0"/>
+                <w:sz w:val="24"/>
+                <w:szCs w:val="24"/>
+                <w:lang w:val="en-GB" w:eastAsia="en-GB" w:bidi="ar-SA"/>
+                <w14:ligatures w14:val="none"/>
+              </w:rPr>
+            </w:pPr>
+            <w:r>
+              <w:rPr>
+                <w:rFonts w:ascii="Times New Roman" w:eastAsia="Times New Roman" w:hAnsi="Times New Roman" w:cs="Times New Roman"/>
+                <w:kern w:val="0"/>
+                <w:sz w:val="24"/>
+                <w:szCs w:val="24"/>
+                <w:lang w:val="en-GB" w:eastAsia="en-GB" w:bidi="ar-SA"/>
+                <w14:ligatures w14:val="none"/>
+              </w:rPr>
+              <w:t>1.0</w:t>
+            </w:r>
+          </w:p>
+        </w:tc>
+      </w:tr>
+      <w:tr>
+        <w:trPr>
+          <w:cnfStyle w:val="000000100000" w:firstRow="0" w:lastRow="0" w:firstColumn="0" w:lastColumn="0" w:oddVBand="0" w:evenVBand="0" w:oddHBand="1" w:evenHBand="0" w:firstRowFirstColumn="0" w:firstRowLastColumn="0" w:lastRowFirstColumn="0" w:lastRowLastColumn="0"/>
+        </w:trPr>
+        <w:tc>
+          <w:tcPr>
+            <w:cnfStyle w:val="001000000000" w:firstRow="0" w:lastRow="0" w:firstColumn="1" w:lastColumn="0" w:oddVBand="0" w:evenVBand="0" w:oddHBand="0" w:evenHBand="0" w:firstRowFirstColumn="0" w:firstRowLastColumn="0" w:lastRowFirstColumn="0" w:lastRowLastColumn="0"/>
+            <w:tcW w:w="2605" w:type="dxa"/>
+            <w:hideMark/>
+          </w:tcPr>
+          <w:p>
+            <w:pPr>
+              <w:rPr>
+                <w:rFonts w:ascii="Times New Roman" w:eastAsia="Times New Roman" w:hAnsi="Times New Roman" w:cs="Times New Roman"/>
+                <w:kern w:val="0"/>
+                <w:sz w:val="24"/>
+                <w:szCs w:val="24"/>
+                <w:lang w:val="en-GB" w:eastAsia="en-GB" w:bidi="ar-SA"/>
+                <w14:ligatures w14:val="none"/>
+              </w:rPr>
+            </w:pPr>
+            <w:r>
+              <w:rPr>
+                <w:rFonts w:ascii="Times New Roman" w:eastAsia="Times New Roman" w:hAnsi="Times New Roman" w:cs="Times New Roman"/>
+                <w:kern w:val="0"/>
+                <w:sz w:val="24"/>
+                <w:szCs w:val="24"/>
+                <w:lang w:val="en-GB" w:eastAsia="en-GB" w:bidi="ar-SA"/>
+                <w14:ligatures w14:val="none"/>
+              </w:rPr>
+              <w:t>Effective Date</w:t>
+            </w:r>
+          </w:p>
+        </w:tc>
+        <w:tc>
+          <w:tcPr>
+            <w:tcW w:w="6480" w:type="dxa"/>
+            <w:hideMark/>
+          </w:tcPr>
+          <w:p>
+            <w:pPr>
+              <w:cnfStyle w:val="000000100000" w:firstRow="0" w:lastRow="0" w:firstColumn="0" w:lastColumn="0" w:oddVBand="0" w:evenVBand="0" w:oddHBand="1" w:evenHBand="0" w:firstRowFirstColumn="0" w:firstRowLastColumn="0" w:lastRowFirstColumn="0" w:lastRowLastColumn="0"/>
+              <w:rPr>
+                <w:rFonts w:ascii="Times New Roman" w:eastAsia="Times New Roman" w:hAnsi="Times New Roman" w:cs="Times New Roman"/>
+                <w:kern w:val="0"/>
+                <w:sz w:val="24"/>
+                <w:szCs w:val="24"/>
+                <w:lang w:val="en-GB" w:eastAsia="en-GB" w:bidi="ar-SA"/>
+                <w14:ligatures w14:val="none"/>
+              </w:rPr>
+            </w:pPr>
+            <w:r>
+              <w:rPr>
+                <w:rFonts w:ascii="Times New Roman" w:eastAsia="Times New Roman" w:hAnsi="Times New Roman" w:cs="Times New Roman"/>
+                <w:kern w:val="0"/>
+                <w:sz w:val="24"/>
+                <w:szCs w:val="24"/>
+                <w:lang w:val="en-GB" w:eastAsia="en-GB" w:bidi="ar-SA"/>
+                <w14:ligatures w14:val="none"/>
+              </w:rPr>
+              <w:t>01 Jan 2026</w:t>
+            </w:r>
+          </w:p>
+        </w:tc>
+      </w:tr>
+      <w:tr>
+        <w:tc>
+          <w:tcPr>
+            <w:cnfStyle w:val="001000000000" w:firstRow="0" w:lastRow="0" w:firstColumn="1" w:lastColumn="0" w:oddVBand="0" w:evenVBand="0" w:oddHBand="0" w:evenHBand="0" w:firstRowFirstColumn="0" w:firstRowLastColumn="0" w:lastRowFirstColumn="0" w:lastRowLastColumn="0"/>
+            <w:tcW w:w="2605" w:type="dxa"/>
+            <w:hideMark/>
+          </w:tcPr>
+          <w:p>
+            <w:pPr>
+              <w:rPr>
+                <w:rFonts w:ascii="Times New Roman" w:eastAsia="Times New Roman" w:hAnsi="Times New Roman" w:cs="Times New Roman"/>
+                <w:kern w:val="0"/>
+                <w:sz w:val="24"/>
+                <w:szCs w:val="24"/>
+                <w:lang w:val="en-GB" w:eastAsia="en-GB" w:bidi="ar-SA"/>
+                <w14:ligatures w14:val="none"/>
+              </w:rPr>
+            </w:pPr>
+            <w:r>
+              <w:rPr>
+                <w:rFonts w:ascii="Times New Roman" w:eastAsia="Times New Roman" w:hAnsi="Times New Roman" w:cs="Times New Roman"/>
+                <w:kern w:val="0"/>
+                <w:sz w:val="24"/>
+                <w:szCs w:val="24"/>
+                <w:lang w:val="en-GB" w:eastAsia="en-GB" w:bidi="ar-SA"/>
+                <w14:ligatures w14:val="none"/>
+              </w:rPr>
+              <w:t>Review Cycle</w:t>
+            </w:r>
+          </w:p>
+        </w:tc>
+        <w:tc>
+          <w:tcPr>
+            <w:tcW w:w="6480" w:type="dxa"/>
+            <w:hideMark/>
+          </w:tcPr>
+          <w:p>
+            <w:pPr>
+              <w:cnfStyle w:val="000000000000" w:firstRow="0" w:lastRow="0" w:firstColumn="0" w:lastColumn="0" w:oddVBand="0" w:evenVBand="0" w:oddHBand="0" w:evenHBand="0" w:firstRowFirstColumn="0" w:firstRowLastColumn="0" w:lastRowFirstColumn="0" w:lastRowLastColumn="0"/>
+              <w:rPr>
+                <w:rFonts w:ascii="Times New Roman" w:eastAsia="Times New Roman" w:hAnsi="Times New Roman" w:cs="Times New Roman"/>
+                <w:kern w:val="0"/>
+                <w:sz w:val="24"/>
+                <w:szCs w:val="24"/>
+                <w:lang w:val="en-GB" w:eastAsia="en-GB" w:bidi="ar-SA"/>
+                <w14:ligatures w14:val="none"/>
+              </w:rPr>
+            </w:pPr>
+            <w:r>
+              <w:rPr>
+                <w:rFonts w:ascii="Times New Roman" w:eastAsia="Times New Roman" w:hAnsi="Times New Roman" w:cs="Times New Roman"/>
+                <w:kern w:val="0"/>
+                <w:sz w:val="24"/>
+                <w:szCs w:val="24"/>
+                <w:lang w:val="en-GB" w:eastAsia="en-GB" w:bidi="ar-SA"/>
+                <w14:ligatures w14:val="none"/>
+              </w:rPr>
+              <w:t>Annual</w:t>
+            </w:r>
+          </w:p>
+        </w:tc>
+      </w:tr>
+      <w:tr>
+        <w:trPr>
+          <w:cnfStyle w:val="000000100000" w:firstRow="0" w:lastRow="0" w:firstColumn="0" w:lastColumn="0" w:oddVBand="0" w:evenVBand="0" w:oddHBand="1" w:evenHBand="0" w:firstRowFirstColumn="0" w:firstRowLastColumn="0" w:lastRowFirstColumn="0" w:lastRowLastColumn="0"/>
+        </w:trPr>
+        <w:tc>
+          <w:tcPr>
+            <w:cnfStyle w:val="001000000000" w:firstRow="0" w:lastRow="0" w:firstColumn="1" w:lastColumn="0" w:oddVBand="0" w:evenVBand="0" w:oddHBand="0" w:evenHBand="0" w:firstRowFirstColumn="0" w:firstRowLastColumn="0" w:lastRowFirstColumn="0" w:lastRowLastColumn="0"/>
+            <w:tcW w:w="2605" w:type="dxa"/>
+            <w:hideMark/>
+          </w:tcPr>
+          <w:p>
+            <w:pPr>
+              <w:rPr>
+                <w:rFonts w:ascii="Times New Roman" w:eastAsia="Times New Roman" w:hAnsi="Times New Roman" w:cs="Times New Roman"/>
+                <w:kern w:val="0"/>
+                <w:sz w:val="24"/>
+                <w:szCs w:val="24"/>
+                <w:lang w:val="en-GB" w:eastAsia="en-GB" w:bidi="ar-SA"/>
+                <w14:ligatures w14:val="none"/>
+              </w:rPr>
+            </w:pPr>
+            <w:r>
+              <w:rPr>
+                <w:rFonts w:ascii="Times New Roman" w:eastAsia="Times New Roman" w:hAnsi="Times New Roman" w:cs="Times New Roman"/>
+                <w:kern w:val="0"/>
+                <w:sz w:val="24"/>
+                <w:szCs w:val="24"/>
+                <w:lang w:val="en-GB" w:eastAsia="en-GB" w:bidi="ar-SA"/>
+                <w14:ligatures w14:val="none"/>
+              </w:rPr>
+              <w:t>Owner</w:t>
+            </w:r>
+          </w:p>
+        </w:tc>
+        <w:tc>
+          <w:tcPr>
+            <w:tcW w:w="6480" w:type="dxa"/>
+            <w:hideMark/>
+          </w:tcPr>
+          <w:p>
+            <w:pPr>
+              <w:cnfStyle w:val="000000100000" w:firstRow="0" w:lastRow="0" w:firstColumn="0" w:lastColumn="0" w:oddVBand="0" w:evenVBand="0" w:oddHBand="1" w:evenHBand="0" w:firstRowFirstColumn="0" w:firstRowLastColumn="0" w:lastRowFirstColumn="0" w:lastRowLastColumn="0"/>
+              <w:rPr>
+                <w:rFonts w:ascii="Times New Roman" w:eastAsia="Times New Roman" w:hAnsi="Times New Roman" w:cs="Times New Roman"/>
+                <w:kern w:val="0"/>
+                <w:sz w:val="24"/>
+                <w:szCs w:val="24"/>
+                <w:lang w:val="en-GB" w:eastAsia="en-GB" w:bidi="ar-SA"/>
+                <w14:ligatures w14:val="none"/>
+              </w:rPr>
+            </w:pPr>
+            <w:r>
+              <w:rPr>
+                <w:rFonts w:ascii="Times New Roman" w:eastAsia="Times New Roman" w:hAnsi="Times New Roman" w:cs="Times New Roman"/>
+                <w:kern w:val="0"/>
+                <w:sz w:val="24"/>
+                <w:szCs w:val="24"/>
+                <w:lang w:val="en-GB" w:eastAsia="en-GB" w:bidi="ar-SA"/>
+                <w14:ligatures w14:val="none"/>
+              </w:rPr>
+              <w:t xml:space="preserve">Head of </w:t>
+            </w:r>
+            <w:r>
+              <w:rPr>
+                <w:rFonts w:ascii="Times New Roman" w:eastAsia="Times New Roman" w:hAnsi="Times New Roman" w:cs="Times New Roman"/>
+                <w:kern w:val="0"/>
+                <w:sz w:val="24"/>
+                <w:szCs w:val="24"/>
+                <w:lang w:val="en-GB" w:eastAsia="en-GB" w:bidi="ar-SA"/>
+                <w14:ligatures w14:val="none"/>
+              </w:rPr>
+              <w:t xml:space="preserve">Sales/Marketing/Commercial </w:t>
+            </w:r>
+          </w:p>
+        </w:tc>
+      </w:tr>
+      <w:tr>
+        <w:tc>
+          <w:tcPr>
+            <w:cnfStyle w:val="001000000000" w:firstRow="0" w:lastRow="0" w:firstColumn="1" w:lastColumn="0" w:oddVBand="0" w:evenVBand="0" w:oddHBand="0" w:evenHBand="0" w:firstRowFirstColumn="0" w:firstRowLastColumn="0" w:lastRowFirstColumn="0" w:lastRowLastColumn="0"/>
+            <w:tcW w:w="2605" w:type="dxa"/>
+            <w:hideMark/>
+          </w:tcPr>
+          <w:p>
+            <w:pPr>
+              <w:rPr>
+                <w:rFonts w:ascii="Times New Roman" w:eastAsia="Times New Roman" w:hAnsi="Times New Roman" w:cs="Times New Roman"/>
+                <w:kern w:val="0"/>
+                <w:sz w:val="24"/>
+                <w:szCs w:val="24"/>
+                <w:lang w:val="en-GB" w:eastAsia="en-GB" w:bidi="ar-SA"/>
+                <w14:ligatures w14:val="none"/>
+              </w:rPr>
+            </w:pPr>
+            <w:r>
+              <w:rPr>
+                <w:rFonts w:ascii="Times New Roman" w:eastAsia="Times New Roman" w:hAnsi="Times New Roman" w:cs="Times New Roman"/>
+                <w:kern w:val="0"/>
+                <w:sz w:val="24"/>
+                <w:szCs w:val="24"/>
+                <w:lang w:val="en-GB" w:eastAsia="en-GB" w:bidi="ar-SA"/>
+                <w14:ligatures w14:val="none"/>
+              </w:rPr>
+              <w:t>Approved By</w:t>
+            </w:r>
+          </w:p>
+        </w:tc>
+        <w:tc>
+          <w:tcPr>
+            <w:tcW w:w="6480" w:type="dxa"/>
+            <w:hideMark/>
+          </w:tcPr>
+          <w:p>
+            <w:pPr>
+              <w:cnfStyle w:val="000000000000" w:firstRow="0" w:lastRow="0" w:firstColumn="0" w:lastColumn="0" w:oddVBand="0" w:evenVBand="0" w:oddHBand="0" w:evenHBand="0" w:firstRowFirstColumn="0" w:firstRowLastColumn="0" w:lastRowFirstColumn="0" w:lastRowLastColumn="0"/>
+              <w:rPr>
+                <w:rFonts w:ascii="Times New Roman" w:eastAsia="Times New Roman" w:hAnsi="Times New Roman" w:cs="Times New Roman"/>
+                <w:kern w:val="0"/>
+                <w:sz w:val="24"/>
+                <w:szCs w:val="24"/>
+                <w:lang w:val="en-GB" w:eastAsia="en-GB" w:bidi="ar-SA"/>
+                <w14:ligatures w14:val="none"/>
+              </w:rPr>
+            </w:pPr>
+            <w:r>
+              <w:rPr>
+                <w:rFonts w:ascii="Times New Roman" w:eastAsia="Times New Roman" w:hAnsi="Times New Roman" w:cs="Times New Roman"/>
+                <w:kern w:val="0"/>
+                <w:sz w:val="24"/>
+                <w:szCs w:val="24"/>
+                <w:lang w:val="en-GB" w:eastAsia="en-GB" w:bidi="ar-SA"/>
+                <w14:ligatures w14:val="none"/>
+              </w:rPr>
+              <w:t>CEO / Board</w:t>
+            </w:r>
+          </w:p>
+        </w:tc>
+      </w:tr>
+      <w:tr>
+        <w:trPr>
+          <w:cnfStyle w:val="000000100000" w:firstRow="0" w:lastRow="0" w:firstColumn="0" w:lastColumn="0" w:oddVBand="0" w:evenVBand="0" w:oddHBand="1" w:evenHBand="0" w:firstRowFirstColumn="0" w:firstRowLastColumn="0" w:lastRowFirstColumn="0" w:lastRowLastColumn="0"/>
+        </w:trPr>
+        <w:tc>
+          <w:tcPr>
+            <w:cnfStyle w:val="001000000000" w:firstRow="0" w:lastRow="0" w:firstColumn="1" w:lastColumn="0" w:oddVBand="0" w:evenVBand="0" w:oddHBand="0" w:evenHBand="0" w:firstRowFirstColumn="0" w:firstRowLastColumn="0" w:lastRowFirstColumn="0" w:lastRowLastColumn="0"/>
+            <w:tcW w:w="2605" w:type="dxa"/>
+            <w:hideMark/>
+          </w:tcPr>
+          <w:p>
+            <w:pPr>
+              <w:rPr>
+                <w:rFonts w:ascii="Times New Roman" w:eastAsia="Times New Roman" w:hAnsi="Times New Roman" w:cs="Times New Roman"/>
+                <w:kern w:val="0"/>
+                <w:sz w:val="24"/>
+                <w:szCs w:val="24"/>
+                <w:lang w:val="en-GB" w:eastAsia="en-GB" w:bidi="ar-SA"/>
+                <w14:ligatures w14:val="none"/>
+              </w:rPr>
+            </w:pPr>
+            <w:r>
+              <w:rPr>
+                <w:rFonts w:ascii="Times New Roman" w:eastAsia="Times New Roman" w:hAnsi="Times New Roman" w:cs="Times New Roman"/>
+                <w:kern w:val="0"/>
+                <w:sz w:val="24"/>
+                <w:szCs w:val="24"/>
+                <w:lang w:val="en-GB" w:eastAsia="en-GB" w:bidi="ar-SA"/>
+                <w14:ligatures w14:val="none"/>
+              </w:rPr>
+              <w:t>Prepared By</w:t>
+            </w:r>
+          </w:p>
+        </w:tc>
+        <w:tc>
+          <w:tcPr>
+            <w:tcW w:w="6480" w:type="dxa"/>
+            <w:hideMark/>
+          </w:tcPr>
+          <w:p>
+            <w:pPr>
+              <w:cnfStyle w:val="000000100000" w:firstRow="0" w:lastRow="0" w:firstColumn="0" w:lastColumn="0" w:oddVBand="0" w:evenVBand="0" w:oddHBand="1" w:evenHBand="0" w:firstRowFirstColumn="0" w:firstRowLastColumn="0" w:lastRowFirstColumn="0" w:lastRowLastColumn="0"/>
+              <w:rPr>
+                <w:rFonts w:ascii="Times New Roman" w:eastAsia="Times New Roman" w:hAnsi="Times New Roman" w:cs="Times New Roman"/>
+                <w:kern w:val="0"/>
+                <w:sz w:val="24"/>
+                <w:szCs w:val="24"/>
+                <w:lang w:val="en-GB" w:eastAsia="en-GB" w:bidi="ar-SA"/>
+                <w14:ligatures w14:val="none"/>
+              </w:rPr>
+            </w:pPr>
+            <w:r>
+              <w:rPr>
+                <w:rFonts w:ascii="Times New Roman" w:eastAsia="Times New Roman" w:hAnsi="Times New Roman" w:cs="Times New Roman"/>
+                <w:kern w:val="0"/>
+                <w:sz w:val="24"/>
+                <w:szCs w:val="24"/>
+                <w:lang w:val="en-GB" w:eastAsia="en-GB" w:bidi="ar-SA"/>
+                <w14:ligatures w14:val="none"/>
+              </w:rPr>
+              <w:t>Governance Office</w:t>
+            </w:r>
+          </w:p>
+        </w:tc>
+      </w:tr>
+      <w:tr>
+        <w:tc>
+          <w:tcPr>
+            <w:cnfStyle w:val="001000000000" w:firstRow="0" w:lastRow="0" w:firstColumn="1" w:lastColumn="0" w:oddVBand="0" w:evenVBand="0" w:oddHBand="0" w:evenHBand="0" w:firstRowFirstColumn="0" w:firstRowLastColumn="0" w:lastRowFirstColumn="0" w:lastRowLastColumn="0"/>
+            <w:tcW w:w="2605" w:type="dxa"/>
+            <w:hideMark/>
+          </w:tcPr>
+          <w:p>
+            <w:pPr>
+              <w:rPr>
+                <w:rFonts w:ascii="Times New Roman" w:eastAsia="Times New Roman" w:hAnsi="Times New Roman" w:cs="Times New Roman"/>
+                <w:kern w:val="0"/>
+                <w:sz w:val="24"/>
+                <w:szCs w:val="24"/>
+                <w:lang w:val="en-GB" w:eastAsia="en-GB" w:bidi="ar-SA"/>
+                <w14:ligatures w14:val="none"/>
+              </w:rPr>
+            </w:pPr>
+            <w:r>
+              <w:rPr>
+                <w:rFonts w:ascii="Times New Roman" w:eastAsia="Times New Roman" w:hAnsi="Times New Roman" w:cs="Times New Roman"/>
+                <w:kern w:val="0"/>
+                <w:sz w:val="24"/>
+                <w:szCs w:val="24"/>
+                <w:lang w:val="en-GB" w:eastAsia="en-GB" w:bidi="ar-SA"/>
+                <w14:ligatures w14:val="none"/>
+              </w:rPr>
+              <w:t>Classification</w:t>
+            </w:r>
+          </w:p>
+        </w:tc>
+        <w:tc>
+          <w:tcPr>
+            <w:tcW w:w="6480" w:type="dxa"/>
+            <w:hideMark/>
+          </w:tcPr>
+          <w:p>
+            <w:pPr>
+              <w:cnfStyle w:val="000000000000" w:firstRow="0" w:lastRow="0" w:firstColumn="0" w:lastColumn="0" w:oddVBand="0" w:evenVBand="0" w:oddHBand="0" w:evenHBand="0" w:firstRowFirstColumn="0" w:firstRowLastColumn="0" w:lastRowFirstColumn="0" w:lastRowLastColumn="0"/>
+              <w:rPr>
+                <w:rFonts w:ascii="Times New Roman" w:eastAsia="Times New Roman" w:hAnsi="Times New Roman" w:cs="Times New Roman"/>
+                <w:kern w:val="0"/>
+                <w:sz w:val="24"/>
+                <w:szCs w:val="24"/>
+                <w:lang w:val="en-GB" w:eastAsia="en-GB" w:bidi="ar-SA"/>
+                <w14:ligatures w14:val="none"/>
+              </w:rPr>
+            </w:pPr>
+            <w:r>
+              <w:rPr>
+                <w:rFonts w:ascii="Times New Roman" w:eastAsia="Times New Roman" w:hAnsi="Times New Roman" w:cs="Times New Roman"/>
+                <w:kern w:val="0"/>
+                <w:sz w:val="24"/>
+                <w:szCs w:val="24"/>
+                <w:lang w:val="en-GB" w:eastAsia="en-GB" w:bidi="ar-SA"/>
+                <w14:ligatures w14:val="none"/>
+              </w:rPr>
+              <w:t>Internal</w:t>
+            </w:r>
+          </w:p>
+        </w:tc>
+      </w:tr>
+      <w:tr>
+        <w:trPr>
+          <w:cnfStyle w:val="000000100000" w:firstRow="0" w:lastRow="0" w:firstColumn="0" w:lastColumn="0" w:oddVBand="0" w:evenVBand="0" w:oddHBand="1" w:evenHBand="0" w:firstRowFirstColumn="0" w:firstRowLastColumn="0" w:lastRowFirstColumn="0" w:lastRowLastColumn="0"/>
+        </w:trPr>
+        <w:tc>
+          <w:tcPr>
+            <w:cnfStyle w:val="001000000000" w:firstRow="0" w:lastRow="0" w:firstColumn="1" w:lastColumn="0" w:oddVBand="0" w:evenVBand="0" w:oddHBand="0" w:evenHBand="0" w:firstRowFirstColumn="0" w:firstRowLastColumn="0" w:lastRowFirstColumn="0" w:lastRowLastColumn="0"/>
+            <w:tcW w:w="2605" w:type="dxa"/>
+            <w:hideMark/>
+          </w:tcPr>
+          <w:p>
+            <w:pPr>
+              <w:rPr>
+                <w:rFonts w:ascii="Times New Roman" w:eastAsia="Times New Roman" w:hAnsi="Times New Roman" w:cs="Times New Roman"/>
+                <w:kern w:val="0"/>
+                <w:sz w:val="24"/>
+                <w:szCs w:val="24"/>
+                <w:lang w:val="en-GB" w:eastAsia="en-GB" w:bidi="ar-SA"/>
+                <w14:ligatures w14:val="none"/>
+              </w:rPr>
+            </w:pPr>
+            <w:r>
+              <w:rPr>
+                <w:rFonts w:ascii="Times New Roman" w:eastAsia="Times New Roman" w:hAnsi="Times New Roman" w:cs="Times New Roman"/>
+                <w:kern w:val="0"/>
+                <w:sz w:val="24"/>
+                <w:szCs w:val="24"/>
+                <w:lang w:val="en-GB" w:eastAsia="en-GB" w:bidi="ar-SA"/>
+                <w14:ligatures w14:val="none"/>
+              </w:rPr>
+              <w:t>Next Review</w:t>
+            </w:r>
+          </w:p>
+        </w:tc>
+        <w:tc>
+          <w:tcPr>
+            <w:tcW w:w="6480" w:type="dxa"/>
+            <w:hideMark/>
+          </w:tcPr>
+          <w:p>
+            <w:pPr>
+              <w:cnfStyle w:val="000000100000" w:firstRow="0" w:lastRow="0" w:firstColumn="0" w:lastColumn="0" w:oddVBand="0" w:evenVBand="0" w:oddHBand="1" w:evenHBand="0" w:firstRowFirstColumn="0" w:firstRowLastColumn="0" w:lastRowFirstColumn="0" w:lastRowLastColumn="0"/>
+              <w:rPr>
+                <w:rFonts w:ascii="Times New Roman" w:eastAsia="Times New Roman" w:hAnsi="Times New Roman" w:cs="Times New Roman"/>
+                <w:kern w:val="0"/>
+                <w:sz w:val="24"/>
+                <w:szCs w:val="24"/>
+                <w:lang w:val="en-GB" w:eastAsia="en-GB" w:bidi="ar-SA"/>
+                <w14:ligatures w14:val="none"/>
+              </w:rPr>
+            </w:pPr>
+            <w:r>
+              <w:rPr>
+                <w:rFonts w:ascii="Times New Roman" w:eastAsia="Times New Roman" w:hAnsi="Times New Roman" w:cs="Times New Roman"/>
+                <w:kern w:val="0"/>
+                <w:sz w:val="24"/>
+                <w:szCs w:val="24"/>
+                <w:lang w:val="en-GB" w:eastAsia="en-GB" w:bidi="ar-SA"/>
+                <w14:ligatures w14:val="none"/>
+              </w:rPr>
+              <w:t>Jan 2027</w:t>
+            </w:r>
+          </w:p>
+        </w:tc>
+      </w:tr>
+    </w:tbl>
+    <w:p>
+      <w:pPr>
+        <w:rPr>
+          <w:rFonts w:ascii="Times New Roman" w:eastAsia="Times New Roman" w:hAnsi="Times New Roman" w:cs="Times New Roman"/>
+          <w:kern w:val="0"/>
+          <w:sz w:val="24"/>
+          <w:szCs w:val="24"/>
+          <w:lang w:val="en-GB" w:eastAsia="en-GB" w:bidi="ar-SA"/>
+          <w14:ligatures w14:val="none"/>
+        </w:rPr>
+      </w:pPr>
+    </w:p>
+    <w:p>
+      <w:pPr>
+        <w:rPr>
+          <w:rFonts w:ascii="Times New Roman" w:eastAsia="Times New Roman" w:hAnsi="Times New Roman" w:cs="Times New Roman"/>
+          <w:b/>
+          <w:bCs/>
+          <w:kern w:val="0"/>
+          <w:sz w:val="27"/>
+          <w:szCs w:val="27"/>
+          <w:lang w:val="en-GB" w:eastAsia="en-GB" w:bidi="ar-SA"/>
+          <w14:ligatures w14:val="none"/>
+        </w:rPr>
+      </w:pPr>
+      <w:r>
+        <w:rPr>
+          <w:rFonts w:ascii="Times New Roman" w:eastAsia="Times New Roman" w:hAnsi="Times New Roman" w:cs="Times New Roman"/>
+          <w:b/>
+          <w:bCs/>
+          <w:kern w:val="0"/>
+          <w:sz w:val="27"/>
+          <w:szCs w:val="27"/>
+          <w:lang w:val="en-GB" w:eastAsia="en-GB" w:bidi="ar-SA"/>
+          <w14:ligatures w14:val="none"/>
+        </w:rPr>
+        <w:t>Revision History</w:t>
+      </w:r>
+    </w:p>
+    <w:tbl>
+      <w:tblPr>
+        <w:tblStyle w:val="PlainTable1"/>
+        <w:tblW w:w="9085" w:type="dxa"/>
+        <w:tblLook w:val="04A0" w:firstRow="1" w:lastRow="0" w:firstColumn="1" w:lastColumn="0" w:noHBand="0" w:noVBand="1"/>
+      </w:tblPr>
+      <w:tblGrid>
+        <w:gridCol w:w="1016"/>
+        <w:gridCol w:w="1376"/>
+        <w:gridCol w:w="2049"/>
+        <w:gridCol w:w="4644"/>
+      </w:tblGrid>
+      <w:tr>
+        <w:trPr>
+          <w:cnfStyle w:val="100000000000" w:firstRow="1" w:lastRow="0" w:firstColumn="0" w:lastColumn="0" w:oddVBand="0" w:evenVBand="0" w:oddHBand="0" w:evenHBand="0" w:firstRowFirstColumn="0" w:firstRowLastColumn="0" w:lastRowFirstColumn="0" w:lastRowLastColumn="0"/>
+        </w:trPr>
+        <w:tc>
+          <w:tcPr>
+            <w:cnfStyle w:val="001000000000" w:firstRow="0" w:lastRow="0" w:firstColumn="1" w:lastColumn="0" w:oddVBand="0" w:evenVBand="0" w:oddHBand="0" w:evenHBand="0" w:firstRowFirstColumn="0" w:firstRowLastColumn="0" w:lastRowFirstColumn="0" w:lastRowLastColumn="0"/>
+            <w:tcW w:w="0" w:type="auto"/>
+            <w:shd w:val="clear" w:color="auto" w:fill="0A2F41" w:themeFill="accent1" w:themeFillShade="80"/>
+            <w:hideMark/>
+          </w:tcPr>
+          <w:p>
+            <w:pPr>
+              <w:jc w:val="center"/>
+              <w:rPr>
+                <w:rFonts w:ascii="Times New Roman" w:eastAsia="Times New Roman" w:hAnsi="Times New Roman" w:cs="Times New Roman"/>
+                <w:kern w:val="0"/>
+                <w:sz w:val="24"/>
+                <w:szCs w:val="24"/>
+                <w:lang w:val="en-GB" w:eastAsia="en-GB" w:bidi="ar-SA"/>
+                <w14:ligatures w14:val="none"/>
+              </w:rPr>
+            </w:pPr>
+            <w:r>
+              <w:rPr>
+                <w:rFonts w:ascii="Times New Roman" w:eastAsia="Times New Roman" w:hAnsi="Times New Roman" w:cs="Times New Roman"/>
+                <w:kern w:val="0"/>
+                <w:sz w:val="24"/>
+                <w:szCs w:val="24"/>
+                <w:lang w:val="en-GB" w:eastAsia="en-GB" w:bidi="ar-SA"/>
+                <w14:ligatures w14:val="none"/>
+              </w:rPr>
+              <w:t>Version</w:t>
+            </w:r>
+          </w:p>
+        </w:tc>
+        <w:tc>
+          <w:tcPr>
+            <w:tcW w:w="0" w:type="auto"/>
+            <w:shd w:val="clear" w:color="auto" w:fill="0A2F41" w:themeFill="accent1" w:themeFillShade="80"/>
+            <w:hideMark/>
+          </w:tcPr>
+          <w:p>
+            <w:pPr>
+              <w:jc w:val="center"/>
+              <w:cnfStyle w:val="100000000000" w:firstRow="1" w:lastRow="0" w:firstColumn="0" w:lastColumn="0" w:oddVBand="0" w:evenVBand="0" w:oddHBand="0" w:evenHBand="0" w:firstRowFirstColumn="0" w:firstRowLastColumn="0" w:lastRowFirstColumn="0" w:lastRowLastColumn="0"/>
+              <w:rPr>
+                <w:rFonts w:ascii="Times New Roman" w:eastAsia="Times New Roman" w:hAnsi="Times New Roman" w:cs="Times New Roman"/>
+                <w:kern w:val="0"/>
+                <w:sz w:val="24"/>
+                <w:szCs w:val="24"/>
+                <w:lang w:val="en-GB" w:eastAsia="en-GB" w:bidi="ar-SA"/>
+                <w14:ligatures w14:val="none"/>
+              </w:rPr>
+            </w:pPr>
+            <w:r>
+              <w:rPr>
+                <w:rFonts w:ascii="Times New Roman" w:eastAsia="Times New Roman" w:hAnsi="Times New Roman" w:cs="Times New Roman"/>
+                <w:kern w:val="0"/>
+                <w:sz w:val="24"/>
+                <w:szCs w:val="24"/>
+                <w:lang w:val="en-GB" w:eastAsia="en-GB" w:bidi="ar-SA"/>
+                <w14:ligatures w14:val="none"/>
+              </w:rPr>
+              <w:t>Date</w:t>
+            </w:r>
+          </w:p>
+        </w:tc>
+        <w:tc>
+          <w:tcPr>
+            <w:tcW w:w="0" w:type="auto"/>
+            <w:shd w:val="clear" w:color="auto" w:fill="0A2F41" w:themeFill="accent1" w:themeFillShade="80"/>
+            <w:hideMark/>
+          </w:tcPr>
+          <w:p>
+            <w:pPr>
+              <w:jc w:val="center"/>
+              <w:cnfStyle w:val="100000000000" w:firstRow="1" w:lastRow="0" w:firstColumn="0" w:lastColumn="0" w:oddVBand="0" w:evenVBand="0" w:oddHBand="0" w:evenHBand="0" w:firstRowFirstColumn="0" w:firstRowLastColumn="0" w:lastRowFirstColumn="0" w:lastRowLastColumn="0"/>
+              <w:rPr>
+                <w:rFonts w:ascii="Times New Roman" w:eastAsia="Times New Roman" w:hAnsi="Times New Roman" w:cs="Times New Roman"/>
+                <w:kern w:val="0"/>
+                <w:sz w:val="24"/>
+                <w:szCs w:val="24"/>
+                <w:lang w:val="en-GB" w:eastAsia="en-GB" w:bidi="ar-SA"/>
+                <w14:ligatures w14:val="none"/>
+              </w:rPr>
+            </w:pPr>
+            <w:r>
+              <w:rPr>
+                <w:rFonts w:ascii="Times New Roman" w:eastAsia="Times New Roman" w:hAnsi="Times New Roman" w:cs="Times New Roman"/>
+                <w:kern w:val="0"/>
+                <w:sz w:val="24"/>
+                <w:szCs w:val="24"/>
+                <w:lang w:val="en-GB" w:eastAsia="en-GB" w:bidi="ar-SA"/>
+                <w14:ligatures w14:val="none"/>
+              </w:rPr>
+              <w:t>Author</w:t>
+            </w:r>
+          </w:p>
+        </w:tc>
+        <w:tc>
+          <w:tcPr>
+            <w:tcW w:w="4644" w:type="dxa"/>
+            <w:shd w:val="clear" w:color="auto" w:fill="0A2F41" w:themeFill="accent1" w:themeFillShade="80"/>
+            <w:hideMark/>
+          </w:tcPr>
+          <w:p>
+            <w:pPr>
+              <w:jc w:val="center"/>
+              <w:cnfStyle w:val="100000000000" w:firstRow="1" w:lastRow="0" w:firstColumn="0" w:lastColumn="0" w:oddVBand="0" w:evenVBand="0" w:oddHBand="0" w:evenHBand="0" w:firstRowFirstColumn="0" w:firstRowLastColumn="0" w:lastRowFirstColumn="0" w:lastRowLastColumn="0"/>
+              <w:rPr>
+                <w:rFonts w:ascii="Times New Roman" w:eastAsia="Times New Roman" w:hAnsi="Times New Roman" w:cs="Times New Roman"/>
+                <w:kern w:val="0"/>
+                <w:sz w:val="24"/>
+                <w:szCs w:val="24"/>
+                <w:lang w:val="en-GB" w:eastAsia="en-GB" w:bidi="ar-SA"/>
+                <w14:ligatures w14:val="none"/>
+              </w:rPr>
+            </w:pPr>
+            <w:r>
+              <w:rPr>
+                <w:rFonts w:ascii="Times New Roman" w:eastAsia="Times New Roman" w:hAnsi="Times New Roman" w:cs="Times New Roman"/>
+                <w:kern w:val="0"/>
+                <w:sz w:val="24"/>
+                <w:szCs w:val="24"/>
+                <w:lang w:val="en-GB" w:eastAsia="en-GB" w:bidi="ar-SA"/>
+                <w14:ligatures w14:val="none"/>
+              </w:rPr>
+              <w:t>Changes</w:t>
+            </w:r>
+          </w:p>
+        </w:tc>
+      </w:tr>
+      <w:tr>
+        <w:trPr>
+          <w:cnfStyle w:val="000000100000" w:firstRow="0" w:lastRow="0" w:firstColumn="0" w:lastColumn="0" w:oddVBand="0" w:evenVBand="0" w:oddHBand="1" w:evenHBand="0" w:firstRowFirstColumn="0" w:firstRowLastColumn="0" w:lastRowFirstColumn="0" w:lastRowLastColumn="0"/>
+        </w:trPr>
+        <w:tc>
+          <w:tcPr>
+            <w:cnfStyle w:val="001000000000" w:firstRow="0" w:lastRow="0" w:firstColumn="1" w:lastColumn="0" w:oddVBand="0" w:evenVBand="0" w:oddHBand="0" w:evenHBand="0" w:firstRowFirstColumn="0" w:firstRowLastColumn="0" w:lastRowFirstColumn="0" w:lastRowLastColumn="0"/>
+            <w:tcW w:w="0" w:type="auto"/>
+            <w:hideMark/>
+          </w:tcPr>
+          <w:p>
+            <w:pPr>
+              <w:rPr>
+                <w:rFonts w:ascii="Times New Roman" w:eastAsia="Times New Roman" w:hAnsi="Times New Roman" w:cs="Times New Roman"/>
+                <w:kern w:val="0"/>
+                <w:sz w:val="24"/>
+                <w:szCs w:val="24"/>
+                <w:lang w:val="en-GB" w:eastAsia="en-GB" w:bidi="ar-SA"/>
+                <w14:ligatures w14:val="none"/>
+              </w:rPr>
+            </w:pPr>
+            <w:r>
+              <w:rPr>
+                <w:rFonts w:ascii="Times New Roman" w:eastAsia="Times New Roman" w:hAnsi="Times New Roman" w:cs="Times New Roman"/>
+                <w:kern w:val="0"/>
+                <w:sz w:val="24"/>
+                <w:szCs w:val="24"/>
+                <w:lang w:val="en-GB" w:eastAsia="en-GB" w:bidi="ar-SA"/>
+                <w14:ligatures w14:val="none"/>
+              </w:rPr>
+              <w:t>1.0</w:t>
+            </w:r>
+          </w:p>
+        </w:tc>
+        <w:tc>
+          <w:tcPr>
+            <w:tcW w:w="0" w:type="auto"/>
+            <w:hideMark/>
+          </w:tcPr>
+          <w:p>
+            <w:pPr>
+              <w:cnfStyle w:val="000000100000" w:firstRow="0" w:lastRow="0" w:firstColumn="0" w:lastColumn="0" w:oddVBand="0" w:evenVBand="0" w:oddHBand="1" w:evenHBand="0" w:firstRowFirstColumn="0" w:firstRowLastColumn="0" w:lastRowFirstColumn="0" w:lastRowLastColumn="0"/>
+              <w:rPr>
+                <w:rFonts w:ascii="Times New Roman" w:eastAsia="Times New Roman" w:hAnsi="Times New Roman" w:cs="Times New Roman"/>
+                <w:kern w:val="0"/>
+                <w:sz w:val="24"/>
+                <w:szCs w:val="24"/>
+                <w:lang w:val="en-GB" w:eastAsia="en-GB" w:bidi="ar-SA"/>
+                <w14:ligatures w14:val="none"/>
+              </w:rPr>
+            </w:pPr>
+            <w:r>
+              <w:rPr>
+                <w:rFonts w:ascii="Times New Roman" w:eastAsia="Times New Roman" w:hAnsi="Times New Roman" w:cs="Times New Roman"/>
+                <w:kern w:val="0"/>
+                <w:sz w:val="24"/>
+                <w:szCs w:val="24"/>
+                <w:lang w:val="en-GB" w:eastAsia="en-GB" w:bidi="ar-SA"/>
+                <w14:ligatures w14:val="none"/>
+              </w:rPr>
+              <w:t>01 Jan 2026</w:t>
+            </w:r>
+          </w:p>
+        </w:tc>
+        <w:tc>
+          <w:tcPr>
+            <w:tcW w:w="0" w:type="auto"/>
+            <w:hideMark/>
+          </w:tcPr>
+          <w:p>
+            <w:pPr>
+              <w:cnfStyle w:val="000000100000" w:firstRow="0" w:lastRow="0" w:firstColumn="0" w:lastColumn="0" w:oddVBand="0" w:evenVBand="0" w:oddHBand="1" w:evenHBand="0" w:firstRowFirstColumn="0" w:firstRowLastColumn="0" w:lastRowFirstColumn="0" w:lastRowLastColumn="0"/>
+              <w:rPr>
+                <w:rFonts w:ascii="Times New Roman" w:eastAsia="Times New Roman" w:hAnsi="Times New Roman" w:cs="Times New Roman"/>
+                <w:kern w:val="0"/>
+                <w:sz w:val="24"/>
+                <w:szCs w:val="24"/>
+                <w:lang w:val="en-GB" w:eastAsia="en-GB" w:bidi="ar-SA"/>
+                <w14:ligatures w14:val="none"/>
+              </w:rPr>
+            </w:pPr>
+            <w:r>
+              <w:rPr>
+                <w:rFonts w:ascii="Times New Roman" w:eastAsia="Times New Roman" w:hAnsi="Times New Roman" w:cs="Times New Roman"/>
+                <w:kern w:val="0"/>
+                <w:sz w:val="24"/>
+                <w:szCs w:val="24"/>
+                <w:lang w:val="en-GB" w:eastAsia="en-GB" w:bidi="ar-SA"/>
+                <w14:ligatures w14:val="none"/>
+              </w:rPr>
+              <w:t>Governance Office</w:t>
+            </w:r>
+          </w:p>
+        </w:tc>
+        <w:tc>
+          <w:tcPr>
+            <w:tcW w:w="4644" w:type="dxa"/>
+            <w:hideMark/>
+          </w:tcPr>
+          <w:p>
+            <w:pPr>
+              <w:cnfStyle w:val="000000100000" w:firstRow="0" w:lastRow="0" w:firstColumn="0" w:lastColumn="0" w:oddVBand="0" w:evenVBand="0" w:oddHBand="1" w:evenHBand="0" w:firstRowFirstColumn="0" w:firstRowLastColumn="0" w:lastRowFirstColumn="0" w:lastRowLastColumn="0"/>
+              <w:rPr>
+                <w:rFonts w:ascii="Times New Roman" w:eastAsia="Times New Roman" w:hAnsi="Times New Roman" w:cs="Times New Roman"/>
+                <w:kern w:val="0"/>
+                <w:sz w:val="24"/>
+                <w:szCs w:val="24"/>
+                <w:lang w:val="en-GB" w:eastAsia="en-GB" w:bidi="ar-SA"/>
+                <w14:ligatures w14:val="none"/>
+              </w:rPr>
+            </w:pPr>
+            <w:r>
+              <w:rPr>
+                <w:rFonts w:ascii="Times New Roman" w:eastAsia="Times New Roman" w:hAnsi="Times New Roman" w:cs="Times New Roman"/>
+                <w:kern w:val="0"/>
+                <w:sz w:val="24"/>
+                <w:szCs w:val="24"/>
+                <w:lang w:val="en-GB" w:eastAsia="en-GB" w:bidi="ar-SA"/>
+                <w14:ligatures w14:val="none"/>
+              </w:rPr>
+              <w:t>Initial Issue</w:t>
+            </w:r>
+          </w:p>
+        </w:tc>
+      </w:tr>
+    </w:tbl>
+    <w:p>
+      <w:pPr>
+        <w:rPr>
+          <w:rFonts w:ascii="Times New Roman" w:eastAsia="Times New Roman" w:hAnsi="Times New Roman" w:cs="Times New Roman"/>
+          <w:b/>
+          <w:bCs/>
+          <w:kern w:val="0"/>
+          <w:sz w:val="27"/>
+          <w:szCs w:val="27"/>
+          <w:lang w:val="en-GB" w:eastAsia="en-GB" w:bidi="ar-SA"/>
+          <w14:ligatures w14:val="none"/>
+        </w:rPr>
+      </w:pPr>
+      <w:r>
+        <w:rPr>
+          <w:rFonts w:ascii="Times New Roman" w:eastAsia="Times New Roman" w:hAnsi="Times New Roman" w:cs="Times New Roman"/>
+          <w:b/>
+          <w:bCs/>
+          <w:kern w:val="0"/>
+          <w:sz w:val="27"/>
+          <w:szCs w:val="27"/>
+          <w:lang w:val="en-GB" w:eastAsia="en-GB" w:bidi="ar-SA"/>
+          <w14:ligatures w14:val="none"/>
+        </w:rPr>
+        <w:t>Distribution List</w:t>
+      </w:r>
+    </w:p>
+    <w:tbl>
+      <w:tblPr>
+        <w:tblStyle w:val="PlainTable1"/>
+        <w:tblW w:w="9085" w:type="dxa"/>
+        <w:tblLook w:val="04A0" w:firstRow="1" w:lastRow="0" w:firstColumn="1" w:lastColumn="0" w:noHBand="0" w:noVBand="1"/>
+      </w:tblPr>
+      <w:tblGrid>
+        <w:gridCol w:w="1563"/>
+        <w:gridCol w:w="7522"/>
+      </w:tblGrid>
+      <w:tr>
+        <w:trPr>
+          <w:cnfStyle w:val="100000000000" w:firstRow="1" w:lastRow="0" w:firstColumn="0" w:lastColumn="0" w:oddVBand="0" w:evenVBand="0" w:oddHBand="0" w:evenHBand="0" w:firstRowFirstColumn="0" w:firstRowLastColumn="0" w:lastRowFirstColumn="0" w:lastRowLastColumn="0"/>
+        </w:trPr>
+        <w:tc>
+          <w:tcPr>
+            <w:cnfStyle w:val="001000000000" w:firstRow="0" w:lastRow="0" w:firstColumn="1" w:lastColumn="0" w:oddVBand="0" w:evenVBand="0" w:oddHBand="0" w:evenHBand="0" w:firstRowFirstColumn="0" w:firstRowLastColumn="0" w:lastRowFirstColumn="0" w:lastRowLastColumn="0"/>
+            <w:tcW w:w="0" w:type="auto"/>
+            <w:shd w:val="clear" w:color="auto" w:fill="0A2F41" w:themeFill="accent1" w:themeFillShade="80"/>
+            <w:hideMark/>
+          </w:tcPr>
+          <w:p>
+            <w:pPr>
+              <w:jc w:val="center"/>
+              <w:rPr>
+                <w:rFonts w:ascii="Times New Roman" w:eastAsia="Times New Roman" w:hAnsi="Times New Roman" w:cs="Times New Roman"/>
+                <w:kern w:val="0"/>
+                <w:sz w:val="24"/>
+                <w:szCs w:val="24"/>
+                <w:lang w:val="en-GB" w:eastAsia="en-GB" w:bidi="ar-SA"/>
+                <w14:ligatures w14:val="none"/>
+              </w:rPr>
+            </w:pPr>
+            <w:r>
+              <w:rPr>
+                <w:rFonts w:ascii="Times New Roman" w:eastAsia="Times New Roman" w:hAnsi="Times New Roman" w:cs="Times New Roman"/>
+                <w:kern w:val="0"/>
+                <w:sz w:val="24"/>
+                <w:szCs w:val="24"/>
+                <w:lang w:val="en-GB" w:eastAsia="en-GB" w:bidi="ar-SA"/>
+                <w14:ligatures w14:val="none"/>
+              </w:rPr>
+              <w:t>Department</w:t>
+            </w:r>
+          </w:p>
+        </w:tc>
+        <w:tc>
+          <w:tcPr>
+            <w:tcW w:w="7522" w:type="dxa"/>
+            <w:shd w:val="clear" w:color="auto" w:fill="0A2F41" w:themeFill="accent1" w:themeFillShade="80"/>
+            <w:hideMark/>
+          </w:tcPr>
+          <w:p>
+            <w:pPr>
+              <w:jc w:val="center"/>
+              <w:cnfStyle w:val="100000000000" w:firstRow="1" w:lastRow="0" w:firstColumn="0" w:lastColumn="0" w:oddVBand="0" w:evenVBand="0" w:oddHBand="0" w:evenHBand="0" w:firstRowFirstColumn="0" w:firstRowLastColumn="0" w:lastRowFirstColumn="0" w:lastRowLastColumn="0"/>
+              <w:rPr>
+                <w:rFonts w:ascii="Times New Roman" w:eastAsia="Times New Roman" w:hAnsi="Times New Roman" w:cs="Times New Roman"/>
+                <w:kern w:val="0"/>
+                <w:sz w:val="24"/>
+                <w:szCs w:val="24"/>
+                <w:lang w:val="en-GB" w:eastAsia="en-GB" w:bidi="ar-SA"/>
+                <w14:ligatures w14:val="none"/>
+              </w:rPr>
+            </w:pPr>
+            <w:r>
+              <w:rPr>
+                <w:rFonts w:ascii="Times New Roman" w:eastAsia="Times New Roman" w:hAnsi="Times New Roman" w:cs="Times New Roman"/>
+                <w:kern w:val="0"/>
+                <w:sz w:val="24"/>
+                <w:szCs w:val="24"/>
+                <w:lang w:val="en-GB" w:eastAsia="en-GB" w:bidi="ar-SA"/>
+                <w14:ligatures w14:val="none"/>
+              </w:rPr>
+              <w:t>Access</w:t>
+            </w:r>
+          </w:p>
+        </w:tc>
+      </w:tr>
+      <w:tr>
+        <w:trPr>
+          <w:cnfStyle w:val="000000100000" w:firstRow="0" w:lastRow="0" w:firstColumn="0" w:lastColumn="0" w:oddVBand="0" w:evenVBand="0" w:oddHBand="1" w:evenHBand="0" w:firstRowFirstColumn="0" w:firstRowLastColumn="0" w:lastRowFirstColumn="0" w:lastRowLastColumn="0"/>
+        </w:trPr>
+        <w:tc>
+          <w:tcPr>
+            <w:cnfStyle w:val="001000000000" w:firstRow="0" w:lastRow="0" w:firstColumn="1" w:lastColumn="0" w:oddVBand="0" w:evenVBand="0" w:oddHBand="0" w:evenHBand="0" w:firstRowFirstColumn="0" w:firstRowLastColumn="0" w:lastRowFirstColumn="0" w:lastRowLastColumn="0"/>
+            <w:tcW w:w="0" w:type="auto"/>
+            <w:hideMark/>
+          </w:tcPr>
+          <w:p>
+            <w:pPr>
+              <w:rPr>
+                <w:rFonts w:ascii="Times New Roman" w:eastAsia="Times New Roman" w:hAnsi="Times New Roman" w:cs="Times New Roman"/>
+                <w:kern w:val="0"/>
+                <w:sz w:val="24"/>
+                <w:szCs w:val="24"/>
+                <w:lang w:val="en-GB" w:eastAsia="en-GB" w:bidi="ar-SA"/>
+                <w14:ligatures w14:val="none"/>
+              </w:rPr>
+            </w:pPr>
+            <w:r>
+              <w:rPr>
+                <w:rFonts w:ascii="Times New Roman" w:eastAsia="Times New Roman" w:hAnsi="Times New Roman" w:cs="Times New Roman"/>
+                <w:kern w:val="0"/>
+                <w:sz w:val="24"/>
+                <w:szCs w:val="24"/>
+                <w:lang w:val="en-GB" w:eastAsia="en-GB" w:bidi="ar-SA"/>
+                <w14:ligatures w14:val="none"/>
+              </w:rPr>
+              <w:t>Board</w:t>
+            </w:r>
+          </w:p>
+        </w:tc>
+        <w:tc>
+          <w:tcPr>
+            <w:tcW w:w="7522" w:type="dxa"/>
+            <w:hideMark/>
+          </w:tcPr>
+          <w:p>
+            <w:pPr>
+              <w:cnfStyle w:val="000000100000" w:firstRow="0" w:lastRow="0" w:firstColumn="0" w:lastColumn="0" w:oddVBand="0" w:evenVBand="0" w:oddHBand="1" w:evenHBand="0" w:firstRowFirstColumn="0" w:firstRowLastColumn="0" w:lastRowFirstColumn="0" w:lastRowLastColumn="0"/>
+              <w:rPr>
+                <w:rFonts w:ascii="Times New Roman" w:eastAsia="Times New Roman" w:hAnsi="Times New Roman" w:cs="Times New Roman"/>
+                <w:kern w:val="0"/>
+                <w:sz w:val="24"/>
+                <w:szCs w:val="24"/>
+                <w:lang w:val="en-GB" w:eastAsia="en-GB" w:bidi="ar-SA"/>
+                <w14:ligatures w14:val="none"/>
+              </w:rPr>
+            </w:pPr>
+            <w:r>
+              <w:rPr>
+                <w:rFonts w:ascii="Times New Roman" w:eastAsia="Times New Roman" w:hAnsi="Times New Roman" w:cs="Times New Roman"/>
+                <w:kern w:val="0"/>
+                <w:sz w:val="24"/>
+                <w:szCs w:val="24"/>
+                <w:lang w:val="en-GB" w:eastAsia="en-GB" w:bidi="ar-SA"/>
+                <w14:ligatures w14:val="none"/>
+              </w:rPr>
+              <w:t>Full</w:t>
+            </w:r>
+          </w:p>
+        </w:tc>
+      </w:tr>
+      <w:tr>
+        <w:tc>
+          <w:tcPr>
+            <w:cnfStyle w:val="001000000000" w:firstRow="0" w:lastRow="0" w:firstColumn="1" w:lastColumn="0" w:oddVBand="0" w:evenVBand="0" w:oddHBand="0" w:evenHBand="0" w:firstRowFirstColumn="0" w:firstRowLastColumn="0" w:lastRowFirstColumn="0" w:lastRowLastColumn="0"/>
+            <w:tcW w:w="0" w:type="auto"/>
+            <w:hideMark/>
+          </w:tcPr>
+          <w:p>
+            <w:pPr>
+              <w:rPr>
+                <w:rFonts w:ascii="Times New Roman" w:eastAsia="Times New Roman" w:hAnsi="Times New Roman" w:cs="Times New Roman"/>
+                <w:kern w:val="0"/>
+                <w:sz w:val="24"/>
+                <w:szCs w:val="24"/>
+                <w:lang w:val="en-GB" w:eastAsia="en-GB" w:bidi="ar-SA"/>
+                <w14:ligatures w14:val="none"/>
+              </w:rPr>
+            </w:pPr>
+            <w:r>
+              <w:rPr>
+                <w:rFonts w:ascii="Times New Roman" w:eastAsia="Times New Roman" w:hAnsi="Times New Roman" w:cs="Times New Roman"/>
+                <w:kern w:val="0"/>
+                <w:sz w:val="24"/>
+                <w:szCs w:val="24"/>
+                <w:lang w:val="en-GB" w:eastAsia="en-GB" w:bidi="ar-SA"/>
+                <w14:ligatures w14:val="none"/>
+              </w:rPr>
+              <w:t>Management</w:t>
+            </w:r>
+          </w:p>
+        </w:tc>
+        <w:tc>
+          <w:tcPr>
+            <w:tcW w:w="7522" w:type="dxa"/>
+            <w:hideMark/>
+          </w:tcPr>
+          <w:p>
+            <w:pPr>
+              <w:cnfStyle w:val="000000000000" w:firstRow="0" w:lastRow="0" w:firstColumn="0" w:lastColumn="0" w:oddVBand="0" w:evenVBand="0" w:oddHBand="0" w:evenHBand="0" w:firstRowFirstColumn="0" w:firstRowLastColumn="0" w:lastRowFirstColumn="0" w:lastRowLastColumn="0"/>
+              <w:rPr>
+                <w:rFonts w:ascii="Times New Roman" w:eastAsia="Times New Roman" w:hAnsi="Times New Roman" w:cs="Times New Roman"/>
+                <w:kern w:val="0"/>
+                <w:sz w:val="24"/>
+                <w:szCs w:val="24"/>
+                <w:lang w:val="en-GB" w:eastAsia="en-GB" w:bidi="ar-SA"/>
+                <w14:ligatures w14:val="none"/>
+              </w:rPr>
+            </w:pPr>
+            <w:r>
+              <w:rPr>
+                <w:rFonts w:ascii="Times New Roman" w:eastAsia="Times New Roman" w:hAnsi="Times New Roman" w:cs="Times New Roman"/>
+                <w:kern w:val="0"/>
+                <w:sz w:val="24"/>
+                <w:szCs w:val="24"/>
+                <w:lang w:val="en-GB" w:eastAsia="en-GB" w:bidi="ar-SA"/>
+                <w14:ligatures w14:val="none"/>
+              </w:rPr>
+              <w:t>Full</w:t>
+            </w:r>
+          </w:p>
+        </w:tc>
+      </w:tr>
+      <w:tr>
+        <w:trPr>
+          <w:cnfStyle w:val="000000100000" w:firstRow="0" w:lastRow="0" w:firstColumn="0" w:lastColumn="0" w:oddVBand="0" w:evenVBand="0" w:oddHBand="1" w:evenHBand="0" w:firstRowFirstColumn="0" w:firstRowLastColumn="0" w:lastRowFirstColumn="0" w:lastRowLastColumn="0"/>
+        </w:trPr>
+        <w:tc>
+          <w:tcPr>
+            <w:cnfStyle w:val="001000000000" w:firstRow="0" w:lastRow="0" w:firstColumn="1" w:lastColumn="0" w:oddVBand="0" w:evenVBand="0" w:oddHBand="0" w:evenHBand="0" w:firstRowFirstColumn="0" w:firstRowLastColumn="0" w:lastRowFirstColumn="0" w:lastRowLastColumn="0"/>
+            <w:tcW w:w="0" w:type="auto"/>
+            <w:hideMark/>
+          </w:tcPr>
+          <w:p>
+            <w:pPr>
+              <w:rPr>
+                <w:rFonts w:ascii="Times New Roman" w:eastAsia="Times New Roman" w:hAnsi="Times New Roman" w:cs="Times New Roman"/>
+                <w:kern w:val="0"/>
+                <w:sz w:val="24"/>
+                <w:szCs w:val="24"/>
+                <w:lang w:val="en-GB" w:eastAsia="en-GB" w:bidi="ar-SA"/>
+                <w14:ligatures w14:val="none"/>
+              </w:rPr>
+            </w:pPr>
+            <w:r>
+              <w:rPr>
+                <w:rFonts w:ascii="Times New Roman" w:eastAsia="Times New Roman" w:hAnsi="Times New Roman" w:cs="Times New Roman"/>
+                <w:kern w:val="0"/>
+                <w:sz w:val="24"/>
+                <w:szCs w:val="24"/>
+                <w:lang w:val="en-GB" w:eastAsia="en-GB" w:bidi="ar-SA"/>
+                <w14:ligatures w14:val="none"/>
+              </w:rPr>
+              <w:t>Departments</w:t>
+            </w:r>
+          </w:p>
+        </w:tc>
+        <w:tc>
+          <w:tcPr>
+            <w:tcW w:w="7522" w:type="dxa"/>
+            <w:hideMark/>
+          </w:tcPr>
+          <w:p>
+            <w:pPr>
+              <w:cnfStyle w:val="000000100000" w:firstRow="0" w:lastRow="0" w:firstColumn="0" w:lastColumn="0" w:oddVBand="0" w:evenVBand="0" w:oddHBand="1" w:evenHBand="0" w:firstRowFirstColumn="0" w:firstRowLastColumn="0" w:lastRowFirstColumn="0" w:lastRowLastColumn="0"/>
+              <w:rPr>
+                <w:rFonts w:ascii="Times New Roman" w:eastAsia="Times New Roman" w:hAnsi="Times New Roman" w:cs="Times New Roman"/>
+                <w:kern w:val="0"/>
+                <w:sz w:val="24"/>
+                <w:szCs w:val="24"/>
+                <w:lang w:val="en-GB" w:eastAsia="en-GB" w:bidi="ar-SA"/>
+                <w14:ligatures w14:val="none"/>
+              </w:rPr>
+            </w:pPr>
+            <w:r>
+              <w:rPr>
+                <w:rFonts w:ascii="Times New Roman" w:eastAsia="Times New Roman" w:hAnsi="Times New Roman" w:cs="Times New Roman"/>
+                <w:kern w:val="0"/>
+                <w:sz w:val="24"/>
+                <w:szCs w:val="24"/>
+                <w:lang w:val="en-GB" w:eastAsia="en-GB" w:bidi="ar-SA"/>
+                <w14:ligatures w14:val="none"/>
+              </w:rPr>
+              <w:t>Relevant sections</w:t>
+            </w:r>
+          </w:p>
+        </w:tc>
+      </w:tr>
+    </w:tbl>
+    <w:p>
+      <w:pPr>
+        <w:keepNext/>
+        <w:keepLines/>
+        <w:spacing w:before="160" w:after="80"/>
+        <w:outlineLvl w:val="2"/>
+        <w:rPr>
+          <w:rFonts w:ascii="Times New Roman" w:eastAsia="Times New Roman" w:hAnsi="Times New Roman" w:cs="Times New Roman"/>
+          <w:b/>
+          <w:bCs/>
+          <w:kern w:val="0"/>
+          <w:sz w:val="27"/>
+          <w:szCs w:val="27"/>
+          <w:lang w:val="en-GB" w:eastAsia="en-GB" w:bidi="ar-SA"/>
+          <w14:ligatures w14:val="none"/>
+        </w:rPr>
+      </w:pPr>
+    </w:p>
+    <w:p>
+      <w:pPr>
+        <w:rPr>
+          <w:rFonts w:ascii="Times New Roman" w:eastAsia="Times New Roman" w:hAnsi="Times New Roman" w:cs="Times New Roman"/>
+          <w:b/>
+          <w:bCs/>
+          <w:kern w:val="0"/>
+          <w:sz w:val="27"/>
+          <w:szCs w:val="27"/>
+          <w:lang w:val="en-GB" w:eastAsia="en-GB" w:bidi="ar-SA"/>
+          <w14:ligatures w14:val="none"/>
+        </w:rPr>
+      </w:pPr>
+      <w:r>
+        <w:rPr>
+          <w:rFonts w:ascii="Times New Roman" w:eastAsia="Times New Roman" w:hAnsi="Times New Roman" w:cs="Times New Roman"/>
+          <w:b/>
+          <w:bCs/>
+          <w:kern w:val="0"/>
+          <w:sz w:val="27"/>
+          <w:szCs w:val="27"/>
+          <w:lang w:val="en-GB" w:eastAsia="en-GB" w:bidi="ar-SA"/>
+          <w14:ligatures w14:val="none"/>
+        </w:rPr>
+        <w:t>Document Hierarchy</w:t>
+      </w:r>
+    </w:p>
+    <w:p>
+      <w:pPr>
+        <w:spacing w:after="0"/>
+        <w:rPr>
+          <w:rFonts w:ascii="Courier New" w:eastAsia="Times New Roman" w:hAnsi="Courier New" w:cs="Courier New"/>
+          <w:kern w:val="0"/>
+          <w:sz w:val="20"/>
+          <w:szCs w:val="20"/>
+          <w:lang w:val="en-GB" w:eastAsia="en-GB" w:bidi="ar-SA"/>
+          <w14:ligatures w14:val="none"/>
+        </w:rPr>
+      </w:pPr>
+      <w:r>
+        <w:rPr>
+          <w:rFonts w:ascii="Courier New" w:eastAsia="Times New Roman" w:hAnsi="Courier New" w:cs="Courier New"/>
+          <w:kern w:val="0"/>
+          <w:sz w:val="20"/>
+          <w:szCs w:val="20"/>
+          <w:lang w:val="en-GB" w:eastAsia="en-GB" w:bidi="ar-SA"/>
+          <w14:ligatures w14:val="none"/>
+        </w:rPr>
+        <w:t>Level 1 – Policy</w:t>
+      </w:r>
+      <w:r>
+        <w:rPr>
+          <w:rFonts w:ascii="Courier New" w:eastAsia="Times New Roman" w:hAnsi="Courier New" w:cs="Courier New"/>
+          <w:kern w:val="0"/>
+          <w:sz w:val="20"/>
+          <w:szCs w:val="20"/>
+          <w:lang w:val="en-GB" w:eastAsia="en-GB" w:bidi="ar-SA"/>
+          <w14:ligatures w14:val="none"/>
+        </w:rPr>
+        <w:br/>
+        <w:t>Level 2 – Procedure</w:t>
+      </w:r>
+      <w:r>
+        <w:rPr>
+          <w:rFonts w:ascii="Courier New" w:eastAsia="Times New Roman" w:hAnsi="Courier New" w:cs="Courier New"/>
+          <w:kern w:val="0"/>
+          <w:sz w:val="20"/>
+          <w:szCs w:val="20"/>
+          <w:lang w:val="en-GB" w:eastAsia="en-GB" w:bidi="ar-SA"/>
+          <w14:ligatures w14:val="none"/>
+        </w:rPr>
+        <w:br/>
+        <w:t>Level 3 – Work Instruction</w:t>
+      </w:r>
+      <w:r>
+        <w:rPr>
+          <w:rFonts w:ascii="Courier New" w:eastAsia="Times New Roman" w:hAnsi="Courier New" w:cs="Courier New"/>
+          <w:kern w:val="0"/>
+          <w:sz w:val="20"/>
+          <w:szCs w:val="20"/>
+          <w:lang w:val="en-GB" w:eastAsia="en-GB" w:bidi="ar-SA"/>
+          <w14:ligatures w14:val="none"/>
+        </w:rPr>
+        <w:br/>
+        <w:t>Level 4 – Forms / Templates</w:t>
+      </w:r>
+    </w:p>
+    <w:p/>
+    <w:p>
+      <w:pPr>
         <w:rPr>
           <w:rFonts w:ascii="Times New Roman" w:eastAsia="Times New Roman" w:hAnsi="Times New Roman" w:cs="Times New Roman"/>
           <w:i/>
@@ -55,6 +1699,2788 @@
           <w:lang w:val="en-GB" w:eastAsia="en-GB" w:bidi="ar-SA"/>
           <w14:ligatures w14:val="none"/>
         </w:rPr>
+      </w:pPr>
+      <w:r>
+        <w:rPr>
+          <w:rFonts w:ascii="Times New Roman" w:eastAsia="Times New Roman" w:hAnsi="Times New Roman" w:cs="Times New Roman"/>
+          <w:i/>
+          <w:iCs/>
+          <w:kern w:val="0"/>
+          <w:sz w:val="24"/>
+          <w:szCs w:val="24"/>
+          <w:lang w:val="en-GB" w:eastAsia="en-GB" w:bidi="ar-SA"/>
+          <w14:ligatures w14:val="none"/>
+        </w:rPr>
+        <w:br w:type="page"/>
+      </w:r>
+    </w:p>
+    <w:sdt>
+      <w:sdtPr>
+        <w:id w:val="-1610039301"/>
+        <w:docPartObj>
+          <w:docPartGallery w:val="Table of Contents"/>
+          <w:docPartUnique/>
+        </w:docPartObj>
+      </w:sdtPr>
+      <w:sdtEndPr>
+        <w:rPr>
+          <w:rFonts w:asciiTheme="minorHAnsi" w:eastAsiaTheme="minorHAnsi" w:hAnsiTheme="minorHAnsi" w:cstheme="minorBidi"/>
+          <w:b/>
+          <w:bCs/>
+          <w:noProof/>
+          <w:color w:val="auto"/>
+          <w:kern w:val="2"/>
+          <w:sz w:val="22"/>
+          <w:szCs w:val="22"/>
+          <w:lang w:bidi="ar-EG"/>
+          <w14:ligatures w14:val="standardContextual"/>
+        </w:rPr>
+      </w:sdtEndPr>
+      <w:sdtContent>
+        <w:p>
+          <w:pPr>
+            <w:pStyle w:val="TOCHeading"/>
+          </w:pPr>
+          <w:r>
+            <w:t>Contents</w:t>
+          </w:r>
+        </w:p>
+        <w:p>
+          <w:pPr>
+            <w:pStyle w:val="TOC1"/>
+            <w:tabs>
+              <w:tab w:val="right" w:leader="dot" w:pos="9016"/>
+            </w:tabs>
+            <w:rPr>
+              <w:noProof/>
+            </w:rPr>
+          </w:pPr>
+          <w:r>
+            <w:fldChar w:fldCharType="begin"/>
+          </w:r>
+          <w:r>
+            <w:instrText xml:space="preserve"> TOC \o "1-3" \h \z \u </w:instrText>
+          </w:r>
+          <w:r>
+            <w:fldChar w:fldCharType="separate"/>
+          </w:r>
+          <w:hyperlink w:anchor="_Toc224467491" w:history="1">
+            <w:r>
+              <w:rPr>
+                <w:rStyle w:val="Hyperlink"/>
+                <w:rFonts w:ascii="Times New Roman" w:eastAsia="Times New Roman" w:hAnsi="Times New Roman" w:cs="Times New Roman"/>
+                <w:b/>
+                <w:bCs/>
+                <w:noProof/>
+                <w:kern w:val="36"/>
+                <w:lang w:val="en-GB" w:eastAsia="en-GB"/>
+                <w14:ligatures w14:val="none"/>
+              </w:rPr>
+              <w:t>L_0_16_Sales_Marketing_Commercialization</w:t>
+            </w:r>
+            <w:r>
+              <w:rPr>
+                <w:noProof/>
+                <w:webHidden/>
+              </w:rPr>
+              <w:tab/>
+            </w:r>
+            <w:r>
+              <w:rPr>
+                <w:noProof/>
+                <w:webHidden/>
+              </w:rPr>
+              <w:fldChar w:fldCharType="begin"/>
+            </w:r>
+            <w:r>
+              <w:rPr>
+                <w:noProof/>
+                <w:webHidden/>
+              </w:rPr>
+              <w:instrText xml:space="preserve"> PAGEREF _Toc224467491 \h </w:instrText>
+            </w:r>
+            <w:r>
+              <w:rPr>
+                <w:noProof/>
+                <w:webHidden/>
+              </w:rPr>
+            </w:r>
+            <w:r>
+              <w:rPr>
+                <w:noProof/>
+                <w:webHidden/>
+              </w:rPr>
+              <w:fldChar w:fldCharType="separate"/>
+            </w:r>
+            <w:r>
+              <w:rPr>
+                <w:noProof/>
+                <w:webHidden/>
+              </w:rPr>
+              <w:t>1</w:t>
+            </w:r>
+            <w:r>
+              <w:rPr>
+                <w:noProof/>
+                <w:webHidden/>
+              </w:rPr>
+              <w:fldChar w:fldCharType="end"/>
+            </w:r>
+          </w:hyperlink>
+        </w:p>
+        <w:p>
+          <w:pPr>
+            <w:pStyle w:val="TOC2"/>
+            <w:tabs>
+              <w:tab w:val="right" w:leader="dot" w:pos="9016"/>
+            </w:tabs>
+            <w:rPr>
+              <w:noProof/>
+            </w:rPr>
+          </w:pPr>
+          <w:hyperlink w:anchor="_Toc224467492" w:history="1">
+            <w:r>
+              <w:rPr>
+                <w:rStyle w:val="Hyperlink"/>
+                <w:rFonts w:ascii="Times New Roman" w:eastAsia="Times New Roman" w:hAnsi="Times New Roman" w:cs="Times New Roman"/>
+                <w:b/>
+                <w:bCs/>
+                <w:noProof/>
+                <w:kern w:val="0"/>
+                <w:lang w:val="en-GB" w:eastAsia="en-GB"/>
+                <w14:ligatures w14:val="none"/>
+              </w:rPr>
+              <w:t>16.0 PROCESS ARCHITECTURE OVERVIEW</w:t>
+            </w:r>
+            <w:r>
+              <w:rPr>
+                <w:noProof/>
+                <w:webHidden/>
+              </w:rPr>
+              <w:tab/>
+            </w:r>
+            <w:r>
+              <w:rPr>
+                <w:noProof/>
+                <w:webHidden/>
+              </w:rPr>
+              <w:fldChar w:fldCharType="begin"/>
+            </w:r>
+            <w:r>
+              <w:rPr>
+                <w:noProof/>
+                <w:webHidden/>
+              </w:rPr>
+              <w:instrText xml:space="preserve"> PAGEREF _Toc224467492 \h </w:instrText>
+            </w:r>
+            <w:r>
+              <w:rPr>
+                <w:noProof/>
+                <w:webHidden/>
+              </w:rPr>
+            </w:r>
+            <w:r>
+              <w:rPr>
+                <w:noProof/>
+                <w:webHidden/>
+              </w:rPr>
+              <w:fldChar w:fldCharType="separate"/>
+            </w:r>
+            <w:r>
+              <w:rPr>
+                <w:noProof/>
+                <w:webHidden/>
+              </w:rPr>
+              <w:t>3</w:t>
+            </w:r>
+            <w:r>
+              <w:rPr>
+                <w:noProof/>
+                <w:webHidden/>
+              </w:rPr>
+              <w:fldChar w:fldCharType="end"/>
+            </w:r>
+          </w:hyperlink>
+        </w:p>
+        <w:p>
+          <w:pPr>
+            <w:pStyle w:val="TOC1"/>
+            <w:tabs>
+              <w:tab w:val="right" w:leader="dot" w:pos="9016"/>
+            </w:tabs>
+            <w:rPr>
+              <w:noProof/>
+            </w:rPr>
+          </w:pPr>
+          <w:hyperlink w:anchor="_Toc224467493" w:history="1">
+            <w:r>
+              <w:rPr>
+                <w:rStyle w:val="Hyperlink"/>
+                <w:rFonts w:ascii="Times New Roman" w:eastAsia="Times New Roman" w:hAnsi="Times New Roman" w:cs="Times New Roman"/>
+                <w:b/>
+                <w:bCs/>
+                <w:noProof/>
+                <w:kern w:val="36"/>
+                <w:lang w:val="en-GB" w:eastAsia="en-GB"/>
+                <w14:ligatures w14:val="none"/>
+              </w:rPr>
+              <w:t>16.1 Commercial Strategy &amp; Planning Policy</w:t>
+            </w:r>
+            <w:r>
+              <w:rPr>
+                <w:noProof/>
+                <w:webHidden/>
+              </w:rPr>
+              <w:tab/>
+            </w:r>
+            <w:r>
+              <w:rPr>
+                <w:noProof/>
+                <w:webHidden/>
+              </w:rPr>
+              <w:fldChar w:fldCharType="begin"/>
+            </w:r>
+            <w:r>
+              <w:rPr>
+                <w:noProof/>
+                <w:webHidden/>
+              </w:rPr>
+              <w:instrText xml:space="preserve"> PAGEREF _Toc224467493 \h </w:instrText>
+            </w:r>
+            <w:r>
+              <w:rPr>
+                <w:noProof/>
+                <w:webHidden/>
+              </w:rPr>
+            </w:r>
+            <w:r>
+              <w:rPr>
+                <w:noProof/>
+                <w:webHidden/>
+              </w:rPr>
+              <w:fldChar w:fldCharType="separate"/>
+            </w:r>
+            <w:r>
+              <w:rPr>
+                <w:noProof/>
+                <w:webHidden/>
+              </w:rPr>
+              <w:t>3</w:t>
+            </w:r>
+            <w:r>
+              <w:rPr>
+                <w:noProof/>
+                <w:webHidden/>
+              </w:rPr>
+              <w:fldChar w:fldCharType="end"/>
+            </w:r>
+          </w:hyperlink>
+        </w:p>
+        <w:p>
+          <w:pPr>
+            <w:pStyle w:val="TOC2"/>
+            <w:tabs>
+              <w:tab w:val="right" w:leader="dot" w:pos="9016"/>
+            </w:tabs>
+            <w:rPr>
+              <w:noProof/>
+            </w:rPr>
+          </w:pPr>
+          <w:hyperlink w:anchor="_Toc224467494" w:history="1">
+            <w:r>
+              <w:rPr>
+                <w:rStyle w:val="Hyperlink"/>
+                <w:rFonts w:ascii="Times New Roman" w:eastAsia="Times New Roman" w:hAnsi="Times New Roman" w:cs="Times New Roman"/>
+                <w:b/>
+                <w:bCs/>
+                <w:noProof/>
+                <w:kern w:val="0"/>
+                <w:lang w:val="en-GB" w:eastAsia="en-GB"/>
+                <w14:ligatures w14:val="none"/>
+              </w:rPr>
+              <w:t>16.1.1 Purpose</w:t>
+            </w:r>
+            <w:r>
+              <w:rPr>
+                <w:noProof/>
+                <w:webHidden/>
+              </w:rPr>
+              <w:tab/>
+            </w:r>
+            <w:r>
+              <w:rPr>
+                <w:noProof/>
+                <w:webHidden/>
+              </w:rPr>
+              <w:fldChar w:fldCharType="begin"/>
+            </w:r>
+            <w:r>
+              <w:rPr>
+                <w:noProof/>
+                <w:webHidden/>
+              </w:rPr>
+              <w:instrText xml:space="preserve"> PAGEREF _Toc224467494 \h </w:instrText>
+            </w:r>
+            <w:r>
+              <w:rPr>
+                <w:noProof/>
+                <w:webHidden/>
+              </w:rPr>
+            </w:r>
+            <w:r>
+              <w:rPr>
+                <w:noProof/>
+                <w:webHidden/>
+              </w:rPr>
+              <w:fldChar w:fldCharType="separate"/>
+            </w:r>
+            <w:r>
+              <w:rPr>
+                <w:noProof/>
+                <w:webHidden/>
+              </w:rPr>
+              <w:t>3</w:t>
+            </w:r>
+            <w:r>
+              <w:rPr>
+                <w:noProof/>
+                <w:webHidden/>
+              </w:rPr>
+              <w:fldChar w:fldCharType="end"/>
+            </w:r>
+          </w:hyperlink>
+        </w:p>
+        <w:p>
+          <w:pPr>
+            <w:pStyle w:val="TOC2"/>
+            <w:tabs>
+              <w:tab w:val="right" w:leader="dot" w:pos="9016"/>
+            </w:tabs>
+            <w:rPr>
+              <w:noProof/>
+            </w:rPr>
+          </w:pPr>
+          <w:hyperlink w:anchor="_Toc224467495" w:history="1">
+            <w:r>
+              <w:rPr>
+                <w:rStyle w:val="Hyperlink"/>
+                <w:rFonts w:ascii="Times New Roman" w:eastAsia="Times New Roman" w:hAnsi="Times New Roman" w:cs="Times New Roman"/>
+                <w:b/>
+                <w:bCs/>
+                <w:noProof/>
+                <w:kern w:val="0"/>
+                <w:lang w:val="en-GB" w:eastAsia="en-GB"/>
+                <w14:ligatures w14:val="none"/>
+              </w:rPr>
+              <w:t>16.1.2 Scope</w:t>
+            </w:r>
+            <w:r>
+              <w:rPr>
+                <w:noProof/>
+                <w:webHidden/>
+              </w:rPr>
+              <w:tab/>
+            </w:r>
+            <w:r>
+              <w:rPr>
+                <w:noProof/>
+                <w:webHidden/>
+              </w:rPr>
+              <w:fldChar w:fldCharType="begin"/>
+            </w:r>
+            <w:r>
+              <w:rPr>
+                <w:noProof/>
+                <w:webHidden/>
+              </w:rPr>
+              <w:instrText xml:space="preserve"> PAGEREF _Toc224467495 \h </w:instrText>
+            </w:r>
+            <w:r>
+              <w:rPr>
+                <w:noProof/>
+                <w:webHidden/>
+              </w:rPr>
+            </w:r>
+            <w:r>
+              <w:rPr>
+                <w:noProof/>
+                <w:webHidden/>
+              </w:rPr>
+              <w:fldChar w:fldCharType="separate"/>
+            </w:r>
+            <w:r>
+              <w:rPr>
+                <w:noProof/>
+                <w:webHidden/>
+              </w:rPr>
+              <w:t>4</w:t>
+            </w:r>
+            <w:r>
+              <w:rPr>
+                <w:noProof/>
+                <w:webHidden/>
+              </w:rPr>
+              <w:fldChar w:fldCharType="end"/>
+            </w:r>
+          </w:hyperlink>
+        </w:p>
+        <w:p>
+          <w:pPr>
+            <w:pStyle w:val="TOC2"/>
+            <w:tabs>
+              <w:tab w:val="right" w:leader="dot" w:pos="9016"/>
+            </w:tabs>
+            <w:rPr>
+              <w:noProof/>
+            </w:rPr>
+          </w:pPr>
+          <w:hyperlink w:anchor="_Toc224467496" w:history="1">
+            <w:r>
+              <w:rPr>
+                <w:rStyle w:val="Hyperlink"/>
+                <w:rFonts w:ascii="Times New Roman" w:eastAsia="Times New Roman" w:hAnsi="Times New Roman" w:cs="Times New Roman"/>
+                <w:b/>
+                <w:bCs/>
+                <w:noProof/>
+                <w:kern w:val="0"/>
+                <w:lang w:val="en-GB" w:eastAsia="en-GB"/>
+                <w14:ligatures w14:val="none"/>
+              </w:rPr>
+              <w:t>16.1.3 SIPOC</w:t>
+            </w:r>
+            <w:r>
+              <w:rPr>
+                <w:noProof/>
+                <w:webHidden/>
+              </w:rPr>
+              <w:tab/>
+            </w:r>
+            <w:r>
+              <w:rPr>
+                <w:noProof/>
+                <w:webHidden/>
+              </w:rPr>
+              <w:fldChar w:fldCharType="begin"/>
+            </w:r>
+            <w:r>
+              <w:rPr>
+                <w:noProof/>
+                <w:webHidden/>
+              </w:rPr>
+              <w:instrText xml:space="preserve"> PAGEREF _Toc224467496 \h </w:instrText>
+            </w:r>
+            <w:r>
+              <w:rPr>
+                <w:noProof/>
+                <w:webHidden/>
+              </w:rPr>
+            </w:r>
+            <w:r>
+              <w:rPr>
+                <w:noProof/>
+                <w:webHidden/>
+              </w:rPr>
+              <w:fldChar w:fldCharType="separate"/>
+            </w:r>
+            <w:r>
+              <w:rPr>
+                <w:noProof/>
+                <w:webHidden/>
+              </w:rPr>
+              <w:t>4</w:t>
+            </w:r>
+            <w:r>
+              <w:rPr>
+                <w:noProof/>
+                <w:webHidden/>
+              </w:rPr>
+              <w:fldChar w:fldCharType="end"/>
+            </w:r>
+          </w:hyperlink>
+        </w:p>
+        <w:p>
+          <w:pPr>
+            <w:pStyle w:val="TOC2"/>
+            <w:tabs>
+              <w:tab w:val="right" w:leader="dot" w:pos="9016"/>
+            </w:tabs>
+            <w:rPr>
+              <w:noProof/>
+            </w:rPr>
+          </w:pPr>
+          <w:hyperlink w:anchor="_Toc224467497" w:history="1">
+            <w:r>
+              <w:rPr>
+                <w:rStyle w:val="Hyperlink"/>
+                <w:rFonts w:ascii="Times New Roman" w:eastAsia="Times New Roman" w:hAnsi="Times New Roman" w:cs="Times New Roman"/>
+                <w:b/>
+                <w:bCs/>
+                <w:noProof/>
+                <w:kern w:val="0"/>
+                <w:lang w:val="en-GB" w:eastAsia="en-GB"/>
+                <w14:ligatures w14:val="none"/>
+              </w:rPr>
+              <w:t>16.1.4 BPMN (Commercial Planning)</w:t>
+            </w:r>
+            <w:r>
+              <w:rPr>
+                <w:noProof/>
+                <w:webHidden/>
+              </w:rPr>
+              <w:tab/>
+            </w:r>
+            <w:r>
+              <w:rPr>
+                <w:noProof/>
+                <w:webHidden/>
+              </w:rPr>
+              <w:fldChar w:fldCharType="begin"/>
+            </w:r>
+            <w:r>
+              <w:rPr>
+                <w:noProof/>
+                <w:webHidden/>
+              </w:rPr>
+              <w:instrText xml:space="preserve"> PAGEREF _Toc224467497 \h </w:instrText>
+            </w:r>
+            <w:r>
+              <w:rPr>
+                <w:noProof/>
+                <w:webHidden/>
+              </w:rPr>
+            </w:r>
+            <w:r>
+              <w:rPr>
+                <w:noProof/>
+                <w:webHidden/>
+              </w:rPr>
+              <w:fldChar w:fldCharType="separate"/>
+            </w:r>
+            <w:r>
+              <w:rPr>
+                <w:noProof/>
+                <w:webHidden/>
+              </w:rPr>
+              <w:t>4</w:t>
+            </w:r>
+            <w:r>
+              <w:rPr>
+                <w:noProof/>
+                <w:webHidden/>
+              </w:rPr>
+              <w:fldChar w:fldCharType="end"/>
+            </w:r>
+          </w:hyperlink>
+        </w:p>
+        <w:p>
+          <w:pPr>
+            <w:pStyle w:val="TOC2"/>
+            <w:tabs>
+              <w:tab w:val="right" w:leader="dot" w:pos="9016"/>
+            </w:tabs>
+            <w:rPr>
+              <w:noProof/>
+            </w:rPr>
+          </w:pPr>
+          <w:hyperlink w:anchor="_Toc224467498" w:history="1">
+            <w:r>
+              <w:rPr>
+                <w:rStyle w:val="Hyperlink"/>
+                <w:rFonts w:ascii="Times New Roman" w:eastAsia="Times New Roman" w:hAnsi="Times New Roman" w:cs="Times New Roman"/>
+                <w:b/>
+                <w:bCs/>
+                <w:noProof/>
+                <w:kern w:val="0"/>
+                <w:lang w:val="en-GB" w:eastAsia="en-GB"/>
+                <w14:ligatures w14:val="none"/>
+              </w:rPr>
+              <w:t>16.1.5 RACI</w:t>
+            </w:r>
+            <w:r>
+              <w:rPr>
+                <w:noProof/>
+                <w:webHidden/>
+              </w:rPr>
+              <w:tab/>
+            </w:r>
+            <w:r>
+              <w:rPr>
+                <w:noProof/>
+                <w:webHidden/>
+              </w:rPr>
+              <w:fldChar w:fldCharType="begin"/>
+            </w:r>
+            <w:r>
+              <w:rPr>
+                <w:noProof/>
+                <w:webHidden/>
+              </w:rPr>
+              <w:instrText xml:space="preserve"> PAGEREF _Toc224467498 \h </w:instrText>
+            </w:r>
+            <w:r>
+              <w:rPr>
+                <w:noProof/>
+                <w:webHidden/>
+              </w:rPr>
+            </w:r>
+            <w:r>
+              <w:rPr>
+                <w:noProof/>
+                <w:webHidden/>
+              </w:rPr>
+              <w:fldChar w:fldCharType="separate"/>
+            </w:r>
+            <w:r>
+              <w:rPr>
+                <w:noProof/>
+                <w:webHidden/>
+              </w:rPr>
+              <w:t>4</w:t>
+            </w:r>
+            <w:r>
+              <w:rPr>
+                <w:noProof/>
+                <w:webHidden/>
+              </w:rPr>
+              <w:fldChar w:fldCharType="end"/>
+            </w:r>
+          </w:hyperlink>
+        </w:p>
+        <w:p>
+          <w:pPr>
+            <w:pStyle w:val="TOC2"/>
+            <w:tabs>
+              <w:tab w:val="right" w:leader="dot" w:pos="9016"/>
+            </w:tabs>
+            <w:rPr>
+              <w:noProof/>
+            </w:rPr>
+          </w:pPr>
+          <w:hyperlink w:anchor="_Toc224467499" w:history="1">
+            <w:r>
+              <w:rPr>
+                <w:rStyle w:val="Hyperlink"/>
+                <w:rFonts w:ascii="Times New Roman" w:eastAsia="Times New Roman" w:hAnsi="Times New Roman" w:cs="Times New Roman"/>
+                <w:b/>
+                <w:bCs/>
+                <w:noProof/>
+                <w:kern w:val="0"/>
+                <w:lang w:val="en-GB" w:eastAsia="en-GB"/>
+                <w14:ligatures w14:val="none"/>
+              </w:rPr>
+              <w:t>16.1.6 KPIs</w:t>
+            </w:r>
+            <w:r>
+              <w:rPr>
+                <w:noProof/>
+                <w:webHidden/>
+              </w:rPr>
+              <w:tab/>
+            </w:r>
+            <w:r>
+              <w:rPr>
+                <w:noProof/>
+                <w:webHidden/>
+              </w:rPr>
+              <w:fldChar w:fldCharType="begin"/>
+            </w:r>
+            <w:r>
+              <w:rPr>
+                <w:noProof/>
+                <w:webHidden/>
+              </w:rPr>
+              <w:instrText xml:space="preserve"> PAGEREF _Toc224467499 \h </w:instrText>
+            </w:r>
+            <w:r>
+              <w:rPr>
+                <w:noProof/>
+                <w:webHidden/>
+              </w:rPr>
+            </w:r>
+            <w:r>
+              <w:rPr>
+                <w:noProof/>
+                <w:webHidden/>
+              </w:rPr>
+              <w:fldChar w:fldCharType="separate"/>
+            </w:r>
+            <w:r>
+              <w:rPr>
+                <w:noProof/>
+                <w:webHidden/>
+              </w:rPr>
+              <w:t>4</w:t>
+            </w:r>
+            <w:r>
+              <w:rPr>
+                <w:noProof/>
+                <w:webHidden/>
+              </w:rPr>
+              <w:fldChar w:fldCharType="end"/>
+            </w:r>
+          </w:hyperlink>
+        </w:p>
+        <w:p>
+          <w:pPr>
+            <w:pStyle w:val="TOC2"/>
+            <w:tabs>
+              <w:tab w:val="right" w:leader="dot" w:pos="9016"/>
+            </w:tabs>
+            <w:rPr>
+              <w:noProof/>
+            </w:rPr>
+          </w:pPr>
+          <w:hyperlink w:anchor="_Toc224467500" w:history="1">
+            <w:r>
+              <w:rPr>
+                <w:rStyle w:val="Hyperlink"/>
+                <w:rFonts w:ascii="Times New Roman" w:eastAsia="Times New Roman" w:hAnsi="Times New Roman" w:cs="Times New Roman"/>
+                <w:b/>
+                <w:bCs/>
+                <w:noProof/>
+                <w:kern w:val="0"/>
+                <w:lang w:val="en-GB" w:eastAsia="en-GB"/>
+                <w14:ligatures w14:val="none"/>
+              </w:rPr>
+              <w:t>16.1.7 SAP / ERP Controls</w:t>
+            </w:r>
+            <w:r>
+              <w:rPr>
+                <w:noProof/>
+                <w:webHidden/>
+              </w:rPr>
+              <w:tab/>
+            </w:r>
+            <w:r>
+              <w:rPr>
+                <w:noProof/>
+                <w:webHidden/>
+              </w:rPr>
+              <w:fldChar w:fldCharType="begin"/>
+            </w:r>
+            <w:r>
+              <w:rPr>
+                <w:noProof/>
+                <w:webHidden/>
+              </w:rPr>
+              <w:instrText xml:space="preserve"> PAGEREF _Toc224467500 \h </w:instrText>
+            </w:r>
+            <w:r>
+              <w:rPr>
+                <w:noProof/>
+                <w:webHidden/>
+              </w:rPr>
+            </w:r>
+            <w:r>
+              <w:rPr>
+                <w:noProof/>
+                <w:webHidden/>
+              </w:rPr>
+              <w:fldChar w:fldCharType="separate"/>
+            </w:r>
+            <w:r>
+              <w:rPr>
+                <w:noProof/>
+                <w:webHidden/>
+              </w:rPr>
+              <w:t>5</w:t>
+            </w:r>
+            <w:r>
+              <w:rPr>
+                <w:noProof/>
+                <w:webHidden/>
+              </w:rPr>
+              <w:fldChar w:fldCharType="end"/>
+            </w:r>
+          </w:hyperlink>
+        </w:p>
+        <w:p>
+          <w:pPr>
+            <w:pStyle w:val="TOC2"/>
+            <w:tabs>
+              <w:tab w:val="right" w:leader="dot" w:pos="9016"/>
+            </w:tabs>
+            <w:rPr>
+              <w:noProof/>
+            </w:rPr>
+          </w:pPr>
+          <w:hyperlink w:anchor="_Toc224467501" w:history="1">
+            <w:r>
+              <w:rPr>
+                <w:rStyle w:val="Hyperlink"/>
+                <w:rFonts w:ascii="Times New Roman" w:eastAsia="Times New Roman" w:hAnsi="Times New Roman" w:cs="Times New Roman"/>
+                <w:b/>
+                <w:bCs/>
+                <w:noProof/>
+                <w:kern w:val="0"/>
+                <w:lang w:val="en-GB" w:eastAsia="en-GB"/>
+                <w14:ligatures w14:val="none"/>
+              </w:rPr>
+              <w:t>16.1.8 Forms &amp; Templates</w:t>
+            </w:r>
+            <w:r>
+              <w:rPr>
+                <w:noProof/>
+                <w:webHidden/>
+              </w:rPr>
+              <w:tab/>
+            </w:r>
+            <w:r>
+              <w:rPr>
+                <w:noProof/>
+                <w:webHidden/>
+              </w:rPr>
+              <w:fldChar w:fldCharType="begin"/>
+            </w:r>
+            <w:r>
+              <w:rPr>
+                <w:noProof/>
+                <w:webHidden/>
+              </w:rPr>
+              <w:instrText xml:space="preserve"> PAGEREF _Toc224467501 \h </w:instrText>
+            </w:r>
+            <w:r>
+              <w:rPr>
+                <w:noProof/>
+                <w:webHidden/>
+              </w:rPr>
+            </w:r>
+            <w:r>
+              <w:rPr>
+                <w:noProof/>
+                <w:webHidden/>
+              </w:rPr>
+              <w:fldChar w:fldCharType="separate"/>
+            </w:r>
+            <w:r>
+              <w:rPr>
+                <w:noProof/>
+                <w:webHidden/>
+              </w:rPr>
+              <w:t>5</w:t>
+            </w:r>
+            <w:r>
+              <w:rPr>
+                <w:noProof/>
+                <w:webHidden/>
+              </w:rPr>
+              <w:fldChar w:fldCharType="end"/>
+            </w:r>
+          </w:hyperlink>
+        </w:p>
+        <w:p>
+          <w:pPr>
+            <w:pStyle w:val="TOC1"/>
+            <w:tabs>
+              <w:tab w:val="right" w:leader="dot" w:pos="9016"/>
+            </w:tabs>
+            <w:rPr>
+              <w:noProof/>
+            </w:rPr>
+          </w:pPr>
+          <w:hyperlink w:anchor="_Toc224467502" w:history="1">
+            <w:r>
+              <w:rPr>
+                <w:rStyle w:val="Hyperlink"/>
+                <w:rFonts w:ascii="Times New Roman" w:eastAsia="Times New Roman" w:hAnsi="Times New Roman" w:cs="Times New Roman"/>
+                <w:b/>
+                <w:bCs/>
+                <w:noProof/>
+                <w:kern w:val="36"/>
+                <w:lang w:val="en-GB" w:eastAsia="en-GB"/>
+                <w14:ligatures w14:val="none"/>
+              </w:rPr>
+              <w:t>16.2 Marketing Management Policy</w:t>
+            </w:r>
+            <w:r>
+              <w:rPr>
+                <w:noProof/>
+                <w:webHidden/>
+              </w:rPr>
+              <w:tab/>
+            </w:r>
+            <w:r>
+              <w:rPr>
+                <w:noProof/>
+                <w:webHidden/>
+              </w:rPr>
+              <w:fldChar w:fldCharType="begin"/>
+            </w:r>
+            <w:r>
+              <w:rPr>
+                <w:noProof/>
+                <w:webHidden/>
+              </w:rPr>
+              <w:instrText xml:space="preserve"> PAGEREF _Toc224467502 \h </w:instrText>
+            </w:r>
+            <w:r>
+              <w:rPr>
+                <w:noProof/>
+                <w:webHidden/>
+              </w:rPr>
+            </w:r>
+            <w:r>
+              <w:rPr>
+                <w:noProof/>
+                <w:webHidden/>
+              </w:rPr>
+              <w:fldChar w:fldCharType="separate"/>
+            </w:r>
+            <w:r>
+              <w:rPr>
+                <w:noProof/>
+                <w:webHidden/>
+              </w:rPr>
+              <w:t>5</w:t>
+            </w:r>
+            <w:r>
+              <w:rPr>
+                <w:noProof/>
+                <w:webHidden/>
+              </w:rPr>
+              <w:fldChar w:fldCharType="end"/>
+            </w:r>
+          </w:hyperlink>
+        </w:p>
+        <w:p>
+          <w:pPr>
+            <w:pStyle w:val="TOC2"/>
+            <w:tabs>
+              <w:tab w:val="right" w:leader="dot" w:pos="9016"/>
+            </w:tabs>
+            <w:rPr>
+              <w:noProof/>
+            </w:rPr>
+          </w:pPr>
+          <w:hyperlink w:anchor="_Toc224467503" w:history="1">
+            <w:r>
+              <w:rPr>
+                <w:rStyle w:val="Hyperlink"/>
+                <w:rFonts w:ascii="Times New Roman" w:eastAsia="Times New Roman" w:hAnsi="Times New Roman" w:cs="Times New Roman"/>
+                <w:b/>
+                <w:bCs/>
+                <w:noProof/>
+                <w:kern w:val="0"/>
+                <w:lang w:val="en-GB" w:eastAsia="en-GB"/>
+                <w14:ligatures w14:val="none"/>
+              </w:rPr>
+              <w:t>16.2.1 Purpose</w:t>
+            </w:r>
+            <w:r>
+              <w:rPr>
+                <w:noProof/>
+                <w:webHidden/>
+              </w:rPr>
+              <w:tab/>
+            </w:r>
+            <w:r>
+              <w:rPr>
+                <w:noProof/>
+                <w:webHidden/>
+              </w:rPr>
+              <w:fldChar w:fldCharType="begin"/>
+            </w:r>
+            <w:r>
+              <w:rPr>
+                <w:noProof/>
+                <w:webHidden/>
+              </w:rPr>
+              <w:instrText xml:space="preserve"> PAGEREF _Toc224467503 \h </w:instrText>
+            </w:r>
+            <w:r>
+              <w:rPr>
+                <w:noProof/>
+                <w:webHidden/>
+              </w:rPr>
+            </w:r>
+            <w:r>
+              <w:rPr>
+                <w:noProof/>
+                <w:webHidden/>
+              </w:rPr>
+              <w:fldChar w:fldCharType="separate"/>
+            </w:r>
+            <w:r>
+              <w:rPr>
+                <w:noProof/>
+                <w:webHidden/>
+              </w:rPr>
+              <w:t>5</w:t>
+            </w:r>
+            <w:r>
+              <w:rPr>
+                <w:noProof/>
+                <w:webHidden/>
+              </w:rPr>
+              <w:fldChar w:fldCharType="end"/>
+            </w:r>
+          </w:hyperlink>
+        </w:p>
+        <w:p>
+          <w:pPr>
+            <w:pStyle w:val="TOC2"/>
+            <w:tabs>
+              <w:tab w:val="right" w:leader="dot" w:pos="9016"/>
+            </w:tabs>
+            <w:rPr>
+              <w:noProof/>
+            </w:rPr>
+          </w:pPr>
+          <w:hyperlink w:anchor="_Toc224467504" w:history="1">
+            <w:r>
+              <w:rPr>
+                <w:rStyle w:val="Hyperlink"/>
+                <w:rFonts w:ascii="Times New Roman" w:eastAsia="Times New Roman" w:hAnsi="Times New Roman" w:cs="Times New Roman"/>
+                <w:b/>
+                <w:bCs/>
+                <w:noProof/>
+                <w:kern w:val="0"/>
+                <w:lang w:val="en-GB" w:eastAsia="en-GB"/>
+                <w14:ligatures w14:val="none"/>
+              </w:rPr>
+              <w:t>SIPOC – Campaign Management</w:t>
+            </w:r>
+            <w:r>
+              <w:rPr>
+                <w:noProof/>
+                <w:webHidden/>
+              </w:rPr>
+              <w:tab/>
+            </w:r>
+            <w:r>
+              <w:rPr>
+                <w:noProof/>
+                <w:webHidden/>
+              </w:rPr>
+              <w:fldChar w:fldCharType="begin"/>
+            </w:r>
+            <w:r>
+              <w:rPr>
+                <w:noProof/>
+                <w:webHidden/>
+              </w:rPr>
+              <w:instrText xml:space="preserve"> PAGEREF _Toc224467504 \h </w:instrText>
+            </w:r>
+            <w:r>
+              <w:rPr>
+                <w:noProof/>
+                <w:webHidden/>
+              </w:rPr>
+            </w:r>
+            <w:r>
+              <w:rPr>
+                <w:noProof/>
+                <w:webHidden/>
+              </w:rPr>
+              <w:fldChar w:fldCharType="separate"/>
+            </w:r>
+            <w:r>
+              <w:rPr>
+                <w:noProof/>
+                <w:webHidden/>
+              </w:rPr>
+              <w:t>5</w:t>
+            </w:r>
+            <w:r>
+              <w:rPr>
+                <w:noProof/>
+                <w:webHidden/>
+              </w:rPr>
+              <w:fldChar w:fldCharType="end"/>
+            </w:r>
+          </w:hyperlink>
+        </w:p>
+        <w:p>
+          <w:pPr>
+            <w:pStyle w:val="TOC2"/>
+            <w:tabs>
+              <w:tab w:val="right" w:leader="dot" w:pos="9016"/>
+            </w:tabs>
+            <w:rPr>
+              <w:noProof/>
+            </w:rPr>
+          </w:pPr>
+          <w:hyperlink w:anchor="_Toc224467505" w:history="1">
+            <w:r>
+              <w:rPr>
+                <w:rStyle w:val="Hyperlink"/>
+                <w:rFonts w:ascii="Times New Roman" w:eastAsia="Times New Roman" w:hAnsi="Times New Roman" w:cs="Times New Roman"/>
+                <w:b/>
+                <w:bCs/>
+                <w:noProof/>
+                <w:kern w:val="0"/>
+                <w:lang w:val="en-GB" w:eastAsia="en-GB"/>
+                <w14:ligatures w14:val="none"/>
+              </w:rPr>
+              <w:t>Marketing BPMN</w:t>
+            </w:r>
+            <w:r>
+              <w:rPr>
+                <w:noProof/>
+                <w:webHidden/>
+              </w:rPr>
+              <w:tab/>
+            </w:r>
+            <w:r>
+              <w:rPr>
+                <w:noProof/>
+                <w:webHidden/>
+              </w:rPr>
+              <w:fldChar w:fldCharType="begin"/>
+            </w:r>
+            <w:r>
+              <w:rPr>
+                <w:noProof/>
+                <w:webHidden/>
+              </w:rPr>
+              <w:instrText xml:space="preserve"> PAGEREF _Toc224467505 \h </w:instrText>
+            </w:r>
+            <w:r>
+              <w:rPr>
+                <w:noProof/>
+                <w:webHidden/>
+              </w:rPr>
+            </w:r>
+            <w:r>
+              <w:rPr>
+                <w:noProof/>
+                <w:webHidden/>
+              </w:rPr>
+              <w:fldChar w:fldCharType="separate"/>
+            </w:r>
+            <w:r>
+              <w:rPr>
+                <w:noProof/>
+                <w:webHidden/>
+              </w:rPr>
+              <w:t>5</w:t>
+            </w:r>
+            <w:r>
+              <w:rPr>
+                <w:noProof/>
+                <w:webHidden/>
+              </w:rPr>
+              <w:fldChar w:fldCharType="end"/>
+            </w:r>
+          </w:hyperlink>
+        </w:p>
+        <w:p>
+          <w:pPr>
+            <w:pStyle w:val="TOC2"/>
+            <w:tabs>
+              <w:tab w:val="right" w:leader="dot" w:pos="9016"/>
+            </w:tabs>
+            <w:rPr>
+              <w:noProof/>
+            </w:rPr>
+          </w:pPr>
+          <w:hyperlink w:anchor="_Toc224467506" w:history="1">
+            <w:r>
+              <w:rPr>
+                <w:rStyle w:val="Hyperlink"/>
+                <w:rFonts w:ascii="Times New Roman" w:eastAsia="Times New Roman" w:hAnsi="Times New Roman" w:cs="Times New Roman"/>
+                <w:b/>
+                <w:bCs/>
+                <w:noProof/>
+                <w:kern w:val="0"/>
+                <w:lang w:val="en-GB" w:eastAsia="en-GB"/>
+                <w14:ligatures w14:val="none"/>
+              </w:rPr>
+              <w:t>KPIs</w:t>
+            </w:r>
+            <w:r>
+              <w:rPr>
+                <w:noProof/>
+                <w:webHidden/>
+              </w:rPr>
+              <w:tab/>
+            </w:r>
+            <w:r>
+              <w:rPr>
+                <w:noProof/>
+                <w:webHidden/>
+              </w:rPr>
+              <w:fldChar w:fldCharType="begin"/>
+            </w:r>
+            <w:r>
+              <w:rPr>
+                <w:noProof/>
+                <w:webHidden/>
+              </w:rPr>
+              <w:instrText xml:space="preserve"> PAGEREF _Toc224467506 \h </w:instrText>
+            </w:r>
+            <w:r>
+              <w:rPr>
+                <w:noProof/>
+                <w:webHidden/>
+              </w:rPr>
+            </w:r>
+            <w:r>
+              <w:rPr>
+                <w:noProof/>
+                <w:webHidden/>
+              </w:rPr>
+              <w:fldChar w:fldCharType="separate"/>
+            </w:r>
+            <w:r>
+              <w:rPr>
+                <w:noProof/>
+                <w:webHidden/>
+              </w:rPr>
+              <w:t>6</w:t>
+            </w:r>
+            <w:r>
+              <w:rPr>
+                <w:noProof/>
+                <w:webHidden/>
+              </w:rPr>
+              <w:fldChar w:fldCharType="end"/>
+            </w:r>
+          </w:hyperlink>
+        </w:p>
+        <w:p>
+          <w:pPr>
+            <w:pStyle w:val="TOC2"/>
+            <w:tabs>
+              <w:tab w:val="right" w:leader="dot" w:pos="9016"/>
+            </w:tabs>
+            <w:rPr>
+              <w:noProof/>
+            </w:rPr>
+          </w:pPr>
+          <w:hyperlink w:anchor="_Toc224467507" w:history="1">
+            <w:r>
+              <w:rPr>
+                <w:rStyle w:val="Hyperlink"/>
+                <w:rFonts w:ascii="Times New Roman" w:eastAsia="Times New Roman" w:hAnsi="Times New Roman" w:cs="Times New Roman"/>
+                <w:b/>
+                <w:bCs/>
+                <w:noProof/>
+                <w:kern w:val="0"/>
+                <w:lang w:val="en-GB" w:eastAsia="en-GB"/>
+                <w14:ligatures w14:val="none"/>
+              </w:rPr>
+              <w:t>Key Templates</w:t>
+            </w:r>
+            <w:r>
+              <w:rPr>
+                <w:noProof/>
+                <w:webHidden/>
+              </w:rPr>
+              <w:tab/>
+            </w:r>
+            <w:r>
+              <w:rPr>
+                <w:noProof/>
+                <w:webHidden/>
+              </w:rPr>
+              <w:fldChar w:fldCharType="begin"/>
+            </w:r>
+            <w:r>
+              <w:rPr>
+                <w:noProof/>
+                <w:webHidden/>
+              </w:rPr>
+              <w:instrText xml:space="preserve"> PAGEREF _Toc224467507 \h </w:instrText>
+            </w:r>
+            <w:r>
+              <w:rPr>
+                <w:noProof/>
+                <w:webHidden/>
+              </w:rPr>
+            </w:r>
+            <w:r>
+              <w:rPr>
+                <w:noProof/>
+                <w:webHidden/>
+              </w:rPr>
+              <w:fldChar w:fldCharType="separate"/>
+            </w:r>
+            <w:r>
+              <w:rPr>
+                <w:noProof/>
+                <w:webHidden/>
+              </w:rPr>
+              <w:t>6</w:t>
+            </w:r>
+            <w:r>
+              <w:rPr>
+                <w:noProof/>
+                <w:webHidden/>
+              </w:rPr>
+              <w:fldChar w:fldCharType="end"/>
+            </w:r>
+          </w:hyperlink>
+        </w:p>
+        <w:p>
+          <w:pPr>
+            <w:pStyle w:val="TOC1"/>
+            <w:tabs>
+              <w:tab w:val="right" w:leader="dot" w:pos="9016"/>
+            </w:tabs>
+            <w:rPr>
+              <w:noProof/>
+            </w:rPr>
+          </w:pPr>
+          <w:hyperlink w:anchor="_Toc224467508" w:history="1">
+            <w:r>
+              <w:rPr>
+                <w:rStyle w:val="Hyperlink"/>
+                <w:rFonts w:ascii="Times New Roman" w:eastAsia="Times New Roman" w:hAnsi="Times New Roman" w:cs="Times New Roman"/>
+                <w:b/>
+                <w:bCs/>
+                <w:noProof/>
+                <w:kern w:val="36"/>
+                <w:lang w:val="en-GB" w:eastAsia="en-GB"/>
+                <w14:ligatures w14:val="none"/>
+              </w:rPr>
+              <w:t>16.3 Sales Management Policy</w:t>
+            </w:r>
+            <w:r>
+              <w:rPr>
+                <w:noProof/>
+                <w:webHidden/>
+              </w:rPr>
+              <w:tab/>
+            </w:r>
+            <w:r>
+              <w:rPr>
+                <w:noProof/>
+                <w:webHidden/>
+              </w:rPr>
+              <w:fldChar w:fldCharType="begin"/>
+            </w:r>
+            <w:r>
+              <w:rPr>
+                <w:noProof/>
+                <w:webHidden/>
+              </w:rPr>
+              <w:instrText xml:space="preserve"> PAGEREF _Toc224467508 \h </w:instrText>
+            </w:r>
+            <w:r>
+              <w:rPr>
+                <w:noProof/>
+                <w:webHidden/>
+              </w:rPr>
+            </w:r>
+            <w:r>
+              <w:rPr>
+                <w:noProof/>
+                <w:webHidden/>
+              </w:rPr>
+              <w:fldChar w:fldCharType="separate"/>
+            </w:r>
+            <w:r>
+              <w:rPr>
+                <w:noProof/>
+                <w:webHidden/>
+              </w:rPr>
+              <w:t>6</w:t>
+            </w:r>
+            <w:r>
+              <w:rPr>
+                <w:noProof/>
+                <w:webHidden/>
+              </w:rPr>
+              <w:fldChar w:fldCharType="end"/>
+            </w:r>
+          </w:hyperlink>
+        </w:p>
+        <w:p>
+          <w:pPr>
+            <w:pStyle w:val="TOC2"/>
+            <w:tabs>
+              <w:tab w:val="right" w:leader="dot" w:pos="9016"/>
+            </w:tabs>
+            <w:rPr>
+              <w:noProof/>
+            </w:rPr>
+          </w:pPr>
+          <w:hyperlink w:anchor="_Toc224467509" w:history="1">
+            <w:r>
+              <w:rPr>
+                <w:rStyle w:val="Hyperlink"/>
+                <w:rFonts w:ascii="Times New Roman" w:eastAsia="Times New Roman" w:hAnsi="Times New Roman" w:cs="Times New Roman"/>
+                <w:b/>
+                <w:bCs/>
+                <w:noProof/>
+                <w:kern w:val="0"/>
+                <w:lang w:val="en-GB" w:eastAsia="en-GB"/>
+                <w14:ligatures w14:val="none"/>
+              </w:rPr>
+              <w:t>16.3.1 Lead-to-Cash Process</w:t>
+            </w:r>
+            <w:r>
+              <w:rPr>
+                <w:noProof/>
+                <w:webHidden/>
+              </w:rPr>
+              <w:tab/>
+            </w:r>
+            <w:r>
+              <w:rPr>
+                <w:noProof/>
+                <w:webHidden/>
+              </w:rPr>
+              <w:fldChar w:fldCharType="begin"/>
+            </w:r>
+            <w:r>
+              <w:rPr>
+                <w:noProof/>
+                <w:webHidden/>
+              </w:rPr>
+              <w:instrText xml:space="preserve"> PAGEREF _Toc224467509 \h </w:instrText>
+            </w:r>
+            <w:r>
+              <w:rPr>
+                <w:noProof/>
+                <w:webHidden/>
+              </w:rPr>
+            </w:r>
+            <w:r>
+              <w:rPr>
+                <w:noProof/>
+                <w:webHidden/>
+              </w:rPr>
+              <w:fldChar w:fldCharType="separate"/>
+            </w:r>
+            <w:r>
+              <w:rPr>
+                <w:noProof/>
+                <w:webHidden/>
+              </w:rPr>
+              <w:t>6</w:t>
+            </w:r>
+            <w:r>
+              <w:rPr>
+                <w:noProof/>
+                <w:webHidden/>
+              </w:rPr>
+              <w:fldChar w:fldCharType="end"/>
+            </w:r>
+          </w:hyperlink>
+        </w:p>
+        <w:p>
+          <w:pPr>
+            <w:pStyle w:val="TOC2"/>
+            <w:tabs>
+              <w:tab w:val="right" w:leader="dot" w:pos="9016"/>
+            </w:tabs>
+            <w:rPr>
+              <w:noProof/>
+            </w:rPr>
+          </w:pPr>
+          <w:hyperlink w:anchor="_Toc224467510" w:history="1">
+            <w:r>
+              <w:rPr>
+                <w:rStyle w:val="Hyperlink"/>
+                <w:rFonts w:ascii="Times New Roman" w:eastAsia="Times New Roman" w:hAnsi="Times New Roman" w:cs="Times New Roman"/>
+                <w:b/>
+                <w:bCs/>
+                <w:noProof/>
+                <w:kern w:val="0"/>
+                <w:lang w:val="en-GB" w:eastAsia="en-GB"/>
+                <w14:ligatures w14:val="none"/>
+              </w:rPr>
+              <w:t>SIPOC – Lead to Contract</w:t>
+            </w:r>
+            <w:r>
+              <w:rPr>
+                <w:noProof/>
+                <w:webHidden/>
+              </w:rPr>
+              <w:tab/>
+            </w:r>
+            <w:r>
+              <w:rPr>
+                <w:noProof/>
+                <w:webHidden/>
+              </w:rPr>
+              <w:fldChar w:fldCharType="begin"/>
+            </w:r>
+            <w:r>
+              <w:rPr>
+                <w:noProof/>
+                <w:webHidden/>
+              </w:rPr>
+              <w:instrText xml:space="preserve"> PAGEREF _Toc224467510 \h </w:instrText>
+            </w:r>
+            <w:r>
+              <w:rPr>
+                <w:noProof/>
+                <w:webHidden/>
+              </w:rPr>
+            </w:r>
+            <w:r>
+              <w:rPr>
+                <w:noProof/>
+                <w:webHidden/>
+              </w:rPr>
+              <w:fldChar w:fldCharType="separate"/>
+            </w:r>
+            <w:r>
+              <w:rPr>
+                <w:noProof/>
+                <w:webHidden/>
+              </w:rPr>
+              <w:t>6</w:t>
+            </w:r>
+            <w:r>
+              <w:rPr>
+                <w:noProof/>
+                <w:webHidden/>
+              </w:rPr>
+              <w:fldChar w:fldCharType="end"/>
+            </w:r>
+          </w:hyperlink>
+        </w:p>
+        <w:p>
+          <w:pPr>
+            <w:pStyle w:val="TOC2"/>
+            <w:tabs>
+              <w:tab w:val="right" w:leader="dot" w:pos="9016"/>
+            </w:tabs>
+            <w:rPr>
+              <w:noProof/>
+            </w:rPr>
+          </w:pPr>
+          <w:hyperlink w:anchor="_Toc224467511" w:history="1">
+            <w:r>
+              <w:rPr>
+                <w:rStyle w:val="Hyperlink"/>
+                <w:rFonts w:ascii="Times New Roman" w:eastAsia="Times New Roman" w:hAnsi="Times New Roman" w:cs="Times New Roman"/>
+                <w:b/>
+                <w:bCs/>
+                <w:noProof/>
+                <w:kern w:val="0"/>
+                <w:lang w:val="en-GB" w:eastAsia="en-GB"/>
+                <w14:ligatures w14:val="none"/>
+              </w:rPr>
+              <w:t>RACI – Sales Governance</w:t>
+            </w:r>
+            <w:r>
+              <w:rPr>
+                <w:noProof/>
+                <w:webHidden/>
+              </w:rPr>
+              <w:tab/>
+            </w:r>
+            <w:r>
+              <w:rPr>
+                <w:noProof/>
+                <w:webHidden/>
+              </w:rPr>
+              <w:fldChar w:fldCharType="begin"/>
+            </w:r>
+            <w:r>
+              <w:rPr>
+                <w:noProof/>
+                <w:webHidden/>
+              </w:rPr>
+              <w:instrText xml:space="preserve"> PAGEREF _Toc224467511 \h </w:instrText>
+            </w:r>
+            <w:r>
+              <w:rPr>
+                <w:noProof/>
+                <w:webHidden/>
+              </w:rPr>
+            </w:r>
+            <w:r>
+              <w:rPr>
+                <w:noProof/>
+                <w:webHidden/>
+              </w:rPr>
+              <w:fldChar w:fldCharType="separate"/>
+            </w:r>
+            <w:r>
+              <w:rPr>
+                <w:noProof/>
+                <w:webHidden/>
+              </w:rPr>
+              <w:t>6</w:t>
+            </w:r>
+            <w:r>
+              <w:rPr>
+                <w:noProof/>
+                <w:webHidden/>
+              </w:rPr>
+              <w:fldChar w:fldCharType="end"/>
+            </w:r>
+          </w:hyperlink>
+        </w:p>
+        <w:p>
+          <w:pPr>
+            <w:pStyle w:val="TOC2"/>
+            <w:tabs>
+              <w:tab w:val="right" w:leader="dot" w:pos="9016"/>
+            </w:tabs>
+            <w:rPr>
+              <w:noProof/>
+            </w:rPr>
+          </w:pPr>
+          <w:hyperlink w:anchor="_Toc224467512" w:history="1">
+            <w:r>
+              <w:rPr>
+                <w:rStyle w:val="Hyperlink"/>
+                <w:rFonts w:ascii="Times New Roman" w:eastAsia="Times New Roman" w:hAnsi="Times New Roman" w:cs="Times New Roman"/>
+                <w:b/>
+                <w:bCs/>
+                <w:noProof/>
+                <w:kern w:val="0"/>
+                <w:lang w:val="en-GB" w:eastAsia="en-GB"/>
+                <w14:ligatures w14:val="none"/>
+              </w:rPr>
+              <w:t>KPIs</w:t>
+            </w:r>
+            <w:r>
+              <w:rPr>
+                <w:noProof/>
+                <w:webHidden/>
+              </w:rPr>
+              <w:tab/>
+            </w:r>
+            <w:r>
+              <w:rPr>
+                <w:noProof/>
+                <w:webHidden/>
+              </w:rPr>
+              <w:fldChar w:fldCharType="begin"/>
+            </w:r>
+            <w:r>
+              <w:rPr>
+                <w:noProof/>
+                <w:webHidden/>
+              </w:rPr>
+              <w:instrText xml:space="preserve"> PAGEREF _Toc224467512 \h </w:instrText>
+            </w:r>
+            <w:r>
+              <w:rPr>
+                <w:noProof/>
+                <w:webHidden/>
+              </w:rPr>
+            </w:r>
+            <w:r>
+              <w:rPr>
+                <w:noProof/>
+                <w:webHidden/>
+              </w:rPr>
+              <w:fldChar w:fldCharType="separate"/>
+            </w:r>
+            <w:r>
+              <w:rPr>
+                <w:noProof/>
+                <w:webHidden/>
+              </w:rPr>
+              <w:t>7</w:t>
+            </w:r>
+            <w:r>
+              <w:rPr>
+                <w:noProof/>
+                <w:webHidden/>
+              </w:rPr>
+              <w:fldChar w:fldCharType="end"/>
+            </w:r>
+          </w:hyperlink>
+        </w:p>
+        <w:p>
+          <w:pPr>
+            <w:pStyle w:val="TOC2"/>
+            <w:tabs>
+              <w:tab w:val="right" w:leader="dot" w:pos="9016"/>
+            </w:tabs>
+            <w:rPr>
+              <w:noProof/>
+            </w:rPr>
+          </w:pPr>
+          <w:hyperlink w:anchor="_Toc224467513" w:history="1">
+            <w:r>
+              <w:rPr>
+                <w:rStyle w:val="Hyperlink"/>
+                <w:rFonts w:ascii="Times New Roman" w:eastAsia="Times New Roman" w:hAnsi="Times New Roman" w:cs="Times New Roman"/>
+                <w:b/>
+                <w:bCs/>
+                <w:noProof/>
+                <w:kern w:val="0"/>
+                <w:lang w:val="en-GB" w:eastAsia="en-GB"/>
+                <w14:ligatures w14:val="none"/>
+              </w:rPr>
+              <w:t>Forms</w:t>
+            </w:r>
+            <w:r>
+              <w:rPr>
+                <w:noProof/>
+                <w:webHidden/>
+              </w:rPr>
+              <w:tab/>
+            </w:r>
+            <w:r>
+              <w:rPr>
+                <w:noProof/>
+                <w:webHidden/>
+              </w:rPr>
+              <w:fldChar w:fldCharType="begin"/>
+            </w:r>
+            <w:r>
+              <w:rPr>
+                <w:noProof/>
+                <w:webHidden/>
+              </w:rPr>
+              <w:instrText xml:space="preserve"> PAGEREF _Toc224467513 \h </w:instrText>
+            </w:r>
+            <w:r>
+              <w:rPr>
+                <w:noProof/>
+                <w:webHidden/>
+              </w:rPr>
+            </w:r>
+            <w:r>
+              <w:rPr>
+                <w:noProof/>
+                <w:webHidden/>
+              </w:rPr>
+              <w:fldChar w:fldCharType="separate"/>
+            </w:r>
+            <w:r>
+              <w:rPr>
+                <w:noProof/>
+                <w:webHidden/>
+              </w:rPr>
+              <w:t>7</w:t>
+            </w:r>
+            <w:r>
+              <w:rPr>
+                <w:noProof/>
+                <w:webHidden/>
+              </w:rPr>
+              <w:fldChar w:fldCharType="end"/>
+            </w:r>
+          </w:hyperlink>
+        </w:p>
+        <w:p>
+          <w:pPr>
+            <w:pStyle w:val="TOC1"/>
+            <w:tabs>
+              <w:tab w:val="right" w:leader="dot" w:pos="9016"/>
+            </w:tabs>
+            <w:rPr>
+              <w:noProof/>
+            </w:rPr>
+          </w:pPr>
+          <w:hyperlink w:anchor="_Toc224467514" w:history="1">
+            <w:r>
+              <w:rPr>
+                <w:rStyle w:val="Hyperlink"/>
+                <w:rFonts w:ascii="Times New Roman" w:eastAsia="Times New Roman" w:hAnsi="Times New Roman" w:cs="Times New Roman"/>
+                <w:b/>
+                <w:bCs/>
+                <w:noProof/>
+                <w:kern w:val="36"/>
+                <w:lang w:val="en-GB" w:eastAsia="en-GB"/>
+                <w14:ligatures w14:val="none"/>
+              </w:rPr>
+              <w:t>16.4 Commercial Operations</w:t>
+            </w:r>
+            <w:r>
+              <w:rPr>
+                <w:noProof/>
+                <w:webHidden/>
+              </w:rPr>
+              <w:tab/>
+            </w:r>
+            <w:r>
+              <w:rPr>
+                <w:noProof/>
+                <w:webHidden/>
+              </w:rPr>
+              <w:fldChar w:fldCharType="begin"/>
+            </w:r>
+            <w:r>
+              <w:rPr>
+                <w:noProof/>
+                <w:webHidden/>
+              </w:rPr>
+              <w:instrText xml:space="preserve"> PAGEREF _Toc224467514 \h </w:instrText>
+            </w:r>
+            <w:r>
+              <w:rPr>
+                <w:noProof/>
+                <w:webHidden/>
+              </w:rPr>
+            </w:r>
+            <w:r>
+              <w:rPr>
+                <w:noProof/>
+                <w:webHidden/>
+              </w:rPr>
+              <w:fldChar w:fldCharType="separate"/>
+            </w:r>
+            <w:r>
+              <w:rPr>
+                <w:noProof/>
+                <w:webHidden/>
+              </w:rPr>
+              <w:t>7</w:t>
+            </w:r>
+            <w:r>
+              <w:rPr>
+                <w:noProof/>
+                <w:webHidden/>
+              </w:rPr>
+              <w:fldChar w:fldCharType="end"/>
+            </w:r>
+          </w:hyperlink>
+        </w:p>
+        <w:p>
+          <w:pPr>
+            <w:pStyle w:val="TOC2"/>
+            <w:tabs>
+              <w:tab w:val="right" w:leader="dot" w:pos="9016"/>
+            </w:tabs>
+            <w:rPr>
+              <w:noProof/>
+            </w:rPr>
+          </w:pPr>
+          <w:hyperlink w:anchor="_Toc224467515" w:history="1">
+            <w:r>
+              <w:rPr>
+                <w:rStyle w:val="Hyperlink"/>
+                <w:rFonts w:ascii="Times New Roman" w:eastAsia="Times New Roman" w:hAnsi="Times New Roman" w:cs="Times New Roman"/>
+                <w:b/>
+                <w:bCs/>
+                <w:noProof/>
+                <w:kern w:val="0"/>
+                <w:lang w:val="en-GB" w:eastAsia="en-GB"/>
+                <w14:ligatures w14:val="none"/>
+              </w:rPr>
+              <w:t>CRM Governance</w:t>
+            </w:r>
+            <w:r>
+              <w:rPr>
+                <w:noProof/>
+                <w:webHidden/>
+              </w:rPr>
+              <w:tab/>
+            </w:r>
+            <w:r>
+              <w:rPr>
+                <w:noProof/>
+                <w:webHidden/>
+              </w:rPr>
+              <w:fldChar w:fldCharType="begin"/>
+            </w:r>
+            <w:r>
+              <w:rPr>
+                <w:noProof/>
+                <w:webHidden/>
+              </w:rPr>
+              <w:instrText xml:space="preserve"> PAGEREF _Toc224467515 \h </w:instrText>
+            </w:r>
+            <w:r>
+              <w:rPr>
+                <w:noProof/>
+                <w:webHidden/>
+              </w:rPr>
+            </w:r>
+            <w:r>
+              <w:rPr>
+                <w:noProof/>
+                <w:webHidden/>
+              </w:rPr>
+              <w:fldChar w:fldCharType="separate"/>
+            </w:r>
+            <w:r>
+              <w:rPr>
+                <w:noProof/>
+                <w:webHidden/>
+              </w:rPr>
+              <w:t>7</w:t>
+            </w:r>
+            <w:r>
+              <w:rPr>
+                <w:noProof/>
+                <w:webHidden/>
+              </w:rPr>
+              <w:fldChar w:fldCharType="end"/>
+            </w:r>
+          </w:hyperlink>
+        </w:p>
+        <w:p>
+          <w:pPr>
+            <w:pStyle w:val="TOC3"/>
+            <w:tabs>
+              <w:tab w:val="right" w:leader="dot" w:pos="9016"/>
+            </w:tabs>
+            <w:rPr>
+              <w:noProof/>
+            </w:rPr>
+          </w:pPr>
+          <w:hyperlink w:anchor="_Toc224467516" w:history="1">
+            <w:r>
+              <w:rPr>
+                <w:rStyle w:val="Hyperlink"/>
+                <w:rFonts w:ascii="Times New Roman" w:eastAsia="Times New Roman" w:hAnsi="Times New Roman" w:cs="Times New Roman"/>
+                <w:b/>
+                <w:bCs/>
+                <w:noProof/>
+                <w:kern w:val="0"/>
+                <w:lang w:val="en-GB" w:eastAsia="en-GB"/>
+                <w14:ligatures w14:val="none"/>
+              </w:rPr>
+              <w:t>Reports</w:t>
+            </w:r>
+            <w:r>
+              <w:rPr>
+                <w:noProof/>
+                <w:webHidden/>
+              </w:rPr>
+              <w:tab/>
+            </w:r>
+            <w:r>
+              <w:rPr>
+                <w:noProof/>
+                <w:webHidden/>
+              </w:rPr>
+              <w:fldChar w:fldCharType="begin"/>
+            </w:r>
+            <w:r>
+              <w:rPr>
+                <w:noProof/>
+                <w:webHidden/>
+              </w:rPr>
+              <w:instrText xml:space="preserve"> PAGEREF _Toc224467516 \h </w:instrText>
+            </w:r>
+            <w:r>
+              <w:rPr>
+                <w:noProof/>
+                <w:webHidden/>
+              </w:rPr>
+            </w:r>
+            <w:r>
+              <w:rPr>
+                <w:noProof/>
+                <w:webHidden/>
+              </w:rPr>
+              <w:fldChar w:fldCharType="separate"/>
+            </w:r>
+            <w:r>
+              <w:rPr>
+                <w:noProof/>
+                <w:webHidden/>
+              </w:rPr>
+              <w:t>7</w:t>
+            </w:r>
+            <w:r>
+              <w:rPr>
+                <w:noProof/>
+                <w:webHidden/>
+              </w:rPr>
+              <w:fldChar w:fldCharType="end"/>
+            </w:r>
+          </w:hyperlink>
+        </w:p>
+        <w:p>
+          <w:pPr>
+            <w:pStyle w:val="TOC1"/>
+            <w:tabs>
+              <w:tab w:val="right" w:leader="dot" w:pos="9016"/>
+            </w:tabs>
+            <w:rPr>
+              <w:noProof/>
+            </w:rPr>
+          </w:pPr>
+          <w:hyperlink w:anchor="_Toc224467517" w:history="1">
+            <w:r>
+              <w:rPr>
+                <w:rStyle w:val="Hyperlink"/>
+                <w:rFonts w:ascii="Times New Roman" w:eastAsia="Times New Roman" w:hAnsi="Times New Roman" w:cs="Times New Roman"/>
+                <w:b/>
+                <w:bCs/>
+                <w:noProof/>
+                <w:kern w:val="36"/>
+                <w:lang w:val="en-GB" w:eastAsia="en-GB"/>
+                <w14:ligatures w14:val="none"/>
+              </w:rPr>
+              <w:t>16.5 Commercial Risk &amp; Compliance</w:t>
+            </w:r>
+            <w:r>
+              <w:rPr>
+                <w:noProof/>
+                <w:webHidden/>
+              </w:rPr>
+              <w:tab/>
+            </w:r>
+            <w:r>
+              <w:rPr>
+                <w:noProof/>
+                <w:webHidden/>
+              </w:rPr>
+              <w:fldChar w:fldCharType="begin"/>
+            </w:r>
+            <w:r>
+              <w:rPr>
+                <w:noProof/>
+                <w:webHidden/>
+              </w:rPr>
+              <w:instrText xml:space="preserve"> PAGEREF _Toc224467517 \h </w:instrText>
+            </w:r>
+            <w:r>
+              <w:rPr>
+                <w:noProof/>
+                <w:webHidden/>
+              </w:rPr>
+            </w:r>
+            <w:r>
+              <w:rPr>
+                <w:noProof/>
+                <w:webHidden/>
+              </w:rPr>
+              <w:fldChar w:fldCharType="separate"/>
+            </w:r>
+            <w:r>
+              <w:rPr>
+                <w:noProof/>
+                <w:webHidden/>
+              </w:rPr>
+              <w:t>7</w:t>
+            </w:r>
+            <w:r>
+              <w:rPr>
+                <w:noProof/>
+                <w:webHidden/>
+              </w:rPr>
+              <w:fldChar w:fldCharType="end"/>
+            </w:r>
+          </w:hyperlink>
+        </w:p>
+        <w:p>
+          <w:pPr>
+            <w:pStyle w:val="TOC3"/>
+            <w:tabs>
+              <w:tab w:val="right" w:leader="dot" w:pos="9016"/>
+            </w:tabs>
+            <w:rPr>
+              <w:noProof/>
+            </w:rPr>
+          </w:pPr>
+          <w:hyperlink w:anchor="_Toc224467518" w:history="1">
+            <w:r>
+              <w:rPr>
+                <w:rStyle w:val="Hyperlink"/>
+                <w:rFonts w:ascii="Times New Roman" w:eastAsia="Times New Roman" w:hAnsi="Times New Roman" w:cs="Times New Roman"/>
+                <w:b/>
+                <w:bCs/>
+                <w:noProof/>
+                <w:kern w:val="0"/>
+                <w:lang w:val="en-GB" w:eastAsia="en-GB"/>
+                <w14:ligatures w14:val="none"/>
+              </w:rPr>
+              <w:t>Key Controls</w:t>
+            </w:r>
+            <w:r>
+              <w:rPr>
+                <w:noProof/>
+                <w:webHidden/>
+              </w:rPr>
+              <w:tab/>
+            </w:r>
+            <w:r>
+              <w:rPr>
+                <w:noProof/>
+                <w:webHidden/>
+              </w:rPr>
+              <w:fldChar w:fldCharType="begin"/>
+            </w:r>
+            <w:r>
+              <w:rPr>
+                <w:noProof/>
+                <w:webHidden/>
+              </w:rPr>
+              <w:instrText xml:space="preserve"> PAGEREF _Toc224467518 \h </w:instrText>
+            </w:r>
+            <w:r>
+              <w:rPr>
+                <w:noProof/>
+                <w:webHidden/>
+              </w:rPr>
+            </w:r>
+            <w:r>
+              <w:rPr>
+                <w:noProof/>
+                <w:webHidden/>
+              </w:rPr>
+              <w:fldChar w:fldCharType="separate"/>
+            </w:r>
+            <w:r>
+              <w:rPr>
+                <w:noProof/>
+                <w:webHidden/>
+              </w:rPr>
+              <w:t>7</w:t>
+            </w:r>
+            <w:r>
+              <w:rPr>
+                <w:noProof/>
+                <w:webHidden/>
+              </w:rPr>
+              <w:fldChar w:fldCharType="end"/>
+            </w:r>
+          </w:hyperlink>
+        </w:p>
+        <w:p>
+          <w:pPr>
+            <w:pStyle w:val="TOC3"/>
+            <w:tabs>
+              <w:tab w:val="right" w:leader="dot" w:pos="9016"/>
+            </w:tabs>
+            <w:rPr>
+              <w:noProof/>
+            </w:rPr>
+          </w:pPr>
+          <w:hyperlink w:anchor="_Toc224467519" w:history="1">
+            <w:r>
+              <w:rPr>
+                <w:rStyle w:val="Hyperlink"/>
+                <w:rFonts w:ascii="Times New Roman" w:eastAsia="Times New Roman" w:hAnsi="Times New Roman" w:cs="Times New Roman"/>
+                <w:b/>
+                <w:bCs/>
+                <w:noProof/>
+                <w:kern w:val="0"/>
+                <w:lang w:val="en-GB" w:eastAsia="en-GB"/>
+                <w14:ligatures w14:val="none"/>
+              </w:rPr>
+              <w:t>Risk Matrix Example</w:t>
+            </w:r>
+            <w:r>
+              <w:rPr>
+                <w:noProof/>
+                <w:webHidden/>
+              </w:rPr>
+              <w:tab/>
+            </w:r>
+            <w:r>
+              <w:rPr>
+                <w:noProof/>
+                <w:webHidden/>
+              </w:rPr>
+              <w:fldChar w:fldCharType="begin"/>
+            </w:r>
+            <w:r>
+              <w:rPr>
+                <w:noProof/>
+                <w:webHidden/>
+              </w:rPr>
+              <w:instrText xml:space="preserve"> PAGEREF _Toc224467519 \h </w:instrText>
+            </w:r>
+            <w:r>
+              <w:rPr>
+                <w:noProof/>
+                <w:webHidden/>
+              </w:rPr>
+            </w:r>
+            <w:r>
+              <w:rPr>
+                <w:noProof/>
+                <w:webHidden/>
+              </w:rPr>
+              <w:fldChar w:fldCharType="separate"/>
+            </w:r>
+            <w:r>
+              <w:rPr>
+                <w:noProof/>
+                <w:webHidden/>
+              </w:rPr>
+              <w:t>8</w:t>
+            </w:r>
+            <w:r>
+              <w:rPr>
+                <w:noProof/>
+                <w:webHidden/>
+              </w:rPr>
+              <w:fldChar w:fldCharType="end"/>
+            </w:r>
+          </w:hyperlink>
+        </w:p>
+        <w:p>
+          <w:pPr>
+            <w:pStyle w:val="TOC1"/>
+            <w:tabs>
+              <w:tab w:val="right" w:leader="dot" w:pos="9016"/>
+            </w:tabs>
+            <w:rPr>
+              <w:noProof/>
+            </w:rPr>
+          </w:pPr>
+          <w:hyperlink w:anchor="_Toc224467520" w:history="1">
+            <w:r>
+              <w:rPr>
+                <w:rStyle w:val="Hyperlink"/>
+                <w:rFonts w:ascii="Times New Roman" w:eastAsia="Times New Roman" w:hAnsi="Times New Roman" w:cs="Times New Roman"/>
+                <w:b/>
+                <w:bCs/>
+                <w:noProof/>
+                <w:kern w:val="36"/>
+                <w:lang w:val="en-GB" w:eastAsia="en-GB"/>
+                <w14:ligatures w14:val="none"/>
+              </w:rPr>
+              <w:t>16.6 Customer Success &amp; Retention</w:t>
+            </w:r>
+            <w:r>
+              <w:rPr>
+                <w:noProof/>
+                <w:webHidden/>
+              </w:rPr>
+              <w:tab/>
+            </w:r>
+            <w:r>
+              <w:rPr>
+                <w:noProof/>
+                <w:webHidden/>
+              </w:rPr>
+              <w:fldChar w:fldCharType="begin"/>
+            </w:r>
+            <w:r>
+              <w:rPr>
+                <w:noProof/>
+                <w:webHidden/>
+              </w:rPr>
+              <w:instrText xml:space="preserve"> PAGEREF _Toc224467520 \h </w:instrText>
+            </w:r>
+            <w:r>
+              <w:rPr>
+                <w:noProof/>
+                <w:webHidden/>
+              </w:rPr>
+            </w:r>
+            <w:r>
+              <w:rPr>
+                <w:noProof/>
+                <w:webHidden/>
+              </w:rPr>
+              <w:fldChar w:fldCharType="separate"/>
+            </w:r>
+            <w:r>
+              <w:rPr>
+                <w:noProof/>
+                <w:webHidden/>
+              </w:rPr>
+              <w:t>8</w:t>
+            </w:r>
+            <w:r>
+              <w:rPr>
+                <w:noProof/>
+                <w:webHidden/>
+              </w:rPr>
+              <w:fldChar w:fldCharType="end"/>
+            </w:r>
+          </w:hyperlink>
+        </w:p>
+        <w:p>
+          <w:pPr>
+            <w:pStyle w:val="TOC2"/>
+            <w:tabs>
+              <w:tab w:val="right" w:leader="dot" w:pos="9016"/>
+            </w:tabs>
+            <w:rPr>
+              <w:noProof/>
+            </w:rPr>
+          </w:pPr>
+          <w:hyperlink w:anchor="_Toc224467521" w:history="1">
+            <w:r>
+              <w:rPr>
+                <w:rStyle w:val="Hyperlink"/>
+                <w:rFonts w:ascii="Times New Roman" w:eastAsia="Times New Roman" w:hAnsi="Times New Roman" w:cs="Times New Roman"/>
+                <w:b/>
+                <w:bCs/>
+                <w:noProof/>
+                <w:kern w:val="0"/>
+                <w:lang w:val="en-GB" w:eastAsia="en-GB"/>
+                <w14:ligatures w14:val="none"/>
+              </w:rPr>
+              <w:t>Lifecycle</w:t>
+            </w:r>
+            <w:r>
+              <w:rPr>
+                <w:noProof/>
+                <w:webHidden/>
+              </w:rPr>
+              <w:tab/>
+            </w:r>
+            <w:r>
+              <w:rPr>
+                <w:noProof/>
+                <w:webHidden/>
+              </w:rPr>
+              <w:fldChar w:fldCharType="begin"/>
+            </w:r>
+            <w:r>
+              <w:rPr>
+                <w:noProof/>
+                <w:webHidden/>
+              </w:rPr>
+              <w:instrText xml:space="preserve"> PAGEREF _Toc224467521 \h </w:instrText>
+            </w:r>
+            <w:r>
+              <w:rPr>
+                <w:noProof/>
+                <w:webHidden/>
+              </w:rPr>
+            </w:r>
+            <w:r>
+              <w:rPr>
+                <w:noProof/>
+                <w:webHidden/>
+              </w:rPr>
+              <w:fldChar w:fldCharType="separate"/>
+            </w:r>
+            <w:r>
+              <w:rPr>
+                <w:noProof/>
+                <w:webHidden/>
+              </w:rPr>
+              <w:t>8</w:t>
+            </w:r>
+            <w:r>
+              <w:rPr>
+                <w:noProof/>
+                <w:webHidden/>
+              </w:rPr>
+              <w:fldChar w:fldCharType="end"/>
+            </w:r>
+          </w:hyperlink>
+        </w:p>
+        <w:p>
+          <w:pPr>
+            <w:pStyle w:val="TOC2"/>
+            <w:tabs>
+              <w:tab w:val="right" w:leader="dot" w:pos="9016"/>
+            </w:tabs>
+            <w:rPr>
+              <w:noProof/>
+            </w:rPr>
+          </w:pPr>
+          <w:hyperlink w:anchor="_Toc224467522" w:history="1">
+            <w:r>
+              <w:rPr>
+                <w:rStyle w:val="Hyperlink"/>
+                <w:rFonts w:ascii="Times New Roman" w:eastAsia="Times New Roman" w:hAnsi="Times New Roman" w:cs="Times New Roman"/>
+                <w:b/>
+                <w:bCs/>
+                <w:noProof/>
+                <w:kern w:val="0"/>
+                <w:lang w:val="en-GB" w:eastAsia="en-GB"/>
+                <w14:ligatures w14:val="none"/>
+              </w:rPr>
+              <w:t>KPIs</w:t>
+            </w:r>
+            <w:r>
+              <w:rPr>
+                <w:noProof/>
+                <w:webHidden/>
+              </w:rPr>
+              <w:tab/>
+            </w:r>
+            <w:r>
+              <w:rPr>
+                <w:noProof/>
+                <w:webHidden/>
+              </w:rPr>
+              <w:fldChar w:fldCharType="begin"/>
+            </w:r>
+            <w:r>
+              <w:rPr>
+                <w:noProof/>
+                <w:webHidden/>
+              </w:rPr>
+              <w:instrText xml:space="preserve"> PAGEREF _Toc224467522 \h </w:instrText>
+            </w:r>
+            <w:r>
+              <w:rPr>
+                <w:noProof/>
+                <w:webHidden/>
+              </w:rPr>
+            </w:r>
+            <w:r>
+              <w:rPr>
+                <w:noProof/>
+                <w:webHidden/>
+              </w:rPr>
+              <w:fldChar w:fldCharType="separate"/>
+            </w:r>
+            <w:r>
+              <w:rPr>
+                <w:noProof/>
+                <w:webHidden/>
+              </w:rPr>
+              <w:t>8</w:t>
+            </w:r>
+            <w:r>
+              <w:rPr>
+                <w:noProof/>
+                <w:webHidden/>
+              </w:rPr>
+              <w:fldChar w:fldCharType="end"/>
+            </w:r>
+          </w:hyperlink>
+        </w:p>
+        <w:p>
+          <w:pPr>
+            <w:pStyle w:val="TOC2"/>
+            <w:tabs>
+              <w:tab w:val="right" w:leader="dot" w:pos="9016"/>
+            </w:tabs>
+            <w:rPr>
+              <w:noProof/>
+            </w:rPr>
+          </w:pPr>
+          <w:hyperlink w:anchor="_Toc224467523" w:history="1">
+            <w:r>
+              <w:rPr>
+                <w:rStyle w:val="Hyperlink"/>
+                <w:rFonts w:ascii="Times New Roman" w:eastAsia="Times New Roman" w:hAnsi="Times New Roman" w:cs="Times New Roman"/>
+                <w:b/>
+                <w:bCs/>
+                <w:noProof/>
+                <w:kern w:val="0"/>
+                <w:lang w:val="en-GB" w:eastAsia="en-GB"/>
+                <w14:ligatures w14:val="none"/>
+              </w:rPr>
+              <w:t>Forms</w:t>
+            </w:r>
+            <w:r>
+              <w:rPr>
+                <w:noProof/>
+                <w:webHidden/>
+              </w:rPr>
+              <w:tab/>
+            </w:r>
+            <w:r>
+              <w:rPr>
+                <w:noProof/>
+                <w:webHidden/>
+              </w:rPr>
+              <w:fldChar w:fldCharType="begin"/>
+            </w:r>
+            <w:r>
+              <w:rPr>
+                <w:noProof/>
+                <w:webHidden/>
+              </w:rPr>
+              <w:instrText xml:space="preserve"> PAGEREF _Toc224467523 \h </w:instrText>
+            </w:r>
+            <w:r>
+              <w:rPr>
+                <w:noProof/>
+                <w:webHidden/>
+              </w:rPr>
+            </w:r>
+            <w:r>
+              <w:rPr>
+                <w:noProof/>
+                <w:webHidden/>
+              </w:rPr>
+              <w:fldChar w:fldCharType="separate"/>
+            </w:r>
+            <w:r>
+              <w:rPr>
+                <w:noProof/>
+                <w:webHidden/>
+              </w:rPr>
+              <w:t>8</w:t>
+            </w:r>
+            <w:r>
+              <w:rPr>
+                <w:noProof/>
+                <w:webHidden/>
+              </w:rPr>
+              <w:fldChar w:fldCharType="end"/>
+            </w:r>
+          </w:hyperlink>
+        </w:p>
+        <w:p>
+          <w:pPr>
+            <w:pStyle w:val="TOC1"/>
+            <w:tabs>
+              <w:tab w:val="right" w:leader="dot" w:pos="9016"/>
+            </w:tabs>
+            <w:rPr>
+              <w:noProof/>
+            </w:rPr>
+          </w:pPr>
+          <w:hyperlink w:anchor="_Toc224467524" w:history="1">
+            <w:r>
+              <w:rPr>
+                <w:rStyle w:val="Hyperlink"/>
+                <w:rFonts w:ascii="Times New Roman" w:eastAsia="Times New Roman" w:hAnsi="Times New Roman" w:cs="Times New Roman"/>
+                <w:b/>
+                <w:bCs/>
+                <w:noProof/>
+                <w:kern w:val="36"/>
+                <w:lang w:val="en-GB" w:eastAsia="en-GB"/>
+                <w14:ligatures w14:val="none"/>
+              </w:rPr>
+              <w:t>GOVERNANCE ALIGNMENT</w:t>
+            </w:r>
+            <w:r>
+              <w:rPr>
+                <w:noProof/>
+                <w:webHidden/>
+              </w:rPr>
+              <w:tab/>
+            </w:r>
+            <w:r>
+              <w:rPr>
+                <w:noProof/>
+                <w:webHidden/>
+              </w:rPr>
+              <w:fldChar w:fldCharType="begin"/>
+            </w:r>
+            <w:r>
+              <w:rPr>
+                <w:noProof/>
+                <w:webHidden/>
+              </w:rPr>
+              <w:instrText xml:space="preserve"> PAGEREF _Toc224467524 \h </w:instrText>
+            </w:r>
+            <w:r>
+              <w:rPr>
+                <w:noProof/>
+                <w:webHidden/>
+              </w:rPr>
+            </w:r>
+            <w:r>
+              <w:rPr>
+                <w:noProof/>
+                <w:webHidden/>
+              </w:rPr>
+              <w:fldChar w:fldCharType="separate"/>
+            </w:r>
+            <w:r>
+              <w:rPr>
+                <w:noProof/>
+                <w:webHidden/>
+              </w:rPr>
+              <w:t>8</w:t>
+            </w:r>
+            <w:r>
+              <w:rPr>
+                <w:noProof/>
+                <w:webHidden/>
+              </w:rPr>
+              <w:fldChar w:fldCharType="end"/>
+            </w:r>
+          </w:hyperlink>
+        </w:p>
+        <w:p>
+          <w:pPr>
+            <w:pStyle w:val="TOC1"/>
+            <w:tabs>
+              <w:tab w:val="right" w:leader="dot" w:pos="9016"/>
+            </w:tabs>
+            <w:rPr>
+              <w:noProof/>
+            </w:rPr>
+          </w:pPr>
+          <w:hyperlink w:anchor="_Toc224467525" w:history="1">
+            <w:r>
+              <w:rPr>
+                <w:rStyle w:val="Hyperlink"/>
+                <w:rFonts w:ascii="Times New Roman" w:eastAsia="Times New Roman" w:hAnsi="Times New Roman" w:cs="Times New Roman"/>
+                <w:b/>
+                <w:bCs/>
+                <w:noProof/>
+                <w:kern w:val="36"/>
+                <w:lang w:val="en-GB" w:eastAsia="en-GB"/>
+                <w14:ligatures w14:val="none"/>
+              </w:rPr>
+              <w:t>INTEGRATION WITH OTHER RAM MODULES</w:t>
+            </w:r>
+            <w:r>
+              <w:rPr>
+                <w:noProof/>
+                <w:webHidden/>
+              </w:rPr>
+              <w:tab/>
+            </w:r>
+            <w:r>
+              <w:rPr>
+                <w:noProof/>
+                <w:webHidden/>
+              </w:rPr>
+              <w:fldChar w:fldCharType="begin"/>
+            </w:r>
+            <w:r>
+              <w:rPr>
+                <w:noProof/>
+                <w:webHidden/>
+              </w:rPr>
+              <w:instrText xml:space="preserve"> PAGEREF _Toc224467525 \h </w:instrText>
+            </w:r>
+            <w:r>
+              <w:rPr>
+                <w:noProof/>
+                <w:webHidden/>
+              </w:rPr>
+            </w:r>
+            <w:r>
+              <w:rPr>
+                <w:noProof/>
+                <w:webHidden/>
+              </w:rPr>
+              <w:fldChar w:fldCharType="separate"/>
+            </w:r>
+            <w:r>
+              <w:rPr>
+                <w:noProof/>
+                <w:webHidden/>
+              </w:rPr>
+              <w:t>9</w:t>
+            </w:r>
+            <w:r>
+              <w:rPr>
+                <w:noProof/>
+                <w:webHidden/>
+              </w:rPr>
+              <w:fldChar w:fldCharType="end"/>
+            </w:r>
+          </w:hyperlink>
+        </w:p>
+        <w:p>
+          <w:pPr>
+            <w:pStyle w:val="TOC1"/>
+            <w:tabs>
+              <w:tab w:val="right" w:leader="dot" w:pos="9016"/>
+            </w:tabs>
+            <w:rPr>
+              <w:noProof/>
+            </w:rPr>
+          </w:pPr>
+          <w:hyperlink w:anchor="_Toc224467526" w:history="1">
+            <w:r>
+              <w:rPr>
+                <w:rStyle w:val="Hyperlink"/>
+                <w:rFonts w:ascii="Times New Roman" w:eastAsia="Times New Roman" w:hAnsi="Times New Roman" w:cs="Times New Roman"/>
+                <w:b/>
+                <w:bCs/>
+                <w:noProof/>
+                <w:kern w:val="36"/>
+                <w:lang w:val="en-GB" w:eastAsia="en-GB"/>
+                <w14:ligatures w14:val="none"/>
+              </w:rPr>
+              <w:t>BOARD DASHBOARD (COMMERCIAL SUMMARY)</w:t>
+            </w:r>
+            <w:r>
+              <w:rPr>
+                <w:noProof/>
+                <w:webHidden/>
+              </w:rPr>
+              <w:tab/>
+            </w:r>
+            <w:r>
+              <w:rPr>
+                <w:noProof/>
+                <w:webHidden/>
+              </w:rPr>
+              <w:fldChar w:fldCharType="begin"/>
+            </w:r>
+            <w:r>
+              <w:rPr>
+                <w:noProof/>
+                <w:webHidden/>
+              </w:rPr>
+              <w:instrText xml:space="preserve"> PAGEREF _Toc224467526 \h </w:instrText>
+            </w:r>
+            <w:r>
+              <w:rPr>
+                <w:noProof/>
+                <w:webHidden/>
+              </w:rPr>
+            </w:r>
+            <w:r>
+              <w:rPr>
+                <w:noProof/>
+                <w:webHidden/>
+              </w:rPr>
+              <w:fldChar w:fldCharType="separate"/>
+            </w:r>
+            <w:r>
+              <w:rPr>
+                <w:noProof/>
+                <w:webHidden/>
+              </w:rPr>
+              <w:t>9</w:t>
+            </w:r>
+            <w:r>
+              <w:rPr>
+                <w:noProof/>
+                <w:webHidden/>
+              </w:rPr>
+              <w:fldChar w:fldCharType="end"/>
+            </w:r>
+          </w:hyperlink>
+        </w:p>
+        <w:p>
+          <w:r>
+            <w:rPr>
+              <w:b/>
+              <w:bCs/>
+              <w:noProof/>
+            </w:rPr>
+            <w:fldChar w:fldCharType="end"/>
+          </w:r>
+        </w:p>
+      </w:sdtContent>
+    </w:sdt>
+    <w:p>
+      <w:pPr>
+        <w:rPr>
+          <w:rFonts w:ascii="Times New Roman" w:eastAsia="Times New Roman" w:hAnsi="Times New Roman" w:cs="Times New Roman"/>
+          <w:i/>
+          <w:iCs/>
+          <w:kern w:val="0"/>
+          <w:sz w:val="24"/>
+          <w:szCs w:val="24"/>
+          <w:lang w:val="en-GB" w:eastAsia="en-GB" w:bidi="ar-SA"/>
+          <w14:ligatures w14:val="none"/>
+        </w:rPr>
+      </w:pPr>
+      <w:r>
+        <w:rPr>
+          <w:rFonts w:ascii="Times New Roman" w:eastAsia="Times New Roman" w:hAnsi="Times New Roman" w:cs="Times New Roman"/>
+          <w:i/>
+          <w:iCs/>
+          <w:kern w:val="0"/>
+          <w:sz w:val="24"/>
+          <w:szCs w:val="24"/>
+          <w:lang w:val="en-GB" w:eastAsia="en-GB" w:bidi="ar-SA"/>
+          <w14:ligatures w14:val="none"/>
+        </w:rPr>
+        <w:br w:type="page"/>
+      </w:r>
+    </w:p>
+    <w:p>
+      <w:pPr>
+        <w:spacing w:before="100" w:beforeAutospacing="1" w:after="100" w:afterAutospacing="1" w:line="240" w:lineRule="auto"/>
+        <w:rPr>
+          <w:rFonts w:ascii="Times New Roman" w:eastAsia="Times New Roman" w:hAnsi="Times New Roman" w:cs="Times New Roman"/>
+          <w:kern w:val="0"/>
+          <w:sz w:val="24"/>
+          <w:szCs w:val="24"/>
+          <w:lang w:val="en-GB" w:eastAsia="en-GB" w:bidi="ar-SA"/>
+          <w14:ligatures w14:val="none"/>
+        </w:rPr>
+      </w:pPr>
+      <w:r>
+        <w:rPr>
+          <w:rFonts w:ascii="Times New Roman" w:eastAsia="Times New Roman" w:hAnsi="Times New Roman" w:cs="Times New Roman"/>
+          <w:i/>
+          <w:iCs/>
+          <w:kern w:val="0"/>
+          <w:sz w:val="24"/>
+          <w:szCs w:val="24"/>
+          <w:lang w:val="en-GB" w:eastAsia="en-GB" w:bidi="ar-SA"/>
+          <w14:ligatures w14:val="none"/>
+        </w:rPr>
+        <w:lastRenderedPageBreak/>
         <w:t>(Enterprise Policy &amp; Procedures Framework – RAM Architecture)</w:t>
       </w:r>
     </w:p>
@@ -99,6 +4525,7 @@
           <w14:ligatures w14:val="none"/>
         </w:rPr>
       </w:pPr>
+      <w:bookmarkStart w:id="1" w:name="_Toc224467492"/>
       <w:r>
         <w:rPr>
           <w:rFonts w:ascii="Times New Roman" w:eastAsia="Times New Roman" w:hAnsi="Times New Roman" w:cs="Times New Roman"/>
@@ -112,6 +4539,7 @@
         </w:rPr>
         <w:t>16.0 PROCESS ARCHITECTURE OVERVIEW</w:t>
       </w:r>
+      <w:bookmarkEnd w:id="1"/>
     </w:p>
     <w:p>
       <w:pPr>
@@ -664,6 +5092,7 @@
           <w14:ligatures w14:val="none"/>
         </w:rPr>
       </w:pPr>
+      <w:bookmarkStart w:id="2" w:name="_Toc224467493"/>
       <w:r>
         <w:rPr>
           <w:rFonts w:ascii="Times New Roman" w:eastAsia="Times New Roman" w:hAnsi="Times New Roman" w:cs="Times New Roman"/>
@@ -677,6 +5106,7 @@
         </w:rPr>
         <w:t>16.1 Commercial Strategy &amp; Planning Policy</w:t>
       </w:r>
+      <w:bookmarkEnd w:id="2"/>
     </w:p>
     <w:p>
       <w:pPr>
@@ -693,6 +5123,7 @@
           <w14:ligatures w14:val="none"/>
         </w:rPr>
       </w:pPr>
+      <w:bookmarkStart w:id="3" w:name="_Toc224467494"/>
       <w:r>
         <w:rPr>
           <w:rFonts w:ascii="Times New Roman" w:eastAsia="Times New Roman" w:hAnsi="Times New Roman" w:cs="Times New Roman"/>
@@ -704,9 +5135,9 @@
           <w:lang w:val="en-GB" w:eastAsia="en-GB" w:bidi="ar-SA"/>
           <w14:ligatures w14:val="none"/>
         </w:rPr>
-        <w:lastRenderedPageBreak/>
         <w:t>16.1.1 Purpose</w:t>
       </w:r>
+      <w:bookmarkEnd w:id="3"/>
     </w:p>
     <w:p>
       <w:pPr>
@@ -729,6 +5160,7 @@
           <w:lang w:val="en-GB" w:eastAsia="en-GB" w:bidi="ar-SA"/>
           <w14:ligatures w14:val="none"/>
         </w:rPr>
+        <w:lastRenderedPageBreak/>
         <w:t>To define structured market-driven revenue growth strategy aligned with corporate objectives.</w:t>
       </w:r>
     </w:p>
@@ -747,6 +5179,7 @@
           <w14:ligatures w14:val="none"/>
         </w:rPr>
       </w:pPr>
+      <w:bookmarkStart w:id="4" w:name="_Toc224467495"/>
       <w:r>
         <w:rPr>
           <w:rFonts w:ascii="Times New Roman" w:eastAsia="Times New Roman" w:hAnsi="Times New Roman" w:cs="Times New Roman"/>
@@ -760,6 +5193,7 @@
         </w:rPr>
         <w:t>16.1.2 Scope</w:t>
       </w:r>
+      <w:bookmarkEnd w:id="4"/>
     </w:p>
     <w:p>
       <w:pPr>
@@ -800,6 +5234,7 @@
           <w14:ligatures w14:val="none"/>
         </w:rPr>
       </w:pPr>
+      <w:bookmarkStart w:id="5" w:name="_Toc224467496"/>
       <w:r>
         <w:rPr>
           <w:rFonts w:ascii="Times New Roman" w:eastAsia="Times New Roman" w:hAnsi="Times New Roman" w:cs="Times New Roman"/>
@@ -813,6 +5248,7 @@
         </w:rPr>
         <w:t>16.1.3 SIPOC</w:t>
       </w:r>
+      <w:bookmarkEnd w:id="5"/>
     </w:p>
     <w:tbl>
       <w:tblPr>
@@ -1506,6 +5942,7 @@
           <w14:ligatures w14:val="none"/>
         </w:rPr>
       </w:pPr>
+      <w:bookmarkStart w:id="6" w:name="_Toc224467497"/>
       <w:r>
         <w:rPr>
           <w:rFonts w:ascii="Times New Roman" w:eastAsia="Times New Roman" w:hAnsi="Times New Roman" w:cs="Times New Roman"/>
@@ -1519,6 +5956,7 @@
         </w:rPr>
         <w:t>16.1.4 BPMN (Commercial Planning)</w:t>
       </w:r>
+      <w:bookmarkEnd w:id="6"/>
     </w:p>
     <w:p>
       <w:pPr>
@@ -1687,6 +6125,7 @@
           <w14:ligatures w14:val="none"/>
         </w:rPr>
       </w:pPr>
+      <w:bookmarkStart w:id="7" w:name="_Toc224467498"/>
       <w:r>
         <w:rPr>
           <w:rFonts w:ascii="Times New Roman" w:eastAsia="Times New Roman" w:hAnsi="Times New Roman" w:cs="Times New Roman"/>
@@ -1700,6 +6139,7 @@
         </w:rPr>
         <w:t>16.1.5 RACI</w:t>
       </w:r>
+      <w:bookmarkEnd w:id="7"/>
     </w:p>
     <w:tbl>
       <w:tblPr>
@@ -2706,6 +7146,7 @@
           <w14:ligatures w14:val="none"/>
         </w:rPr>
       </w:pPr>
+      <w:bookmarkStart w:id="8" w:name="_Toc224467499"/>
       <w:r>
         <w:rPr>
           <w:rFonts w:ascii="Times New Roman" w:eastAsia="Times New Roman" w:hAnsi="Times New Roman" w:cs="Times New Roman"/>
@@ -2719,6 +7160,7 @@
         </w:rPr>
         <w:t>16.1.6 KPIs</w:t>
       </w:r>
+      <w:bookmarkEnd w:id="8"/>
     </w:p>
     <w:p>
       <w:pPr>
@@ -2885,7 +7327,6 @@
           <w:lang w:val="en-GB" w:eastAsia="en-GB" w:bidi="ar-SA"/>
           <w14:ligatures w14:val="none"/>
         </w:rPr>
-        <w:lastRenderedPageBreak/>
         <w:t>Forecast Accuracy %</w:t>
       </w:r>
     </w:p>
@@ -2910,6 +7351,7 @@
           <w:lang w:val="en-GB" w:eastAsia="en-GB" w:bidi="ar-SA"/>
           <w14:ligatures w14:val="none"/>
         </w:rPr>
+        <w:lastRenderedPageBreak/>
         <w:pict w14:anchorId="309E5F6F">
           <v:rect id="_x0000_i1030" style="width:0;height:1.5pt" o:hralign="center" o:hrstd="t" o:hr="t" fillcolor="#a0a0a0" stroked="f"/>
         </w:pict>
@@ -2930,6 +7372,7 @@
           <w14:ligatures w14:val="none"/>
         </w:rPr>
       </w:pPr>
+      <w:bookmarkStart w:id="9" w:name="_Toc224467500"/>
       <w:r>
         <w:rPr>
           <w:rFonts w:ascii="Times New Roman" w:eastAsia="Times New Roman" w:hAnsi="Times New Roman" w:cs="Times New Roman"/>
@@ -2943,6 +7386,7 @@
         </w:rPr>
         <w:t>16.1.7 SAP / ERP Controls</w:t>
       </w:r>
+      <w:bookmarkEnd w:id="9"/>
     </w:p>
     <w:p>
       <w:pPr>
@@ -3097,6 +7541,7 @@
           <w14:ligatures w14:val="none"/>
         </w:rPr>
       </w:pPr>
+      <w:bookmarkStart w:id="10" w:name="_Toc224467501"/>
       <w:r>
         <w:rPr>
           <w:rFonts w:ascii="Times New Roman" w:eastAsia="Times New Roman" w:hAnsi="Times New Roman" w:cs="Times New Roman"/>
@@ -3110,6 +7555,7 @@
         </w:rPr>
         <w:t>16.1.8 Forms &amp; Templates</w:t>
       </w:r>
+      <w:bookmarkEnd w:id="10"/>
     </w:p>
     <w:p>
       <w:pPr>
@@ -3264,6 +7710,7 @@
           <w14:ligatures w14:val="none"/>
         </w:rPr>
       </w:pPr>
+      <w:bookmarkStart w:id="11" w:name="_Toc224467502"/>
       <w:r>
         <w:rPr>
           <w:rFonts w:ascii="Times New Roman" w:eastAsia="Times New Roman" w:hAnsi="Times New Roman" w:cs="Times New Roman"/>
@@ -3277,6 +7724,7 @@
         </w:rPr>
         <w:t>16.2 Marketing Management Policy</w:t>
       </w:r>
+      <w:bookmarkEnd w:id="11"/>
     </w:p>
     <w:p>
       <w:pPr>
@@ -3293,6 +7741,7 @@
           <w14:ligatures w14:val="none"/>
         </w:rPr>
       </w:pPr>
+      <w:bookmarkStart w:id="12" w:name="_Toc224467503"/>
       <w:r>
         <w:rPr>
           <w:rFonts w:ascii="Times New Roman" w:eastAsia="Times New Roman" w:hAnsi="Times New Roman" w:cs="Times New Roman"/>
@@ -3306,6 +7755,7 @@
         </w:rPr>
         <w:t>16.2.1 Purpose</w:t>
       </w:r>
+      <w:bookmarkEnd w:id="12"/>
     </w:p>
     <w:p>
       <w:pPr>
@@ -3372,6 +7822,7 @@
           <w14:ligatures w14:val="none"/>
         </w:rPr>
       </w:pPr>
+      <w:bookmarkStart w:id="13" w:name="_Toc224467504"/>
       <w:r>
         <w:rPr>
           <w:rFonts w:ascii="Times New Roman" w:eastAsia="Times New Roman" w:hAnsi="Times New Roman" w:cs="Times New Roman"/>
@@ -3385,6 +7836,7 @@
         </w:rPr>
         <w:t>SIPOC – Campaign Management</w:t>
       </w:r>
+      <w:bookmarkEnd w:id="13"/>
     </w:p>
     <w:tbl>
       <w:tblPr>
@@ -4084,6 +8536,7 @@
           <w14:ligatures w14:val="none"/>
         </w:rPr>
       </w:pPr>
+      <w:bookmarkStart w:id="14" w:name="_Toc224467505"/>
       <w:r>
         <w:rPr>
           <w:rFonts w:ascii="Times New Roman" w:eastAsia="Times New Roman" w:hAnsi="Times New Roman" w:cs="Times New Roman"/>
@@ -4097,6 +8550,7 @@
         </w:rPr>
         <w:t>Marketing BPMN</w:t>
       </w:r>
+      <w:bookmarkEnd w:id="14"/>
     </w:p>
     <w:p>
       <w:pPr>
@@ -4233,7 +8687,6 @@
           <w:lang w:val="en-GB" w:eastAsia="en-GB" w:bidi="ar-SA"/>
           <w14:ligatures w14:val="none"/>
         </w:rPr>
-        <w:lastRenderedPageBreak/>
         <w:pict w14:anchorId="2EDF5C9E">
           <v:rect id="_x0000_i1035" style="width:0;height:1.5pt" o:hralign="center" o:hrstd="t" o:hr="t" fillcolor="#a0a0a0" stroked="f"/>
         </w:pict>
@@ -4254,6 +8707,7 @@
           <w14:ligatures w14:val="none"/>
         </w:rPr>
       </w:pPr>
+      <w:bookmarkStart w:id="15" w:name="_Toc224467506"/>
       <w:r>
         <w:rPr>
           <w:rFonts w:ascii="Times New Roman" w:eastAsia="Times New Roman" w:hAnsi="Times New Roman" w:cs="Times New Roman"/>
@@ -4265,8 +8719,10 @@
           <w:lang w:val="en-GB" w:eastAsia="en-GB" w:bidi="ar-SA"/>
           <w14:ligatures w14:val="none"/>
         </w:rPr>
+        <w:lastRenderedPageBreak/>
         <w:t>KPIs</w:t>
       </w:r>
+      <w:bookmarkEnd w:id="15"/>
     </w:p>
     <w:p>
       <w:pPr>
@@ -4449,6 +8905,7 @@
           <w14:ligatures w14:val="none"/>
         </w:rPr>
       </w:pPr>
+      <w:bookmarkStart w:id="16" w:name="_Toc224467507"/>
       <w:r>
         <w:rPr>
           <w:rFonts w:ascii="Times New Roman" w:eastAsia="Times New Roman" w:hAnsi="Times New Roman" w:cs="Times New Roman"/>
@@ -4462,6 +8919,7 @@
         </w:rPr>
         <w:t>Key Templates</w:t>
       </w:r>
+      <w:bookmarkEnd w:id="16"/>
     </w:p>
     <w:p>
       <w:pPr>
@@ -4616,6 +9074,7 @@
           <w14:ligatures w14:val="none"/>
         </w:rPr>
       </w:pPr>
+      <w:bookmarkStart w:id="17" w:name="_Toc224467508"/>
       <w:r>
         <w:rPr>
           <w:rFonts w:ascii="Times New Roman" w:eastAsia="Times New Roman" w:hAnsi="Times New Roman" w:cs="Times New Roman"/>
@@ -4629,6 +9088,7 @@
         </w:rPr>
         <w:t>16.3 Sales Management Policy</w:t>
       </w:r>
+      <w:bookmarkEnd w:id="17"/>
     </w:p>
     <w:p>
       <w:pPr>
@@ -4645,6 +9105,7 @@
           <w14:ligatures w14:val="none"/>
         </w:rPr>
       </w:pPr>
+      <w:bookmarkStart w:id="18" w:name="_Toc224467509"/>
       <w:r>
         <w:rPr>
           <w:rFonts w:ascii="Times New Roman" w:eastAsia="Times New Roman" w:hAnsi="Times New Roman" w:cs="Times New Roman"/>
@@ -4658,6 +9119,7 @@
         </w:rPr>
         <w:t>16.3.1 Lead-to-Cash Process</w:t>
       </w:r>
+      <w:bookmarkEnd w:id="18"/>
     </w:p>
     <w:p>
       <w:pPr>
@@ -4838,6 +9300,7 @@
           <w14:ligatures w14:val="none"/>
         </w:rPr>
       </w:pPr>
+      <w:bookmarkStart w:id="19" w:name="_Toc224467510"/>
       <w:r>
         <w:rPr>
           <w:rFonts w:ascii="Times New Roman" w:eastAsia="Times New Roman" w:hAnsi="Times New Roman" w:cs="Times New Roman"/>
@@ -4851,6 +9314,7 @@
         </w:rPr>
         <w:t>SIPOC – Lead to Contract</w:t>
       </w:r>
+      <w:bookmarkEnd w:id="19"/>
     </w:p>
     <w:tbl>
       <w:tblPr>
@@ -5550,6 +10014,7 @@
           <w14:ligatures w14:val="none"/>
         </w:rPr>
       </w:pPr>
+      <w:bookmarkStart w:id="20" w:name="_Toc224467511"/>
       <w:r>
         <w:rPr>
           <w:rFonts w:ascii="Times New Roman" w:eastAsia="Times New Roman" w:hAnsi="Times New Roman" w:cs="Times New Roman"/>
@@ -5563,6 +10028,7 @@
         </w:rPr>
         <w:t>RACI – Sales Governance</w:t>
       </w:r>
+      <w:bookmarkEnd w:id="20"/>
     </w:p>
     <w:tbl>
       <w:tblPr>
@@ -6020,7 +10486,6 @@
                 <w:lang w:val="en-GB" w:eastAsia="en-GB" w:bidi="ar-SA"/>
                 <w14:ligatures w14:val="none"/>
               </w:rPr>
-              <w:lastRenderedPageBreak/>
               <w:t>Proposal Approval</w:t>
             </w:r>
           </w:p>
@@ -6388,6 +10853,7 @@
                 <w:lang w:val="en-GB" w:eastAsia="en-GB" w:bidi="ar-SA"/>
                 <w14:ligatures w14:val="none"/>
               </w:rPr>
+              <w:lastRenderedPageBreak/>
               <w:t>Contract Signing</w:t>
             </w:r>
           </w:p>
@@ -6585,6 +11051,7 @@
           <w14:ligatures w14:val="none"/>
         </w:rPr>
       </w:pPr>
+      <w:bookmarkStart w:id="21" w:name="_Toc224467512"/>
       <w:r>
         <w:rPr>
           <w:rFonts w:ascii="Times New Roman" w:eastAsia="Times New Roman" w:hAnsi="Times New Roman" w:cs="Times New Roman"/>
@@ -6598,6 +11065,7 @@
         </w:rPr>
         <w:t>KPIs</w:t>
       </w:r>
+      <w:bookmarkEnd w:id="21"/>
     </w:p>
     <w:p>
       <w:pPr>
@@ -6808,6 +11276,7 @@
           <w14:ligatures w14:val="none"/>
         </w:rPr>
       </w:pPr>
+      <w:bookmarkStart w:id="22" w:name="_Toc224467513"/>
       <w:r>
         <w:rPr>
           <w:rFonts w:ascii="Times New Roman" w:eastAsia="Times New Roman" w:hAnsi="Times New Roman" w:cs="Times New Roman"/>
@@ -6821,6 +11290,7 @@
         </w:rPr>
         <w:t>Forms</w:t>
       </w:r>
+      <w:bookmarkEnd w:id="22"/>
     </w:p>
     <w:p>
       <w:pPr>
@@ -7003,6 +11473,7 @@
           <w14:ligatures w14:val="none"/>
         </w:rPr>
       </w:pPr>
+      <w:bookmarkStart w:id="23" w:name="_Toc224467514"/>
       <w:r>
         <w:rPr>
           <w:rFonts w:ascii="Times New Roman" w:eastAsia="Times New Roman" w:hAnsi="Times New Roman" w:cs="Times New Roman"/>
@@ -7016,6 +11487,7 @@
         </w:rPr>
         <w:t>16.4 Commercial Operations</w:t>
       </w:r>
+      <w:bookmarkEnd w:id="23"/>
     </w:p>
     <w:p>
       <w:pPr>
@@ -7032,6 +11504,7 @@
           <w14:ligatures w14:val="none"/>
         </w:rPr>
       </w:pPr>
+      <w:bookmarkStart w:id="24" w:name="_Toc224467515"/>
       <w:r>
         <w:rPr>
           <w:rFonts w:ascii="Times New Roman" w:eastAsia="Times New Roman" w:hAnsi="Times New Roman" w:cs="Times New Roman"/>
@@ -7045,6 +11518,7 @@
         </w:rPr>
         <w:t>CRM Governance</w:t>
       </w:r>
+      <w:bookmarkEnd w:id="24"/>
     </w:p>
     <w:p>
       <w:pPr>
@@ -7173,6 +11647,7 @@
           <w14:ligatures w14:val="none"/>
         </w:rPr>
       </w:pPr>
+      <w:bookmarkStart w:id="25" w:name="_Toc224467516"/>
       <w:r>
         <w:rPr>
           <w:rFonts w:ascii="Times New Roman" w:eastAsia="Times New Roman" w:hAnsi="Times New Roman" w:cs="Times New Roman"/>
@@ -7186,6 +11661,7 @@
         </w:rPr>
         <w:t>Reports</w:t>
       </w:r>
+      <w:bookmarkEnd w:id="25"/>
     </w:p>
     <w:p>
       <w:pPr>
@@ -7340,6 +11816,7 @@
           <w14:ligatures w14:val="none"/>
         </w:rPr>
       </w:pPr>
+      <w:bookmarkStart w:id="26" w:name="_Toc224467517"/>
       <w:r>
         <w:rPr>
           <w:rFonts w:ascii="Times New Roman" w:eastAsia="Times New Roman" w:hAnsi="Times New Roman" w:cs="Times New Roman"/>
@@ -7353,6 +11830,7 @@
         </w:rPr>
         <w:t>16.5 Commercial Risk &amp; Compliance</w:t>
       </w:r>
+      <w:bookmarkEnd w:id="26"/>
     </w:p>
     <w:p>
       <w:pPr>
@@ -7369,6 +11847,7 @@
           <w14:ligatures w14:val="none"/>
         </w:rPr>
       </w:pPr>
+      <w:bookmarkStart w:id="27" w:name="_Toc224467518"/>
       <w:r>
         <w:rPr>
           <w:rFonts w:ascii="Times New Roman" w:eastAsia="Times New Roman" w:hAnsi="Times New Roman" w:cs="Times New Roman"/>
@@ -7380,9 +11859,9 @@
           <w:lang w:val="en-GB" w:eastAsia="en-GB" w:bidi="ar-SA"/>
           <w14:ligatures w14:val="none"/>
         </w:rPr>
-        <w:lastRenderedPageBreak/>
         <w:t>Key Controls</w:t>
       </w:r>
+      <w:bookmarkEnd w:id="27"/>
     </w:p>
     <w:p>
       <w:pPr>
@@ -7409,6 +11888,7 @@
           <w:lang w:val="en-GB" w:eastAsia="en-GB" w:bidi="ar-SA"/>
           <w14:ligatures w14:val="none"/>
         </w:rPr>
+        <w:lastRenderedPageBreak/>
         <w:t>Discount Threshold Approval Matrix</w:t>
       </w:r>
     </w:p>
@@ -7511,6 +11991,7 @@
           <w14:ligatures w14:val="none"/>
         </w:rPr>
       </w:pPr>
+      <w:bookmarkStart w:id="28" w:name="_Toc224467519"/>
       <w:r>
         <w:rPr>
           <w:rFonts w:ascii="Times New Roman" w:eastAsia="Times New Roman" w:hAnsi="Times New Roman" w:cs="Times New Roman"/>
@@ -7524,6 +12005,7 @@
         </w:rPr>
         <w:t>Risk Matrix Example</w:t>
       </w:r>
+      <w:bookmarkEnd w:id="28"/>
     </w:p>
     <w:tbl>
       <w:tblPr>
@@ -8097,6 +12579,7 @@
           <w14:ligatures w14:val="none"/>
         </w:rPr>
       </w:pPr>
+      <w:bookmarkStart w:id="29" w:name="_Toc224467520"/>
       <w:r>
         <w:rPr>
           <w:rFonts w:ascii="Times New Roman" w:eastAsia="Times New Roman" w:hAnsi="Times New Roman" w:cs="Times New Roman"/>
@@ -8110,6 +12593,7 @@
         </w:rPr>
         <w:t>16.6 Customer Success &amp; Retention</w:t>
       </w:r>
+      <w:bookmarkEnd w:id="29"/>
     </w:p>
     <w:p>
       <w:pPr>
@@ -8126,6 +12610,7 @@
           <w14:ligatures w14:val="none"/>
         </w:rPr>
       </w:pPr>
+      <w:bookmarkStart w:id="30" w:name="_Toc224467521"/>
       <w:r>
         <w:rPr>
           <w:rFonts w:ascii="Times New Roman" w:eastAsia="Times New Roman" w:hAnsi="Times New Roman" w:cs="Times New Roman"/>
@@ -8139,6 +12624,7 @@
         </w:rPr>
         <w:t>Lifecycle</w:t>
       </w:r>
+      <w:bookmarkEnd w:id="30"/>
     </w:p>
     <w:p>
       <w:pPr>
@@ -8283,6 +12769,7 @@
           <w14:ligatures w14:val="none"/>
         </w:rPr>
       </w:pPr>
+      <w:bookmarkStart w:id="31" w:name="_Toc224467522"/>
       <w:r>
         <w:rPr>
           <w:rFonts w:ascii="Times New Roman" w:eastAsia="Times New Roman" w:hAnsi="Times New Roman" w:cs="Times New Roman"/>
@@ -8296,6 +12783,7 @@
         </w:rPr>
         <w:t>KPIs</w:t>
       </w:r>
+      <w:bookmarkEnd w:id="31"/>
     </w:p>
     <w:p>
       <w:pPr>
@@ -8478,6 +12966,7 @@
           <w14:ligatures w14:val="none"/>
         </w:rPr>
       </w:pPr>
+      <w:bookmarkStart w:id="32" w:name="_Toc224467523"/>
       <w:r>
         <w:rPr>
           <w:rFonts w:ascii="Times New Roman" w:eastAsia="Times New Roman" w:hAnsi="Times New Roman" w:cs="Times New Roman"/>
@@ -8491,6 +12980,7 @@
         </w:rPr>
         <w:t>Forms</w:t>
       </w:r>
+      <w:bookmarkEnd w:id="32"/>
     </w:p>
     <w:p>
       <w:pPr>
@@ -8645,6 +13135,7 @@
           <w14:ligatures w14:val="none"/>
         </w:rPr>
       </w:pPr>
+      <w:bookmarkStart w:id="33" w:name="_Toc224467524"/>
       <w:r>
         <w:rPr>
           <w:rFonts w:ascii="Times New Roman" w:eastAsia="Times New Roman" w:hAnsi="Times New Roman" w:cs="Times New Roman"/>
@@ -8658,6 +13149,7 @@
         </w:rPr>
         <w:t>GOVERNANCE ALIGNMENT</w:t>
       </w:r>
+      <w:bookmarkEnd w:id="33"/>
     </w:p>
     <w:p>
       <w:pPr>
@@ -8684,7 +13176,6 @@
           <w:lang w:val="en-GB" w:eastAsia="en-GB" w:bidi="ar-SA"/>
           <w14:ligatures w14:val="none"/>
         </w:rPr>
-        <w:lastRenderedPageBreak/>
         <w:t>ISO 9001 (Customer Focus)</w:t>
       </w:r>
     </w:p>
@@ -8713,6 +13204,7 @@
           <w:lang w:val="en-GB" w:eastAsia="en-GB" w:bidi="ar-SA"/>
           <w14:ligatures w14:val="none"/>
         </w:rPr>
+        <w:lastRenderedPageBreak/>
         <w:t>ISO 37301 (Compliance)</w:t>
       </w:r>
     </w:p>
@@ -8813,6 +13305,7 @@
           <w14:ligatures w14:val="none"/>
         </w:rPr>
       </w:pPr>
+      <w:bookmarkStart w:id="34" w:name="_Toc224467525"/>
       <w:r>
         <w:rPr>
           <w:rFonts w:ascii="Times New Roman" w:eastAsia="Times New Roman" w:hAnsi="Times New Roman" w:cs="Times New Roman"/>
@@ -8826,6 +13319,7 @@
         </w:rPr>
         <w:t>INTEGRATION WITH OTHER RAM MODULES</w:t>
       </w:r>
+      <w:bookmarkEnd w:id="34"/>
     </w:p>
     <w:p>
       <w:pPr>
@@ -9008,6 +13502,7 @@
           <w14:ligatures w14:val="none"/>
         </w:rPr>
       </w:pPr>
+      <w:bookmarkStart w:id="35" w:name="_Toc224467526"/>
       <w:r>
         <w:rPr>
           <w:rFonts w:ascii="Times New Roman" w:eastAsia="Times New Roman" w:hAnsi="Times New Roman" w:cs="Times New Roman"/>
@@ -9021,6 +13516,7 @@
         </w:rPr>
         <w:t>BOARD DASHBOARD (COMMERCIAL SUMMARY)</w:t>
       </w:r>
+      <w:bookmarkEnd w:id="35"/>
     </w:p>
     <w:tbl>
       <w:tblPr>
@@ -10044,8 +14540,8 @@
       </w:r>
     </w:p>
     <w:sectPr>
-      <w:headerReference w:type="default" r:id="rId7"/>
-      <w:footerReference w:type="default" r:id="rId8"/>
+      <w:headerReference w:type="default" r:id="rId8"/>
+      <w:footerReference w:type="default" r:id="rId9"/>
       <w:pgSz w:w="11906" w:h="16838"/>
       <w:pgMar w:top="1440" w:right="1440" w:bottom="1440" w:left="1440" w:header="720" w:footer="720" w:gutter="0"/>
       <w:pgBorders w:offsetFrom="page">
@@ -13503,6 +17999,75 @@
       </w:tcPr>
     </w:tblStylePr>
   </w:style>
+  <w:style w:type="paragraph" w:styleId="TOCHeading">
+    <w:name w:val="TOC Heading"/>
+    <w:basedOn w:val="Heading1"/>
+    <w:next w:val="Normal"/>
+    <w:uiPriority w:val="39"/>
+    <w:unhideWhenUsed/>
+    <w:qFormat/>
+    <w:rsid w:val="00E36F43"/>
+    <w:pPr>
+      <w:spacing w:before="240" w:after="0"/>
+      <w:outlineLvl w:val="9"/>
+    </w:pPr>
+    <w:rPr>
+      <w:kern w:val="0"/>
+      <w:sz w:val="32"/>
+      <w:szCs w:val="32"/>
+      <w:lang w:bidi="ar-SA"/>
+      <w14:ligatures w14:val="none"/>
+    </w:rPr>
+  </w:style>
+  <w:style w:type="paragraph" w:styleId="TOC1">
+    <w:name w:val="toc 1"/>
+    <w:basedOn w:val="Normal"/>
+    <w:next w:val="Normal"/>
+    <w:autoRedefine/>
+    <w:uiPriority w:val="39"/>
+    <w:unhideWhenUsed/>
+    <w:rsid w:val="00E36F43"/>
+    <w:pPr>
+      <w:spacing w:after="100"/>
+    </w:pPr>
+  </w:style>
+  <w:style w:type="paragraph" w:styleId="TOC2">
+    <w:name w:val="toc 2"/>
+    <w:basedOn w:val="Normal"/>
+    <w:next w:val="Normal"/>
+    <w:autoRedefine/>
+    <w:uiPriority w:val="39"/>
+    <w:unhideWhenUsed/>
+    <w:rsid w:val="00E36F43"/>
+    <w:pPr>
+      <w:spacing w:after="100"/>
+      <w:ind w:left="220"/>
+    </w:pPr>
+  </w:style>
+  <w:style w:type="paragraph" w:styleId="TOC3">
+    <w:name w:val="toc 3"/>
+    <w:basedOn w:val="Normal"/>
+    <w:next w:val="Normal"/>
+    <w:autoRedefine/>
+    <w:uiPriority w:val="39"/>
+    <w:unhideWhenUsed/>
+    <w:rsid w:val="00E36F43"/>
+    <w:pPr>
+      <w:spacing w:after="100"/>
+      <w:ind w:left="440"/>
+    </w:pPr>
+  </w:style>
+  <w:style w:type="character" w:styleId="Hyperlink">
+    <w:name w:val="Hyperlink"/>
+    <w:basedOn w:val="DefaultParagraphFont"/>
+    <w:uiPriority w:val="99"/>
+    <w:unhideWhenUsed/>
+    <w:rsid w:val="00E36F43"/>
+    <w:rPr>
+      <w:color w:val="467886" w:themeColor="hyperlink"/>
+      <w:u w:val="single"/>
+    </w:rPr>
+  </w:style>
 </w:styles>
 </file>
 
@@ -13799,4 +18364,16 @@
     </a:ext>
   </a:extLst>
 </a:theme>
+</file>
+
+<file path=customXml/item1.xml><?xml version="1.0" encoding="utf-8"?>
+<b:Sources xmlns:b="http://schemas.openxmlformats.org/officeDocument/2006/bibliography" xmlns="http://schemas.openxmlformats.org/officeDocument/2006/bibliography" SelectedStyle="\APASixthEditionOfficeOnline.xsl" StyleName="APA" Version="6"/>
+</file>
+
+<file path=customXml/itemProps1.xml><?xml version="1.0" encoding="utf-8"?>
+<ds:datastoreItem xmlns:ds="http://schemas.openxmlformats.org/officeDocument/2006/customXml" ds:itemID="{F1F4B0E9-1CF3-4EC9-B72F-9CA551270C30}">
+  <ds:schemaRefs>
+    <ds:schemaRef ds:uri="http://schemas.openxmlformats.org/officeDocument/2006/bibliography"/>
+  </ds:schemaRefs>
+</ds:datastoreItem>
 </file>